--- a/spa/docx/40.content.docx
+++ b/spa/docx/40.content.docx
@@ -214,7 +214,7 @@
         <w:rPr>
           <w:lang w:val="es_ES" w:bidi="es_ES"/>
         </w:rPr>
-        <w:t xml:space="preserve"> Estos son los antepasados de Jesucristo, descendiente de David, descendiente de Abraham:</w:t>
+        <w:t xml:space="preserve"> Esta es la lista de los antepasados de Jesucristo, descendiente de David y de Abraham.</w:t>
       </w:r>
     </w:p>
     <w:p>
@@ -403,7 +403,7 @@
         <w:rPr>
           <w:lang w:val="es_ES" w:bidi="es_ES"/>
         </w:rPr>
-        <w:t xml:space="preserve"> Ezequías fue el padre de Manasés, Manasés fue el padre de Amón y Amón fue el padre de Josías.</w:t>
+        <w:t xml:space="preserve"> Ezequías fue el padre de Manasés, Manasés fue el padre de Amón, y Amón fue el padre de Josías.</w:t>
       </w:r>
     </w:p>
     <w:p>
@@ -445,7 +445,7 @@
         <w:rPr>
           <w:lang w:val="es_ES" w:bidi="es_ES"/>
         </w:rPr>
-        <w:t xml:space="preserve"> Después de la deportación a Babilonia, Jeconías tuvo a Salatiel, y Salatiel tuvo a Zorobabel.</w:t>
+        <w:t xml:space="preserve"> Después de la deportación a Babilonia, Jeconías tuvo a Salatiel y Salatiel tuvo a Zorobabel.</w:t>
       </w:r>
     </w:p>
     <w:p>
@@ -466,7 +466,7 @@
         <w:rPr>
           <w:lang w:val="es_ES" w:bidi="es_ES"/>
         </w:rPr>
-        <w:t xml:space="preserve"> Zorobabel fue el padre de Abiud, Abiud fue el padre de Eliaquín, y Eliaquín fue el padre de Azor.</w:t>
+        <w:t xml:space="preserve"> Zorobabel fue el padre de Abiud, Abiud fue el padre de Eliaquín y Eliaquín fue el padre de Azor.</w:t>
       </w:r>
     </w:p>
     <w:p>
@@ -487,7 +487,7 @@
         <w:rPr>
           <w:lang w:val="es_ES" w:bidi="es_ES"/>
         </w:rPr>
-        <w:t xml:space="preserve"> Azor fue el padre de Sadoc, Sadoc fue el padre de Aquín, y Aquín fue el padre de Eliud.</w:t>
+        <w:t xml:space="preserve"> Azor fue el padre de Sadoc, Sadoc fue el padre de Aquín y Aquín fue el padre de Eliud.</w:t>
       </w:r>
     </w:p>
     <w:p>
@@ -508,7 +508,7 @@
         <w:rPr>
           <w:lang w:val="es_ES" w:bidi="es_ES"/>
         </w:rPr>
-        <w:t xml:space="preserve"> Eliud fue el padre de Eleazar, Eleazar fue el padre de Matán, y Matán fue el padre de Jacob.</w:t>
+        <w:t xml:space="preserve"> Eliud fue el padre de Eleazar, Eleazar fue el padre de Matán y Matán fue el padre de Jacob.</w:t>
       </w:r>
     </w:p>
     <w:p>
@@ -550,7 +550,7 @@
         <w:rPr>
           <w:lang w:val="es_ES" w:bidi="es_ES"/>
         </w:rPr>
-        <w:t xml:space="preserve"> Así que todas las generaciones desde Abraham hasta David fueron catorce; desde David hasta la deportación a Babilonia, catorce; y desde la deportación a Babilonia hasta el nacimiento del Cristo, catorce.</w:t>
+        <w:t xml:space="preserve"> Así que desde Abraham hasta David hubo 14 generaciones. Desde David hasta la deportación a Babilonia, hubo otras 14 generaciones. Y desde la deportación a Babilonia hasta Cristo, hubo 14 generaciones más.</w:t>
       </w:r>
     </w:p>
     <w:p>
@@ -571,7 +571,7 @@
         <w:rPr>
           <w:lang w:val="es_ES" w:bidi="es_ES"/>
         </w:rPr>
-        <w:t xml:space="preserve"> Así fue el nacimiento de Jesucristo. Su madre, María, estaba comprometida con José, pero antes de que se juntaran, se vio que había quedado embarazada del Espíritu Santo.</w:t>
+        <w:t xml:space="preserve"> Así fue el nacimiento de Jesucristo. Su madre, María, estaba comprometida con José. Antes de que se juntaran, se vio que había quedado embarazada del Espíritu Santo.</w:t>
       </w:r>
     </w:p>
     <w:p>
@@ -592,7 +592,7 @@
         <w:rPr>
           <w:lang w:val="es_ES" w:bidi="es_ES"/>
         </w:rPr>
-        <w:t xml:space="preserve"> José, su esposo, como era un hombre justo y no quería avergonzarla delante de todos, decidió romper el compromiso en secreto.</w:t>
+        <w:t xml:space="preserve"> José, su prometido, era un hombre justo y no quería exponerla a vergüenza pública. Así que decidió romper el compromiso en secreto.</w:t>
       </w:r>
     </w:p>
     <w:p>
@@ -613,7 +613,7 @@
         <w:rPr>
           <w:lang w:val="es_ES" w:bidi="es_ES"/>
         </w:rPr>
-        <w:t xml:space="preserve"> Mientras pensaba en esto, resulta que un ángel del Señor se le apareció en sueños y le dijo: «José, hijo de David, no temas recibir a María como esposa, porque lo que ha concebido es del Espíritu Santo.</w:t>
+        <w:t xml:space="preserve"> Mientras pensaba en esto, un ángel del Señor se le apareció en sueños y le dijo: —José, hijo de David, no tengas miedo de recibir a María como tu esposa. El hijo que espera fue concebido por el Espíritu Santo.</w:t>
       </w:r>
     </w:p>
     <w:p>
@@ -634,7 +634,7 @@
         <w:rPr>
           <w:lang w:val="es_ES" w:bidi="es_ES"/>
         </w:rPr>
-        <w:t xml:space="preserve"> María tendrá un hijo, y tú lo llamarás Jesús, porque él salvará a su pueblo de sus pecados».</w:t>
+        <w:t xml:space="preserve"> María tendrá un hijo, y tú lo llamarás Jesús, porque él salvará a su pueblo de sus pecados.</w:t>
       </w:r>
     </w:p>
     <w:p>
@@ -655,7 +655,7 @@
         <w:rPr>
           <w:lang w:val="es_ES" w:bidi="es_ES"/>
         </w:rPr>
-        <w:t xml:space="preserve"> Todo esto sucedió para que se cumpliera lo que el Señor había anunciado por medio del profeta, que dijo:</w:t>
+        <w:t xml:space="preserve"> Todo esto sucedió para que se cumpliera lo que el Señor había anunciado por medio del profeta. Había dicho:</w:t>
       </w:r>
     </w:p>
     <w:p>
@@ -676,7 +676,7 @@
         <w:rPr>
           <w:lang w:val="es_ES" w:bidi="es_ES"/>
         </w:rPr>
-        <w:t xml:space="preserve"> ¡Miren! La virgen estará embarazada y dará a luz un hijo, y lo llamarán Emanuel (que significa «Dios con nosotros»).</w:t>
+        <w:t xml:space="preserve"> «¡Una joven virgen quedará embarazada y dará a luz un hijo! Ella le pondrá por nombre Emanuel”. Emanuel quiere decir “Dios con nosotros”.</w:t>
       </w:r>
     </w:p>
     <w:p>
@@ -697,7 +697,7 @@
         <w:rPr>
           <w:lang w:val="es_ES" w:bidi="es_ES"/>
         </w:rPr>
-        <w:t xml:space="preserve"> Cuando José despertó del sueño, hizo lo que el ángel del Señor le había mandado y recibió a María como esposa.</w:t>
+        <w:t xml:space="preserve"> Cuando José despertó, hizo lo que el ángel del Señor le había ordenado. Recibió a María como esposa.</w:t>
       </w:r>
     </w:p>
     <w:p>
@@ -718,7 +718,7 @@
         <w:rPr>
           <w:lang w:val="es_ES" w:bidi="es_ES"/>
         </w:rPr>
-        <w:t xml:space="preserve"> No tuvo relaciones con ella hasta que dio a luz al niño, y lo llamó Jesús.</w:t>
+        <w:t xml:space="preserve"> Sin embargo, no tuvo relaciones sexuales con ella hasta que nació el niño. José le puso por nombre Jesús.</w:t>
       </w:r>
     </w:p>
     <w:p>
@@ -755,7 +755,7 @@
         <w:rPr>
           <w:lang w:val="es_ES" w:bidi="es_ES"/>
         </w:rPr>
-        <w:t xml:space="preserve"> Jesús nació en Belén, que era un pueblo de Judea, en tiempos del rey Herodes. Entonces vinieron desde Oriente a Jerusalén unos sabios,</w:t>
+        <w:t xml:space="preserve"> Jesús nació en un pueblo de Judea llamado Belén durante el reinado de Herodes. Por aquel tiempo, llegaron a Jerusalén unos sabios de Oriente.</w:t>
       </w:r>
     </w:p>
     <w:p>
@@ -776,7 +776,7 @@
         <w:rPr>
           <w:lang w:val="es_ES" w:bidi="es_ES"/>
         </w:rPr>
-        <w:t xml:space="preserve"> y preguntaron: ―¿Dónde está el rey de los judíos que ha nacido? Porque vimos su estrella en el oriente y hemos venido a adorarlo.</w:t>
+        <w:t xml:space="preserve"> Preguntaron: —¿Dónde está el niño que ha nacido para ser rey de los judíos? Vimos su estrella y hemos venido a adorarlo.</w:t>
       </w:r>
     </w:p>
     <w:p>
@@ -797,7 +797,7 @@
         <w:rPr>
           <w:lang w:val="es_ES" w:bidi="es_ES"/>
         </w:rPr>
-        <w:t xml:space="preserve"> Cuando el rey Herodes oyó esto, se alarmó, y también toda Jerusalén.</w:t>
+        <w:t xml:space="preserve"> Cuando el rey Herodes oyó esto, se alarmó. También se alarmaron todos en Jerusalén.</w:t>
       </w:r>
     </w:p>
     <w:p>
@@ -818,7 +818,7 @@
         <w:rPr>
           <w:lang w:val="es_ES" w:bidi="es_ES"/>
         </w:rPr>
-        <w:t xml:space="preserve"> Herodes reunió enseguida a todos los principales sacerdotes y escribas del pueblo y les preguntó dónde tenía que nacer el Mesías.</w:t>
+        <w:t xml:space="preserve"> Herodes convocó a todos los jefes de los sacerdotes y a los maestros de la ley. —¿Dónde nacerá el Mesías? —les preguntó.</w:t>
       </w:r>
     </w:p>
     <w:p>
@@ -839,7 +839,7 @@
         <w:rPr>
           <w:lang w:val="es_ES" w:bidi="es_ES"/>
         </w:rPr>
-        <w:t xml:space="preserve"> ―En Belén de Judea, porque así lo escribió el profeta:</w:t>
+        <w:t xml:space="preserve"> Ellos le respondieron: —En Belén de Judea. Así lo escribió el profeta:</w:t>
       </w:r>
     </w:p>
     <w:p>
@@ -860,7 +860,7 @@
         <w:rPr>
           <w:lang w:val="es_ES" w:bidi="es_ES"/>
         </w:rPr>
-        <w:t xml:space="preserve"> »“Y tú, Belén, de la tierra de Judá, no eres la más pequeña entre los príncipes de Judá, porque de ti saldrá un gobernante que pastoreará a mi pueblo Israel”.</w:t>
+        <w:t xml:space="preserve"> "Pero tú, Belén Efrata, aunque eres pequeña entre los clanes de Judá, de ti saldrá el que gobernará a Israel”.</w:t>
       </w:r>
     </w:p>
     <w:p>
@@ -902,7 +902,7 @@
         <w:rPr>
           <w:lang w:val="es_ES" w:bidi="es_ES"/>
         </w:rPr>
-        <w:t xml:space="preserve"> ―Vayan a Belén y averigüen acerca del niño —les dijo—; y cuando lo encuentren, comuníquenmelo, para que yo también vaya y lo adore.</w:t>
+        <w:t xml:space="preserve"> Después les dijo: —Vayan a Belén y averigüen todo sobre ese niño. Cuando lo encuentren, avísenme para que yo también vaya a adorarlo.</w:t>
       </w:r>
     </w:p>
     <w:p>
@@ -923,7 +923,7 @@
         <w:rPr>
           <w:lang w:val="es_ES" w:bidi="es_ES"/>
         </w:rPr>
-        <w:t xml:space="preserve"> Cuando acabaron de hablar con el rey, los sabios partieron; y la estrella que habían visto en el oriente iba delante de ellos, hasta que se detuvo sobre el lugar donde estaba el niño.</w:t>
+        <w:t xml:space="preserve"> Cuando acabaron de hablar con el rey, los sabios partieron. La estrella que habían visto en el oriente iba delante de ellos, hasta que se detuvo sobre el lugar donde estaba el niño.</w:t>
       </w:r>
     </w:p>
     <w:p>
@@ -944,7 +944,7 @@
         <w:rPr>
           <w:lang w:val="es_ES" w:bidi="es_ES"/>
         </w:rPr>
-        <w:t xml:space="preserve"> Y al ver la estrella, se regocijaron con gran alegría.</w:t>
+        <w:t xml:space="preserve"> Cuando vieron la estrella, se llenaron de alegría.</w:t>
       </w:r>
     </w:p>
     <w:p>
@@ -965,7 +965,7 @@
         <w:rPr>
           <w:lang w:val="es_ES" w:bidi="es_ES"/>
         </w:rPr>
-        <w:t xml:space="preserve"> Entraron en la casa y vieron al niño con María, su madre; se postraron y lo adoraron. Luego, abrieron sus tesoros y le ofrecieron presentes: oro, incienso y mirra.</w:t>
+        <w:t xml:space="preserve"> Entonces entraron en la casa y vieron al niño con María, su madre. Se postraron ante él y lo adoraron. Luego abrieron sus cofres. Le ofrecieron regalos de oro, incienso y mirra.</w:t>
       </w:r>
     </w:p>
     <w:p>
@@ -986,7 +986,7 @@
         <w:rPr>
           <w:lang w:val="es_ES" w:bidi="es_ES"/>
         </w:rPr>
-        <w:t xml:space="preserve"> Después, Dios les avisó en un sueño que no volvieran a donde estaba Herodes, así que regresaron a su tierra por otro camino.</w:t>
+        <w:t xml:space="preserve"> Después, Dios les avisó en un sueño que no volvieran a donde estaba Herodes. Así que regresaron a su tierra por otro camino.</w:t>
       </w:r>
     </w:p>
     <w:p>
@@ -1007,7 +1007,7 @@
         <w:rPr>
           <w:lang w:val="es_ES" w:bidi="es_ES"/>
         </w:rPr>
-        <w:t xml:space="preserve"> Después que se fueron, un ángel del Señor se le apareció a José en sueños y le dijo: «Levántate y huye a Egipto con el niño y su madre, y quédate allá hasta que yo te avise, porque el rey Herodes va a buscar al niño para matarlo».</w:t>
+        <w:t xml:space="preserve"> Cuando los sabios se fueron, un ángel del Señor se le apareció a José en un sueño. Le dijo: —Levántate. Toma al niño y a su madre, y huye a Egipto. Quédate allí hasta que yo te avise, porque Herodes va a buscar al niño para matarlo.</w:t>
       </w:r>
     </w:p>
     <w:p>
@@ -1028,7 +1028,7 @@
         <w:rPr>
           <w:lang w:val="es_ES" w:bidi="es_ES"/>
         </w:rPr>
-        <w:t xml:space="preserve"> Entonces se levantó, tomó al niño y a su madre de noche, y partió hacia Egipto.</w:t>
+        <w:t xml:space="preserve"> Entonces se levantó. Tomó al niño y a su madre de noche, y partió hacia Egipto.</w:t>
       </w:r>
     </w:p>
     <w:p>
@@ -1049,7 +1049,7 @@
         <w:rPr>
           <w:lang w:val="es_ES" w:bidi="es_ES"/>
         </w:rPr>
-        <w:t xml:space="preserve"> Y estuvo allí con el niño y su madre hasta la muerte de Herodes, para que se cumpliera lo que el Señor había dicho por medio del profeta: «De Egipto llamé a mi Hijo».</w:t>
+        <w:t xml:space="preserve"> Se quedó allí hasta la muerte de Herodes. Así se cumplió lo que el Señor había anunciado por medio del profeta: “De Egipto llamé a mi hijo”.</w:t>
       </w:r>
     </w:p>
     <w:p>
@@ -1070,7 +1070,7 @@
         <w:rPr>
           <w:lang w:val="es_ES" w:bidi="es_ES"/>
         </w:rPr>
-        <w:t xml:space="preserve"> Herodes, al darse cuenta de que los sabios lo habían engañado, se enfureció mucho y mandó matar a todos los niños varones de dos años o menos que vivieran en Belén y sus alrededores. Lo ordenó así tomando en cuenta el tiempo que los sabios le habían indicado.</w:t>
+        <w:t xml:space="preserve"> Herodes se dio cuenta de que los sabios lo habían engañado y se enfureció mucho. Mandó matar a todos los niños varones de 2 años o menos que vivieran en Belén y sus alrededores. Lo ordenó así tomando en cuenta el tiempo que los sabios le habían indicado.</w:t>
       </w:r>
     </w:p>
     <w:p>
@@ -1112,7 +1112,7 @@
         <w:rPr>
           <w:lang w:val="es_ES" w:bidi="es_ES"/>
         </w:rPr>
-        <w:t xml:space="preserve"> «Se oye una voz en Ramá, llanto y gran lamento; Raquel llora por sus hijos y no quiere ser consolada, pues ya no están».</w:t>
+        <w:t xml:space="preserve"> «Se oye una voz en Ramá, llanto y amargo lamento. Raquel llora por sus hijos y no quiere ser consolada, porque ya no están”.</w:t>
       </w:r>
     </w:p>
     <w:p>
@@ -1133,7 +1133,7 @@
         <w:rPr>
           <w:lang w:val="es_ES" w:bidi="es_ES"/>
         </w:rPr>
-        <w:t xml:space="preserve"> Cuando murió Herodes, un ángel del Señor se le apareció en sueños a José en Egipto,</w:t>
+        <w:t xml:space="preserve"> Cuando murió Herodes, un ángel del Señor se le apareció en sueños a José en Egipto.</w:t>
       </w:r>
     </w:p>
     <w:p>
@@ -1154,7 +1154,7 @@
         <w:rPr>
           <w:lang w:val="es_ES" w:bidi="es_ES"/>
         </w:rPr>
-        <w:t xml:space="preserve"> y le dijo: «Levántate, toma al niño y a su madre y vete a la tierra de Israel, porque ya han muerto los que querían matar al niño».</w:t>
+        <w:t xml:space="preserve"> Le dijo: —Levántate y toma al niño y a su madre. Regresa a la tierra de Israel, porque los que querían matar al niño ya murieron.</w:t>
       </w:r>
     </w:p>
     <w:p>
@@ -1175,7 +1175,7 @@
         <w:rPr>
           <w:lang w:val="es_ES" w:bidi="es_ES"/>
         </w:rPr>
-        <w:t xml:space="preserve"> Así que José se levantó, tomó al niño y a su madre, y regresó a la tierra de Israel. Pero cuando oyó que en lugar de Herodes reinaba su hijo Arquelao, tuvo miedo de ir allá.</w:t>
+        <w:t xml:space="preserve"> Así que José se levantó. Tomó al niño y a su madre, y regresó a la tierra de Israel.</w:t>
       </w:r>
     </w:p>
     <w:p>
@@ -1196,7 +1196,7 @@
         <w:rPr>
           <w:lang w:val="es_ES" w:bidi="es_ES"/>
         </w:rPr>
-        <w:t xml:space="preserve"> Entonces Dios le advirtió en sueños y José se retiró a la región de Galilea.</w:t>
+        <w:t xml:space="preserve"> Pero oyó que en lugar de Herodes reinaba su hijo Arquelao. Tuvo miedo de ir allá. Entonces Dios le advirtió en sueños y José se retiró a la región de Galilea.</w:t>
       </w:r>
     </w:p>
     <w:p>
@@ -1217,7 +1217,7 @@
         <w:rPr>
           <w:lang w:val="es_ES" w:bidi="es_ES"/>
         </w:rPr>
-        <w:t xml:space="preserve"> Se quedaron a vivir en un pueblo llamado Nazaret. Así se cumplió lo que dijeron los profetas: que Jesús sería llamado nazareno.</w:t>
+        <w:t xml:space="preserve"> Se quedaron a vivir en un pueblo llamado Nazaret. Así se cumplió lo que dijeron los profetas, que Jesús sería llamado nazareno.</w:t>
       </w:r>
     </w:p>
     <w:p>
@@ -1275,7 +1275,7 @@
         <w:rPr>
           <w:lang w:val="es_ES" w:bidi="es_ES"/>
         </w:rPr>
-        <w:t xml:space="preserve"> Su mensaje era: «Arrepiéntanse, porque el reino de los cielos se ha acercado».</w:t>
+        <w:t xml:space="preserve"> Su mensaje era: “Arrepiéntanse, porque el reino de los cielos se ha acercado”.</w:t>
       </w:r>
     </w:p>
     <w:p>
@@ -1296,7 +1296,7 @@
         <w:rPr>
           <w:lang w:val="es_ES" w:bidi="es_ES"/>
         </w:rPr>
-        <w:t xml:space="preserve"> El profeta Isaías había hablado de este Juan cuando dijo: «Voz del que clama en el desierto: “Preparen el camino del Señor; allanen sus sendas”».</w:t>
+        <w:t xml:space="preserve"> El profeta Isaías había hablado de este Juan cuando dijo: “Una voz grita: “Abran un camino para el Señor en el desierto. Tracen una calzada recta para nuestro Dios”».</w:t>
       </w:r>
     </w:p>
     <w:p>
@@ -1338,7 +1338,7 @@
         <w:rPr>
           <w:lang w:val="es_ES" w:bidi="es_ES"/>
         </w:rPr>
-        <w:t xml:space="preserve"> Iba a verlo gente de toda Jerusalén, toda Judea y toda la región del Jordán.</w:t>
+        <w:t xml:space="preserve"> Iban a él de Jerusalén, de toda Judea y de toda la región del río Jordán.</w:t>
       </w:r>
     </w:p>
     <w:p>
@@ -1359,7 +1359,7 @@
         <w:rPr>
           <w:lang w:val="es_ES" w:bidi="es_ES"/>
         </w:rPr>
-        <w:t xml:space="preserve"> Confesaban sus pecados y él los bautizaba en el Jordán.</w:t>
+        <w:t xml:space="preserve"> Confesaban sus pecados y Juan los bautizaba en el río Jordán.</w:t>
       </w:r>
     </w:p>
     <w:p>
@@ -1380,7 +1380,7 @@
         <w:rPr>
           <w:lang w:val="es_ES" w:bidi="es_ES"/>
         </w:rPr>
-        <w:t xml:space="preserve"> Cuando vio que entre los que iban a bautizarse había muchos fariseos y saduceos, les dijo: «¡Generación de víboras! ¿Quién les enseñó a huir de la ira que les espera?</w:t>
+        <w:t xml:space="preserve"> Vio que muchos fariseos y saduceos venían a que los bautizara. Les dijo: —¡Generación de víboras! ¿Quién les enseñó a huir de la ira que les espera?</w:t>
       </w:r>
     </w:p>
     <w:p>
@@ -1401,7 +1401,7 @@
         <w:rPr>
           <w:lang w:val="es_ES" w:bidi="es_ES"/>
         </w:rPr>
-        <w:t xml:space="preserve"> Den fruto digno de arrepentimiento.</w:t>
+        <w:t xml:space="preserve"> Demuestren con hechos que se han arrepentido.</w:t>
       </w:r>
     </w:p>
     <w:p>
@@ -1422,7 +1422,7 @@
         <w:rPr>
           <w:lang w:val="es_ES" w:bidi="es_ES"/>
         </w:rPr>
-        <w:t xml:space="preserve"> No piensen que pueden decirse: "Nuestro padre es Abraham", porque Dios puede sacar hijos de Abraham hasta de estas piedras.</w:t>
+        <w:t xml:space="preserve"> No piensen que pueden decirse: “Nuestro padre es Abraham”. Dios puede sacar hijos de Abraham hasta de estas piedras.</w:t>
       </w:r>
     </w:p>
     <w:p>
@@ -1443,7 +1443,7 @@
         <w:rPr>
           <w:lang w:val="es_ES" w:bidi="es_ES"/>
         </w:rPr>
-        <w:t xml:space="preserve"> El hacha ya está apuntando a la raíz de los árboles; por tanto, todo árbol que no da buen fruto se corta y se echa al fuego.</w:t>
+        <w:t xml:space="preserve"> El hacha ya está apuntando a la raíz de los árboles. Por tanto, todo árbol que no da buen fruto se corta y se echa al fuego.</w:t>
       </w:r>
     </w:p>
     <w:p>
@@ -1464,7 +1464,7 @@
         <w:rPr>
           <w:lang w:val="es_ES" w:bidi="es_ES"/>
         </w:rPr>
-        <w:t xml:space="preserve"> »Yo los bautizo con agua para que muestren su arrepentimiento, pero después de mí viene uno que es más importante que yo, y él los bautizará con el Espíritu Santo y fuego. ¡Yo ni siquiera soy digno de desatar sus zapatos!</w:t>
+        <w:t xml:space="preserve"> »Yo los bautizo con agua para que muestren su arrepentimiento. Después de mí viene uno que es más importante que yo. Él los bautizará con el Espíritu Santo y fuego. ¡Yo ni siquiera soy digno de desatar sus sandalias!</w:t>
       </w:r>
     </w:p>
     <w:p>
@@ -1485,7 +1485,7 @@
         <w:rPr>
           <w:lang w:val="es_ES" w:bidi="es_ES"/>
         </w:rPr>
-        <w:t xml:space="preserve"> Lleva lo necesario para separar la paja del trigo, y limpiará completamente el campo donde se trilla. Recogerá su trigo en el granero, pero quemará la paja en un fuego que nunca se apaga».</w:t>
+        <w:t xml:space="preserve"> Lleva lo necesario para separar la paja del trigo, y limpiará completamente el campo donde se trilla. Recogerá su trigo en el granero, pero quemará la paja en un fuego que nunca se apaga.</w:t>
       </w:r>
     </w:p>
     <w:p>
@@ -1506,7 +1506,7 @@
         <w:rPr>
           <w:lang w:val="es_ES" w:bidi="es_ES"/>
         </w:rPr>
-        <w:t xml:space="preserve"> Entonces Jesús vino desde Galilea al Jordán para que Juan lo bautizara.</w:t>
+        <w:t xml:space="preserve"> Un día, Jesús vino desde Galilea al río Jordán para que Juan lo bautizara.</w:t>
       </w:r>
     </w:p>
     <w:p>
@@ -1527,7 +1527,7 @@
         <w:rPr>
           <w:lang w:val="es_ES" w:bidi="es_ES"/>
         </w:rPr>
-        <w:t xml:space="preserve"> Pero Juan no quería y le decía: —Soy yo quien tiene que ser bautizado por ti, ¿y tú vienes a que yo te bautice?</w:t>
+        <w:t xml:space="preserve"> Pero Juan trataba de impedírselo: —Yo soy el que necesita ser bautizado por ti, ¿y tú vienes a mí?</w:t>
       </w:r>
     </w:p>
     <w:p>
@@ -1569,7 +1569,7 @@
         <w:rPr>
           <w:lang w:val="es_ES" w:bidi="es_ES"/>
         </w:rPr>
-        <w:t xml:space="preserve"> Justo después de ser bautizado, cuando Jesús salía del agua, los cielos se abrieron y vio al Espíritu de Dios que descendía sobre él con forma de paloma;</w:t>
+        <w:t xml:space="preserve"> Al salir Jesús del agua, los cielos se abrieron. El Espíritu de Dios descendió sobre él en forma de paloma.</w:t>
       </w:r>
     </w:p>
     <w:p>
@@ -1590,7 +1590,7 @@
         <w:rPr>
           <w:lang w:val="es_ES" w:bidi="es_ES"/>
         </w:rPr>
-        <w:t xml:space="preserve"> y una voz de los cielos dijo: «Este es mi Hijo amado, con él estoy muy contento».</w:t>
+        <w:t xml:space="preserve"> Entonces una voz del cielo dijo: —Este es mi Hijo amado. En él me he complacido.</w:t>
       </w:r>
     </w:p>
     <w:p>
@@ -1648,7 +1648,7 @@
         <w:rPr>
           <w:lang w:val="es_ES" w:bidi="es_ES"/>
         </w:rPr>
-        <w:t xml:space="preserve"> Después de haber ayunado cuarenta días y cuarenta noches, Jesús tuvo hambre.</w:t>
+        <w:t xml:space="preserve"> Después de ayunar durante 40 días y 40 noches, Jesús tuvo hambre.</w:t>
       </w:r>
     </w:p>
     <w:p>
@@ -1669,7 +1669,7 @@
         <w:rPr>
           <w:lang w:val="es_ES" w:bidi="es_ES"/>
         </w:rPr>
-        <w:t xml:space="preserve"> Se le acercó el tentador y le dijo: —Si eres Hijo de Dios, di que estas piedras se conviertan en pan.</w:t>
+        <w:t xml:space="preserve"> El tentador se acercó y le dijo: —Si eres el Hijo de Dios, ordena que estas piedras se conviertan en pan.</w:t>
       </w:r>
     </w:p>
     <w:p>
@@ -1690,7 +1690,7 @@
         <w:rPr>
           <w:lang w:val="es_ES" w:bidi="es_ES"/>
         </w:rPr>
-        <w:t xml:space="preserve"> —Escrito está: «El hombre no vivirá solo de pan, sino de toda palabra que sale de la boca de Dios» —Jesús le contestó.</w:t>
+        <w:t xml:space="preserve"> Jesús le respondió: —No. Escrito está: “Las personas no viven solo de pan, sino de todo lo que el Señor dice”.</w:t>
       </w:r>
     </w:p>
     <w:p>
@@ -1711,7 +1711,7 @@
         <w:rPr>
           <w:lang w:val="es_ES" w:bidi="es_ES"/>
         </w:rPr>
-        <w:t xml:space="preserve"> Entonces el diablo llevó a Jesús a la ciudad santa y lo puso en lo más alto del templo.</w:t>
+        <w:t xml:space="preserve"> Entonces el diablo lo llevó a Jerusalén y lo colocó en la parte más alta del templo.</w:t>
       </w:r>
     </w:p>
     <w:p>
@@ -1732,7 +1732,7 @@
         <w:rPr>
           <w:lang w:val="es_ES" w:bidi="es_ES"/>
         </w:rPr>
-        <w:t xml:space="preserve"> —Si eres Hijo de Dios —le dijo—, tírate desde aquí, porque escrito está: «A sus ángeles mandará por ti», y «En sus manos te sostendrán, para que no tropieces con piedra alguna».</w:t>
+        <w:t xml:space="preserve"> Le dijo: —Si eres el Hijo de Dios, tírate desde aquí. Pues escrito está: “Él ordenará a sus ángeles que te protejan dondequiera que vayas. Te sostendrán con sus manos para que no tropieces con ninguna piedra”.</w:t>
       </w:r>
     </w:p>
     <w:p>
@@ -1753,7 +1753,7 @@
         <w:rPr>
           <w:lang w:val="es_ES" w:bidi="es_ES"/>
         </w:rPr>
-        <w:t xml:space="preserve"> Pero Jesús le respondió: —También está escrito: "No pongas a prueba al Señor tu Dios".</w:t>
+        <w:t xml:space="preserve"> Pero Jesús le respondió: —También está escrito: “No provoques al Señor ni lo pongas a prueba”.</w:t>
       </w:r>
     </w:p>
     <w:p>
@@ -1816,7 +1816,7 @@
         <w:rPr>
           <w:lang w:val="es_ES" w:bidi="es_ES"/>
         </w:rPr>
-        <w:t xml:space="preserve"> —¡Vete, Satanás! —le respondió Jesús—, porque escrito está: "Al Señor tu Dios adorarás, y solo a él servirás".</w:t>
+        <w:t xml:space="preserve"> Jesús le respondió: —¡Vete, Satanás! Escrito está: “Adora al Señor tu Dios y sírvele solo a él”.</w:t>
       </w:r>
     </w:p>
     <w:p>
@@ -1858,7 +1858,7 @@
         <w:rPr>
           <w:lang w:val="es_ES" w:bidi="es_ES"/>
         </w:rPr>
-        <w:t xml:space="preserve"> Cuando Jesús oyó que Juan había sido encarcelado, se retiró a Galilea.</w:t>
+        <w:t xml:space="preserve"> Cuando Jesús se enteró de que habían encarcelado a Juan, regresó a Galilea.</w:t>
       </w:r>
     </w:p>
     <w:p>
@@ -1879,7 +1879,7 @@
         <w:rPr>
           <w:lang w:val="es_ES" w:bidi="es_ES"/>
         </w:rPr>
-        <w:t xml:space="preserve"> Luego se fue de Nazaret y estuvo viviendo en Capernaum, junto al mar, en la región de Zabulón y Neftalí,</w:t>
+        <w:t xml:space="preserve"> Dejó Nazaret y se fue a vivir a Capernaúm. Quedaba junto al lago, en la región de Zabulón y Neftalí.</w:t>
       </w:r>
     </w:p>
     <w:p>
@@ -1900,7 +1900,7 @@
         <w:rPr>
           <w:lang w:val="es_ES" w:bidi="es_ES"/>
         </w:rPr>
-        <w:t xml:space="preserve"> para que se cumpliera lo que dijo el profeta Isaías:</w:t>
+        <w:t xml:space="preserve"> Así se cumplió lo que dijo el profeta Isaías:</w:t>
       </w:r>
     </w:p>
     <w:p>
@@ -1921,7 +1921,7 @@
         <w:rPr>
           <w:lang w:val="es_ES" w:bidi="es_ES"/>
         </w:rPr>
-        <w:t xml:space="preserve"> «Tierra de Zabulón y de Neftalí, que están camino del mar, al otro lado del Jordán, Galilea de los gentiles:</w:t>
+        <w:t xml:space="preserve"> «Zabulón y Neftalí, Galilea y el otro lado del Jordán, donde está el camino del mar, se verán llenas de gloria.</w:t>
       </w:r>
     </w:p>
     <w:p>
@@ -1942,7 +1942,7 @@
         <w:rPr>
           <w:lang w:val="es_ES" w:bidi="es_ES"/>
         </w:rPr>
-        <w:t xml:space="preserve"> El pueblo que estaba en tinieblas vio una gran luz, y a los que habitaban en una región de sombra de muerte les amaneció la luz».</w:t>
+        <w:t xml:space="preserve"> El pueblo que caminaba en oscuridad verá una gran luz. Esta luz brillará para todos los que viven en la tierra de sombra de muerte”.</w:t>
       </w:r>
     </w:p>
     <w:p>
@@ -1963,7 +1963,7 @@
         <w:rPr>
           <w:lang w:val="es_ES" w:bidi="es_ES"/>
         </w:rPr>
-        <w:t xml:space="preserve"> Desde entonces Jesús comenzó a predicar: «Arrepiéntanse, porque el reino de los cielos se ha acercado».</w:t>
+        <w:t xml:space="preserve"> Desde entonces, Jesús comenzó a predicar. Decía: —Arrepiéntanse, porque el reino de los cielos se ha acercado.</w:t>
       </w:r>
     </w:p>
     <w:p>
@@ -1984,7 +1984,7 @@
         <w:rPr>
           <w:lang w:val="es_ES" w:bidi="es_ES"/>
         </w:rPr>
-        <w:t xml:space="preserve"> Mientras Jesús caminaba junto al lago de Galilea, vio a dos hermanos: a Simón, llamado Pedro, y a Andrés, su hermano, que echaban la red al mar, porque eran pescadores.</w:t>
+        <w:t xml:space="preserve"> Un día, Jesús caminaba junto a la orilla del lago de Galilea. Vio a 2 hermanos. Eran Simón, llamado Pedro, y su hermano Andrés. Estaban echando la red al lago, porque eran pescadores.</w:t>
       </w:r>
     </w:p>
     <w:p>
@@ -2005,7 +2005,7 @@
         <w:rPr>
           <w:lang w:val="es_ES" w:bidi="es_ES"/>
         </w:rPr>
-        <w:t xml:space="preserve"> «Síganme y los haré pescadores de hombres», les dijo Jesús.</w:t>
+        <w:t xml:space="preserve"> Jesús les dijo: —Síganme, y los haré pescadores de personas.</w:t>
       </w:r>
     </w:p>
     <w:p>
@@ -2026,7 +2026,7 @@
         <w:rPr>
           <w:lang w:val="es_ES" w:bidi="es_ES"/>
         </w:rPr>
-        <w:t xml:space="preserve"> Ellos dejaron al instante las redes y le siguieron.</w:t>
+        <w:t xml:space="preserve"> Ellos dejaron las redes de inmediato y lo siguieron.</w:t>
       </w:r>
     </w:p>
     <w:p>
@@ -2047,7 +2047,7 @@
         <w:rPr>
           <w:lang w:val="es_ES" w:bidi="es_ES"/>
         </w:rPr>
-        <w:t xml:space="preserve"> Mas allá en la orilla, vio a otros dos hermanos, Jacobo y Juan, hijos de Zebedeo, que estaban en la barca con su padre Zebedeo, preparando sus redes. Jesús les dijo que le siguieran.</w:t>
+        <w:t xml:space="preserve"> Un poco más adelante, vio a otros 2 hermanos. Eran Jacobo y Juan, hijos de Zebedeo. Estaban en una barca con su padre, remendando las redes. Jesús los llamó.</w:t>
       </w:r>
     </w:p>
     <w:p>
@@ -2068,7 +2068,7 @@
         <w:rPr>
           <w:lang w:val="es_ES" w:bidi="es_ES"/>
         </w:rPr>
-        <w:t xml:space="preserve"> Ellos dejaron a su padre en la barca y le siguieron.</w:t>
+        <w:t xml:space="preserve"> Ellos dejaron la barca y a su padre, y lo siguieron.</w:t>
       </w:r>
     </w:p>
     <w:p>
@@ -2089,7 +2089,7 @@
         <w:rPr>
           <w:lang w:val="es_ES" w:bidi="es_ES"/>
         </w:rPr>
-        <w:t xml:space="preserve"> Jesús iba por toda Galilea, enseñando en las sinagogas de ellos, predicando el evangelio del reino y sanando las enfermedades y dolencias de la gente.</w:t>
+        <w:t xml:space="preserve"> Jesús recorrió toda Galilea. Enseñaba en las sinagogas y proclamaba las buenas noticias del reino. Sanaba a la gente de todas sus enfermedades y dolencias.</w:t>
       </w:r>
     </w:p>
     <w:p>
@@ -2110,7 +2110,7 @@
         <w:rPr>
           <w:lang w:val="es_ES" w:bidi="es_ES"/>
         </w:rPr>
-        <w:t xml:space="preserve"> Su fama se extendió por toda Siria. Le llevaban todos los que estaban enfermos, los afectados por diversas enfermedades y dolencias, los endemoniados, los que sufrían convulsiones y los paralíticos. Jesús los sanaba.</w:t>
+        <w:t xml:space="preserve"> Su fama se extendió por toda Siria. Le traían a todos los que sufrían de diversas enfermedades y dolores. Le traían a los atormentados por demonios, los que sufrían convulsiones y los paralíticos. Él los sanaba.</w:t>
       </w:r>
     </w:p>
     <w:p>
@@ -2131,7 +2131,7 @@
         <w:rPr>
           <w:lang w:val="es_ES" w:bidi="es_ES"/>
         </w:rPr>
-        <w:t xml:space="preserve"> Y lo seguían grandes multitudes de Galilea, Decápolis, Jerusalén y otras partes de Judea, y de los territorios al este del río Jordán.</w:t>
+        <w:t xml:space="preserve"> Grandes multitudes lo seguían desde Galilea, Decápolis, Jerusalén, Judea y el otro lado del río Jordán.</w:t>
       </w:r>
     </w:p>
     <w:p>
@@ -2168,7 +2168,7 @@
         <w:rPr>
           <w:lang w:val="es_ES" w:bidi="es_ES"/>
         </w:rPr>
-        <w:t xml:space="preserve"> Cuando Jesús vio a la multitud que se le acercaba, subió al monte.</w:t>
+        <w:t xml:space="preserve"> Jesús vio que se acercaba mucha gente, así que subió a un monte.</w:t>
       </w:r>
     </w:p>
     <w:p>
@@ -2189,7 +2189,7 @@
         <w:rPr>
           <w:lang w:val="es_ES" w:bidi="es_ES"/>
         </w:rPr>
-        <w:t xml:space="preserve"> Allí se sentó, y cuando sus discípulos se le acercaron, comenzó a enseñarles, diciendo:</w:t>
+        <w:t xml:space="preserve"> Se sentó allí. Sus discípulos se acercaron a él, y él comenzó a enseñarles. Dijo:</w:t>
       </w:r>
     </w:p>
     <w:p>
@@ -2210,7 +2210,7 @@
         <w:rPr>
           <w:lang w:val="es_ES" w:bidi="es_ES"/>
         </w:rPr>
-        <w:t xml:space="preserve"> «¡Qué felices son los pobres en espíritu, porque de ellos es el reino de los cielos!</w:t>
+        <w:t xml:space="preserve"> —¡Qué felices son los pobres en espíritu, porque de ellos es el reino de los cielos!</w:t>
       </w:r>
     </w:p>
     <w:p>
@@ -2273,7 +2273,7 @@
         <w:rPr>
           <w:lang w:val="es_ES" w:bidi="es_ES"/>
         </w:rPr>
-        <w:t xml:space="preserve"> ¡Qué felices son los que tienen hambre y sed de justicia, porque quedarán satisfechos!</w:t>
+        <w:t xml:space="preserve"> ¡Qué felices son los que tienen hambre y sed de justicia, porque ellos serán saciados!</w:t>
       </w:r>
     </w:p>
     <w:p>
@@ -2315,7 +2315,7 @@
         <w:rPr>
           <w:lang w:val="es_ES" w:bidi="es_ES"/>
         </w:rPr>
-        <w:t xml:space="preserve"> ¡Qué felices son los que son puros de corazón, porque ellos verán a Dios!</w:t>
+        <w:t xml:space="preserve"> ¡Qué felices son los de corazón puro, porque ellos verán a Dios!</w:t>
       </w:r>
     </w:p>
     <w:p>
@@ -2336,7 +2336,7 @@
         <w:rPr>
           <w:lang w:val="es_ES" w:bidi="es_ES"/>
         </w:rPr>
-        <w:t xml:space="preserve"> ¡Qué felices son los que hacen la paz, porque serán llamados hijos de Dios!</w:t>
+        <w:t xml:space="preserve"> ¡Qué felices son los que hacen la paz, porque ellos serán llamados hijos de Dios!</w:t>
       </w:r>
     </w:p>
     <w:p>
@@ -2357,7 +2357,7 @@
         <w:rPr>
           <w:lang w:val="es_ES" w:bidi="es_ES"/>
         </w:rPr>
-        <w:t xml:space="preserve"> ¡Qué felices son los que son perseguidos por causa de la justicia, porque el reino de los cielos es de ellos!</w:t>
+        <w:t xml:space="preserve"> ¡Qué felices son los que son perseguidos por causa de la justicia, porque de ellos es el reino de los cielos!</w:t>
       </w:r>
     </w:p>
     <w:p>
@@ -2378,7 +2378,7 @@
         <w:rPr>
           <w:lang w:val="es_ES" w:bidi="es_ES"/>
         </w:rPr>
-        <w:t xml:space="preserve"> »Qué felices serán ustedes cuando otros los insulten o persigan, y cuando mientan diciendo cosas malas contra ustedes por causa de mí.</w:t>
+        <w:t xml:space="preserve"> ¡Qué felices son ustedes cuando los insulten, los persigan y digan toda clase de mentiras contra ustedes por mi causa!</w:t>
       </w:r>
     </w:p>
     <w:p>
@@ -2399,7 +2399,7 @@
         <w:rPr>
           <w:lang w:val="es_ES" w:bidi="es_ES"/>
         </w:rPr>
-        <w:t xml:space="preserve"> ¡Alégrense mucho, porque su recompensa en los cielos es grande! Porque así persiguieron también a los profetas que vivieron antes de ustedes.</w:t>
+        <w:t xml:space="preserve"> ¡Alégrense y salten de alegría, porque su recompensa es grande en el cielo! Así persiguieron a los profetas que vinieron antes que ustedes.</w:t>
       </w:r>
     </w:p>
     <w:p>
@@ -2441,7 +2441,7 @@
         <w:rPr>
           <w:lang w:val="es_ES" w:bidi="es_ES"/>
         </w:rPr>
-        <w:t xml:space="preserve"> »Ustedes son la luz del mundo. Una ciudad situada en una colina no puede ocultarse.</w:t>
+        <w:t xml:space="preserve"> Ustedes son la luz del mundo. Una ciudad situada en lo alto de un monte no puede ocultarse.</w:t>
       </w:r>
     </w:p>
     <w:p>
@@ -2462,7 +2462,7 @@
         <w:rPr>
           <w:lang w:val="es_ES" w:bidi="es_ES"/>
         </w:rPr>
-        <w:t xml:space="preserve"> Y nadie enciende una lámpara para taparla con un cesto, sino que la pone en un lugar alto para que alumbre a todos los que están en la casa.</w:t>
+        <w:t xml:space="preserve"> Nadie enciende una lámpara para ponerla debajo de una cesta. En cambio, la pone en un lugar alto para que alumbre a todos los que están en la casa.</w:t>
       </w:r>
     </w:p>
     <w:p>
@@ -2483,7 +2483,7 @@
         <w:rPr>
           <w:lang w:val="es_ES" w:bidi="es_ES"/>
         </w:rPr>
-        <w:t xml:space="preserve"> Igualmente, que la luz de ustedes brille delante de las personas, para que vean sus buenas obras y glorifiquen a su Padre que está en los cielos.</w:t>
+        <w:t xml:space="preserve"> ¡Así debe brillar la luz de ustedes delante de todos! Que vean sus buenas obras y glorifiquen a su Padre que está en el cielo.</w:t>
       </w:r>
     </w:p>
     <w:p>
@@ -2504,7 +2504,7 @@
         <w:rPr>
           <w:lang w:val="es_ES" w:bidi="es_ES"/>
         </w:rPr>
-        <w:t xml:space="preserve"> »No piensen que he venido a anular la ley o los profetas; no he venido a anularlos, sino a cumplir lo que dicen.</w:t>
+        <w:t xml:space="preserve"> »No piensen que he venido a anular la ley o los profetas. No he venido a anularlos, sino a cumplir lo que dicen.</w:t>
       </w:r>
     </w:p>
     <w:p>
@@ -2525,7 +2525,7 @@
         <w:rPr>
           <w:lang w:val="es_ES" w:bidi="es_ES"/>
         </w:rPr>
-        <w:t xml:space="preserve"> Les aseguro que mientras existan el cielo y la tierra, ni la letra más pequeña ni una tilde de la ley pasarán, hasta que todo se haya cumplido.</w:t>
+        <w:t xml:space="preserve"> Les aseguro de esto. Mientras existan el cielo y la tierra, ni la letra más pequeña ni una tilde de la ley pasarán, hasta que todo se haya cumplido.</w:t>
       </w:r>
     </w:p>
     <w:p>
@@ -2546,7 +2546,7 @@
         <w:rPr>
           <w:lang w:val="es_ES" w:bidi="es_ES"/>
         </w:rPr>
-        <w:t xml:space="preserve"> Por eso, cualquiera que desobedeza y enseñe a desobedecer uno de los mandamientos más pequeños será considerado el más pequeño en el reino de los cielos; pero cualquiera que los obedezca y los enseñe será considerado grande en el reino de los cielos.</w:t>
+        <w:t xml:space="preserve"> Por eso, cualquiera que desobedezca uno de los mandamientos más pequeños y enseñe a otros a hacer lo mismo será considerado el más pequeño en el reino de los cielos. Pero cualquiera que los obedezca y los enseñe será considerado grande en el reino de los cielos.</w:t>
       </w:r>
     </w:p>
     <w:p>
@@ -2588,7 +2588,7 @@
         <w:rPr>
           <w:lang w:val="es_ES" w:bidi="es_ES"/>
         </w:rPr>
-        <w:t xml:space="preserve"> »Han oído que se dijo a los antiguos: "No matarás", y cualquiera que mate será culpable.</w:t>
+        <w:t xml:space="preserve"> »Han oído que se dijo a los antiguos: “No matarás”, y cualquiera que mate será culpable.</w:t>
       </w:r>
     </w:p>
     <w:p>
@@ -2609,7 +2609,7 @@
         <w:rPr>
           <w:lang w:val="es_ES" w:bidi="es_ES"/>
         </w:rPr>
-        <w:t xml:space="preserve"> Pero yo les digo que cualquiera que se enoje con su hermano será igualmente culpable; y cualquiera que diga "idiota" a su hermano será culpable ante el concilio; y cualquiera que le diga "necio" será tan culpable que merecerá el infierno.</w:t>
+        <w:t xml:space="preserve"> Pero yo les digo algo más. Cualquiera que se enoje con su hermano será igualmente culpable. Cualquiera que diga “idiota” a su hermano será culpable ante el consejo supremo. Cualquiera que le diga “necio” será tan culpable que merecerá el infierno.</w:t>
       </w:r>
     </w:p>
     <w:p>
@@ -2630,7 +2630,7 @@
         <w:rPr>
           <w:lang w:val="es_ES" w:bidi="es_ES"/>
         </w:rPr>
-        <w:t xml:space="preserve"> Si traes tu ofrenda al altar y allí recuerdas que tu hermano tiene algo contra ti,</w:t>
+        <w:t xml:space="preserve"> »Si traes tu ofrenda al altar y allí recuerdas que tu hermano tiene algo contra ti,</w:t>
       </w:r>
     </w:p>
     <w:p>
@@ -2651,7 +2651,7 @@
         <w:rPr>
           <w:lang w:val="es_ES" w:bidi="es_ES"/>
         </w:rPr>
-        <w:t xml:space="preserve"> deja tu ofrenda allí delante del altar y ve primero a hacer las paces con tu hermano; luego vuelve y presenta tu ofrenda.</w:t>
+        <w:t xml:space="preserve"> deja tu ofrenda allí delante del altar. Ve primero a hacer las paces con tu hermano. Luego vuelve y presenta tu ofrenda.</w:t>
       </w:r>
     </w:p>
     <w:p>
@@ -2672,7 +2672,7 @@
         <w:rPr>
           <w:lang w:val="es_ES" w:bidi="es_ES"/>
         </w:rPr>
-        <w:t xml:space="preserve"> Llega a un acuerdo con tu adversario cuanto antes, mientras vas de camino con él, no sea que te entregue al juez, y el juez al oficial, y te echen en la cárcel.</w:t>
+        <w:t xml:space="preserve"> Arregla rápido el asunto con tu adversario mientras vas de camino con él. Si no, puede que te entregue al juez, y el juez te entregue al guardia. Puede que te metan en la cárcel.</w:t>
       </w:r>
     </w:p>
     <w:p>
@@ -2693,7 +2693,7 @@
         <w:rPr>
           <w:lang w:val="es_ES" w:bidi="es_ES"/>
         </w:rPr>
-        <w:t xml:space="preserve"> Te aseguro que no saldrás de allí hasta que hayas pagado el último centavo.</w:t>
+        <w:t xml:space="preserve"> Te aseguro que no saldrás de allí a menos que pagues hasta la última moneda.</w:t>
       </w:r>
     </w:p>
     <w:p>
@@ -2714,7 +2714,7 @@
         <w:rPr>
           <w:lang w:val="es_ES" w:bidi="es_ES"/>
         </w:rPr>
-        <w:t xml:space="preserve"> »Ustedes han oído que se dijo: "No cometerás adulterio".</w:t>
+        <w:t xml:space="preserve"> »Ustedes han oído que se dijo: “No cometerás adulterio”.</w:t>
       </w:r>
     </w:p>
     <w:p>
@@ -2735,7 +2735,7 @@
         <w:rPr>
           <w:lang w:val="es_ES" w:bidi="es_ES"/>
         </w:rPr>
-        <w:t xml:space="preserve"> Pero yo les digo que todo aquel que mira a una mujer para codiciarla ya cometió adulterio con ella en su corazón.</w:t>
+        <w:t xml:space="preserve"> Pero yo les digo algo más. Cualquiera que mira a una mujer y la codicia ya ha cometido adulterio con ella en su corazón.</w:t>
       </w:r>
     </w:p>
     <w:p>
@@ -2756,7 +2756,7 @@
         <w:rPr>
           <w:lang w:val="es_ES" w:bidi="es_ES"/>
         </w:rPr>
-        <w:t xml:space="preserve"> Así que, si tu ojo derecho te hace pecar, sácatelo y échalo lejos; porque más te vale perder una parte del cuerpo, y no que todo tu cuerpo sea arrojado al infierno.</w:t>
+        <w:t xml:space="preserve"> Así que, si tu ojo derecho te hace pecar, sácatelo y échalo lejos. Más te vale perder una parte del cuerpo, y no que todo tu cuerpo sea arrojado al infierno.</w:t>
       </w:r>
     </w:p>
     <w:p>
@@ -2777,7 +2777,7 @@
         <w:rPr>
           <w:lang w:val="es_ES" w:bidi="es_ES"/>
         </w:rPr>
-        <w:t xml:space="preserve"> Y si tu mano derecha te hace pecar, córtatela y échala lejos; porque más te vale perder una parte del cuerpo, y no que todo tu cuerpo sea arrojado al infierno.</w:t>
+        <w:t xml:space="preserve"> Y si tu mano derecha te hace pecar, córtatela y échala lejos. Más te vale perder una parte del cuerpo, y no que todo tu cuerpo sea arrojado al infierno.</w:t>
       </w:r>
     </w:p>
     <w:p>
@@ -2798,7 +2798,7 @@
         <w:rPr>
           <w:lang w:val="es_ES" w:bidi="es_ES"/>
         </w:rPr>
-        <w:t xml:space="preserve"> »También se dijo: "Cualquiera que quiera dejar a su esposa, que le dé una carta de divorcio".</w:t>
+        <w:t xml:space="preserve"> »También se dijo: “El que quiera dejar a su esposa debe darle un certificado de divorcio”.</w:t>
       </w:r>
     </w:p>
     <w:p>
@@ -2819,7 +2819,7 @@
         <w:rPr>
           <w:lang w:val="es_ES" w:bidi="es_ES"/>
         </w:rPr>
-        <w:t xml:space="preserve"> Pero yo les digo que cualquiera que deja a su esposa, si no es por inmoralidad sexual, hace que ella cometa adulterio, y el que se case con la mujer divorciada también comete adulterio.</w:t>
+        <w:t xml:space="preserve"> Pero yo les digo algo más. Cualquiera que deje a su esposa, a menos que sea por infidelidad, la expone a cometer adulterio. El que se casa con la divorciada comete adulterio.</w:t>
       </w:r>
     </w:p>
     <w:p>
@@ -2840,7 +2840,7 @@
         <w:rPr>
           <w:lang w:val="es_ES" w:bidi="es_ES"/>
         </w:rPr>
-        <w:t xml:space="preserve"> »También han oído este antiguo mandamiento: “No faltes a tu juramento, sino que cumple tus juramentos al Señor”.</w:t>
+        <w:t xml:space="preserve"> »Ustedes también saben que se dijo a los antiguos: “No jures en falso, sino cumple lo que le prometes al Señor”.</w:t>
       </w:r>
     </w:p>
     <w:p>
@@ -2861,7 +2861,7 @@
         <w:rPr>
           <w:lang w:val="es_ES" w:bidi="es_ES"/>
         </w:rPr>
-        <w:t xml:space="preserve"> Pero yo les digo: no juren en ningún caso; ni por el cielo, porque es el trono de Dios;</w:t>
+        <w:t xml:space="preserve"> Pero yo les digo algo más. No juren de ninguna manera. No juren por el cielo, porque es el trono de Dios.</w:t>
       </w:r>
     </w:p>
     <w:p>
@@ -2882,7 +2882,7 @@
         <w:rPr>
           <w:lang w:val="es_ES" w:bidi="es_ES"/>
         </w:rPr>
-        <w:t xml:space="preserve"> ni por la tierra, porque es donde él apoya sus pies; ni por Jerusalén, porque es la ciudad del gran Rey.</w:t>
+        <w:t xml:space="preserve"> Ni juren por la tierra, porque es donde él apoya sus pies. Ni juren por Jerusalén, porque es la ciudad del gran Rey.</w:t>
       </w:r>
     </w:p>
     <w:p>
@@ -2903,7 +2903,7 @@
         <w:rPr>
           <w:lang w:val="es_ES" w:bidi="es_ES"/>
         </w:rPr>
-        <w:t xml:space="preserve"> Tampoco juren por su propia cabeza, porque no pueden vovler blanco o negro ni un solo cabello.</w:t>
+        <w:t xml:space="preserve"> Ni siquiera juren por su propia cabeza. No pueden hacer que ni un solo cabello se vuelva blanco o negro.</w:t>
       </w:r>
     </w:p>
     <w:p>
@@ -2924,7 +2924,7 @@
         <w:rPr>
           <w:lang w:val="es_ES" w:bidi="es_ES"/>
         </w:rPr>
-        <w:t xml:space="preserve"> Que su “sí” sea “sí” y su “no” sea “no”; y cualquier cosa que agreguen a esto viene del maligno.</w:t>
+        <w:t xml:space="preserve"> Que su “sí” sea “sí”, y su “no” sea “no”. Cualquier cosa que agreguen a esto viene del maligno.</w:t>
       </w:r>
     </w:p>
     <w:p>
@@ -2945,7 +2945,7 @@
         <w:rPr>
           <w:lang w:val="es_ES" w:bidi="es_ES"/>
         </w:rPr>
-        <w:t xml:space="preserve"> »Han oído que se dijo: “Ojo por ojo y diente por diente”.</w:t>
+        <w:t xml:space="preserve"> »Ustedes han oído que se dijo: “Ojo por ojo y diente por diente”.</w:t>
       </w:r>
     </w:p>
     <w:p>
@@ -2966,7 +2966,7 @@
         <w:rPr>
           <w:lang w:val="es_ES" w:bidi="es_ES"/>
         </w:rPr>
-        <w:t xml:space="preserve"> Pero yo les digo: no resistan al que les hace mal; si alguien les da una bofetada en la mejilla derecha, pongan la otra mejilla.</w:t>
+        <w:t xml:space="preserve"> Pero yo les digo algo más. No resistan al que les hace mal. Si alguien les da una bofetada en la mejilla derecha, ofrezcan también la otra.</w:t>
       </w:r>
     </w:p>
     <w:p>
@@ -3008,7 +3008,7 @@
         <w:rPr>
           <w:lang w:val="es_ES" w:bidi="es_ES"/>
         </w:rPr>
-        <w:t xml:space="preserve"> Si alguien los obliga a llevar una carga un kilómetro, llévenla dos kilómetros.</w:t>
+        <w:t xml:space="preserve"> Si alguien los obliga a llevar una carga un kilómetro, llévenla 2 kilómetros.</w:t>
       </w:r>
     </w:p>
     <w:p>
@@ -3029,7 +3029,7 @@
         <w:rPr>
           <w:lang w:val="es_ES" w:bidi="es_ES"/>
         </w:rPr>
-        <w:t xml:space="preserve"> Denle al que les pida, y no le den la espalda al que quiera pedirles prestado.</w:t>
+        <w:t xml:space="preserve"> Den al que les pida, y no rechacen al que quiera pedirles prestado.</w:t>
       </w:r>
     </w:p>
     <w:p>
@@ -3050,7 +3050,7 @@
         <w:rPr>
           <w:lang w:val="es_ES" w:bidi="es_ES"/>
         </w:rPr>
-        <w:t xml:space="preserve"> »Han oído que se dijo: “Ama a tu prójimo y odia a tu enemigo”.</w:t>
+        <w:t xml:space="preserve"> »Ustedes han oído que se dijo: “Ama a tu prójimo y odia a tu enemigo”.</w:t>
       </w:r>
     </w:p>
     <w:p>
@@ -3071,7 +3071,7 @@
         <w:rPr>
           <w:lang w:val="es_ES" w:bidi="es_ES"/>
         </w:rPr>
-        <w:t xml:space="preserve"> Pero yo les digo: ¡amen a sus enemigos y oren por quienes los persiguen!</w:t>
+        <w:t xml:space="preserve"> Pero yo les digo algo más. Amen a sus enemigos y oren por quienes los persiguen.</w:t>
       </w:r>
     </w:p>
     <w:p>
@@ -3092,7 +3092,7 @@
         <w:rPr>
           <w:lang w:val="es_ES" w:bidi="es_ES"/>
         </w:rPr>
-        <w:t xml:space="preserve"> Así serán hijos de su Padre que está en los cielos, porque él hace salir su sol sobre malos y buenos, y da lluvia sobre justos e injustos.</w:t>
+        <w:t xml:space="preserve"> Así serán hijos de su Padre que está en el cielo. Él hace que el sol salga sobre malos y buenos, y envía lluvia sobre justos e injustos.</w:t>
       </w:r>
     </w:p>
     <w:p>
@@ -3113,7 +3113,7 @@
         <w:rPr>
           <w:lang w:val="es_ES" w:bidi="es_ES"/>
         </w:rPr>
-        <w:t xml:space="preserve"> Si ustedes aman a los que los aman, ¿qué recompensa tienen? ¿No hacen lo mismo también los traidores recaudadores de impuestos?</w:t>
+        <w:t xml:space="preserve"> Si solo aman a quienes los aman, ¿qué recompensa tienen? ¿Acaso no hacen lo mismo también los recaudadores de impuestos?</w:t>
       </w:r>
     </w:p>
     <w:p>
@@ -3134,7 +3134,7 @@
         <w:rPr>
           <w:lang w:val="es_ES" w:bidi="es_ES"/>
         </w:rPr>
-        <w:t xml:space="preserve"> Y si saludan únicamente a sus hermanos, ¿qué hacen de más? ¿No hacen lo mismo también los paganos?</w:t>
+        <w:t xml:space="preserve"> Y si solo saludan a sus hermanos, ¿qué hacen de más? ¿Acaso no hacen lo mismo también los que no creen en Dios?</w:t>
       </w:r>
     </w:p>
     <w:p>
@@ -3155,7 +3155,7 @@
         <w:rPr>
           <w:lang w:val="es_ES" w:bidi="es_ES"/>
         </w:rPr>
-        <w:t xml:space="preserve"> Por tanto, sean perfectos como su Padre que está en los cielos es perfecto.</w:t>
+        <w:t xml:space="preserve"> Por lo tanto, sean perfectos, así como su Padre que está en el cielo es perfecto.</w:t>
       </w:r>
     </w:p>
     <w:p>
@@ -3192,7 +3192,7 @@
         <w:rPr>
           <w:lang w:val="es_ES" w:bidi="es_ES"/>
         </w:rPr>
-        <w:t xml:space="preserve"> »Guárdense de hacer sus buenas obras delante de la gente para que los vean hacerlas; si no, no tendrán recompensa de su Padre que está en los cielos.</w:t>
+        <w:t xml:space="preserve"> »Cuídense de no hacer sus buenas obras delante de la gente para que los vean. Si lo hacen, no tendrán recompensa de su Padre que está en el cielo.</w:t>
       </w:r>
     </w:p>
     <w:p>
@@ -3213,7 +3213,7 @@
         <w:rPr>
           <w:lang w:val="es_ES" w:bidi="es_ES"/>
         </w:rPr>
-        <w:t xml:space="preserve"> Cuando des limosna, no lo anuncies con trompeta, como hacen los hipócritas en las sinagogas y en las calles, para que la gente los alabe. Les aseguro que ellos tienen esa recompensa, solo esa.</w:t>
+        <w:t xml:space="preserve"> Por lo tanto, cuando des a los necesitados, no lo anuncies con trompeta. Esto lo hacen los hipócritas en las sinagogas y en las calles para recibir la admiración de la gente. Les aseguro que ellos tienen esa recompensa, y solo esa.</w:t>
       </w:r>
     </w:p>
     <w:p>
@@ -3234,7 +3234,7 @@
         <w:rPr>
           <w:lang w:val="es_ES" w:bidi="es_ES"/>
         </w:rPr>
-        <w:t xml:space="preserve"> Pero cuando tú des limosna, que tu mano izquierda no sepa lo que hace tu derecha,</w:t>
+        <w:t xml:space="preserve"> Pero tú, cuando des limosna, que tu mano izquierda no sepa lo que hace tu derecha.</w:t>
       </w:r>
     </w:p>
     <w:p>
@@ -3255,7 +3255,7 @@
         <w:rPr>
           <w:lang w:val="es_ES" w:bidi="es_ES"/>
         </w:rPr>
-        <w:t xml:space="preserve"> para que tu buena acción sea en secreto. Y tu Padre, que ve en lo secreto, te recompensará.</w:t>
+        <w:t xml:space="preserve"> Es para que tu limosna sea en secreto. Tu Padre, que ve en lo secreto, te recompensará.</w:t>
       </w:r>
     </w:p>
     <w:p>
@@ -3276,7 +3276,7 @@
         <w:rPr>
           <w:lang w:val="es_ES" w:bidi="es_ES"/>
         </w:rPr>
-        <w:t xml:space="preserve"> »Y cuando oren, no sean como los hipócritas, porque a ellos les gusta orar de pie en las sinagogas y en las esquinas de las calles para que la gente los vea. Les aseguro que ellos tienen esa recompensa, solo esa.</w:t>
+        <w:t xml:space="preserve"> »Cuando oren, no sean como los hipócritas. A ellos les encanta orar de pie en las sinagogas y en las esquinas de las calles para que la gente los vea. Les aseguro que ya tienen esa recompensa, y solo esa.</w:t>
       </w:r>
     </w:p>
     <w:p>
@@ -3297,7 +3297,7 @@
         <w:rPr>
           <w:lang w:val="es_ES" w:bidi="es_ES"/>
         </w:rPr>
-        <w:t xml:space="preserve"> Pero tú, cuando ores, entra en tu habitación, cierra la puerta y ora a tu Padre que está en lo secreto; y tu Padre, que ve en lo secreto, te recompensará.</w:t>
+        <w:t xml:space="preserve"> Pero tú, cuando ores, entra en tu habitación. Cierra la puerta y ora a tu Padre que está en lo secreto. Tu Padre, que ve en lo secreto, te recompensará.</w:t>
       </w:r>
     </w:p>
     <w:p>
@@ -3318,7 +3318,7 @@
         <w:rPr>
           <w:lang w:val="es_ES" w:bidi="es_ES"/>
         </w:rPr>
-        <w:t xml:space="preserve"> »Y al orar, no hagan repeticiones sin sentido como los paganos, que piensan que por su palabrería serán oídos.</w:t>
+        <w:t xml:space="preserve"> »Cuando oren, no repitan palabras sin sentido como hacen los que no creen en el Dios verdadero. Piensan que por sus muchas palabras serán escuchados.</w:t>
       </w:r>
     </w:p>
     <w:p>
@@ -3339,7 +3339,7 @@
         <w:rPr>
           <w:lang w:val="es_ES" w:bidi="es_ES"/>
         </w:rPr>
-        <w:t xml:space="preserve"> No sean como ellos, porque su Padre sabe lo que ustedes necesitan incluso antes de que se lo pidan.</w:t>
+        <w:t xml:space="preserve"> No sean como ellos. Su Padre sabe lo que necesitan incluso antes de que se lo pidan.</w:t>
       </w:r>
     </w:p>
     <w:p>
@@ -3360,7 +3360,7 @@
         <w:rPr>
           <w:lang w:val="es_ES" w:bidi="es_ES"/>
         </w:rPr>
-        <w:t xml:space="preserve"> Así que oren de esta manera: "Padre nuestro que estás en los cielos, santificado sea tu nombre.</w:t>
+        <w:t xml:space="preserve"> Ustedes oren de esta manera: “Padre nuestro que estás en el cielo, santificado sea tu nombre.</w:t>
       </w:r>
     </w:p>
     <w:p>
@@ -3402,7 +3402,7 @@
         <w:rPr>
           <w:lang w:val="es_ES" w:bidi="es_ES"/>
         </w:rPr>
-        <w:t xml:space="preserve"> Danos hoy nuestro pan de cada día,</w:t>
+        <w:t xml:space="preserve"> Danos hoy nuestro pan de cada día.</w:t>
       </w:r>
     </w:p>
     <w:p>
@@ -3423,7 +3423,7 @@
         <w:rPr>
           <w:lang w:val="es_ES" w:bidi="es_ES"/>
         </w:rPr>
-        <w:t xml:space="preserve"> y perdona nuestras deudas, así como nosotros perdonamos a nuestros deudores.</w:t>
+        <w:t xml:space="preserve"> Perdónanos nuestras deudas, así como nosotros perdonamos a nuestros deudores.</w:t>
       </w:r>
     </w:p>
     <w:p>
@@ -3444,7 +3444,7 @@
         <w:rPr>
           <w:lang w:val="es_ES" w:bidi="es_ES"/>
         </w:rPr>
-        <w:t xml:space="preserve"> No nos dejes caer en tentación, sino líbranos del mal, porque tuyos son el reino, el poder y la gloria para siempre. Amén.</w:t>
+        <w:t xml:space="preserve"> No nos dejes caer en tentación, sino líbranos del mal. Tuyos son el reino, el poder y la gloria para siempre. Amén”.</w:t>
       </w:r>
     </w:p>
     <w:p>
@@ -3465,7 +3465,7 @@
         <w:rPr>
           <w:lang w:val="es_ES" w:bidi="es_ES"/>
         </w:rPr>
-        <w:t xml:space="preserve"> »Si perdonan a los demás sus ofensas, su Padre celestial también los perdonará a ustedes;</w:t>
+        <w:t xml:space="preserve"> »Si ustedes perdonan a los demás sus ofensas, su Padre celestial también los perdonará a ustedes.</w:t>
       </w:r>
     </w:p>
     <w:p>
@@ -3486,7 +3486,7 @@
         <w:rPr>
           <w:lang w:val="es_ES" w:bidi="es_ES"/>
         </w:rPr>
-        <w:t xml:space="preserve"> pero si no perdonan a los demás, su Padre no los perdonará a ustedes.</w:t>
+        <w:t xml:space="preserve"> Si no perdonan a los demás, su Padre tampoco perdonará a ustedes sus ofensas.</w:t>
       </w:r>
     </w:p>
     <w:p>
@@ -3507,7 +3507,7 @@
         <w:rPr>
           <w:lang w:val="es_ES" w:bidi="es_ES"/>
         </w:rPr>
-        <w:t xml:space="preserve"> »Cuando ayunen, no sean como los hipócritas, que ponen caras largas para que la gente note que están ayunando. Les aseguro que ya tienen esa recompensa, solo esa.</w:t>
+        <w:t xml:space="preserve"> »Cuando ayunen, no sean como los hipócritas. Estos se desfiguran el rostro para mostrar a los demás que están ayunando. Les aseguro que ya tienen su recompensa, y solo esa.</w:t>
       </w:r>
     </w:p>
     <w:p>
@@ -3528,7 +3528,7 @@
         <w:rPr>
           <w:lang w:val="es_ES" w:bidi="es_ES"/>
         </w:rPr>
-        <w:t xml:space="preserve"> Ustedes, cuando ayunen, lávense la cara y arréglense,</w:t>
+        <w:t xml:space="preserve"> Pero tú, cuando ayunes, lávate la cara y arréglate.</w:t>
       </w:r>
     </w:p>
     <w:p>
@@ -3549,7 +3549,7 @@
         <w:rPr>
           <w:lang w:val="es_ES" w:bidi="es_ES"/>
         </w:rPr>
-        <w:t xml:space="preserve"> para que la gente no note que están ayunando, sino que lo sepa solo su Padre, que está en lo secreto; y su Padre, que ve en lo secreto, los recompensará.</w:t>
+        <w:t xml:space="preserve"> Es para que la gente no note que están ayunando, sino que lo sepa solo su Padre, que está en lo secreto. Y su Padre, que ve en lo secreto, los recompensará.</w:t>
       </w:r>
     </w:p>
     <w:p>
@@ -3570,7 +3570,7 @@
         <w:rPr>
           <w:lang w:val="es_ES" w:bidi="es_ES"/>
         </w:rPr>
-        <w:t xml:space="preserve"> »No acumulen tesoros en la tierra, donde la polilla y el óxido destruyen las cosas y donde los ladrones entran a robar.</w:t>
+        <w:t xml:space="preserve"> »No acumulen tesoros en la tierra. Aquí la polilla y el óxido destruyen las cosas y los ladrones entran a robar.</w:t>
       </w:r>
     </w:p>
     <w:p>
@@ -3591,7 +3591,7 @@
         <w:rPr>
           <w:lang w:val="es_ES" w:bidi="es_ES"/>
         </w:rPr>
-        <w:t xml:space="preserve"> Acumulen tesoros en el cielo, donde ni la polilla ni el óxido destruyen las cosas, ni los ladrones entran a robar,</w:t>
+        <w:t xml:space="preserve"> Acumulen tesoros en el cielo. Allí ni la polilla ni el óxido destruyen las cosas, ni los ladrones entran a robar.</w:t>
       </w:r>
     </w:p>
     <w:p>
@@ -3612,7 +3612,7 @@
         <w:rPr>
           <w:lang w:val="es_ES" w:bidi="es_ES"/>
         </w:rPr>
-        <w:t xml:space="preserve"> pues donde esté tu tesoro, allí estará también tu corazón.</w:t>
+        <w:t xml:space="preserve"> Donde esté su tesoro, allí estará también su corazón.</w:t>
       </w:r>
     </w:p>
     <w:p>
@@ -3633,7 +3633,7 @@
         <w:rPr>
           <w:lang w:val="es_ES" w:bidi="es_ES"/>
         </w:rPr>
-        <w:t xml:space="preserve"> »El ojo es la lámpara del cuerpo. Si tu ojo es bueno, todo tu cuerpo estará lleno de luz;</w:t>
+        <w:t xml:space="preserve"> »Los ojos son la lámpara del cuerpo. Si tu ojo es sano, todo tu cuerpo estará lleno de luz.</w:t>
       </w:r>
     </w:p>
     <w:p>
@@ -3654,7 +3654,7 @@
         <w:rPr>
           <w:lang w:val="es_ES" w:bidi="es_ES"/>
         </w:rPr>
-        <w:t xml:space="preserve"> pero si tu ojo es malo, todo tu cuerpo estará a oscuras. Y si la luz que tienes ya es oscura, ¡cómo será la propia oscuridad!</w:t>
+        <w:t xml:space="preserve"> Si tu ojo no es sano, todo tu cuerpo estará a oscuras. Y si la luz que tienes ya es oscura, ¡cómo será la propia oscuridad!</w:t>
       </w:r>
     </w:p>
     <w:p>
@@ -3675,7 +3675,7 @@
         <w:rPr>
           <w:lang w:val="es_ES" w:bidi="es_ES"/>
         </w:rPr>
-        <w:t xml:space="preserve"> »Nadie puede servir a dos amos, porque odiará a uno y amará al otro, o le tendrá afecto a uno y menospreciará al otro. No pueden servir a Dios y a las riquezas.</w:t>
+        <w:t xml:space="preserve"> »Nadie puede servir a 2 amos. Odiará a uno y amará al otro, o le tendrá afecto a uno y menospreciará al otro. No pueden servir a Dios y a las riquezas.</w:t>
       </w:r>
     </w:p>
     <w:p>
@@ -3696,7 +3696,7 @@
         <w:rPr>
           <w:lang w:val="es_ES" w:bidi="es_ES"/>
         </w:rPr>
-        <w:t xml:space="preserve"> »Por eso les digo, no se angustien pensando en qué comerán o que vestirán. ¿No es la vida más que la comida, y el cuerpo más que el vestido?</w:t>
+        <w:t xml:space="preserve"> Por eso les digo que no se angustien pensando en qué comerán o que vestirán. ¿No es la vida más que la comida, y el cuerpo más que el vestido?</w:t>
       </w:r>
     </w:p>
     <w:p>
@@ -3717,7 +3717,7 @@
         <w:rPr>
           <w:lang w:val="es_ES" w:bidi="es_ES"/>
         </w:rPr>
-        <w:t xml:space="preserve"> Fíjense en las aves del cielo, que no siembran ni cosechan ni almacenan en graneros, y sin embargo el Padre celestial las alimenta. ¿No valen ustedes mucho más que ellas?</w:t>
+        <w:t xml:space="preserve"> Fíjense en las aves del cielo. No siembran ni cosechan ni almacenan en graneros. Sin embargo el Padre celestial las alimenta. ¿No valen ustedes mucho más que ellas?</w:t>
       </w:r>
     </w:p>
     <w:p>
@@ -3759,7 +3759,7 @@
         <w:rPr>
           <w:lang w:val="es_ES" w:bidi="es_ES"/>
         </w:rPr>
-        <w:t xml:space="preserve"> ¿Por qué se preocupan por el vestido? Miren cómo crecen los lirios del campo, que no trabajan ni hilan,</w:t>
+        <w:t xml:space="preserve"> ¿Y por qué se angustian por el vestido? Observen los lirios del campo y cómo crecen. No trabajan ni hilan.</w:t>
       </w:r>
     </w:p>
     <w:p>
@@ -3780,7 +3780,7 @@
         <w:rPr>
           <w:lang w:val="es_ES" w:bidi="es_ES"/>
         </w:rPr>
-        <w:t xml:space="preserve"> y ni siquiera Salomón en toda su gloria se vistió como uno de ellos.</w:t>
+        <w:t xml:space="preserve"> Sin embargo, ni siquiera Salomón, con toda su gloria, se vistió como uno de ellos.</w:t>
       </w:r>
     </w:p>
     <w:p>
@@ -3801,7 +3801,7 @@
         <w:rPr>
           <w:lang w:val="es_ES" w:bidi="es_ES"/>
         </w:rPr>
-        <w:t xml:space="preserve"> Si Dios viste así la hierba del campo, que hoy está ahí y mañana la queman, ¿no hará mucho más por ustedes, gente de poca fe?</w:t>
+        <w:t xml:space="preserve"> La hierba del campo hoy está ahí y mañana la queman. Si Dios la viste así, ¿no hará mucho más por ustedes, gente de poca fe?</w:t>
       </w:r>
     </w:p>
     <w:p>
@@ -3822,7 +3822,7 @@
         <w:rPr>
           <w:lang w:val="es_ES" w:bidi="es_ES"/>
         </w:rPr>
-        <w:t xml:space="preserve"> Por tanto, no se preocupen diciendo: "¿Qué comeremos?" o "¿Qué beberemos?" o "¿Con qué nos vestiremos?".</w:t>
+        <w:t xml:space="preserve"> »Por eso, no se angustien diciendo: "¿Qué comeremos?” o "¿Qué beberemos?” o "¿Con qué nos vestiremos?”.</w:t>
       </w:r>
     </w:p>
     <w:p>
@@ -3843,7 +3843,7 @@
         <w:rPr>
           <w:lang w:val="es_ES" w:bidi="es_ES"/>
         </w:rPr>
-        <w:t xml:space="preserve"> Son los paganos los que persiguen todas estas cosas; pero, en cuanto a ustedes, su Padre celestial ya sabe que las necesitan.</w:t>
+        <w:t xml:space="preserve"> Los que no creen en Dios persiguen todas estas cosas. En cuanto a ustedes, su Padre celestial ya sabe que las necesitan.</w:t>
       </w:r>
     </w:p>
     <w:p>
@@ -3864,7 +3864,7 @@
         <w:rPr>
           <w:lang w:val="es_ES" w:bidi="es_ES"/>
         </w:rPr>
-        <w:t xml:space="preserve"> Ustedes busquen primero el reino de Dios y su justicia, y todas estas cosas se las dará Dios como añadido.</w:t>
+        <w:t xml:space="preserve"> Ustedes busquen primero el reino de Dios y su justicia. Todas estas cosas se las dará Dios como añadido.</w:t>
       </w:r>
     </w:p>
     <w:p>
@@ -3885,7 +3885,7 @@
         <w:rPr>
           <w:lang w:val="es_ES" w:bidi="es_ES"/>
         </w:rPr>
-        <w:t xml:space="preserve"> Así que no se preocupen por el mañana, porque el mañana traerá sus propias preocupaciones. Bastante preocupación trae de por sí cada nuevo día.</w:t>
+        <w:t xml:space="preserve"> Así que no se preocupen por el mañana. El mañana traerá sus propias preocupaciones. Bastante preocupación trae de por sí cada nuevo día.</w:t>
       </w:r>
     </w:p>
     <w:p>
@@ -3922,7 +3922,7 @@
         <w:rPr>
           <w:lang w:val="es_ES" w:bidi="es_ES"/>
         </w:rPr>
-        <w:t xml:space="preserve"> »No juzguen a otros si no quieren que Dios los juzgue a ustedes,</w:t>
+        <w:t xml:space="preserve"> »No juzguen a otros si no quieren que Dios los juzgue a ustedes.</w:t>
       </w:r>
     </w:p>
     <w:p>
@@ -3943,7 +3943,7 @@
         <w:rPr>
           <w:lang w:val="es_ES" w:bidi="es_ES"/>
         </w:rPr>
-        <w:t xml:space="preserve"> porque de la manera que ustedes juzguen, así los juzgarán; y con la medida con que midan, así los medirán a ustedes.</w:t>
+        <w:t xml:space="preserve"> Con el mismo criterio con que juzguen a otros, Dios los juzgará a ustedes. Con la misma medida con que midan a otros, Dios los medirá a ustedes.</w:t>
       </w:r>
     </w:p>
     <w:p>
@@ -3985,7 +3985,7 @@
         <w:rPr>
           <w:lang w:val="es_ES" w:bidi="es_ES"/>
         </w:rPr>
-        <w:t xml:space="preserve"> ¿Cómo le dirás a tu amigo: "Déjame sacarte esa paja del ojo", cuando tú tienes una viga en el tuyo?</w:t>
+        <w:t xml:space="preserve"> ¿Cómo le dirás a tu amigo: “Déjame sacarte esa paja del ojo”, cuando tú tienes una viga en el tuyo?</w:t>
       </w:r>
     </w:p>
     <w:p>
@@ -4006,7 +4006,7 @@
         <w:rPr>
           <w:lang w:val="es_ES" w:bidi="es_ES"/>
         </w:rPr>
-        <w:t xml:space="preserve"> ¡Hipócrita! Quítate primero la viga de tu ojo, y entonces verás bien para sacar la paja del ojo de tu hermano.</w:t>
+        <w:t xml:space="preserve"> ¡Hipócrita! Primero saca la viga de tu ojo y entonces verás bien para sacar la paja del ojo de tu hermano.</w:t>
       </w:r>
     </w:p>
     <w:p>
@@ -4027,7 +4027,7 @@
         <w:rPr>
           <w:lang w:val="es_ES" w:bidi="es_ES"/>
         </w:rPr>
-        <w:t xml:space="preserve"> »No den lo que es sagrado a los perros, ni echen sus perlas delante de los cerdos; no sea que las pisoteen y luego se vuelvan y los despedacen a ustedes.</w:t>
+        <w:t xml:space="preserve"> »No den lo que es sagrado a los perros, ni echen sus perlas delante de los cerdos. Si lo hacen, puede que las pisoteen y luego se vuelvan y los despedacen a ustedes.</w:t>
       </w:r>
     </w:p>
     <w:p>
@@ -4069,7 +4069,7 @@
         <w:rPr>
           <w:lang w:val="es_ES" w:bidi="es_ES"/>
         </w:rPr>
-        <w:t xml:space="preserve"> Todo el que pide, recibe; y el que busca, halla; y al que llama, se le abrirá.</w:t>
+        <w:t xml:space="preserve"> Todo el que pide, recibe. El que busca, halla. Al que llama, se le abrirá.</w:t>
       </w:r>
     </w:p>
     <w:p>
@@ -4111,7 +4111,7 @@
         <w:rPr>
           <w:lang w:val="es_ES" w:bidi="es_ES"/>
         </w:rPr>
-        <w:t xml:space="preserve"> ¿Y si le pide pescado, le dará una serpiente?</w:t>
+        <w:t xml:space="preserve"> ¿O si le pide un pescado, le dará una serpiente?</w:t>
       </w:r>
     </w:p>
     <w:p>
@@ -4132,7 +4132,7 @@
         <w:rPr>
           <w:lang w:val="es_ES" w:bidi="es_ES"/>
         </w:rPr>
-        <w:t xml:space="preserve"> Pues si ustedes, que son malos, saben dar cosas buenas a sus hijos, ¡cuánto más su Padre que está en los cielos dará cosas buenas a los que le pidan!</w:t>
+        <w:t xml:space="preserve"> Ustedes, que son malos, saben dar cosas buenas a sus hijos. Pues ¡cuánto más su Padre que está en el cielo dará cosas buenas a quienes se las pidan!</w:t>
       </w:r>
     </w:p>
     <w:p>
@@ -4153,7 +4153,7 @@
         <w:rPr>
           <w:lang w:val="es_ES" w:bidi="es_ES"/>
         </w:rPr>
-        <w:t xml:space="preserve"> »Todo lo que quieran que los demás les hagan a ustedes háganlo ustedes a ellos; porque en esto se resumen la ley y los profetas.</w:t>
+        <w:t xml:space="preserve"> »Todo lo que quieran que los demás les hagan a ustedes, háganlo ustedes a ellos. En esto se resumen la ley y los profetas.</w:t>
       </w:r>
     </w:p>
     <w:p>
@@ -4174,7 +4174,7 @@
         <w:rPr>
           <w:lang w:val="es_ES" w:bidi="es_ES"/>
         </w:rPr>
-        <w:t xml:space="preserve"> »Entren por la puerta estrecha, porque ancha es la puerta y espacioso el camino que llevan a la perdición, y los que entran por esa puerta son muchos.</w:t>
+        <w:t xml:space="preserve"> »Entren por la puerta estrecha. La puerta y el camino que llevan a la destrucción son anchos, y son muchos los que entran por ellos.</w:t>
       </w:r>
     </w:p>
     <w:p>
@@ -4195,7 +4195,7 @@
         <w:rPr>
           <w:lang w:val="es_ES" w:bidi="es_ES"/>
         </w:rPr>
-        <w:t xml:space="preserve"> En cambio, el camino y la puerta que llevan a la vida son estrechos, y los que encuentran esa puerta son pocos.</w:t>
+        <w:t xml:space="preserve"> En cambio, la puerta y el camino que llevan a la vida son estrechos. Son pocos los que los encuentran.</w:t>
       </w:r>
     </w:p>
     <w:p>
@@ -4216,7 +4216,7 @@
         <w:rPr>
           <w:lang w:val="es_ES" w:bidi="es_ES"/>
         </w:rPr>
-        <w:t xml:space="preserve"> »Cuidado con los falsos profetas que vienen disfrazados de ovejas, pero por dentro son lobos rapaces.</w:t>
+        <w:t xml:space="preserve"> »Cuidado con los falsos profetas. Vienen disfrazados de ovejas, pero por dentro son lobos rapaces.</w:t>
       </w:r>
     </w:p>
     <w:p>
@@ -4237,7 +4237,7 @@
         <w:rPr>
           <w:lang w:val="es_ES" w:bidi="es_ES"/>
         </w:rPr>
-        <w:t xml:space="preserve"> Reconocerán a esos falsos profetas por los frutos que dan. ¿Acaso se recogen uvas de los espinos, o higos de las zarzas?</w:t>
+        <w:t xml:space="preserve"> Los podrán reconocer por sus frutos. ¿Acaso se cosechan uvas de los espinos o higos de los cardos?</w:t>
       </w:r>
     </w:p>
     <w:p>
@@ -4258,7 +4258,7 @@
         <w:rPr>
           <w:lang w:val="es_ES" w:bidi="es_ES"/>
         </w:rPr>
-        <w:t xml:space="preserve"> El buen árbol da buenos frutos, pero el árbol malo da frutos malos.</w:t>
+        <w:t xml:space="preserve"> El árbol bueno da frutos buenos. El árbol malo da frutos malos.</w:t>
       </w:r>
     </w:p>
     <w:p>
@@ -4279,7 +4279,7 @@
         <w:rPr>
           <w:lang w:val="es_ES" w:bidi="es_ES"/>
         </w:rPr>
-        <w:t xml:space="preserve"> Un árbol bueno no puede dar malos frutos, y un árbol malo no puede dar frutos buenos.</w:t>
+        <w:t xml:space="preserve"> El árbol bueno no puede dar frutos malos, ni el árbol malo puede dar frutos buenos.</w:t>
       </w:r>
     </w:p>
     <w:p>
@@ -4300,7 +4300,7 @@
         <w:rPr>
           <w:lang w:val="es_ES" w:bidi="es_ES"/>
         </w:rPr>
-        <w:t xml:space="preserve"> Por eso, el árbol que no da buen fruto se corta y se echa al fuego.</w:t>
+        <w:t xml:space="preserve"> Los árboles que no dan buenos frutos se cortan y se arrojan al fuego.</w:t>
       </w:r>
     </w:p>
     <w:p>
@@ -4321,7 +4321,7 @@
         <w:rPr>
           <w:lang w:val="es_ES" w:bidi="es_ES"/>
         </w:rPr>
-        <w:t xml:space="preserve"> Así también, las personas se conocen por los frutos que dan.</w:t>
+        <w:t xml:space="preserve"> Así también, ustedes conocerán a esas personas por sus frutos.</w:t>
       </w:r>
     </w:p>
     <w:p>
@@ -4342,7 +4342,7 @@
         <w:rPr>
           <w:lang w:val="es_ES" w:bidi="es_ES"/>
         </w:rPr>
-        <w:t xml:space="preserve"> »No todo el que me dice: “Señor, Señor” entrará en el reino de los cielos, sino el que hace la voluntad de mi Padre que está en los cielos.</w:t>
+        <w:t xml:space="preserve"> »No todo el que me dice: “Señor, Señor” entrará en el reino de los cielos. Entrará el que hace la voluntad de mi Padre que está en los cielos.</w:t>
       </w:r>
     </w:p>
     <w:p>
@@ -4363,7 +4363,7 @@
         <w:rPr>
           <w:lang w:val="es_ES" w:bidi="es_ES"/>
         </w:rPr>
-        <w:t xml:space="preserve"> En el día del juicio muchos me dirán: “Señor, Señor, ¿no profetizamos en tu nombre, y en tu nombre expulsamos demonios, y en tu nombre hicimos muchos milagros?”.</w:t>
+        <w:t xml:space="preserve"> Muchos me dirán en aquel día: “Señor, Señor, ¿no profetizamos en tu nombre? ¿No expulsamos demonios en tu nombre e hicimos muchos milagros en tu nombre?”.</w:t>
       </w:r>
     </w:p>
     <w:p>
@@ -4405,7 +4405,7 @@
         <w:rPr>
           <w:lang w:val="es_ES" w:bidi="es_ES"/>
         </w:rPr>
-        <w:t xml:space="preserve"> »Cualquiera que oye estas palabras mías y las lleva a la práctica es como un hombre sabio que edificó su casa sobre la roca.</w:t>
+        <w:t xml:space="preserve"> »Deben oír estas palabras mías y llevarlas a la práctica. Quien lo hace es como un hombre sabio que edificó su casa sobre la roca.</w:t>
       </w:r>
     </w:p>
     <w:p>
@@ -4426,7 +4426,7 @@
         <w:rPr>
           <w:lang w:val="es_ES" w:bidi="es_ES"/>
         </w:rPr>
-        <w:t xml:space="preserve"> Vinieron las lluvias, los ríos crecieron y soplaron los vientos, y golpearon contra aquella casa; pero no cayó, porque estaba construida sobre la roca.</w:t>
+        <w:t xml:space="preserve"> Vinieron las lluvias y los ríos crecieron. Soplaron los vientos y golpearon contra aquella casa. Pero no cayó porque estaba construida sobre la roca.</w:t>
       </w:r>
     </w:p>
     <w:p>
@@ -4447,7 +4447,7 @@
         <w:rPr>
           <w:lang w:val="es_ES" w:bidi="es_ES"/>
         </w:rPr>
-        <w:t xml:space="preserve"> Pero cualquiera que oye estas palabras mías y no las pone en práctica será como un hombre insensato que construyó su casa sobre la arena.</w:t>
+        <w:t xml:space="preserve"> En cambio, hay quienes escuchan mis palabras y no las llevan a la práctica. Estas personas son como un hombre insensato que construyó su casa sobre la arena.</w:t>
       </w:r>
     </w:p>
     <w:p>
@@ -4468,7 +4468,7 @@
         <w:rPr>
           <w:lang w:val="es_ES" w:bidi="es_ES"/>
         </w:rPr>
-        <w:t xml:space="preserve"> Vinieron las lluvias, los ríos crecieron y soplaron los vientos, y golpearon contra aquella casa; y cayó, y sufrió una gran ruina.</w:t>
+        <w:t xml:space="preserve"> Vinieron las lluvias y los ríos crecieron. Soplaron los vientos y golpearon contra aquella casa. Y cayó, causando un gran desastre.</w:t>
       </w:r>
     </w:p>
     <w:p>
@@ -4489,7 +4489,7 @@
         <w:rPr>
           <w:lang w:val="es_ES" w:bidi="es_ES"/>
         </w:rPr>
-        <w:t xml:space="preserve"> Cuando Jesús terminó de hablar, las multitudes se admiraron de su enseñanza,</w:t>
+        <w:t xml:space="preserve"> Cuando Jesús terminó de decir estas cosas, la multitud quedó maravillada de su enseñanza.</w:t>
       </w:r>
     </w:p>
     <w:p>
@@ -4510,7 +4510,7 @@
         <w:rPr>
           <w:lang w:val="es_ES" w:bidi="es_ES"/>
         </w:rPr>
-        <w:t xml:space="preserve"> porque les enseñaba como alguien que tiene autoridad, y no como los escribas.</w:t>
+        <w:t xml:space="preserve"> Les enseñaba como alguien que tiene autoridad, y no como los escribas.</w:t>
       </w:r>
     </w:p>
     <w:p>
@@ -4547,7 +4547,7 @@
         <w:rPr>
           <w:lang w:val="es_ES" w:bidi="es_ES"/>
         </w:rPr>
-        <w:t xml:space="preserve"> Jesús descendió del monte, y una gran multitud lo siguió.</w:t>
+        <w:t xml:space="preserve"> Cuando Jesús bajó del monte, una gran multitud lo seguía.</w:t>
       </w:r>
     </w:p>
     <w:p>
@@ -4589,7 +4589,7 @@
         <w:rPr>
           <w:lang w:val="es_ES" w:bidi="es_ES"/>
         </w:rPr>
-        <w:t xml:space="preserve"> Jesús extendió la mano, lo tocó y dijo: —Quiero; sé limpio. Al instante, su lepra desapareció.</w:t>
+        <w:t xml:space="preserve"> Jesús extendió la mano, lo tocó y le dijo: —Quiero. Estás sano. Al instante, la enfermedad de la piel desapareció.</w:t>
       </w:r>
     </w:p>
     <w:p>
@@ -4610,7 +4610,7 @@
         <w:rPr>
           <w:lang w:val="es_ES" w:bidi="es_ES"/>
         </w:rPr>
-        <w:t xml:space="preserve"> —Mira, no se lo digas a nadie —le dijo Jesús—; ve, preséntate al sacerdote y presenta la ofrenda que Moisés mandó, para dar testimonio de lo que te ha pasado.</w:t>
+        <w:t xml:space="preserve"> —Mira, no se lo digas a nadie —le dijo Jesús—. Ve y preséntate al sacerdote. Presenta la ofrenda que Moisés mandó, para dar testimonio de lo que te ha pasado.</w:t>
       </w:r>
     </w:p>
     <w:p>
@@ -4631,7 +4631,7 @@
         <w:rPr>
           <w:lang w:val="es_ES" w:bidi="es_ES"/>
         </w:rPr>
-        <w:t xml:space="preserve"> Cuando Jesús llegó a Capernaúm, se le acercó un capitán del ejército romano y le rogó</w:t>
+        <w:t xml:space="preserve"> Cuando Jesús entró en Capernaúm, un capitán romano se acercó a él y le suplicó:</w:t>
       </w:r>
     </w:p>
     <w:p>
@@ -4652,7 +4652,7 @@
         <w:rPr>
           <w:lang w:val="es_ES" w:bidi="es_ES"/>
         </w:rPr>
-        <w:t xml:space="preserve"> que sanara a un siervo suyo que estaba en cama, paralizado y sufriendo terriblemente.</w:t>
+        <w:t xml:space="preserve"> —Señor, mi siervo está en cama, paralizado y sufriendo mucho.</w:t>
       </w:r>
     </w:p>
     <w:p>
@@ -4694,7 +4694,7 @@
         <w:rPr>
           <w:lang w:val="es_ES" w:bidi="es_ES"/>
         </w:rPr>
-        <w:t xml:space="preserve"> —Señor —le respondió el capitán—, no soy digno de que entres en mi casa; pero me basta con que digas que lo sanas, y mi criado sanará.</w:t>
+        <w:t xml:space="preserve"> El capitán respondió: —Señor, no soy digno de que entres en mi casa. Solo di una palabra para sanarlo y mi siervo sanará.</w:t>
       </w:r>
     </w:p>
     <w:p>
@@ -4715,7 +4715,7 @@
         <w:rPr>
           <w:lang w:val="es_ES" w:bidi="es_ES"/>
         </w:rPr>
-        <w:t xml:space="preserve"> Lo sé porque también soy un hombre a las órdenes de otro, y tengo soldados a mis órdenes; si digo a uno: "Ve", él va; y si digo a otro: "Ven", él viene; y si digo a mi siervo: "Haz esto", él lo hace.</w:t>
+        <w:t xml:space="preserve"> Lo sé porque yo también soy un hombre a las órdenes de otro, y tengo soldados a mis órdenes. Si digo a uno: “Ve”, él va. Si digo a otro: “Ven”, él viene. Si digo a mi siervo: “Haz esto”, él lo hace.</w:t>
       </w:r>
     </w:p>
     <w:p>
@@ -4736,7 +4736,7 @@
         <w:rPr>
           <w:lang w:val="es_ES" w:bidi="es_ES"/>
         </w:rPr>
-        <w:t xml:space="preserve"> Al oír esto, Jesús se asombró y dijo a los que lo seguían: —¡Les aseguro que en todo Israel no he hallado tanta fe como la de este hombre!</w:t>
+        <w:t xml:space="preserve"> Jesús, al oír esto, se asombró y dijo a los que lo seguían: —Les aseguro que en Israel no he encontrado una fe tan grande.</w:t>
       </w:r>
     </w:p>
     <w:p>
@@ -4757,7 +4757,7 @@
         <w:rPr>
           <w:lang w:val="es_ES" w:bidi="es_ES"/>
         </w:rPr>
-        <w:t xml:space="preserve"> Les digo que muchos vendrán del oriente y del occidente, y se sentarán a la mesa con Abraham, Isaac y Jacob en el reino de los cielos.</w:t>
+        <w:t xml:space="preserve"> Les digo que muchos vendrán del oriente y del occidente. Se sentarán a la mesa con Abraham, Isaac y Jacob en el reino de los cielos.</w:t>
       </w:r>
     </w:p>
     <w:p>
@@ -4778,7 +4778,7 @@
         <w:rPr>
           <w:lang w:val="es_ES" w:bidi="es_ES"/>
         </w:rPr>
-        <w:t xml:space="preserve"> Pero los hijos del reino serán echados a las tinieblas de afuera; allí habrá llanto y crujir de dientes.</w:t>
+        <w:t xml:space="preserve"> Pero los que debían estar en el reino serán arrojados a la oscuridad de afuera. Allí habrá llanto y crujir de dientes.</w:t>
       </w:r>
     </w:p>
     <w:p>
@@ -4799,7 +4799,7 @@
         <w:rPr>
           <w:lang w:val="es_ES" w:bidi="es_ES"/>
         </w:rPr>
-        <w:t xml:space="preserve"> Entonces Jesús le dijo al capitán: —Ve y que se haga conforme a lo que has creído. Y su criado fue sanado en esa misma hora.</w:t>
+        <w:t xml:space="preserve"> Entonces Jesús le dijo al capitán: —Ve, y que se haga conforme a lo que has creído. Y su criado fue sanado en esa misma hora.</w:t>
       </w:r>
     </w:p>
     <w:p>
@@ -4820,7 +4820,7 @@
         <w:rPr>
           <w:lang w:val="es_ES" w:bidi="es_ES"/>
         </w:rPr>
-        <w:t xml:space="preserve"> Cuando Jesús llegó a casa de Pedro, vio a la suegra de este en cama, con fiebre.</w:t>
+        <w:t xml:space="preserve"> Cuando Jesús llegó a la casa de Pedro, vio que la suegra de este estaba en cama con fiebre.</w:t>
       </w:r>
     </w:p>
     <w:p>
@@ -4841,7 +4841,7 @@
         <w:rPr>
           <w:lang w:val="es_ES" w:bidi="es_ES"/>
         </w:rPr>
-        <w:t xml:space="preserve"> Jesús la tocó y se le fue a fiebre; y ella se levantó y comenzó a servirles.</w:t>
+        <w:t xml:space="preserve"> Jesús le tocó la mano y la fiebre se le fue. Entonces ella se levantó y comenzó a servirles.</w:t>
       </w:r>
     </w:p>
     <w:p>
@@ -4862,7 +4862,7 @@
         <w:rPr>
           <w:lang w:val="es_ES" w:bidi="es_ES"/>
         </w:rPr>
-        <w:t xml:space="preserve"> Al llegar la noche, le llevaron muchos endemoniados; y con una sola palabra expulsaba a los espíritus y sanaba a todos los enfermos.</w:t>
+        <w:t xml:space="preserve"> Al llegar la noche, le llevaron muchos atormentados por demonios. Con una sola palabra, Jesús expulsaba los espíritus y sanaba a todos los enfermos.</w:t>
       </w:r>
     </w:p>
     <w:p>
@@ -4883,7 +4883,7 @@
         <w:rPr>
           <w:lang w:val="es_ES" w:bidi="es_ES"/>
         </w:rPr>
-        <w:t xml:space="preserve"> Esto era así para que se cumpliera lo que dijo el profeta Isaías: «Él mismo tomó nuestras enfermedades y llevó nuestras dolencias».</w:t>
+        <w:t xml:space="preserve"> Así se cumplió lo que dijo el profeta Isaías: “Él cargó con nuestros sufrimientos y soportó nuestros dolores”.</w:t>
       </w:r>
     </w:p>
     <w:p>
@@ -4904,7 +4904,7 @@
         <w:rPr>
           <w:lang w:val="es_ES" w:bidi="es_ES"/>
         </w:rPr>
-        <w:t xml:space="preserve"> Jesús vio que la multitud era cada vez mayor, así que mandó que fueran al otro lado del lago.</w:t>
+        <w:t xml:space="preserve"> Jesús vio que la multitud era cada vez mayor, así que mandó que lo llevaran al otro lado del lago.</w:t>
       </w:r>
     </w:p>
     <w:p>
@@ -4925,7 +4925,7 @@
         <w:rPr>
           <w:lang w:val="es_ES" w:bidi="es_ES"/>
         </w:rPr>
-        <w:t xml:space="preserve"> Entonces, se acercó un maestro de la ley y le dijo: ―Maestro, te seguiré vayas adonde vayas.</w:t>
+        <w:t xml:space="preserve"> Entonces, se acercó un maestro de la ley y le dijo: —Maestro, te seguiré vayas adonde vayas.</w:t>
       </w:r>
     </w:p>
     <w:p>
@@ -4946,7 +4946,7 @@
         <w:rPr>
           <w:lang w:val="es_ES" w:bidi="es_ES"/>
         </w:rPr>
-        <w:t xml:space="preserve"> —Las zorras tienen guaridas y las aves tienen nidos —le respondió Jesús—; pero el Hijo del hombre no tiene dónde recostar la cabeza.</w:t>
+        <w:t xml:space="preserve"> Jesús le respondió: —Las zorras tienen guaridas y las aves tienen nidos. Pero el Hijo del hombre no tiene dónde apoyar la cabeza.</w:t>
       </w:r>
     </w:p>
     <w:p>
@@ -4967,7 +4967,7 @@
         <w:rPr>
           <w:lang w:val="es_ES" w:bidi="es_ES"/>
         </w:rPr>
-        <w:t xml:space="preserve"> Otro de sus seguidores le dijo: ―Señor, déjame que vaya primero a enterrar a mi padre, y luego te seguiré.</w:t>
+        <w:t xml:space="preserve"> Otro de sus discípulos le dijo: —Señor, déjame que vaya primero a enterrar a mi padre, y luego te seguiré.</w:t>
       </w:r>
     </w:p>
     <w:p>
@@ -4988,7 +4988,7 @@
         <w:rPr>
           <w:lang w:val="es_ES" w:bidi="es_ES"/>
         </w:rPr>
-        <w:t xml:space="preserve"> Pero Jesús le contestó: ―Sígueme, y deja que los muertos entierren a sus muertos.</w:t>
+        <w:t xml:space="preserve"> Pero Jesús le contestó: —Sígueme, y deja que los muertos entierren a sus muertos.</w:t>
       </w:r>
     </w:p>
     <w:p>
@@ -5009,7 +5009,7 @@
         <w:rPr>
           <w:lang w:val="es_ES" w:bidi="es_ES"/>
         </w:rPr>
-        <w:t xml:space="preserve"> Entonces Jesús subió a la barca con sus discípulos y partieron de allí.</w:t>
+        <w:t xml:space="preserve"> Entonces Jesús subió a la barca con sus discípulos y se fueron.</w:t>
       </w:r>
     </w:p>
     <w:p>
@@ -5030,7 +5030,7 @@
         <w:rPr>
           <w:lang w:val="es_ES" w:bidi="es_ES"/>
         </w:rPr>
-        <w:t xml:space="preserve"> Durante el viaje, Jesús se quedó dormido. De repente, se desató una tormenta tan violenta que las olas cubrían la barca.</w:t>
+        <w:t xml:space="preserve"> Mientras cruzaban el lago, Jesús se quedó dormido. De repente se desató una tormenta muy violenta, y las olas comenzaron a inundar la barca.</w:t>
       </w:r>
     </w:p>
     <w:p>
@@ -5051,7 +5051,7 @@
         <w:rPr>
           <w:lang w:val="es_ES" w:bidi="es_ES"/>
         </w:rPr>
-        <w:t xml:space="preserve"> Los discípulos lo despertaron, diciendo: ―¡Señor, sálvanos, que nos morimos!</w:t>
+        <w:t xml:space="preserve"> Los discípulos fueron a despertarlo y le gritaron: —¡Señor, sálvanos, que vamos a morir!</w:t>
       </w:r>
     </w:p>
     <w:p>
@@ -5072,7 +5072,7 @@
         <w:rPr>
           <w:lang w:val="es_ES" w:bidi="es_ES"/>
         </w:rPr>
-        <w:t xml:space="preserve"> ―¡Qué poca fe tienen! ¿Por qué tienen tanto miedo? —les dijo Jesús. Luego se levantó y reprendió a los vientos y al mar, y vino una calma completa.</w:t>
+        <w:t xml:space="preserve"> —¿Por qué tienen tanto miedo, gente de poca fe? —les respondió Jesús. Entonces se levantó y reprendió al viento y al mar. Todo quedó completamente en calma.</w:t>
       </w:r>
     </w:p>
     <w:p>
@@ -5093,7 +5093,7 @@
         <w:rPr>
           <w:lang w:val="es_ES" w:bidi="es_ES"/>
         </w:rPr>
-        <w:t xml:space="preserve"> Los discípulos se quedaron asombrados y se decían: «¿Quién es este, que hasta los vientos y el mar le obedecen?».</w:t>
+        <w:t xml:space="preserve"> Los discípulos quedaron asombrados y se decían unos a otros: —¿Quién es este, que hasta el viento y el mar le obedecen?</w:t>
       </w:r>
     </w:p>
     <w:p>
@@ -5114,7 +5114,7 @@
         <w:rPr>
           <w:lang w:val="es_ES" w:bidi="es_ES"/>
         </w:rPr>
-        <w:t xml:space="preserve"> Cuando llegó al otro lado del lago, a la región de los gadarenos, le salieron al encuentro dos endemoniados que venían de donde estaban las tumbas. Eran tan peligrosos que nadie podía pasar por aquel camino.</w:t>
+        <w:t xml:space="preserve"> Llegaron al otro lado del lago, a la región de los gadarenos. Le salieron al encuentro de Jesús 2 hombres atormentados por demonios. Venían de donde estaban las tumbas. Eran tan peligrosos que nadie podía pasar por aquel camino.</w:t>
       </w:r>
     </w:p>
     <w:p>
@@ -5135,7 +5135,7 @@
         <w:rPr>
           <w:lang w:val="es_ES" w:bidi="es_ES"/>
         </w:rPr>
-        <w:t xml:space="preserve"> Al ver a Jesús, gritaron: ―Déjanos en paz, Hijo de Dios. ¿Has venido acá para atormentarnos antes de tiempo?</w:t>
+        <w:t xml:space="preserve"> Cuando vieron a Jesús, gritaron: —¿Qué quieres de nosotros, Hijo de Dios? ¿Viniste aquí a atormentarnos antes de tiempo?</w:t>
       </w:r>
     </w:p>
     <w:p>
@@ -5156,7 +5156,7 @@
         <w:rPr>
           <w:lang w:val="es_ES" w:bidi="es_ES"/>
         </w:rPr>
-        <w:t xml:space="preserve"> Cerca de ellos se encontraba un gran rebaño de cerdos,</w:t>
+        <w:t xml:space="preserve"> Había allí cerca una piara de cerdos.</w:t>
       </w:r>
     </w:p>
     <w:p>
@@ -5177,7 +5177,7 @@
         <w:rPr>
           <w:lang w:val="es_ES" w:bidi="es_ES"/>
         </w:rPr>
-        <w:t xml:space="preserve"> y los demonios le rogaron a Jesús: ―Si nos expulsas, déjanos entrar en ese hato de cerdos.</w:t>
+        <w:t xml:space="preserve"> Los demonios le suplicaron a Jesús: —Si nos expulsas, permítenos entrar en esa piara de cerdos.</w:t>
       </w:r>
     </w:p>
     <w:p>
@@ -5198,7 +5198,7 @@
         <w:rPr>
           <w:lang w:val="es_ES" w:bidi="es_ES"/>
         </w:rPr>
-        <w:t xml:space="preserve"> ―Vayan —les dijo Jesús. Salieron y se metieron en los cerdos. Entonces todo el rebaño se lanzó por un precipicio al lago, y se ahogaron.</w:t>
+        <w:t xml:space="preserve"> —Está bien —les respondió Jesús. Entonces, los demonios salieron de los hombres y entraron en los cerdos. Toda la piara se precipitó por el despeñadero hacia el lago, y se ahogaron.</w:t>
       </w:r>
     </w:p>
     <w:p>
@@ -5219,7 +5219,7 @@
         <w:rPr>
           <w:lang w:val="es_ES" w:bidi="es_ES"/>
         </w:rPr>
-        <w:t xml:space="preserve"> Los que cuidaban los cerdos salieron corriendo a la ciudad a contar lo sucedido.</w:t>
+        <w:t xml:space="preserve"> Los que cuidaban los cerdos huyeron corriendo hacia la ciudad y contaron todo lo que había sucedido.</w:t>
       </w:r>
     </w:p>
     <w:p>
@@ -5240,7 +5240,7 @@
         <w:rPr>
           <w:lang w:val="es_ES" w:bidi="es_ES"/>
         </w:rPr>
-        <w:t xml:space="preserve"> Entonces toda la ciudad salió al encuentro de Jesús, y le rogaron que se fuera de sus alrededores.</w:t>
+        <w:t xml:space="preserve"> Entonces toda la gente salió al encuentro de Jesús y le rogaron que se fuera de su territorio.</w:t>
       </w:r>
     </w:p>
     <w:p>
@@ -5277,7 +5277,7 @@
         <w:rPr>
           <w:lang w:val="es_ES" w:bidi="es_ES"/>
         </w:rPr>
-        <w:t xml:space="preserve"> Jesús subió de nuevo a la barca y regresó a su ciudad.</w:t>
+        <w:t xml:space="preserve"> Jesús subió a la barca, cruzó el lago y regresó a su ciudad.</w:t>
       </w:r>
     </w:p>
     <w:p>
@@ -5298,7 +5298,7 @@
         <w:rPr>
           <w:lang w:val="es_ES" w:bidi="es_ES"/>
         </w:rPr>
-        <w:t xml:space="preserve"> Entonces unos hombres le trajeron un paralítico en una camilla, y al ver Jesús la fe que tenían, le dijo al paralítico: ―¡Ánimo, hijo! Tus pecados están perdonados.</w:t>
+        <w:t xml:space="preserve"> Entonces unos hombres le trajeron un paralítico en una camilla. Jesús vio la fe que tenían y le dijo al paralítico: —¡Ánimo, hijo! Tus pecados están perdonados.</w:t>
       </w:r>
     </w:p>
     <w:p>
@@ -5319,7 +5319,7 @@
         <w:rPr>
           <w:lang w:val="es_ES" w:bidi="es_ES"/>
         </w:rPr>
-        <w:t xml:space="preserve"> ―¡Qué blasfemia! —pensaron algunos de los maestros de la ley que lo escucharon.</w:t>
+        <w:t xml:space="preserve"> —¡Qué blasfemia! —pensaron algunos de los maestros de la ley que lo escucharon.</w:t>
       </w:r>
     </w:p>
     <w:p>
@@ -5340,7 +5340,7 @@
         <w:rPr>
           <w:lang w:val="es_ES" w:bidi="es_ES"/>
         </w:rPr>
-        <w:t xml:space="preserve"> Jesús sabía lo que estaban pensando y les dijo: —¿Por qué piensan cosas malas?</w:t>
+        <w:t xml:space="preserve"> Jesús sabía lo que estaban pensando y les dijo: —¿Por qué tienen esos malos pensamientos?</w:t>
       </w:r>
     </w:p>
     <w:p>
@@ -5361,7 +5361,7 @@
         <w:rPr>
           <w:lang w:val="es_ES" w:bidi="es_ES"/>
         </w:rPr>
-        <w:t xml:space="preserve"> ¿Qué es más fácil decir: «Tus pecados están perdonados» o «Levántate y camina»?</w:t>
+        <w:t xml:space="preserve"> ¿Qué es más fácil decir: “Tus pecados están perdonados” o “Levántate y anda”?</w:t>
       </w:r>
     </w:p>
     <w:p>
@@ -5403,7 +5403,7 @@
         <w:rPr>
           <w:lang w:val="es_ES" w:bidi="es_ES"/>
         </w:rPr>
-        <w:t xml:space="preserve"> Y él se levantó y se fue a su casa.</w:t>
+        <w:t xml:space="preserve"> El hombre se levantó y se fue a su casa.</w:t>
       </w:r>
     </w:p>
     <w:p>
@@ -5424,7 +5424,7 @@
         <w:rPr>
           <w:lang w:val="es_ES" w:bidi="es_ES"/>
         </w:rPr>
-        <w:t xml:space="preserve"> Un temor reverente se apoderó de la multitud, y glorificaban a Dios por haber dado un poder así a los seres humanos.</w:t>
+        <w:t xml:space="preserve"> Un temor reverente se apoderó de la multitud. Glorificaban a Dios por haber dado un poder así a los seres humanos.</w:t>
       </w:r>
     </w:p>
     <w:p>
@@ -5445,7 +5445,7 @@
         <w:rPr>
           <w:lang w:val="es_ES" w:bidi="es_ES"/>
         </w:rPr>
-        <w:t xml:space="preserve"> Al salir, Jesús vio a un hombre llamado Mateo, sentado en la oficina de impuestos, y le dijo: «Sígueme». Y él se levantó y le siguió.</w:t>
+        <w:t xml:space="preserve"> Al salir de allí, Jesús vio a un recaudador de impuestos llamado Mateo. Estaba sentado en el lugar donde cobraba los tributos. Le dijo: —Sígueme. Mateo se levantó y lo siguió.</w:t>
       </w:r>
     </w:p>
     <w:p>
@@ -5466,7 +5466,7 @@
         <w:rPr>
           <w:lang w:val="es_ES" w:bidi="es_ES"/>
         </w:rPr>
-        <w:t xml:space="preserve"> Jesús fue a cenar a casa de Mateo; vinieron muchos recaudadores de impuestos y pecadores y se sentaron a la mesa con él y sus discípulos.</w:t>
+        <w:t xml:space="preserve"> Más tarde, Jesús cenó en la casa de Mateo. Muchos recaudadores de impuestos y pecadores reconocidos se sentaron a la mesa con él y sus discípulos.</w:t>
       </w:r>
     </w:p>
     <w:p>
@@ -5487,7 +5487,7 @@
         <w:rPr>
           <w:lang w:val="es_ES" w:bidi="es_ES"/>
         </w:rPr>
-        <w:t xml:space="preserve"> Al ver esto, los fariseos preguntaron a los discípulos: —¿Por qué come su maestro con recaudadores de impuestos y pecadores?</w:t>
+        <w:t xml:space="preserve"> Cuando los fariseos vieron eso, dijeron a los discípulos: —¿Por qué su maestro come con recaudadores de impuestos y pecadores?</w:t>
       </w:r>
     </w:p>
     <w:p>
@@ -5508,7 +5508,7 @@
         <w:rPr>
           <w:lang w:val="es_ES" w:bidi="es_ES"/>
         </w:rPr>
-        <w:t xml:space="preserve"> Jesús lo oyó y les dijo: —No son los sanos los que necesitan médico, sino los enfermos.</w:t>
+        <w:t xml:space="preserve"> Al oírlo, Jesús les respondió: —Los sanos no necesitan médico, sino los enfermos.</w:t>
       </w:r>
     </w:p>
     <w:p>
@@ -5529,7 +5529,7 @@
         <w:rPr>
           <w:lang w:val="es_ES" w:bidi="es_ES"/>
         </w:rPr>
-        <w:t xml:space="preserve"> Vayan y aprendan lo que significa: «Lo que yo quiero es misericordia, y no sacrificios», porque no he venido a llamar a justos, sino a pecadores.</w:t>
+        <w:t xml:space="preserve"> Vayan y traten de entender qué significa esto: “Lo que quiero es misericordia, no sacrificios”. Yo no he venido a llamar a justos, sino a pecadores.</w:t>
       </w:r>
     </w:p>
     <w:p>
@@ -5550,7 +5550,7 @@
         <w:rPr>
           <w:lang w:val="es_ES" w:bidi="es_ES"/>
         </w:rPr>
-        <w:t xml:space="preserve"> Entonces se acercaron a Jesús los discípulos de Juan y le preguntaron: —¿Por qué nosotros y los fariseos ayunamos, pero tus discípulos no ayunan?</w:t>
+        <w:t xml:space="preserve"> Un día, los discípulos de Juan se acercaron a Jesús y le preguntaron: —¿Por qué nosotros y los fariseos ayunamos, pero tus discípulos no ayunan?</w:t>
       </w:r>
     </w:p>
     <w:p>
@@ -5571,7 +5571,7 @@
         <w:rPr>
           <w:lang w:val="es_ES" w:bidi="es_ES"/>
         </w:rPr>
-        <w:t xml:space="preserve"> —¿Les parece que los invitados a una boda pueden estar tristes mientras el novio está con ellos? Mientras el novio está presente, no pueden ayunar; pero vendrán días cuando el novio ya no esté con ellos, y entonces ayunarán.</w:t>
+        <w:t xml:space="preserve"> —¿Les parece que los invitados a una boda pueden estar tristes mientras el novio está con ellos? Mientras el novio está presente, no pueden ayunar. Pero vendrán días cuando el novio ya no esté con ellos, y entonces ayunarán.</w:t>
       </w:r>
     </w:p>
     <w:p>
@@ -5592,7 +5592,7 @@
         <w:rPr>
           <w:lang w:val="es_ES" w:bidi="es_ES"/>
         </w:rPr>
-        <w:t xml:space="preserve"> Nadie pone un parche de tela nueva en una prenda vieja, porque el parche nuevo se encogerá y tirará de la prenda vieja, y se hará un desgarro peor.</w:t>
+        <w:t xml:space="preserve"> Nadie pone un parche de tela nueva en una prenda vieja. Es que el parche nuevo se encogerá y tirará de la prenda vieja, y se hará un desgarro peor.</w:t>
       </w:r>
     </w:p>
     <w:p>
@@ -5613,7 +5613,7 @@
         <w:rPr>
           <w:lang w:val="es_ES" w:bidi="es_ES"/>
         </w:rPr>
-        <w:t xml:space="preserve"> Y nadie echa vino nuevo en odres viejos, porque los odres se romperían y se perdería el vino, y los odres también. Más bien, el vino nuevo se debe echar en odres nuevos, y así ambos se conservan.</w:t>
+        <w:t xml:space="preserve"> Y nadie echa vino nuevo en odres viejos. Es que los odres se romperían y se perdería el vino, y los odres también. Más bien, el vino nuevo se debe echar en odres nuevos, y así ambos se conservan.</w:t>
       </w:r>
     </w:p>
     <w:p>
@@ -5634,7 +5634,7 @@
         <w:rPr>
           <w:lang w:val="es_ES" w:bidi="es_ES"/>
         </w:rPr>
-        <w:t xml:space="preserve"> Acababa de decir esto cuando se acercó un hombre importante, se inclinó ante él y dijo: —Mi hija acaba de morir, pero ven y pon tu mano sobre ella, y vivirá.</w:t>
+        <w:t xml:space="preserve"> Apenas terminó de decir esto, llegó un jefe de los judíos y se arrodilló delante de él. —Mi hija acaba de morir —le dijo—. Pero sé que volverá a vivir si vienes y pones tu mano sobre ella.</w:t>
       </w:r>
     </w:p>
     <w:p>
@@ -5676,7 +5676,7 @@
         <w:rPr>
           <w:lang w:val="es_ES" w:bidi="es_ES"/>
         </w:rPr>
-        <w:t xml:space="preserve"> Mientras iban, una mujer que había estado sufriendo de hemorragias durante doce años se acercó por detrás y tocó el borde de su manto.</w:t>
+        <w:t xml:space="preserve"> Mientras iban, una mujer se acercó. Ella había estado sufriendo de hemorragias durante 12 años. Se acercó por detrás y tocó el borde del manto de Jesús.</w:t>
       </w:r>
     </w:p>
     <w:p>
@@ -5697,7 +5697,7 @@
         <w:rPr>
           <w:lang w:val="es_ES" w:bidi="es_ES"/>
         </w:rPr>
-        <w:t xml:space="preserve"> Ella se decía en su interior: «Con solo tocar su manto, seré sanada».</w:t>
+        <w:t xml:space="preserve"> Ella se decía en su interior: “Con solo tocar su manto, seré sanada”.</w:t>
       </w:r>
     </w:p>
     <w:p>
@@ -5718,7 +5718,7 @@
         <w:rPr>
           <w:lang w:val="es_ES" w:bidi="es_ES"/>
         </w:rPr>
-        <w:t xml:space="preserve"> Jesús se volteó, la vio y le dijo: "Ánimo, hija, tu fe te ha sanado". Y la mujer quedó sana desde aquel mismo instante.</w:t>
+        <w:t xml:space="preserve"> Jesús se volteó, la vio y le dijo: —Ánimo, hija, tu fe te ha sanado. Y la mujer quedó sana desde aquel mismo instante.</w:t>
       </w:r>
     </w:p>
     <w:p>
@@ -5760,7 +5760,7 @@
         <w:rPr>
           <w:lang w:val="es_ES" w:bidi="es_ES"/>
         </w:rPr>
-        <w:t xml:space="preserve"> Jesús les dijo: —Retírense, porque la niña no está muerta, sino dormida. Y se burlaban de él.</w:t>
+        <w:t xml:space="preserve"> Jesús les dijo: —Retírense. La niña no está muerta, sino dormida. Y se burlaban de él.</w:t>
       </w:r>
     </w:p>
     <w:p>
@@ -5781,7 +5781,7 @@
         <w:rPr>
           <w:lang w:val="es_ES" w:bidi="es_ES"/>
         </w:rPr>
-        <w:t xml:space="preserve"> Entonces salieron todos. Jesús entró y tomó a la niña de la mano, y ella se levantó.</w:t>
+        <w:t xml:space="preserve"> Cuando salió la gente, Jesús entró. Tomó a la niña de la mano y ella se levantó.</w:t>
       </w:r>
     </w:p>
     <w:p>
@@ -5823,7 +5823,7 @@
         <w:rPr>
           <w:lang w:val="es_ES" w:bidi="es_ES"/>
         </w:rPr>
-        <w:t xml:space="preserve"> Cuando Jesús salió de la casa de aquel hombre importante, dos ciegos lo siguieron gritando: —¡Hijo de David, ten compasión de nosotros!</w:t>
+        <w:t xml:space="preserve"> Cuando Jesús se iba de allí, 2 ciegos lo siguieron gritando: —¡Hijo de David, ten misericordia de nosotros!</w:t>
       </w:r>
     </w:p>
     <w:p>
@@ -5844,7 +5844,7 @@
         <w:rPr>
           <w:lang w:val="es_ES" w:bidi="es_ES"/>
         </w:rPr>
-        <w:t xml:space="preserve"> Cuando llegó a la casa, Jesús les preguntó: —¿Creen que puedo sanarlos? Ellos dijeron: —Sí, Señor.</w:t>
+        <w:t xml:space="preserve"> Cuando Jesús entró en la casa, los ciegos se acercaron a él. Jesús les preguntó: —¿Creen que puedo hacer esto? —Sí, Señor —le respondieron.</w:t>
       </w:r>
     </w:p>
     <w:p>
@@ -5865,7 +5865,7 @@
         <w:rPr>
           <w:lang w:val="es_ES" w:bidi="es_ES"/>
         </w:rPr>
-        <w:t xml:space="preserve"> Entonces les tocó los ojos y dijo: —Que se haga conforme a su fe.</w:t>
+        <w:t xml:space="preserve"> Entonces Jesús les tocó los ojos y dijo: —Que se haga conforme a su fe.</w:t>
       </w:r>
     </w:p>
     <w:p>
@@ -5886,7 +5886,7 @@
         <w:rPr>
           <w:lang w:val="es_ES" w:bidi="es_ES"/>
         </w:rPr>
-        <w:t xml:space="preserve"> Y recobraron la vista. Jesús les advirtió seriamente que no se lo contaran a nadie.</w:t>
+        <w:t xml:space="preserve"> Recobraron la vista. Jesús les advirtió seriamente que no se lo contaran a nadie.</w:t>
       </w:r>
     </w:p>
     <w:p>
@@ -5907,7 +5907,7 @@
         <w:rPr>
           <w:lang w:val="es_ES" w:bidi="es_ES"/>
         </w:rPr>
-        <w:t xml:space="preserve"> Pero en cuanto salieron de allí, divulgaron por toda aquella región lo que Jesús había hecho.</w:t>
+        <w:t xml:space="preserve"> Pero en cuanto salieron, comenzaron a divulgar por toda aquella región lo que Jesús había hecho.</w:t>
       </w:r>
     </w:p>
     <w:p>
@@ -5928,7 +5928,7 @@
         <w:rPr>
           <w:lang w:val="es_ES" w:bidi="es_ES"/>
         </w:rPr>
-        <w:t xml:space="preserve"> Cuando se fueron los ciegos, le trajeron a un hombre mudo que estaba poseído por un demonio.</w:t>
+        <w:t xml:space="preserve"> Cuando se fueron los ciegos, le trajeron a un hombre mudo que estaba atormentado por un demonio.</w:t>
       </w:r>
     </w:p>
     <w:p>
@@ -5949,7 +5949,7 @@
         <w:rPr>
           <w:lang w:val="es_ES" w:bidi="es_ES"/>
         </w:rPr>
-        <w:t xml:space="preserve"> En cuanto el demonio fue expulsado, el mudo habló, y la multitud se maravilló, diciendo: «¡Nunca se ha visto algo semejante en Israel!».</w:t>
+        <w:t xml:space="preserve"> Cuando Jesús expulsó el demonio, el mudo comenzó a hablar. La gente quedó asombrada y exclamaba: —¡Nunca se ha visto algo así en Israel!</w:t>
       </w:r>
     </w:p>
     <w:p>
@@ -5970,7 +5970,7 @@
         <w:rPr>
           <w:lang w:val="es_ES" w:bidi="es_ES"/>
         </w:rPr>
-        <w:t xml:space="preserve"> Pero los fariseos decían: «Expulsa los demonios con el poder del príncipe de los demonios».</w:t>
+        <w:t xml:space="preserve"> Pero los fariseos decían: —Este expulsa los demonios por el poder del príncipe de los demonios.</w:t>
       </w:r>
     </w:p>
     <w:p>
@@ -5991,7 +5991,7 @@
         <w:rPr>
           <w:lang w:val="es_ES" w:bidi="es_ES"/>
         </w:rPr>
-        <w:t xml:space="preserve"> Jesús recorría todas las ciudades y aldeas, enseñaba en sus sinagogas, predicaba el evangelio del reino y sanaba a la gente de sus enfermedades y dolencias.</w:t>
+        <w:t xml:space="preserve"> Jesús recorría todas las ciudades y aldeas de la región. Enseñaba en las sinagogas y proclamaba las buenas noticias del reino. Sanaba a la gente de todas sus enfermedades y dolencias.</w:t>
       </w:r>
     </w:p>
     <w:p>
@@ -6012,7 +6012,7 @@
         <w:rPr>
           <w:lang w:val="es_ES" w:bidi="es_ES"/>
         </w:rPr>
-        <w:t xml:space="preserve"> Al ver a las multitudes, tuvo compasión de ellas, porque estaban desamparadas y dispersas como ovejas que no tienen pastor.</w:t>
+        <w:t xml:space="preserve"> Al ver a las multitudes, tuvo compasión de ellas. Es que estaban desamparadas y dispersas como ovejas que no tienen pastor.</w:t>
       </w:r>
     </w:p>
     <w:p>
@@ -6033,7 +6033,7 @@
         <w:rPr>
           <w:lang w:val="es_ES" w:bidi="es_ES"/>
         </w:rPr>
-        <w:t xml:space="preserve"> —Hay mucho campo, pero muy pocos obreros —les dijo a sus discípulos—.</w:t>
+        <w:t xml:space="preserve"> —Hay mucho campo para cosechar, pero muy pocos obreros —les dijo a sus discípulos—.</w:t>
       </w:r>
     </w:p>
     <w:p>
@@ -6091,7 +6091,7 @@
         <w:rPr>
           <w:lang w:val="es_ES" w:bidi="es_ES"/>
         </w:rPr>
-        <w:t xml:space="preserve"> Jesús convocó a sus doce discípulos y les dio autoridad para expulsar espíritus impuros y sanar toda enfermedad y dolencia.</w:t>
+        <w:t xml:space="preserve"> Jesús convocó a sus 12 discípulos. Les dio autoridad para expulsar espíritus impuros y sanar toda enfermedad y dolencia.</w:t>
       </w:r>
     </w:p>
     <w:p>
@@ -6112,7 +6112,7 @@
         <w:rPr>
           <w:lang w:val="es_ES" w:bidi="es_ES"/>
         </w:rPr>
-        <w:t xml:space="preserve"> Los doce apóstoles eran los siguientes: Simón, llamado Pedro; su hermano Andrés; Jacobo, hijo de Zebedeo; su hermano Juan;</w:t>
+        <w:t xml:space="preserve"> Los 12 apóstoles eran los siguientes: Simón, llamado Pedro; su hermano Andrés; Jacobo, hijo de Zebedeo; su hermano Juan;</w:t>
       </w:r>
     </w:p>
     <w:p>
@@ -6175,7 +6175,7 @@
         <w:rPr>
           <w:lang w:val="es_ES" w:bidi="es_ES"/>
         </w:rPr>
-        <w:t xml:space="preserve"> Jesús envió a estos doce con estas instrucciones: «No vayan por el camino de los paganos ni entren en ninguna ciudad de los samaritanos.</w:t>
+        <w:t xml:space="preserve"> Jesús envió a estos 12 con estas instrucciones: —No vayan por el camino de los extranjeros ni entren en ninguna ciudad de los samaritanos.</w:t>
       </w:r>
     </w:p>
     <w:p>
@@ -6217,7 +6217,7 @@
         <w:rPr>
           <w:lang w:val="es_ES" w:bidi="es_ES"/>
         </w:rPr>
-        <w:t xml:space="preserve"> »Proclamen que el reino de los cielos se ha acercado.</w:t>
+        <w:t xml:space="preserve"> Anuncien que el reino de los cielos se ha acercado.</w:t>
       </w:r>
     </w:p>
     <w:p>
@@ -6238,7 +6238,7 @@
         <w:rPr>
           <w:lang w:val="es_ES" w:bidi="es_ES"/>
         </w:rPr>
-        <w:t xml:space="preserve"> »Sanen a los enfermos, resuciten a los muertos, limpien a los que tienen una enfermedad de la piel y expulsen demonios. Recibieron gratuitamente, así que den gratuitamente.</w:t>
+        <w:t xml:space="preserve"> »Sanen a los enfermos y resuciten a los muertos. Sanen a los que tienen una enfermedad de la piel y expulsen los demonios. Ustedes han recibido gratuitamente, así que den gratuitamente.</w:t>
       </w:r>
     </w:p>
     <w:p>
@@ -6259,7 +6259,7 @@
         <w:rPr>
           <w:lang w:val="es_ES" w:bidi="es_ES"/>
         </w:rPr>
-        <w:t xml:space="preserve"> No compren oro, ni plata, ni cobre para sus cinturones.</w:t>
+        <w:t xml:space="preserve"> No lleven oro, ni plata ni cobre en sus cinturones.</w:t>
       </w:r>
     </w:p>
     <w:p>
@@ -6280,7 +6280,7 @@
         <w:rPr>
           <w:lang w:val="es_ES" w:bidi="es_ES"/>
         </w:rPr>
-        <w:t xml:space="preserve"> No lleven bolsa de viaje, ni dos mudas de ropa, ni más calzado, ni bastón, porque el trabajador es digno de su alimento.</w:t>
+        <w:t xml:space="preserve"> No lleven bolsa de viaje, ni 2 mudas de ropa, ni sandalias, ni bastón. Es que el trabajador es digno de su alimento.</w:t>
       </w:r>
     </w:p>
     <w:p>
@@ -6343,7 +6343,7 @@
         <w:rPr>
           <w:lang w:val="es_ES" w:bidi="es_ES"/>
         </w:rPr>
-        <w:t xml:space="preserve"> Si la casa es digna, que su paz repose sobre ella; pero si no es digna, que su paz vuelva a ustedes.</w:t>
+        <w:t xml:space="preserve"> Si la casa es digna, que su paz venga sobre ella. Si no es digna, que su paz regrese a ustedes.</w:t>
       </w:r>
     </w:p>
     <w:p>
@@ -6364,7 +6364,7 @@
         <w:rPr>
           <w:lang w:val="es_ES" w:bidi="es_ES"/>
         </w:rPr>
-        <w:t xml:space="preserve"> Si en alguna casa o ciudad no los reciben ni escuchen sus palabras, al salir de aquella casa o ciudad, sacudan el polvo de sus pies.</w:t>
+        <w:t xml:space="preserve"> Puede ocurrir que en alguna casa o ciudad no los reciban ni escuchen sus palabras. Al salir de aquella casa o ciudad, sacudan el polvo de sus pies.</w:t>
       </w:r>
     </w:p>
     <w:p>
@@ -6385,7 +6385,7 @@
         <w:rPr>
           <w:lang w:val="es_ES" w:bidi="es_ES"/>
         </w:rPr>
-        <w:t xml:space="preserve"> Les aseguro que, en el día del juicio, será más tolerable el castigo para Sodoma y Gomorra que para aquella ciudad.</w:t>
+        <w:t xml:space="preserve"> En el día del juicio el castigo para Sodoma y Gomorra será más tolerable que el castigo para aquella ciudad. Se lo aseguro.</w:t>
       </w:r>
     </w:p>
     <w:p>
@@ -6406,7 +6406,7 @@
         <w:rPr>
           <w:lang w:val="es_ES" w:bidi="es_ES"/>
         </w:rPr>
-        <w:t xml:space="preserve"> Miren, yo los envío como ovejas en medio de lobos; sean, pues, prudentes como serpientes y sencillos como palomas.</w:t>
+        <w:t xml:space="preserve"> »Miren, yo los envío como ovejas en medio de lobos. Sean, pues, prudentes como serpientes y sencillos como palomas.</w:t>
       </w:r>
     </w:p>
     <w:p>
@@ -6427,7 +6427,7 @@
         <w:rPr>
           <w:lang w:val="es_ES" w:bidi="es_ES"/>
         </w:rPr>
-        <w:t xml:space="preserve"> Pero tengan cuidado, porque la gente los entregará a los tribunales y en sus sinagogas los azotarán.</w:t>
+        <w:t xml:space="preserve"> Pero tengan cuidado. La gente los entregará a los tribunales y en sus sinagogas los azotarán.</w:t>
       </w:r>
     </w:p>
     <w:p>
@@ -6448,7 +6448,7 @@
         <w:rPr>
           <w:lang w:val="es_ES" w:bidi="es_ES"/>
         </w:rPr>
-        <w:t xml:space="preserve"> Y ustedes serán llevados ante gobernadores y reyes por causa de mí, para dar testimonio a ellos y a las naciones.</w:t>
+        <w:t xml:space="preserve"> Ustedes serán llevados ante gobernadores y reyes por causa de mí, para dar testimonio a ellos y a las naciones.</w:t>
       </w:r>
     </w:p>
     <w:p>
@@ -6469,7 +6469,7 @@
         <w:rPr>
           <w:lang w:val="es_ES" w:bidi="es_ES"/>
         </w:rPr>
-        <w:t xml:space="preserve"> Cuando los arresten, no se preocupen de cómo o qué hablarán, porque en ese momento se les dará lo que han de decir.</w:t>
+        <w:t xml:space="preserve"> Cuando los arresten, no se preocupen por cómo hablar ni qué decir. En ese momento se les dará lo que deben decir.</w:t>
       </w:r>
     </w:p>
     <w:p>
@@ -6511,7 +6511,7 @@
         <w:rPr>
           <w:lang w:val="es_ES" w:bidi="es_ES"/>
         </w:rPr>
-        <w:t xml:space="preserve"> »El hermano entregará a la muerte al hermano, y el padre al hijo; y los hijos se levantarán contra los padres y los llevarán a la muerte.</w:t>
+        <w:t xml:space="preserve"> »El hermano entregará a la muerte al hermano, y el padre al hijo. Los hijos se levantarán contra los padres y los llevarán a la muerte.</w:t>
       </w:r>
     </w:p>
     <w:p>
@@ -6532,7 +6532,7 @@
         <w:rPr>
           <w:lang w:val="es_ES" w:bidi="es_ES"/>
         </w:rPr>
-        <w:t xml:space="preserve"> Todos los odiarán por causa de mi nombre, pero el que se mantenga hasta el fin será salvo.</w:t>
+        <w:t xml:space="preserve"> Todos los odiarán por causa de mi nombre. El que se mantenga firme hasta el fin será salvo.</w:t>
       </w:r>
     </w:p>
     <w:p>
@@ -6553,7 +6553,7 @@
         <w:rPr>
           <w:lang w:val="es_ES" w:bidi="es_ES"/>
         </w:rPr>
-        <w:t xml:space="preserve"> Cuando los persigan en una ciudad, huyan a otra. Les aseguro que no acabarán de recorrer todas las ciudades de Israel antes que venga el Hijo del Hombre.</w:t>
+        <w:t xml:space="preserve"> Cuando los persigan en una ciudad, huyan a otra. Les aseguro que no terminarán de recorrer todas las ciudades de Israel antes de que regrese el Hijo del hombre.</w:t>
       </w:r>
     </w:p>
     <w:p>
@@ -6574,7 +6574,7 @@
         <w:rPr>
           <w:lang w:val="es_ES" w:bidi="es_ES"/>
         </w:rPr>
-        <w:t xml:space="preserve"> Ningún discípulo es más que su maestro, ni ningún siervo es mayor que su señor.</w:t>
+        <w:t xml:space="preserve"> Ningún discípulo es más que su maestro, ni ningún siervo es más que su señor.</w:t>
       </w:r>
     </w:p>
     <w:p>
@@ -6595,7 +6595,7 @@
         <w:rPr>
           <w:lang w:val="es_ES" w:bidi="es_ES"/>
         </w:rPr>
-        <w:t xml:space="preserve"> Para el discípulo es suficiente ser como su maestro, y para el siervo, ser como su señor. Si al padre de familia llamaron Beelzebú, ¿qué no dirán al resto de la casa?</w:t>
+        <w:t xml:space="preserve"> Para el discípulo es suficiente ser como su maestro. Para el siervo, es suficiente ser como su señor. Si al padre de la familia llamaron Beelzebú, ¿qué no dirán al resto de la casa?</w:t>
       </w:r>
     </w:p>
     <w:p>
@@ -6616,7 +6616,7 @@
         <w:rPr>
           <w:lang w:val="es_ES" w:bidi="es_ES"/>
         </w:rPr>
-        <w:t xml:space="preserve"> No teman, porque no hay nada encubierto que no haya de ser revelado, ni nada oculto que no haya de saberse.</w:t>
+        <w:t xml:space="preserve"> »No tengan miedo. No hay nada encubierto que no haya de revelarse, ni nada oculto que no haya de saberse.</w:t>
       </w:r>
     </w:p>
     <w:p>
@@ -6637,7 +6637,7 @@
         <w:rPr>
           <w:lang w:val="es_ES" w:bidi="es_ES"/>
         </w:rPr>
-        <w:t xml:space="preserve"> Lo que yo les digo a oscuras, díganlo a plena luz, y lo que oyen al oído, proclámenlo desde las azoteas.</w:t>
+        <w:t xml:space="preserve"> Lo que les digo en la oscuridad, díganlo a plena luz del día. Lo que escuchen en secreto, proclámenlo desde las azoteas.</w:t>
       </w:r>
     </w:p>
     <w:p>
@@ -6679,7 +6679,7 @@
         <w:rPr>
           <w:lang w:val="es_ES" w:bidi="es_ES"/>
         </w:rPr>
-        <w:t xml:space="preserve"> »¿No se venden dos pajarillos por una moneda pequeña? Pues ni uno solo cae al suelo si no es la voluntad del Padre de ustedes.</w:t>
+        <w:t xml:space="preserve"> »¿Acaso no se venden 2 pajarillos por unas pocas monedas? Sin embargo, ni uno solo de ellos cae a tierra sin que el Padre lo sepa.</w:t>
       </w:r>
     </w:p>
     <w:p>
@@ -6742,7 +6742,7 @@
         <w:rPr>
           <w:lang w:val="es_ES" w:bidi="es_ES"/>
         </w:rPr>
-        <w:t xml:space="preserve"> »A cualquiera que me confiese delante de las personas, yo también lo confesaré delante de mi Padre que está en los cielos.</w:t>
+        <w:t xml:space="preserve"> »Si alguien me reconoce delante de la gente, yo también lo reconoceré delante de mi Padre que está en el cielo.</w:t>
       </w:r>
     </w:p>
     <w:p>
@@ -6763,7 +6763,7 @@
         <w:rPr>
           <w:lang w:val="es_ES" w:bidi="es_ES"/>
         </w:rPr>
-        <w:t xml:space="preserve"> Pero a cualquiera que me niegue delante de las personas, yo también lo negaré delante de mi Padre que está en los cielos.</w:t>
+        <w:t xml:space="preserve"> Pero al que me niegue delante de la gente, yo también lo negaré delante de mi Padre que está en el cielo.</w:t>
       </w:r>
     </w:p>
     <w:p>
@@ -6784,7 +6784,7 @@
         <w:rPr>
           <w:lang w:val="es_ES" w:bidi="es_ES"/>
         </w:rPr>
-        <w:t xml:space="preserve"> No crean que he venido a traer paz a la tierra; no he venido a traer paz, sino conflicto.</w:t>
+        <w:t xml:space="preserve"> No crean que he venido a traer paz a la tierra. No he venido a traer paz, sino conflicto.</w:t>
       </w:r>
     </w:p>
     <w:p>
@@ -6847,7 +6847,7 @@
         <w:rPr>
           <w:lang w:val="es_ES" w:bidi="es_ES"/>
         </w:rPr>
-        <w:t xml:space="preserve"> El que ama a su padre o a su madre más que a mí no es digno de mí; y el que ama a su hijo o a su hija más que a mí no es digno de mí.</w:t>
+        <w:t xml:space="preserve"> El que ama a su padre o a su madre más que a mí no es digno de mí. El que ama a su hijo o a su hija más que a mí no es digno de mí.</w:t>
       </w:r>
     </w:p>
     <w:p>
@@ -6889,7 +6889,7 @@
         <w:rPr>
           <w:lang w:val="es_ES" w:bidi="es_ES"/>
         </w:rPr>
-        <w:t xml:space="preserve"> El que ponga su vida como lo primero la perderá; y el que renuncie a su vida por causa de mí la encontrará.</w:t>
+        <w:t xml:space="preserve"> El que ponga su vida como lo primero la perderá. El que renuncie a su vida por causa de mí la encontrará.</w:t>
       </w:r>
     </w:p>
     <w:p>
@@ -6910,7 +6910,7 @@
         <w:rPr>
           <w:lang w:val="es_ES" w:bidi="es_ES"/>
         </w:rPr>
-        <w:t xml:space="preserve"> »El que los reciba a ustedes me estará recibiendo a mí; y el que me reciba a mí estará recibiendo al que me envió.</w:t>
+        <w:t xml:space="preserve"> »El que los recibe a ustedes me recibe a mí. El que me recibe a mí recibe al que me envió.</w:t>
       </w:r>
     </w:p>
     <w:p>
@@ -6931,7 +6931,7 @@
         <w:rPr>
           <w:lang w:val="es_ES" w:bidi="es_ES"/>
         </w:rPr>
-        <w:t xml:space="preserve"> El que reciba a un profeta porque es profeta recibirá recompensa de profeta; y el que reciba a un justo porque es justo recibirá recompensa de justo.</w:t>
+        <w:t xml:space="preserve"> El que reciba a un profeta porque es profeta recibirá recompensa de profeta. El que reciba a un justo porque es justo recibirá recompensa de justo.</w:t>
       </w:r>
     </w:p>
     <w:p>
@@ -6952,7 +6952,7 @@
         <w:rPr>
           <w:lang w:val="es_ES" w:bidi="es_ES"/>
         </w:rPr>
-        <w:t xml:space="preserve"> Y cualquiera que dé a uno de estos pequeños un vaso de agua fría solamente porque es discípulo, les aseguro que no perderá su recompensa».</w:t>
+        <w:t xml:space="preserve"> No perderá su recompensa el que le dé aunque sea un vaso de agua fresca a uno de estos pequeños por el simple hecho de que es mi discípulo. Se lo aseguro.</w:t>
       </w:r>
     </w:p>
     <w:p>
@@ -6989,7 +6989,7 @@
         <w:rPr>
           <w:lang w:val="es_ES" w:bidi="es_ES"/>
         </w:rPr>
-        <w:t xml:space="preserve"> Cuando Jesús terminó de dar instrucciones a sus doce discípulos, se fue de allí para enseñar y predicar en las ciudades.</w:t>
+        <w:t xml:space="preserve"> Jesús terminó de dar estas instrucciones a sus 12 discípulos. Entonces salió de allí para enseñar y predicar en otros lugares.</w:t>
       </w:r>
     </w:p>
     <w:p>
@@ -7010,7 +7010,7 @@
         <w:rPr>
           <w:lang w:val="es_ES" w:bidi="es_ES"/>
         </w:rPr>
-        <w:t xml:space="preserve"> Juan, que estaba en prisión, oyó de las obras de Cristo y envió a dos de sus discípulos</w:t>
+        <w:t xml:space="preserve"> Juan, que estaba en prisión, oyó de las obras de Cristo. Envió a 2 de sus discípulos</w:t>
       </w:r>
     </w:p>
     <w:p>
@@ -7031,7 +7031,7 @@
         <w:rPr>
           <w:lang w:val="es_ES" w:bidi="es_ES"/>
         </w:rPr>
-        <w:t xml:space="preserve"> a preguntarle a Jesús: ―¿Eres tú el que esperamos o debemos esperar a otro?</w:t>
+        <w:t xml:space="preserve"> para preguntarle: —¿Eres tú el que ha de venir o debemos esperar a otro?</w:t>
       </w:r>
     </w:p>
     <w:p>
@@ -7052,7 +7052,7 @@
         <w:rPr>
           <w:lang w:val="es_ES" w:bidi="es_ES"/>
         </w:rPr>
-        <w:t xml:space="preserve"> Jesús respondió a los mensajeros: ―Vayan y digan a Juan lo que oyen y ven.</w:t>
+        <w:t xml:space="preserve"> Jesús les respondió: —Vayan y cuéntenle a Juan lo que han visto y oído.</w:t>
       </w:r>
     </w:p>
     <w:p>
@@ -7073,7 +7073,7 @@
         <w:rPr>
           <w:lang w:val="es_ES" w:bidi="es_ES"/>
         </w:rPr>
-        <w:t xml:space="preserve"> Cuéntenle que los ciegos ven, los cojos caminan, los que tienen una enfermedad de la piel son sanados, los sordos oyen, los muertos son resucitados, y a los pobres se les anuncian las buenas nuevas.</w:t>
+        <w:t xml:space="preserve"> Cuéntenle que los ciegos ven y los cojos caminan. Los que tienen una enfermedad de la piel son sanados y los sordos oyen. Los muertos son resucitados, y a los pobres se les anuncian las buenas nuevas.</w:t>
       </w:r>
     </w:p>
     <w:p>
@@ -7094,7 +7094,7 @@
         <w:rPr>
           <w:lang w:val="es_ES" w:bidi="es_ES"/>
         </w:rPr>
-        <w:t xml:space="preserve"> Díganle, además, que benditos son los que no se escandalizan con lo que hago y digo.</w:t>
+        <w:t xml:space="preserve"> Díganle también que felices son los que no tropiezan por causa de mí.</w:t>
       </w:r>
     </w:p>
     <w:p>
@@ -7115,7 +7115,7 @@
         <w:rPr>
           <w:lang w:val="es_ES" w:bidi="es_ES"/>
         </w:rPr>
-        <w:t xml:space="preserve"> Cuando ellos se fueron, Jesús comenzó a hablar a la multitud acerca de Juan: «¿Qué buscaban cuando salieron a ver a Juan en el desierto? ¿Una caña sacudida por el viento?</w:t>
+        <w:t xml:space="preserve"> Cuando los mensajeros de Juan se fueron, Jesús comenzó a hablar a la multitud acerca de Juan: —¿Qué salieron a ver ustedes en el desierto? ¿Una caña sacudida por el viento?</w:t>
       </w:r>
     </w:p>
     <w:p>
@@ -7136,7 +7136,7 @@
         <w:rPr>
           <w:lang w:val="es_ES" w:bidi="es_ES"/>
         </w:rPr>
-        <w:t xml:space="preserve"> ¿Qué salieron a ver? ¿Un hombre vestido con ropas finas? Miren, los que se visten con refinamiento están en las casas de los reyes.</w:t>
+        <w:t xml:space="preserve"> ¿Un hombre vestido con ropas finas? No, los que visten ropas ostentosas están en los palacios de los reyes.</w:t>
       </w:r>
     </w:p>
     <w:p>
@@ -7178,7 +7178,7 @@
         <w:rPr>
           <w:lang w:val="es_ES" w:bidi="es_ES"/>
         </w:rPr>
-        <w:t xml:space="preserve"> De Juan se profetizó: «Mira, yo envío a mi mensajero delante de ti, y preparará tu camino».</w:t>
+        <w:t xml:space="preserve"> De Juan se profetizó: “Miren, yo envío a mi mensajero para que prepare el camino delante de ti”.</w:t>
       </w:r>
     </w:p>
     <w:p>
@@ -7199,7 +7199,7 @@
         <w:rPr>
           <w:lang w:val="es_ES" w:bidi="es_ES"/>
         </w:rPr>
-        <w:t xml:space="preserve"> Les aseguro que no ha nacido nadie mayor que Juan el Bautista; pero el más pequeño en el reino de los cielos es mayor que él.</w:t>
+        <w:t xml:space="preserve"> Les aseguro que no ha nacido nadie mayor que Juan el Bautista. Pero el más pequeño en el reino de los cielos es mayor que él.</w:t>
       </w:r>
     </w:p>
     <w:p>
@@ -7220,7 +7220,7 @@
         <w:rPr>
           <w:lang w:val="es_ES" w:bidi="es_ES"/>
         </w:rPr>
-        <w:t xml:space="preserve"> Desde los días de Juan el Bautista hasta ahora, el reino de los cielos ha venido avanzando con dificultad, y gente violenta intenta acabar con él.</w:t>
+        <w:t xml:space="preserve"> Desde los días de Juan el Bautista hasta ahora, el reino de los cielos ha venido avanzando con dificultad. Gente violenta intenta acabar con el reino.</w:t>
       </w:r>
     </w:p>
     <w:p>
@@ -7241,7 +7241,7 @@
         <w:rPr>
           <w:lang w:val="es_ES" w:bidi="es_ES"/>
         </w:rPr>
-        <w:t xml:space="preserve"> Todos los profetas y la ley profetizaron hasta el tiempo de Juan.</w:t>
+        <w:t xml:space="preserve"> La ley y todos los profetas profetizaron hasta la llegada de Juan.</w:t>
       </w:r>
     </w:p>
     <w:p>
@@ -7262,7 +7262,7 @@
         <w:rPr>
           <w:lang w:val="es_ES" w:bidi="es_ES"/>
         </w:rPr>
-        <w:t xml:space="preserve"> Si quieren aceptarlo, él es Elías, el que había de venir, conforme estaba profetizado.</w:t>
+        <w:t xml:space="preserve"> Pueden creer lo que digo. Él es Elías, el que había de venir, conforme estaba profetizado.</w:t>
       </w:r>
     </w:p>
     <w:p>
@@ -7304,7 +7304,7 @@
         <w:rPr>
           <w:lang w:val="es_ES" w:bidi="es_ES"/>
         </w:rPr>
-        <w:t xml:space="preserve"> »¿Con qué compararé a esta generación? Se parece a los niños que están sentados en las plazas y gritan a sus compañeros:</w:t>
+        <w:t xml:space="preserve"> »¿Con qué compararé a esta generación? Se parece a los niños sentados en las plazas que gritan a otros:</w:t>
       </w:r>
     </w:p>
     <w:p>
@@ -7325,7 +7325,7 @@
         <w:rPr>
           <w:lang w:val="es_ES" w:bidi="es_ES"/>
         </w:rPr>
-        <w:t xml:space="preserve"> "Tocamos la flauta para ustedes, pero no bailaron; les cantamos canciones de luto, pero no lloraron.</w:t>
+        <w:t xml:space="preserve"> "Tocamos la flauta para ustedes, pero no bailaron. Les cantamos canciones de luto, pero no lloraron”.</w:t>
       </w:r>
     </w:p>
     <w:p>
@@ -7346,7 +7346,7 @@
         <w:rPr>
           <w:lang w:val="es_ES" w:bidi="es_ES"/>
         </w:rPr>
-        <w:t xml:space="preserve"> »Vino Juan, que ni comía ni bebía, y dicen: "Está endemoniado".</w:t>
+        <w:t xml:space="preserve"> Ha venido Juan el Bautista, que no come ni bebe vino. Ustedes dicen que tiene un demonio.</w:t>
       </w:r>
     </w:p>
     <w:p>
@@ -7367,7 +7367,7 @@
         <w:rPr>
           <w:lang w:val="es_ES" w:bidi="es_ES"/>
         </w:rPr>
-        <w:t xml:space="preserve"> Vino el Hijo del hombre, que sí come y bebe, y dicen: "¡Miren este glotón y bebedor de vino, amigo de los recaudadores de impuestos y de los pecadores!". Pero la sabiduría se conoce por sus obras.</w:t>
+        <w:t xml:space="preserve"> Ha venido el Hijo del hombre, que come y bebe. Ustedes dicen que es un comilón y un bebedor. Dicen que es amigo de los recaudadores de impuestos y de los pecadores. Pero la sabiduría queda demostrada por sus acciones.</w:t>
       </w:r>
     </w:p>
     <w:p>
@@ -7409,7 +7409,7 @@
         <w:rPr>
           <w:lang w:val="es_ES" w:bidi="es_ES"/>
         </w:rPr>
-        <w:t xml:space="preserve"> «¡Ay de ti, Corazín! ¡Ay de ti, Betsaida! Si en Tiro y en Sidón se hubieran hecho los milagros que se hicieron en ustedes, hace tiempo que se habrían arrepentido, y lo habrían manifestado vistiendo ropas ásperas y echándose ceniza en la cabeza.</w:t>
+        <w:t xml:space="preserve"> —¡Ay de ti, Corazín! ¡Ay de ti, Betsaida! Si en Tiro y en Sidón se hubieran hecho los milagros que se hicieron en ustedes, hace tiempo que se habrían arrepentido. Lo habrían manifestado vistiendo ropas ásperas y echándose ceniza en la cabeza.</w:t>
       </w:r>
     </w:p>
     <w:p>
@@ -7430,7 +7430,7 @@
         <w:rPr>
           <w:lang w:val="es_ES" w:bidi="es_ES"/>
         </w:rPr>
-        <w:t xml:space="preserve"> »Por eso, les aseguro que el día del juicio será más soportable para Tiro y Sidón que para ustedes.</w:t>
+        <w:t xml:space="preserve"> Por eso, les aseguro que el día del juicio será más soportable para Tiro y Sidón que para ustedes.</w:t>
       </w:r>
     </w:p>
     <w:p>
@@ -7493,7 +7493,7 @@
         <w:rPr>
           <w:lang w:val="es_ES" w:bidi="es_ES"/>
         </w:rPr>
-        <w:t xml:space="preserve"> En ese momento, Jesús dijo: «Te alabo, Padre, Señor del cielo y de la tierra, porque has escondido estas cosas de los sabios y entendidos, y se las has revelado a los niños.</w:t>
+        <w:t xml:space="preserve"> En ese momento, Jesús dijo: —Te alabo, Padre, Señor del cielo y de la tierra. Has escondido estas cosas de los sabios y entendidos, y se las has revelado a los niños.</w:t>
       </w:r>
     </w:p>
     <w:p>
@@ -7535,7 +7535,7 @@
         <w:rPr>
           <w:lang w:val="es_ES" w:bidi="es_ES"/>
         </w:rPr>
-        <w:t xml:space="preserve"> »Mi Padre me ha confiado todas las cosas. El único que conoce al Hijo es el Padre, y el único que conoce al Padre es el Hijo y aquel a quien el Hijo quiera mostrárselo.</w:t>
+        <w:t xml:space="preserve"> »Mi Padre me ha confiado todas las cosas. El único que conoce al Hijo es el Padre. El único que conoce al Padre es el Hijo y aquel a quien el Hijo quiera mostrárselo.</w:t>
       </w:r>
     </w:p>
     <w:p>
@@ -7577,7 +7577,7 @@
         <w:rPr>
           <w:lang w:val="es_ES" w:bidi="es_ES"/>
         </w:rPr>
-        <w:t xml:space="preserve"> Tomen mi yugo sobre ustedes y aprendan de mí, que soy manso y humilde de corazón, y hallarán descanso para sus almas,</w:t>
+        <w:t xml:space="preserve"> Tomen mi yugo sobre ustedes y aprendan de mí. Soy manso y humilde de corazón. Hallarán descanso para sus almas,</w:t>
       </w:r>
     </w:p>
     <w:p>
@@ -7598,7 +7598,7 @@
         <w:rPr>
           <w:lang w:val="es_ES" w:bidi="es_ES"/>
         </w:rPr>
-        <w:t xml:space="preserve"> porque mi yugo es llevadero y mi carga es ligera».</w:t>
+        <w:t xml:space="preserve"> porque mi yugo es llevadero y mi carga es ligera.</w:t>
       </w:r>
     </w:p>
     <w:p>
@@ -7635,7 +7635,7 @@
         <w:rPr>
           <w:lang w:val="es_ES" w:bidi="es_ES"/>
         </w:rPr>
-        <w:t xml:space="preserve"> En aquellos días, Jesús pasó por los sembrados con sus discípulos en un día de reposo. Sus discípulos tuvieron hambre y comenzaron a arrancar espigas y a comer.</w:t>
+        <w:t xml:space="preserve"> En aquellos días, en un día de reposo, Jesús pasaba por unos campos de trigo. Mientras, sus discípulos sintieron hambre y comenzaron a arrancar espigas y a comérselas.</w:t>
       </w:r>
     </w:p>
     <w:p>
@@ -7677,7 +7677,7 @@
         <w:rPr>
           <w:lang w:val="es_ES" w:bidi="es_ES"/>
         </w:rPr>
-        <w:t xml:space="preserve"> Él les dijo: —¿No han leído lo que hizo David cuando él y los que estaban con él tuvieron hambre?</w:t>
+        <w:t xml:space="preserve"> Pero Jesús les respondió: —¿No han leído lo que hizo David cuando él y los que iban con él tuvieron hambre?</w:t>
       </w:r>
     </w:p>
     <w:p>
@@ -7698,7 +7698,7 @@
         <w:rPr>
           <w:lang w:val="es_ES" w:bidi="es_ES"/>
         </w:rPr>
-        <w:t xml:space="preserve"> David entró en la casa de Dios y comió del pan de la presentación, que no les estaba permitido comerlo ni a él ni sus acompañantes, solo a los sacerdotes.</w:t>
+        <w:t xml:space="preserve"> Entró en la casa de Dios y comió los panes consagrados. Solo les está permitido a los sacerdotes comer estos panes. Es más, dio también a los que estaban con él.</w:t>
       </w:r>
     </w:p>
     <w:p>
@@ -7719,7 +7719,7 @@
         <w:rPr>
           <w:lang w:val="es_ES" w:bidi="es_ES"/>
         </w:rPr>
-        <w:t xml:space="preserve"> »¿No han leído en la ley cómo en los días de reposo los sacerdotes que sirven en el templo trabajan en el día de reposo y no se considera pecado?</w:t>
+        <w:t xml:space="preserve"> ¿No han leído en la ley que los sacerdotes que sirven en el templo tienen que trabajar el día de reposo? No cometen pecado al hacerlo.</w:t>
       </w:r>
     </w:p>
     <w:p>
@@ -7740,7 +7740,7 @@
         <w:rPr>
           <w:lang w:val="es_ES" w:bidi="es_ES"/>
         </w:rPr>
-        <w:t xml:space="preserve"> »Pues yo les digo que ante ustedes está uno más importante que el templo.</w:t>
+        <w:t xml:space="preserve"> Pues yo les digo que ante ustedes está uno más importante que el templo.</w:t>
       </w:r>
     </w:p>
     <w:p>
@@ -7761,7 +7761,7 @@
         <w:rPr>
           <w:lang w:val="es_ES" w:bidi="es_ES"/>
         </w:rPr>
-        <w:t xml:space="preserve"> Si supieran lo que significa el texto de la Escritura "Lo que yo quiero es misericordia, y no sacrificio", no condenarían a los inocentes.</w:t>
+        <w:t xml:space="preserve"> »Las Escrituras dicen: “Lo que quiero es misericordia, no sacrificios”. Si comprendieran el significado de esto, no condenarían a los inocentes.</w:t>
       </w:r>
     </w:p>
     <w:p>
@@ -7824,7 +7824,7 @@
         <w:rPr>
           <w:lang w:val="es_ES" w:bidi="es_ES"/>
         </w:rPr>
-        <w:t xml:space="preserve"> Había allí un hombre que tenía la mano seca, y le preguntaron a Jesús: ―¿Está bien sanar en el día de reposo? Se lo preguntaron para poder acusarle.</w:t>
+        <w:t xml:space="preserve"> Había allí un hombre con una mano paralizada. Los fariseos buscaban un motivo para acusar a Jesús. Le preguntaron: —¿Está permitido sanar en el día de reposo?</w:t>
       </w:r>
     </w:p>
     <w:p>
@@ -7845,7 +7845,7 @@
         <w:rPr>
           <w:lang w:val="es_ES" w:bidi="es_ES"/>
         </w:rPr>
-        <w:t xml:space="preserve"> Jesús les respondió: ―¿Quién de ustedes, si tiene una oveja y cae en un hoyo en el día de reposo, no la sacará? ¡Claro que la sacará!</w:t>
+        <w:t xml:space="preserve"> Jesús les respondió: —Digamos que cada uno tiene una oveja. Si cae en un hoyo en el día de reposo, ¿quién de ustedes no la sacará? ¡Claro que la sacará!</w:t>
       </w:r>
     </w:p>
     <w:p>
@@ -7866,7 +7866,7 @@
         <w:rPr>
           <w:lang w:val="es_ES" w:bidi="es_ES"/>
         </w:rPr>
-        <w:t xml:space="preserve"> ¿Cuánto más vale un hombre que una oveja? Así que sí es correcto hacer el bien en el día de reposo.</w:t>
+        <w:t xml:space="preserve"> ¡Cuánto más vale una persona que una oveja! Por lo tanto, sí, está permitido hacer el bien en el día de reposo.</w:t>
       </w:r>
     </w:p>
     <w:p>
@@ -7887,7 +7887,7 @@
         <w:rPr>
           <w:lang w:val="es_ES" w:bidi="es_ES"/>
         </w:rPr>
-        <w:t xml:space="preserve"> Entonces le dijo al hombre: ―Extiende tu mano. Y él la extendió, quedó sana como la otra.</w:t>
+        <w:t xml:space="preserve"> Entonces le dijo al hombre: —Extiende tu mano. Él la extendió, y quedó sana como la otra.</w:t>
       </w:r>
     </w:p>
     <w:p>
@@ -7929,7 +7929,7 @@
         <w:rPr>
           <w:lang w:val="es_ES" w:bidi="es_ES"/>
         </w:rPr>
-        <w:t xml:space="preserve"> Jesús lo supo y se alejó de allí. Lo siguió mucha gente, y sanaba a todos.</w:t>
+        <w:t xml:space="preserve"> Jesús lo supo y se alejó de allí. Lo siguió mucha gente. Sanaba a todos,</w:t>
       </w:r>
     </w:p>
     <w:p>
@@ -7950,7 +7950,7 @@
         <w:rPr>
           <w:lang w:val="es_ES" w:bidi="es_ES"/>
         </w:rPr>
-        <w:t xml:space="preserve"> Y les encargaba muy en serio que no se lo dijeran a nadie.</w:t>
+        <w:t xml:space="preserve"> pero les advirtió con firmeza que no dijeran a nadie quién era él.</w:t>
       </w:r>
     </w:p>
     <w:p>
@@ -7971,7 +7971,7 @@
         <w:rPr>
           <w:lang w:val="es_ES" w:bidi="es_ES"/>
         </w:rPr>
-        <w:t xml:space="preserve"> Era así para que se cumpliera la profecía de Isaías:</w:t>
+        <w:t xml:space="preserve"> Así se cumplió lo que dijo el profeta Isaías:</w:t>
       </w:r>
     </w:p>
     <w:p>
@@ -7992,7 +7992,7 @@
         <w:rPr>
           <w:lang w:val="es_ES" w:bidi="es_ES"/>
         </w:rPr>
-        <w:t xml:space="preserve"> «Este es mi siervo, a quien he escogido, mi amado, en quien se agrada mi alma; pondré mi Espíritu sobre él, y anunciará justicia a las naciones.</w:t>
+        <w:t xml:space="preserve"> «Este es mi siervo, a quien sostengo. Es mi elegido, en quien me complazco. He puesto mi Espíritu sobre él; él traerá justicia a las naciones.</w:t>
       </w:r>
     </w:p>
     <w:p>
@@ -8013,7 +8013,7 @@
         <w:rPr>
           <w:lang w:val="es_ES" w:bidi="es_ES"/>
         </w:rPr>
-        <w:t xml:space="preserve"> No discutirá, ni gritará, ni hablará a grandes voces en las calles;</w:t>
+        <w:t xml:space="preserve"> No gritará ni levantará su voz, ni se oirá su voz en las calles.</w:t>
       </w:r>
     </w:p>
     <w:p>
@@ -8034,7 +8034,7 @@
         <w:rPr>
           <w:lang w:val="es_ES" w:bidi="es_ES"/>
         </w:rPr>
-        <w:t xml:space="preserve"> no romperá la caña cascada, ni apagará la lámpara que está casi apagada, hasta que haga triunfar la justicia.</w:t>
+        <w:t xml:space="preserve"> No romperá la caña cascada, ni apagará la lámpara que está casi apagada. Traerá justicia con fidelidad.</w:t>
       </w:r>
     </w:p>
     <w:p>
@@ -8055,7 +8055,7 @@
         <w:rPr>
           <w:lang w:val="es_ES" w:bidi="es_ES"/>
         </w:rPr>
-        <w:t xml:space="preserve"> Y en su nombre esperarán las naciones».</w:t>
+        <w:t xml:space="preserve"> Las costas lejanas esperan su enseñanza”.</w:t>
       </w:r>
     </w:p>
     <w:p>
@@ -8076,7 +8076,7 @@
         <w:rPr>
           <w:lang w:val="es_ES" w:bidi="es_ES"/>
         </w:rPr>
-        <w:t xml:space="preserve"> Entonces le trajeron un endemoniado, ciego y mudo, y Jesús lo sanó, de manera que el ciego y mudo hablaba y veía.</w:t>
+        <w:t xml:space="preserve"> Entonces le trajeron un hombre atormentado por un demonio, que lo tenía ciego y mudo. Jesús lo sanó. Así el ciego y mudo hablaba y veía.</w:t>
       </w:r>
     </w:p>
     <w:p>
@@ -8097,7 +8097,7 @@
         <w:rPr>
           <w:lang w:val="es_ES" w:bidi="es_ES"/>
         </w:rPr>
-        <w:t xml:space="preserve"> Y toda la gente estaba asombrada, y decía: «¿No será este el Hijo de David?».</w:t>
+        <w:t xml:space="preserve"> La gente estaba asombrada y decía: —¿No será este el Hijo de David?</w:t>
       </w:r>
     </w:p>
     <w:p>
@@ -8118,7 +8118,7 @@
         <w:rPr>
           <w:lang w:val="es_ES" w:bidi="es_ES"/>
         </w:rPr>
-        <w:t xml:space="preserve"> Pero los fariseos, cuando se enteraron, dijeron: «Si este expulsa los demonios, lo hace solo con el poder de Beelzebú, príncipe de los demonios».</w:t>
+        <w:t xml:space="preserve"> Pero cuando los fariseos lo oyeron, dijeron: —Este expulsa a los demonios por medio de Beelzebú, el príncipe de los demonios.</w:t>
       </w:r>
     </w:p>
     <w:p>
@@ -8139,7 +8139,7 @@
         <w:rPr>
           <w:lang w:val="es_ES" w:bidi="es_ES"/>
         </w:rPr>
-        <w:t xml:space="preserve"> Como sabía lo que estaban pensando, Jesús les dijo: «Todo reino dividido contra sí mismo se destruye, y ninguna ciudad o familia dividida permanecerá.</w:t>
+        <w:t xml:space="preserve"> Jesús sabía lo que estaban pensando. Les dijo: —Un reino dividido contra sí mismo queda destruido. Una ciudad o una casa dividida contra sí misma no puede mantenerse en pie.</w:t>
       </w:r>
     </w:p>
     <w:p>
@@ -8160,7 +8160,7 @@
         <w:rPr>
           <w:lang w:val="es_ES" w:bidi="es_ES"/>
         </w:rPr>
-        <w:t xml:space="preserve"> Si Satanás expulsa a Satanás, está dividido contra sí mismo; ¿cómo, pues, permanecerá su reino?</w:t>
+        <w:t xml:space="preserve"> Si Satanás expulsa a Satanás, está dividido contra sí mismo. ¿Cómo, pues, permanecerá su reino?</w:t>
       </w:r>
     </w:p>
     <w:p>
@@ -8181,7 +8181,7 @@
         <w:rPr>
           <w:lang w:val="es_ES" w:bidi="es_ES"/>
         </w:rPr>
-        <w:t xml:space="preserve"> Y si yo expulso los demonios por Beelzebú, ¿por quién los expulsan los seguidores de ellos? Por eso, ellos serán sus jueces.</w:t>
+        <w:t xml:space="preserve"> Y si yo expulso los demonios por Beelzebú, ¿por quién los expulsan los seguidores de ustedes? Por eso, ellos serán sus jueces.</w:t>
       </w:r>
     </w:p>
     <w:p>
@@ -8223,7 +8223,7 @@
         <w:rPr>
           <w:lang w:val="es_ES" w:bidi="es_ES"/>
         </w:rPr>
-        <w:t xml:space="preserve"> »O para decirlo de otra manera, ¿cómo puede alguien entrar en la casa de un hombre fuerte y llevarse sus pertenencias, a menos que primero ate al hombre fuerte? Entonces podrá saquear su casa.</w:t>
+        <w:t xml:space="preserve"> Lo diré de otra manera. ¿Cómo puede alguien entrar en la casa de un hombre fuerte y llevarse sus pertenencias? Primero tiene que atar al hombre fuerte. Entonces podrá saquear su casa.</w:t>
       </w:r>
     </w:p>
     <w:p>
@@ -8244,7 +8244,7 @@
         <w:rPr>
           <w:lang w:val="es_ES" w:bidi="es_ES"/>
         </w:rPr>
-        <w:t xml:space="preserve"> »El que no está conmigo está contra mí; y el que no recoge conmigo desparrama.</w:t>
+        <w:t xml:space="preserve"> »El que no está conmigo está contra mí. El que no recoge conmigo desparrama.</w:t>
       </w:r>
     </w:p>
     <w:p>
@@ -8265,7 +8265,7 @@
         <w:rPr>
           <w:lang w:val="es_ES" w:bidi="es_ES"/>
         </w:rPr>
-        <w:t xml:space="preserve"> Cualquiera que hable blasfemias contra el Hijo del Hombre puede ser perdonado; pero el que blasfeme contra el Espíritu Santo no tendrá perdón.</w:t>
+        <w:t xml:space="preserve"> Cualquiera que hable blasfemias contra el Hijo del hombre puede ser perdonado. Pero el que blasfeme contra el Espíritu Santo no tendrá perdón.</w:t>
       </w:r>
     </w:p>
     <w:p>
@@ -8286,7 +8286,7 @@
         <w:rPr>
           <w:lang w:val="es_ES" w:bidi="es_ES"/>
         </w:rPr>
-        <w:t xml:space="preserve"> Y cualquiera que diga algo contra el Hijo del Hombre podrá ser perdonado; pero quien hable contra el Espíritu Santo no será perdonado ni en este mundo ni en el próximo.</w:t>
+        <w:t xml:space="preserve"> Y cualquiera que diga algo contra el Hijo del hombre podrá ser perdonado. Pero quien hable contra el Espíritu Santo no será perdonado ni en este mundo ni en el próximo.</w:t>
       </w:r>
     </w:p>
     <w:p>
@@ -8307,7 +8307,7 @@
         <w:rPr>
           <w:lang w:val="es_ES" w:bidi="es_ES"/>
         </w:rPr>
-        <w:t xml:space="preserve"> »Por sus frutos se conoce el árbol. Hagan el árbol bueno y su fruto será bueno, o hagan el árbol malo y su fruto será malo.</w:t>
+        <w:t xml:space="preserve"> »Un árbol se conoce por su fruto. Si cultivan un árbol bueno, su fruto será bueno. Si cultivan un árbol malo, su fruto será malo.</w:t>
       </w:r>
     </w:p>
     <w:p>
@@ -8328,7 +8328,7 @@
         <w:rPr>
           <w:lang w:val="es_ES" w:bidi="es_ES"/>
         </w:rPr>
-        <w:t xml:space="preserve"> ¡Generación de víboras! ¿Cómo van a hablar cosas buenas si son malos? De la abundancia del corazón habla la boca.</w:t>
+        <w:t xml:space="preserve"> ¡Generación de víboras! ¿Cómo pueden ustedes, siendo malos, decir cosas buenas? La boca habla de lo que abunda en el corazón.</w:t>
       </w:r>
     </w:p>
     <w:p>
@@ -8349,7 +8349,7 @@
         <w:rPr>
           <w:lang w:val="es_ES" w:bidi="es_ES"/>
         </w:rPr>
-        <w:t xml:space="preserve"> La persona buena saca cosas buenas del buen tesoro de su corazón; y La persona mala, del mal tesoro saca cosas malas.</w:t>
+        <w:t xml:space="preserve"> La persona buena saca cosas buenas del buen tesoro de su corazón. La persona mala saca cosas malas de su maldad. La boca habla de lo que abunda en el corazón.</w:t>
       </w:r>
     </w:p>
     <w:p>
@@ -8370,7 +8370,7 @@
         <w:rPr>
           <w:lang w:val="es_ES" w:bidi="es_ES"/>
         </w:rPr>
-        <w:t xml:space="preserve"> Les aseguro que en el día del juicio las personas darán cuenta de toda palabra ociosa que digan.</w:t>
+        <w:t xml:space="preserve"> Les aseguro que en el día del juicio todos tendrán que dar cuenta de cada palabra ociosa que hayan dicho.</w:t>
       </w:r>
     </w:p>
     <w:p>
@@ -8391,7 +8391,7 @@
         <w:rPr>
           <w:lang w:val="es_ES" w:bidi="es_ES"/>
         </w:rPr>
-        <w:t xml:space="preserve"> Por tus palabras serás declarado justo, y por tus palabras serás condenado».</w:t>
+        <w:t xml:space="preserve"> Por tus palabras serás declarado justo, y por tus palabras serás condenado.</w:t>
       </w:r>
     </w:p>
     <w:p>
@@ -8412,7 +8412,7 @@
         <w:rPr>
           <w:lang w:val="es_ES" w:bidi="es_ES"/>
         </w:rPr>
-        <w:t xml:space="preserve"> Entonces algunos de los maestros de la ley y fariseos le respondieron: «Maestro, queremos verte hacer alguna señal».</w:t>
+        <w:t xml:space="preserve"> Entonces algunos de los maestros de la ley y fariseos le dijeron: —Maestro, queremos verte hacer alguna señal.</w:t>
       </w:r>
     </w:p>
     <w:p>
@@ -8433,7 +8433,7 @@
         <w:rPr>
           <w:lang w:val="es_ES" w:bidi="es_ES"/>
         </w:rPr>
-        <w:t xml:space="preserve"> Pero él les contestó: «Una generación malvada y adúltera pide señal, pero la única señal que tendrá será la del profeta Jonás.</w:t>
+        <w:t xml:space="preserve"> Él les respondió: —Esta generación mala y adúltera pide una señal. Pero no se le dará ninguna, excepto la señal del profeta Jonás.</w:t>
       </w:r>
     </w:p>
     <w:p>
@@ -8454,7 +8454,7 @@
         <w:rPr>
           <w:lang w:val="es_ES" w:bidi="es_ES"/>
         </w:rPr>
-        <w:t xml:space="preserve"> Como Jonás estuvo en el vientre del gran pez tres días y tres noches, así el Hijo del Hombre estará en el corazón de la tierra tres días y tres noches.</w:t>
+        <w:t xml:space="preserve"> Jonás estuvo 3 días y 3 noches en el vientre del gran pez. Del mismo modo, el Hijo del hombre estará 3 días y 3 noches en el corazón de la tierra.</w:t>
       </w:r>
     </w:p>
     <w:p>
@@ -8475,7 +8475,7 @@
         <w:rPr>
           <w:lang w:val="es_ES" w:bidi="es_ES"/>
         </w:rPr>
-        <w:t xml:space="preserve"> En el día del juicio, los hombres de Nínive se levantarán contra esta generación y la condenarán, porque ellos se arrepintieron ante la predicación de Jonás, y aquí hay alguien mayor que Jonás.</w:t>
+        <w:t xml:space="preserve"> »En el día del juicio, los habitantes de Nínive se levantarán contra esta generación y la condenarán. Es que ellos se arrepintieron cuando escucharon la predicación de Jonás. Y aquí ante ustedes está alguien más grande que Jonás.</w:t>
       </w:r>
     </w:p>
     <w:p>
@@ -8496,7 +8496,7 @@
         <w:rPr>
           <w:lang w:val="es_ES" w:bidi="es_ES"/>
         </w:rPr>
-        <w:t xml:space="preserve"> »En el día del juicio, la reina del Sur se levantará contra esta generación y la condenará, porque ella vino desde los confines de la tierra para escuchar la sabiduría de Salomón, y aquí hay alguien mayor que Salomón.</w:t>
+        <w:t xml:space="preserve"> En el día del juicio, la reina del Sur se levantará contra esta generación y la condenará. Es que ella vino desde los confines de la tierra para escuchar la sabiduría de Salomón. Y aquí ante ustedes está alguien más grande que Salomón.</w:t>
       </w:r>
     </w:p>
     <w:p>
@@ -8517,7 +8517,7 @@
         <w:rPr>
           <w:lang w:val="es_ES" w:bidi="es_ES"/>
         </w:rPr>
-        <w:t xml:space="preserve"> »Cuando un espíritu maligno sale de una persona, busca descanso en lugares solitarios. Como no lo encuentra,</w:t>
+        <w:t xml:space="preserve"> »Cuando un espíritu maligno sale de una persona, pasa por lugares áridos buscando un lugar para descansar. Como no lo encuentra,</w:t>
       </w:r>
     </w:p>
     <w:p>
@@ -8538,7 +8538,7 @@
         <w:rPr>
           <w:lang w:val="es_ES" w:bidi="es_ES"/>
         </w:rPr>
-        <w:t xml:space="preserve"> dice: “Volveré a la casa de donde salí”. Al regresar, encuentra la casa vacía, barrida y arreglada.</w:t>
+        <w:t xml:space="preserve"> dice: “Volveré a la casa de donde salí”. Al regresar, encuentra la casa vacía, limpia y arreglada.</w:t>
       </w:r>
     </w:p>
     <w:p>
@@ -8559,7 +8559,7 @@
         <w:rPr>
           <w:lang w:val="es_ES" w:bidi="es_ES"/>
         </w:rPr>
-        <w:t xml:space="preserve"> Entonces va y trae otros siete espíritus peores que él, y entran y viven allí; y la situación final de aquella persona resulta peor que al principio. Así también le sucederá a esta generación malvada».</w:t>
+        <w:t xml:space="preserve"> Entonces va y trae otros 7 espíritus peores que él. Entran y viven allí, y la situación final de aquella persona resulta peor que al principio. Así también le sucederá a esta generación malvada.</w:t>
       </w:r>
     </w:p>
     <w:p>
@@ -8601,7 +8601,7 @@
         <w:rPr>
           <w:lang w:val="es_ES" w:bidi="es_ES"/>
         </w:rPr>
-        <w:t xml:space="preserve"> Uno le dijo: —Tu madre y tus hermanos están afuera y quieren hablar contigo.</w:t>
+        <w:t xml:space="preserve"> Alguien le dijo: —Tu madre y tus hermanos están afuera y quieren hablar contigo.</w:t>
       </w:r>
     </w:p>
     <w:p>
@@ -8664,7 +8664,7 @@
         <w:rPr>
           <w:lang w:val="es_ES" w:bidi="es_ES"/>
         </w:rPr>
-        <w:t xml:space="preserve"> Porque quien haga la voluntad de mi Padre que está en los cielos, ese es mi hermano, mi hermana y mi madre.</w:t>
+        <w:t xml:space="preserve"> Quien haga la voluntad de mi Padre que está en los cielos, ese es mi hermano, mi hermana y mi madre.</w:t>
       </w:r>
     </w:p>
     <w:p>
@@ -8701,7 +8701,7 @@
         <w:rPr>
           <w:lang w:val="es_ES" w:bidi="es_ES"/>
         </w:rPr>
-        <w:t xml:space="preserve"> Más tarde, ese mismo día, Jesús salió de la casa y se sentó junto al mar.</w:t>
+        <w:t xml:space="preserve"> Más tarde, ese mismo día, Jesús salió de la casa y se sentó al lado del mar.</w:t>
       </w:r>
     </w:p>
     <w:p>
@@ -8722,28 +8722,28 @@
         <w:rPr>
           <w:lang w:val="es_ES" w:bidi="es_ES"/>
         </w:rPr>
-        <w:t xml:space="preserve"> Se reunió una gran multitud junto a él, tan grande que tuvo que subirse a una barca. Allí se sentó mientras toda la multitud estaba en la orilla escuchándole. [[4]]Y mientras sembraba, una parte de las semillas cayó junto al camino. Vinieron las aves y se las comieron.</w:t>
-      </w:r>
-    </w:p>
-    <w:p>
-      <w:pPr/>
-      <w:r>
-        <w:rPr>
-          <w:lang w:val="es_ES" w:bidi="es_ES"/>
-        </w:rPr>
-      </w:r>
-      <w:r>
-        <w:rPr>
-          <w:vertAlign w:val="superscript"/>
-          <w:lang w:val="es_ES" w:bidi="es_ES"/>
-        </w:rPr>
-        <w:t>4</w:t>
-      </w:r>
-      <w:r>
-        <w:rPr>
-          <w:lang w:val="es_ES" w:bidi="es_ES"/>
-        </w:rPr>
-        <w:t xml:space="preserve"> Habló muchas cosas mediante parábolas. Dijo: «Un sembrador salió a sembrar.</w:t>
+        <w:t xml:space="preserve"> Se reunió una gran multitud junto a él, tan grande que tuvo que subirse a una barca. Allí se sentó mientras toda la multitud estaba en la orilla escuchándole.</w:t>
+      </w:r>
+    </w:p>
+    <w:p>
+      <w:pPr/>
+      <w:r>
+        <w:rPr>
+          <w:lang w:val="es_ES" w:bidi="es_ES"/>
+        </w:rPr>
+      </w:r>
+      <w:r>
+        <w:rPr>
+          <w:vertAlign w:val="superscript"/>
+          <w:lang w:val="es_ES" w:bidi="es_ES"/>
+        </w:rPr>
+        <w:t>3-4</w:t>
+      </w:r>
+      <w:r>
+        <w:rPr>
+          <w:lang w:val="es_ES" w:bidi="es_ES"/>
+        </w:rPr>
+        <w:t xml:space="preserve"> Habló muchas cosas mediante parábolas. Dijo: —Un sembrador salió a sembrar. Y mientras sembraba, una parte de las semillas cayó junto al camino. Vinieron las aves y se las comieron.</w:t>
       </w:r>
     </w:p>
     <w:p>
@@ -8764,7 +8764,7 @@
         <w:rPr>
           <w:lang w:val="es_ES" w:bidi="es_ES"/>
         </w:rPr>
-        <w:t xml:space="preserve"> Otras semillas cayeron sobre terreno de piedras, donde no había mucha tierra. Brotaron pronto porque la tierra no tenía profundidad,</w:t>
+        <w:t xml:space="preserve"> Otras semillas cayeron sobre terreno de piedras, donde no había mucha tierra. Brotaron pronto porque la tierra no tenía profundidad.</w:t>
       </w:r>
     </w:p>
     <w:p>
@@ -8785,7 +8785,7 @@
         <w:rPr>
           <w:lang w:val="es_ES" w:bidi="es_ES"/>
         </w:rPr>
-        <w:t xml:space="preserve"> pero cuando salió el sol, se quemaron y, como no tenían raíz, se secaron.</w:t>
+        <w:t xml:space="preserve"> Pero cuando salió el sol, se quemaron. Como no tenían raíz, se secaron.</w:t>
       </w:r>
     </w:p>
     <w:p>
@@ -8827,7 +8827,7 @@
         <w:rPr>
           <w:lang w:val="es_ES" w:bidi="es_ES"/>
         </w:rPr>
-        <w:t xml:space="preserve"> Pero otras cayeron en buena tierra y dieron fruto: una a treinta, otra a sesenta y otra a ciento por uno.</w:t>
+        <w:t xml:space="preserve"> Pero otras cayeron en buena tierra y dieron fruto. Unas produjeron 100 granos por semilla, otras 60 y otras 30.</w:t>
       </w:r>
     </w:p>
     <w:p>
@@ -8848,7 +8848,7 @@
         <w:rPr>
           <w:lang w:val="es_ES" w:bidi="es_ES"/>
         </w:rPr>
-        <w:t xml:space="preserve"> ¡El que tenga oídos para oír que oiga!».</w:t>
+        <w:t xml:space="preserve"> ¡El que tenga oídos para oír, que oiga!</w:t>
       </w:r>
     </w:p>
     <w:p>
@@ -8890,7 +8890,7 @@
         <w:rPr>
           <w:lang w:val="es_ES" w:bidi="es_ES"/>
         </w:rPr>
-        <w:t xml:space="preserve"> Él les respondió: —A ustedes se les ha concedido conocer los misterios del reino de los cielos, pero a ellos no.</w:t>
+        <w:t xml:space="preserve"> Él les respondió: —A ustedes se les ha concedido conocer los misterios del reino de los cielos, pero a ellos no. Y añadió:</w:t>
       </w:r>
     </w:p>
     <w:p>
@@ -8911,7 +8911,7 @@
         <w:rPr>
           <w:lang w:val="es_ES" w:bidi="es_ES"/>
         </w:rPr>
-        <w:t xml:space="preserve"> Al que tiene se le dará más, y tendrá en abundancia; pero al que no tiene, aun lo que tiene se le quitará.</w:t>
+        <w:t xml:space="preserve"> —Al que tiene se le dará más, y tendrá en abundancia. Al que no tiene, aun lo que tiene se le quitará.</w:t>
       </w:r>
     </w:p>
     <w:p>
@@ -8932,7 +8932,7 @@
         <w:rPr>
           <w:lang w:val="es_ES" w:bidi="es_ES"/>
         </w:rPr>
-        <w:t xml:space="preserve"> Por eso les hablo mediante parábolas: porque aunque ven, en realidad no ven; y aunque oyen, en realidad no oyen ni entienden.</w:t>
+        <w:t xml:space="preserve"> Por eso les hablo con parábolas: porque ven, pero no ven; oyen, pero no oyen ni entienden.</w:t>
       </w:r>
     </w:p>
     <w:p>
@@ -8953,7 +8953,7 @@
         <w:rPr>
           <w:lang w:val="es_ES" w:bidi="es_ES"/>
         </w:rPr>
-        <w:t xml:space="preserve"> Así se cumple la profecía de Isaías: »"Oirán, pero no entenderán; y verán, pero no comprenderán.</w:t>
+        <w:t xml:space="preserve"> Así se cumple la profecía de Isaías: “Oirán, pero no entenderán. Verán, pero no comprenderán.</w:t>
       </w:r>
     </w:p>
     <w:p>
@@ -8974,7 +8974,7 @@
         <w:rPr>
           <w:lang w:val="es_ES" w:bidi="es_ES"/>
         </w:rPr>
-        <w:t xml:space="preserve"> Y es que el corazón de este pueblo se ha vuelto insensible; apenas oyen, y han cerrado los ojos. Así, no verán con los ojos ni oirán con los oídos ni entenderán con el corazón ni se convertirán ni yo los sanaré".</w:t>
+        <w:t xml:space="preserve"> Y es que el corazón de este pueblo está endurecido. Tienen los oídos cerrados y los ojos tapados. Así, no verán con los ojos, ni oirán con los oídos. No entenderán con el corazón ni se convertirán; ni yo los sanaré”.</w:t>
       </w:r>
     </w:p>
     <w:p>
@@ -8995,7 +8995,7 @@
         <w:rPr>
           <w:lang w:val="es_ES" w:bidi="es_ES"/>
         </w:rPr>
-        <w:t xml:space="preserve"> »Pero dichosos los ojos de ustedes, porque ven; y sus oídos, porque oyen.</w:t>
+        <w:t xml:space="preserve"> »¡Qué afortunados son los ojos de ustedes, porque ven! ¡Qué afortunados son los oídos de ustedes, porque oyen!</w:t>
       </w:r>
     </w:p>
     <w:p>
@@ -9016,7 +9016,7 @@
         <w:rPr>
           <w:lang w:val="es_ES" w:bidi="es_ES"/>
         </w:rPr>
-        <w:t xml:space="preserve"> Les aseguro que muchos profetas y justos desearon ver lo que ustedes ven y no lo vieron, y oír lo que ustedes oyen y no lo oyeron.</w:t>
+        <w:t xml:space="preserve"> Muchos profetas y justos desearon ver lo que ustedes ven y oír lo que ustedes oyen. Pero no lo vieron ni lo oyeron.</w:t>
       </w:r>
     </w:p>
     <w:p>
@@ -9037,7 +9037,7 @@
         <w:rPr>
           <w:lang w:val="es_ES" w:bidi="es_ES"/>
         </w:rPr>
-        <w:t xml:space="preserve"> Así que escuchen la parábola del sembrador.</w:t>
+        <w:t xml:space="preserve"> Ahora escuchen la explicación de la parábola del sembrador.</w:t>
       </w:r>
     </w:p>
     <w:p>
@@ -9058,7 +9058,7 @@
         <w:rPr>
           <w:lang w:val="es_ES" w:bidi="es_ES"/>
         </w:rPr>
-        <w:t xml:space="preserve"> »La semilla que fue sembrada junto al camino se refiere al que oye la palabra del reino y no la entiende; entonces viene el maligno y quita lo que se sembró en su corazón.</w:t>
+        <w:t xml:space="preserve"> »La semilla que fue sembrada junto al camino se refiere al que oye la palabra del reino y no la entiende. Entonces viene el maligno y quita lo que se sembró en su corazón.</w:t>
       </w:r>
     </w:p>
     <w:p>
@@ -9079,7 +9079,7 @@
         <w:rPr>
           <w:lang w:val="es_ES" w:bidi="es_ES"/>
         </w:rPr>
-        <w:t xml:space="preserve"> La semilla que fue sembrada en terreno de piedras se refiere al que oye la palabra y en el primer momento la recibe con gozo;</w:t>
+        <w:t xml:space="preserve"> La semilla que fue sembrada en terreno de piedras se refiere al que oye la palabra y en el primer momento la recibe con gozo.</w:t>
       </w:r>
     </w:p>
     <w:p>
@@ -9100,7 +9100,7 @@
         <w:rPr>
           <w:lang w:val="es_ES" w:bidi="es_ES"/>
         </w:rPr>
-        <w:t xml:space="preserve"> pero no tiene raíz, sino que es de corta duración. Cuando surgen problemas o persecuciones por causa de la palabra, tropieza enseguida.</w:t>
+        <w:t xml:space="preserve"> Pero no tiene raíz, sino que es de corta duración. Cuando surgen problemas o persecuciones por causa de la palabra, tropieza enseguida.</w:t>
       </w:r>
     </w:p>
     <w:p>
@@ -9121,7 +9121,7 @@
         <w:rPr>
           <w:lang w:val="es_ES" w:bidi="es_ES"/>
         </w:rPr>
-        <w:t xml:space="preserve"> La semilla que fue sembrada entre espinos se refiere al que oye la palabra, pero las preocupaciones de este mundo y el engaño de las riquezas ahogan la palabra, y se queda sin fruto.</w:t>
+        <w:t xml:space="preserve"> La semilla que fue sembrada entre espinos se refiere al que oye la palabra, pero esta se ahoga. Las preocupaciones de este mundo y el engaño de las riquezas la ahogan, y se queda sin fruto.</w:t>
       </w:r>
     </w:p>
     <w:p>
@@ -9142,7 +9142,7 @@
         <w:rPr>
           <w:lang w:val="es_ES" w:bidi="es_ES"/>
         </w:rPr>
-        <w:t xml:space="preserve"> La semilla que fue sembrada en buena tierra se refiere al que oye la palabra y la entiende; este da fruto y produce, a cien, a sesenta o a treinta por uno».</w:t>
+        <w:t xml:space="preserve"> La semilla que fue sembrada en buena tierra se refiere al que oye la palabra y la entiende. Produce fruto: 100 granos por semilla, o 60 o 30.</w:t>
       </w:r>
     </w:p>
     <w:p>
@@ -9163,7 +9163,7 @@
         <w:rPr>
           <w:lang w:val="es_ES" w:bidi="es_ES"/>
         </w:rPr>
-        <w:t xml:space="preserve"> Les contó otra parábola: «El reino de los cielos es como un hombre que sembró buena semilla en su campo.</w:t>
+        <w:t xml:space="preserve"> Les contó otra parábola: —El reino de los cielos es como un hombre que sembró buena semilla en su campo.</w:t>
       </w:r>
     </w:p>
     <w:p>
@@ -9184,7 +9184,7 @@
         <w:rPr>
           <w:lang w:val="es_ES" w:bidi="es_ES"/>
         </w:rPr>
-        <w:t xml:space="preserve"> Pero mientras todos dormían, vino su enemigo y sembró malas hierbas entre el trigo, y se fue.</w:t>
+        <w:t xml:space="preserve"> Pero mientras todos dormían, vino su enemigo. Sembró malas hierbas entre el trigo y se fue.</w:t>
       </w:r>
     </w:p>
     <w:p>
@@ -9205,7 +9205,7 @@
         <w:rPr>
           <w:lang w:val="es_ES" w:bidi="es_ES"/>
         </w:rPr>
-        <w:t xml:space="preserve"> Cuando brotó el trigo y salieron las espigas, apareció también la mala hierba.</w:t>
+        <w:t xml:space="preserve"> Cuando el trigo brotó y formó espigas, apareció también la mala hierba.</w:t>
       </w:r>
     </w:p>
     <w:p>
@@ -9226,7 +9226,7 @@
         <w:rPr>
           <w:lang w:val="es_ES" w:bidi="es_ES"/>
         </w:rPr>
-        <w:t xml:space="preserve"> Entonces vinieron los siervos del dueño y le dijeron: "Señor, ¿no sembraste buena semilla en tu campo? ¿Cómo es que hay mala hierba?”.</w:t>
+        <w:t xml:space="preserve"> Entonces vinieron los siervos del dueño y le dijeron: “Señor, ¿no sembraste buena semilla en tu campo? ¿Cómo es que hay mala hierba?”.</w:t>
       </w:r>
     </w:p>
     <w:p>
@@ -9289,7 +9289,7 @@
         <w:rPr>
           <w:lang w:val="es_ES" w:bidi="es_ES"/>
         </w:rPr>
-        <w:t xml:space="preserve"> Dejen que crezcan juntos hasta la cosecha, y, cuando llegue la cosecha, diré a los segadores: 'Recojan primero la mala hierba y átenla en manojos para quemarla; pero el trigo recójanlo en mi granero'"».</w:t>
+        <w:t xml:space="preserve"> Dejen que crezcan juntos hasta la cosecha. Cuando llegue la cosecha, diré a los segadores que recojan primero la mala hierba y la aten en manojos para quemarla. Pero el trigo lo recogerán en mi granero”.</w:t>
       </w:r>
     </w:p>
     <w:p>
@@ -9310,7 +9310,7 @@
         <w:rPr>
           <w:lang w:val="es_ES" w:bidi="es_ES"/>
         </w:rPr>
-        <w:t xml:space="preserve"> Les contó otra parábola: «El reino de los cielos es como un grano de mostaza que un hombre tomó y sembró en su campo.</w:t>
+        <w:t xml:space="preserve"> Les contó otra parábola: —El reino de los cielos es como un grano de mostaza que un hombre tomó y sembró en su campo.</w:t>
       </w:r>
     </w:p>
     <w:p>
@@ -9331,7 +9331,7 @@
         <w:rPr>
           <w:lang w:val="es_ES" w:bidi="es_ES"/>
         </w:rPr>
-        <w:t xml:space="preserve"> Aunque es la más pequeña de todas las semillas, cuando crece es más grande que las plantas del huerto y se convierte en un árbol, de modo que las aves se posan en sus ramas».</w:t>
+        <w:t xml:space="preserve"> La mostaza es la más pequeña de todas las semillas. Sin embargo, cuando crece es más grande que las plantas del huerto. Se convierte en un árbol, de modo que las aves se posan en sus ramas.</w:t>
       </w:r>
     </w:p>
     <w:p>
@@ -9352,7 +9352,7 @@
         <w:rPr>
           <w:lang w:val="es_ES" w:bidi="es_ES"/>
         </w:rPr>
-        <w:t xml:space="preserve"> Les dijo también: «El reino de los cielos es semejante a la levadura que una mujer tomó y puso en tres medidas de harina, y todo quedó fermentado».</w:t>
+        <w:t xml:space="preserve"> Les dijo también: —El reino de los cielos es semejante a la levadura que una mujer tomó y puso en 3 medidas de harina. Todo quedó fermentado.</w:t>
       </w:r>
     </w:p>
     <w:p>
@@ -9373,7 +9373,7 @@
         <w:rPr>
           <w:lang w:val="es_ES" w:bidi="es_ES"/>
         </w:rPr>
-        <w:t xml:space="preserve"> Jesús siempre usaba parábolas para hablar a las multitudes; sin parábolas no les hablaba.</w:t>
+        <w:t xml:space="preserve"> Jesús siempre usaba parábolas para hablar a las multitudes. Sin parábolas no les hablaba.</w:t>
       </w:r>
     </w:p>
     <w:p>
@@ -9394,7 +9394,7 @@
         <w:rPr>
           <w:lang w:val="es_ES" w:bidi="es_ES"/>
         </w:rPr>
-        <w:t xml:space="preserve"> Así se cumplió lo que dijo el profeta: «Abriré mi boca en parábolas; declararé cosas escondidas desde la fundación del mundo».</w:t>
+        <w:t xml:space="preserve"> Así se cumplió lo que había dicho el profeta: “Abriré mi boca en parábolas; revelaré misterios de tiempos antiguos”.</w:t>
       </w:r>
     </w:p>
     <w:p>
@@ -9415,7 +9415,7 @@
         <w:rPr>
           <w:lang w:val="es_ES" w:bidi="es_ES"/>
         </w:rPr>
-        <w:t xml:space="preserve"> Cuando despidieron a la multitud y regresaron a casa, sus discípulos se acercaron a él y le pidieron: «Explícanos la parábola de la mala hierba del campo».</w:t>
+        <w:t xml:space="preserve"> Después de despedir a la multitud, Jesús entró en la casa. Sus discípulos se acercaron y le pidieron: —Explícanos la parábola de la mala hierba en el campo.</w:t>
       </w:r>
     </w:p>
     <w:p>
@@ -9436,7 +9436,7 @@
         <w:rPr>
           <w:lang w:val="es_ES" w:bidi="es_ES"/>
         </w:rPr>
-        <w:t xml:space="preserve"> —El que siembra la buena semilla es el Hijo del Hombre.</w:t>
+        <w:t xml:space="preserve"> Respondió Jesús: —El que siembra la buena semilla es el Hijo del hombre.</w:t>
       </w:r>
     </w:p>
     <w:p>
@@ -9457,7 +9457,7 @@
         <w:rPr>
           <w:lang w:val="es_ES" w:bidi="es_ES"/>
         </w:rPr>
-        <w:t xml:space="preserve"> El campo es el mundo, y la buena semilla son los hijos del reino; las malas hierbas son los hijos del maligno.</w:t>
+        <w:t xml:space="preserve"> El campo es el mundo. La buena semilla son los hijos del reino y la mala hierba son los hijos del maligno.</w:t>
       </w:r>
     </w:p>
     <w:p>
@@ -9478,7 +9478,7 @@
         <w:rPr>
           <w:lang w:val="es_ES" w:bidi="es_ES"/>
         </w:rPr>
-        <w:t xml:space="preserve"> El enemigo que las sembró es el diablo; la cosecha es el fin del mundo y los que cosechan son los ángeles.</w:t>
+        <w:t xml:space="preserve"> El enemigo que las sembró es el diablo. La cosecha es el fin del mundo, y los que cosechan son los ángeles.</w:t>
       </w:r>
     </w:p>
     <w:p>
@@ -9499,7 +9499,7 @@
         <w:rPr>
           <w:lang w:val="es_ES" w:bidi="es_ES"/>
         </w:rPr>
-        <w:t xml:space="preserve"> Así como se recogen las malas hierbas y se queman en el fuego, así será en el fin del mundo.</w:t>
+        <w:t xml:space="preserve"> Así como se recoge la mala hierba y se quema en el fuego, así será en el fin del mundo.</w:t>
       </w:r>
     </w:p>
     <w:p>
@@ -9520,7 +9520,7 @@
         <w:rPr>
           <w:lang w:val="es_ES" w:bidi="es_ES"/>
         </w:rPr>
-        <w:t xml:space="preserve"> El Hijo del hombre enviará a sus ángeles, y arrancará de su reino a los que hacen caer a otros, y a todos los que hacen el mal.</w:t>
+        <w:t xml:space="preserve"> El Hijo del hombre enviará a sus ángeles. Arrancará de su reino a los que hacen caer a otros, y a todos los que hacen el mal.</w:t>
       </w:r>
     </w:p>
     <w:p>
@@ -9541,7 +9541,7 @@
         <w:rPr>
           <w:lang w:val="es_ES" w:bidi="es_ES"/>
         </w:rPr>
-        <w:t xml:space="preserve"> Y los echarán en el horno de fuego; allí habrá llanto y rechinar de dientes.</w:t>
+        <w:t xml:space="preserve"> Los echarán en el horno de fuego. Allí habrá llanto y rechinar de dientes.</w:t>
       </w:r>
     </w:p>
     <w:p>
@@ -9562,7 +9562,7 @@
         <w:rPr>
           <w:lang w:val="es_ES" w:bidi="es_ES"/>
         </w:rPr>
-        <w:t xml:space="preserve"> Entonces los justos brillarán como el sol en el reino de su Padre. ¡El que tenga oídos para oír que oiga!</w:t>
+        <w:t xml:space="preserve"> Entonces los justos brillarán como el sol en el reino de su Padre. ¡El que tenga oídos para oír, que oiga!</w:t>
       </w:r>
     </w:p>
     <w:p>
@@ -9583,7 +9583,7 @@
         <w:rPr>
           <w:lang w:val="es_ES" w:bidi="es_ES"/>
         </w:rPr>
-        <w:t xml:space="preserve"> »El reino de los cielos es semejante a un tesoro escondido en un campo. Un hombre lo encuentra y, lleno de alegría, va y vende todo lo que tiene y compra ese campo.</w:t>
+        <w:t xml:space="preserve"> »El reino de los cielos es también como un tesoro escondido en un campo. Un hombre lo encuentra y lo esconde de nuevo. Lleno de alegría, va y vende todo lo que tiene, y compra ese campo.</w:t>
       </w:r>
     </w:p>
     <w:p>
@@ -9625,7 +9625,7 @@
         <w:rPr>
           <w:lang w:val="es_ES" w:bidi="es_ES"/>
         </w:rPr>
-        <w:t xml:space="preserve"> Por fin encuentra una perla muy valiosa; entonces va, vende todo lo que tiene y la compra.</w:t>
+        <w:t xml:space="preserve"> Por fin encuentra una perla muy valiosa. Entonces va, vende todo lo que tiene y la compra.</w:t>
       </w:r>
     </w:p>
     <w:p>
@@ -9646,7 +9646,7 @@
         <w:rPr>
           <w:lang w:val="es_ES" w:bidi="es_ES"/>
         </w:rPr>
-        <w:t xml:space="preserve"> »El reino de los cielos es como a una red que se echa al mar y recoge toda clase de peces.</w:t>
+        <w:t xml:space="preserve"> El reino de los cielos es semejante a una red que se echa al mar y recoge peces de toda clase.</w:t>
       </w:r>
     </w:p>
     <w:p>
@@ -9667,7 +9667,7 @@
         <w:rPr>
           <w:lang w:val="es_ES" w:bidi="es_ES"/>
         </w:rPr>
-        <w:t xml:space="preserve"> Cuando se llena, la sacan a la orilla, se sientan y recogen lo bueno en canastas, y lo malo lo desechan.</w:t>
+        <w:t xml:space="preserve"> Cuando se llena, la sacan a la orilla. Se sientan y recogen lo bueno en canastas, y lo malo lo desechan.</w:t>
       </w:r>
     </w:p>
     <w:p>
@@ -9688,7 +9688,7 @@
         <w:rPr>
           <w:lang w:val="es_ES" w:bidi="es_ES"/>
         </w:rPr>
-        <w:t xml:space="preserve"> Así será en el fin del mundo: vendrán los ángeles y separarán a los malos de los justos,</w:t>
+        <w:t xml:space="preserve"> Así será en el fin del mundo. Vendrán los ángeles y separarán a los malos de los justos,</w:t>
       </w:r>
     </w:p>
     <w:p>
@@ -9730,7 +9730,7 @@
         <w:rPr>
           <w:lang w:val="es_ES" w:bidi="es_ES"/>
         </w:rPr>
-        <w:t xml:space="preserve"> ¿Lo entienden?». Ellos le dijeron: —Sí, Señor.</w:t>
+        <w:t xml:space="preserve"> ¿Lo entienden? Ellos le dijeron: —Sí, Señor.</w:t>
       </w:r>
     </w:p>
     <w:p>
@@ -9751,7 +9751,7 @@
         <w:rPr>
           <w:lang w:val="es_ES" w:bidi="es_ES"/>
         </w:rPr>
-        <w:t xml:space="preserve"> —Por eso, los maestros de la ley que se hacen discípulos del reino de los cielos son como el dueño de una casa que saca de su tesoro cosas nuevas y cosas antiguas.</w:t>
+        <w:t xml:space="preserve"> Entonces Jesús les dijo: —Algunos maestros de la ley se han convertido en discípulos del reino de los cielos. Son como el dueño de una casa que saca de su tesoro cosas nuevas y cosas viejas.</w:t>
       </w:r>
     </w:p>
     <w:p>
@@ -9877,7 +9877,7 @@
         <w:rPr>
           <w:lang w:val="es_ES" w:bidi="es_ES"/>
         </w:rPr>
-        <w:t xml:space="preserve"> Por causa de la incredulidad de ellos, no hizo allí muchos milagros.</w:t>
+        <w:t xml:space="preserve"> Y no hizo allí muchos milagros debido a lo poco que creían ellos.</w:t>
       </w:r>
     </w:p>
     <w:p>
@@ -9914,7 +9914,7 @@
         <w:rPr>
           <w:lang w:val="es_ES" w:bidi="es_ES"/>
         </w:rPr>
-        <w:t xml:space="preserve"> Cuando la fama de Jesús llegó a oídos del gobernador Herodes,</w:t>
+        <w:t xml:space="preserve"> La fama de Jesús llegó a oídos del rey Herodes.</w:t>
       </w:r>
     </w:p>
     <w:p>
@@ -9935,7 +9935,7 @@
         <w:rPr>
           <w:lang w:val="es_ES" w:bidi="es_ES"/>
         </w:rPr>
-        <w:t xml:space="preserve"> este dijo a sus siervos: «¡Es Juan el Bautista, ha resucitado de entre los muertos! ¡Por eso hace milagros!».</w:t>
+        <w:t xml:space="preserve"> Él les dijo a sus sirvientes: —Este es Juan el Bautista. Ha resucitado de entre los muertos. Por eso tiene el poder de hacer milagros.</w:t>
       </w:r>
     </w:p>
     <w:p>
@@ -9956,7 +9956,7 @@
         <w:rPr>
           <w:lang w:val="es_ES" w:bidi="es_ES"/>
         </w:rPr>
-        <w:t xml:space="preserve"> Herodes había arrestado a Juan y lo había encadenado en la cárcel por causa de Herodías, la esposa de su hermano Felipe.</w:t>
+        <w:t xml:space="preserve"> Herodes había arrestado a Juan. Lo había encadenado en la cárcel por causa de Herodías, la esposa de su hermano Felipe.</w:t>
       </w:r>
     </w:p>
     <w:p>
@@ -9977,7 +9977,7 @@
         <w:rPr>
           <w:lang w:val="es_ES" w:bidi="es_ES"/>
         </w:rPr>
-        <w:t xml:space="preserve"> Herodías odiaba a Juan porque él le había dicho a Herodes que no estuvo bien que se casara con ella.</w:t>
+        <w:t xml:space="preserve"> Herodías odiaba a Juan. Él le había dicho a Herodes que no estuvo bien que se casara con ella.</w:t>
       </w:r>
     </w:p>
     <w:p>
@@ -9998,7 +9998,7 @@
         <w:rPr>
           <w:lang w:val="es_ES" w:bidi="es_ES"/>
         </w:rPr>
-        <w:t xml:space="preserve"> Herodes quería matarlo, pero temía al pueblo, porque consideraban a Juan como profeta.</w:t>
+        <w:t xml:space="preserve"> Herodes habría querido matarlo, pero temía al pueblo porque consideraban a Juan un profeta.</w:t>
       </w:r>
     </w:p>
     <w:p>
@@ -10019,7 +10019,7 @@
         <w:rPr>
           <w:lang w:val="es_ES" w:bidi="es_ES"/>
         </w:rPr>
-        <w:t xml:space="preserve"> En la celebración del cumpleaños de Herodes, la hija de Herodías bailó en medio de los invitados, y a Herodes le gustó mucho.</w:t>
+        <w:t xml:space="preserve"> En la celebración del cumpleaños de Herodes, la hija de Herodías bailó en medio de los invitados. A Herodes le gustó mucho.</w:t>
       </w:r>
     </w:p>
     <w:p>
@@ -10061,7 +10061,7 @@
         <w:rPr>
           <w:lang w:val="es_ES" w:bidi="es_ES"/>
         </w:rPr>
-        <w:t xml:space="preserve"> Siguiendo el consejo de su madre, pidió que le trajeran la cabeza de Juan el Bautista en una bandeja.</w:t>
+        <w:t xml:space="preserve"> La joven siguió las indicaciones de su madre. Pidió que le trajeran la cabeza de Juan el Bautista en una bandeja.</w:t>
       </w:r>
     </w:p>
     <w:p>
@@ -10082,7 +10082,7 @@
         <w:rPr>
           <w:lang w:val="es_ES" w:bidi="es_ES"/>
         </w:rPr>
-        <w:t xml:space="preserve"> El rey se entristeció mucho por esta petición, pero como lo había jurado y para no quedar mal delante de sus invitados, ordenó que se lo concedieran.</w:t>
+        <w:t xml:space="preserve"> El rey se entristeció, pero había hecho el juramento delante de sus invitados. Así que ordenó que se cumpliera lo que ella había pedido.</w:t>
       </w:r>
     </w:p>
     <w:p>
@@ -10124,7 +10124,7 @@
         <w:rPr>
           <w:lang w:val="es_ES" w:bidi="es_ES"/>
         </w:rPr>
-        <w:t xml:space="preserve"> Le trajeron la cabeza en una bandeja a la joven, y ella se la entregó a su madre.</w:t>
+        <w:t xml:space="preserve"> Le trajeron la cabeza en una bandeja a la joven. Ella se la entregó a su madre.</w:t>
       </w:r>
     </w:p>
     <w:p>
@@ -10166,7 +10166,7 @@
         <w:rPr>
           <w:lang w:val="es_ES" w:bidi="es_ES"/>
         </w:rPr>
-        <w:t xml:space="preserve"> Cuando Jesús escuchó esto, se retiró de allí en una barca a un lugar desierto, para estar a solas. Pero las multitudes, cuando se enteraron, lo siguieron a pie desde las ciudades.</w:t>
+        <w:t xml:space="preserve"> Cuando Jesús escuchó esto, se retiró de allí. Se fue en barca a un lugar desierto, para estar a solas. Pero las multitudes se enteraron y lo siguieron a pie desde las ciudades.</w:t>
       </w:r>
     </w:p>
     <w:p>
@@ -10187,7 +10187,7 @@
         <w:rPr>
           <w:lang w:val="es_ES" w:bidi="es_ES"/>
         </w:rPr>
-        <w:t xml:space="preserve"> Cuando Jesús llegó, vio una gran multitud. Sintió una gran compasión y sanó a los enfermos de ellos.</w:t>
+        <w:t xml:space="preserve"> Cuando Jesús llegó, vio una gran multitud. Sintió una gran compasión y sanó a los enfermos que había entre ellos.</w:t>
       </w:r>
     </w:p>
     <w:p>
@@ -10208,7 +10208,7 @@
         <w:rPr>
           <w:lang w:val="es_ES" w:bidi="es_ES"/>
         </w:rPr>
-        <w:t xml:space="preserve"> Al atardecer, sus discípulos se acercaron a él y dijeron: ―El lugar es desierto y ya es tarde; despide a la multitud para que vayan a las aldeas y compren para comer.</w:t>
+        <w:t xml:space="preserve"> Al atardecer, los discípulos se acercaron a él y le dijeron: —Este lugar es un desierto y ya es tarde. Despide a la gente para que vayan a las aldeas y compren comida.</w:t>
       </w:r>
     </w:p>
     <w:p>
@@ -10229,7 +10229,7 @@
         <w:rPr>
           <w:lang w:val="es_ES" w:bidi="es_ES"/>
         </w:rPr>
-        <w:t xml:space="preserve"> ―No tienen por qué irse. Denles ustedes de comer.</w:t>
+        <w:t xml:space="preserve"> —No tienen por qué irse. Denles ustedes de comer.</w:t>
       </w:r>
     </w:p>
     <w:p>
@@ -10250,7 +10250,7 @@
         <w:rPr>
           <w:lang w:val="es_ES" w:bidi="es_ES"/>
         </w:rPr>
-        <w:t xml:space="preserve"> ―No tenemos aquí más que cinco panes y dos pescados.</w:t>
+        <w:t xml:space="preserve"> —No tenemos aquí más que 5 panes y 2 pescados.</w:t>
       </w:r>
     </w:p>
     <w:p>
@@ -10271,7 +10271,7 @@
         <w:rPr>
           <w:lang w:val="es_ES" w:bidi="es_ES"/>
         </w:rPr>
-        <w:t xml:space="preserve"> ―Tráiganmelos.</w:t>
+        <w:t xml:space="preserve"> —Tráiganmelos.</w:t>
       </w:r>
     </w:p>
     <w:p>
@@ -10292,7 +10292,7 @@
         <w:rPr>
           <w:lang w:val="es_ES" w:bidi="es_ES"/>
         </w:rPr>
-        <w:t xml:space="preserve"> La gente se acomodó sobre la hierba, como Jesús había pedido. Él tomó los cinco panes y los dos pescados, levantó la mirada al cielo, los bendijo, y comenzó a partir los panes y se los dio a los discípulos para que los repartieran entre la multitud.</w:t>
+        <w:t xml:space="preserve"> La gente se acomodó sobre la hierba, como Jesús había pedido. Él tomó los 5 panes y los 2 pescados, levantó la mirada al cielo y los bendijo. Comenzó a partir los panes. Se los dio a los discípulos para que los repartieran entre la multitud.</w:t>
       </w:r>
     </w:p>
     <w:p>
@@ -10313,7 +10313,7 @@
         <w:rPr>
           <w:lang w:val="es_ES" w:bidi="es_ES"/>
         </w:rPr>
-        <w:t xml:space="preserve"> Todos comieron y quedaron satisfechos, y recogieron doce cestas llenas de los pedazos que sobraron.</w:t>
+        <w:t xml:space="preserve"> Todos comieron hasta quedar satisfechos. Recogieron 12 cestas llenas de pedazos que sobraron.</w:t>
       </w:r>
     </w:p>
     <w:p>
@@ -10334,7 +10334,7 @@
         <w:rPr>
           <w:lang w:val="es_ES" w:bidi="es_ES"/>
         </w:rPr>
-        <w:t xml:space="preserve"> Los que comieron fueron unos cinco mil hombres, sin contar a las mujeres y los niños.</w:t>
+        <w:t xml:space="preserve"> Había unos 5.000 hombres, sin contar las mujeres y los niños.</w:t>
       </w:r>
     </w:p>
     <w:p>
@@ -10355,28 +10355,28 @@
         <w:rPr>
           <w:lang w:val="es_ES" w:bidi="es_ES"/>
         </w:rPr>
-        <w:t xml:space="preserve"> Mientras despedía a la multitud, Jesús mandó a los discípulos que subieran en la barca y fueran delante de él al otro lado del lago. [[24]] La barca ya estaba en medio del lago, y los discípulos luchaban contra el viento y las olas.</w:t>
-      </w:r>
-    </w:p>
-    <w:p>
-      <w:pPr/>
-      <w:r>
-        <w:rPr>
-          <w:lang w:val="es_ES" w:bidi="es_ES"/>
-        </w:rPr>
-      </w:r>
-      <w:r>
-        <w:rPr>
-          <w:vertAlign w:val="superscript"/>
-          <w:lang w:val="es_ES" w:bidi="es_ES"/>
-        </w:rPr>
-        <w:t>24</w:t>
-      </w:r>
-      <w:r>
-        <w:rPr>
-          <w:lang w:val="es_ES" w:bidi="es_ES"/>
-        </w:rPr>
-        <w:t xml:space="preserve"> Después de despedir a la multitud y cuando ya estuvo solo, Jesús subió al monte a orar. Estuvo allí a solas cuando anocheció.</w:t>
+        <w:t xml:space="preserve"> Mientras despedía a la multitud, Jesús mandó a los discípulos que subieran en la barca y fueran delante de él al otro lado del lago.</w:t>
+      </w:r>
+    </w:p>
+    <w:p>
+      <w:pPr/>
+      <w:r>
+        <w:rPr>
+          <w:lang w:val="es_ES" w:bidi="es_ES"/>
+        </w:rPr>
+      </w:r>
+      <w:r>
+        <w:rPr>
+          <w:vertAlign w:val="superscript"/>
+          <w:lang w:val="es_ES" w:bidi="es_ES"/>
+        </w:rPr>
+        <w:t>23-24</w:t>
+      </w:r>
+      <w:r>
+        <w:rPr>
+          <w:lang w:val="es_ES" w:bidi="es_ES"/>
+        </w:rPr>
+        <w:t xml:space="preserve"> Jesús terminó de despedir a la multitud. Cuando ya estuvo solo, subió al monte a orar. Estuvo allí a solas cuando anocheció. La barca ya estaba en medio del lago. Los discípulos luchaban contra el viento y las olas.</w:t>
       </w:r>
     </w:p>
     <w:p>
@@ -10397,7 +10397,7 @@
         <w:rPr>
           <w:lang w:val="es_ES" w:bidi="es_ES"/>
         </w:rPr>
-        <w:t xml:space="preserve"> A las tres de la madrugada,Las tres de la madrugada equivale aproximadamente lo que se llamaba la cuarta vigilia de la noche." class="footnote-marker"&gt;1 Jesús se acercó a ellos caminando sobre el mar.</w:t>
+        <w:t xml:space="preserve"> A las 3 de la madrugada, Jesús se acercó a ellos caminando sobre el mar.</w:t>
       </w:r>
     </w:p>
     <w:p>
@@ -10418,7 +10418,7 @@
         <w:rPr>
           <w:lang w:val="es_ES" w:bidi="es_ES"/>
         </w:rPr>
-        <w:t xml:space="preserve"> Los discípulos, al verlo caminando sobre el mar, se asustaron mucho y dijeron: —¡Es un fantasma!— y gritaron de miedo.</w:t>
+        <w:t xml:space="preserve"> Los discípulos, al verlo caminar sobre el mar, se asustaron mucho. Dijeron: —¡Es un fantasma! Y gritaron de miedo.</w:t>
       </w:r>
     </w:p>
     <w:p>
@@ -10460,7 +10460,7 @@
         <w:rPr>
           <w:lang w:val="es_ES" w:bidi="es_ES"/>
         </w:rPr>
-        <w:t xml:space="preserve"> —Señor, si eres tú, manda que yo vaya a ti sobre las aguas.</w:t>
+        <w:t xml:space="preserve"> —Señor —respondió Pedro—, si eres tú, manda que yo vaya a ti sobre las aguas.</w:t>
       </w:r>
     </w:p>
     <w:p>
@@ -10586,7 +10586,7 @@
         <w:rPr>
           <w:lang w:val="es_ES" w:bidi="es_ES"/>
         </w:rPr>
-        <w:t xml:space="preserve"> Cruzaron el lago y desembarcaron en Genesaret.</w:t>
+        <w:t xml:space="preserve"> A continuación, cruzaron el lago y desembarcaron en Genesaret.</w:t>
       </w:r>
     </w:p>
     <w:p>
@@ -10607,7 +10607,7 @@
         <w:rPr>
           <w:lang w:val="es_ES" w:bidi="es_ES"/>
         </w:rPr>
-        <w:t xml:space="preserve"> La gente reconoció a Jesús y envió aviso por toda aquella región, y trajeron a todos los enfermos.</w:t>
+        <w:t xml:space="preserve"> Cuando la gente del lugar reconoció a Jesús, envió noticias por toda la región. Le trajeron a todos los enfermos.</w:t>
       </w:r>
     </w:p>
     <w:p>
@@ -10628,7 +10628,7 @@
         <w:rPr>
           <w:lang w:val="es_ES" w:bidi="es_ES"/>
         </w:rPr>
-        <w:t xml:space="preserve"> Muchos le suplicaban que les permitiera simplemente tocar el borde de su manto, y todos los que lo tocaron fueron sanados.</w:t>
+        <w:t xml:space="preserve"> Le rogaban que les permitiera tocar al menos el borde de su manto. Todos los que lo tocaban quedaban sanados.</w:t>
       </w:r>
     </w:p>
     <w:p>
@@ -10707,7 +10707,7 @@
         <w:rPr>
           <w:lang w:val="es_ES" w:bidi="es_ES"/>
         </w:rPr>
-        <w:t xml:space="preserve"> —¿Y por qué ustedes violan el mandamiento de Dios por causa de sus tradiciones?</w:t>
+        <w:t xml:space="preserve"> —¿Y por qué ustedes violan el mandamiento de Dios por causa de sus tradiciones? —contestó Jesús—.</w:t>
       </w:r>
     </w:p>
     <w:p>
@@ -10728,7 +10728,7 @@
         <w:rPr>
           <w:lang w:val="es_ES" w:bidi="es_ES"/>
         </w:rPr>
-        <w:t xml:space="preserve"> La ley de Dios dice: “Honra a tu padre y a tu madre, y el que maldiga a su padre o a su madre tiene que morir”.</w:t>
+        <w:t xml:space="preserve"> La ley de Dios dice: “Honra a tu padre y a tu madre. El que maldiga a su padre o a su madre debe morir”.</w:t>
       </w:r>
     </w:p>
     <w:p>
@@ -10749,7 +10749,7 @@
         <w:rPr>
           <w:lang w:val="es_ES" w:bidi="es_ES"/>
         </w:rPr>
-        <w:t xml:space="preserve"> Pero ustedes dicen: “Cualquiera puede decir a su padre o a su madre: ‘Lo que tengo para ayudarte lo empleo como una ofrenda a Dios’”.</w:t>
+        <w:t xml:space="preserve"> Pero ustedes dicen: “Cualquiera puede avisarle a su padre o a su madre de algo. Lo que tiene para ayudarlos lo va a emplear como una ofrenda a Dios”.</w:t>
       </w:r>
     </w:p>
     <w:p>
@@ -10812,7 +10812,7 @@
         <w:rPr>
           <w:lang w:val="es_ES" w:bidi="es_ES"/>
         </w:rPr>
-        <w:t xml:space="preserve"> »“Este pueblo me honra con sus labios, pero su corazón está lejos de mí.</w:t>
+        <w:t xml:space="preserve"> “Este pueblo se acerca a mí con la boca y me honra con los labios. Pero su corazón está lejos de mí.</w:t>
       </w:r>
     </w:p>
     <w:p>
@@ -10833,7 +10833,7 @@
         <w:rPr>
           <w:lang w:val="es_ES" w:bidi="es_ES"/>
         </w:rPr>
-        <w:t xml:space="preserve"> De nada sirve su adoración, porque enseñan como doctrinas mandamientos de seres humanos”.</w:t>
+        <w:t xml:space="preserve"> Su adoración no es más que reglas humanas aprendidas de memoria”.</w:t>
       </w:r>
     </w:p>
     <w:p>
@@ -10875,7 +10875,7 @@
         <w:rPr>
           <w:lang w:val="es_ES" w:bidi="es_ES"/>
         </w:rPr>
-        <w:t xml:space="preserve"> Lo que contamina no es lo que entra en la boca, sino lo que sale de ella.</w:t>
+        <w:t xml:space="preserve"> Lo que contamina a una persona no es lo que entra por la boca, sino lo que sale de ella.</w:t>
       </w:r>
     </w:p>
     <w:p>
@@ -10896,7 +10896,7 @@
         <w:rPr>
           <w:lang w:val="es_ES" w:bidi="es_ES"/>
         </w:rPr>
-        <w:t xml:space="preserve"> Entonces los discípulos se le acercaron y le dijeron: ―¿Sabes que los fariseos se han ofendido con tus palabras?</w:t>
+        <w:t xml:space="preserve"> Entonces los discípulos se le acercaron y le dijeron: —¿Sabes que los fariseos se han ofendido con tus palabras?</w:t>
       </w:r>
     </w:p>
     <w:p>
@@ -10938,7 +10938,7 @@
         <w:rPr>
           <w:lang w:val="es_ES" w:bidi="es_ES"/>
         </w:rPr>
-        <w:t xml:space="preserve"> Así que no les hagan caso, porque son ciegos guiando a otros ciegos, y si un ciego guía a otro ciego, ambos caerán en un hoyo.</w:t>
+        <w:t xml:space="preserve"> Así que no les hagan caso. Son ciegos que guían a otros ciegos. Si un ciego guía a otro ciego, ambos caerán en un hoyo.</w:t>
       </w:r>
     </w:p>
     <w:p>
@@ -10959,7 +10959,7 @@
         <w:rPr>
           <w:lang w:val="es_ES" w:bidi="es_ES"/>
         </w:rPr>
-        <w:t xml:space="preserve"> Pedro le dijo: ―Explícanos eso de que comer alimentos prohibidos por la ley no contamina a la persona.</w:t>
+        <w:t xml:space="preserve"> Pedro le dijo: —Explícanos eso de que comer alimentos prohibidos por la ley no contamina a la persona.</w:t>
       </w:r>
     </w:p>
     <w:p>
@@ -11001,7 +11001,7 @@
         <w:rPr>
           <w:lang w:val="es_ES" w:bidi="es_ES"/>
         </w:rPr>
-        <w:t xml:space="preserve"> ¿No entienden que todo lo que entra en la boca va al estómago y luego se expulsa?</w:t>
+        <w:t xml:space="preserve"> Todo lo que entra por la boca va al estómago y después se expulsa. ¿No se dan cuenta de esto?</w:t>
       </w:r>
     </w:p>
     <w:p>
@@ -11043,7 +11043,7 @@
         <w:rPr>
           <w:lang w:val="es_ES" w:bidi="es_ES"/>
         </w:rPr>
-        <w:t xml:space="preserve"> Porque del corazón salen los malos pensamientos, los asesinatos, los adulterios, las fornicaciones, los robos, los falsos testimonios y las blasfemias.</w:t>
+        <w:t xml:space="preserve"> Del corazón salen los malos pensamientos, los asesinatos, los adulterios, las fornicaciones, los robos, los falsos testimonios y las blasfemias.</w:t>
       </w:r>
     </w:p>
     <w:p>
@@ -11064,7 +11064,7 @@
         <w:rPr>
           <w:lang w:val="es_ES" w:bidi="es_ES"/>
         </w:rPr>
-        <w:t xml:space="preserve"> Estas son las cosas que contaminan a la persona, pero comer con las manos sin lavar, no.</w:t>
+        <w:t xml:space="preserve"> Estas son las cosas que contaminan a la persona. Comer con las manos sin lavar, no.</w:t>
       </w:r>
     </w:p>
     <w:p>
@@ -11106,7 +11106,7 @@
         <w:rPr>
           <w:lang w:val="es_ES" w:bidi="es_ES"/>
         </w:rPr>
-        <w:t xml:space="preserve"> Una mujer cananea de aquella región fue a su encuentro y le suplicaba: ―¡Señor, Hijo de David, ten misericordia de mí! Mi hija es gravemente atormentada por un demonio.</w:t>
+        <w:t xml:space="preserve"> Una mujer cananea de esa región se acercó a él y comenzó a gritar: —¡Señor, Hijo de David, ten misericordia de mí! Mi hija está gravemente atormentada por un demonio.</w:t>
       </w:r>
     </w:p>
     <w:p>
@@ -11127,7 +11127,7 @@
         <w:rPr>
           <w:lang w:val="es_ES" w:bidi="es_ES"/>
         </w:rPr>
-        <w:t xml:space="preserve"> Jesús no le respondió. Sus discípulos se acercaron a él y le pidieron: ―Dile que se vaya, porque sigue gritando tras nosotros.</w:t>
+        <w:t xml:space="preserve"> Jesús no le respondió. Sus discípulos se acercaron a él y le dijeron: —Dile que se vaya. Nos está molestando con sus gritos.</w:t>
       </w:r>
     </w:p>
     <w:p>
@@ -11148,7 +11148,7 @@
         <w:rPr>
           <w:lang w:val="es_ES" w:bidi="es_ES"/>
         </w:rPr>
-        <w:t xml:space="preserve"> Jesús le dijo: ―He sido enviado a las ovejas perdidas de la casa de Israel.</w:t>
+        <w:t xml:space="preserve"> Jesús le dijo: —He sido enviado a las ovejas perdidas de la casa de Israel.</w:t>
       </w:r>
     </w:p>
     <w:p>
@@ -11169,7 +11169,7 @@
         <w:rPr>
           <w:lang w:val="es_ES" w:bidi="es_ES"/>
         </w:rPr>
-        <w:t xml:space="preserve"> Pero ella se acercó, se puso de rodillas y le suplicó de nuevo: ―¡Señor, ayúdame!</w:t>
+        <w:t xml:space="preserve"> Ella se acercó, se arrodilló delante de él y le dijo: —¡Señor, ayúdame!</w:t>
       </w:r>
     </w:p>
     <w:p>
@@ -11190,7 +11190,7 @@
         <w:rPr>
           <w:lang w:val="es_ES" w:bidi="es_ES"/>
         </w:rPr>
-        <w:t xml:space="preserve"> ―No está bien tomar el pan de los hijos y echárselo a los perros —le replicó Jesús.</w:t>
+        <w:t xml:space="preserve"> —No está bien tomar el pan de los hijos y echárselo a los perros —le respondió Jesús.</w:t>
       </w:r>
     </w:p>
     <w:p>
@@ -11211,7 +11211,7 @@
         <w:rPr>
           <w:lang w:val="es_ES" w:bidi="es_ES"/>
         </w:rPr>
-        <w:t xml:space="preserve"> ―Sí, Señor —respondió ella—, pero hasta los perrillos comen las migajas que caen de la mesa de sus amos.</w:t>
+        <w:t xml:space="preserve"> —Sí, Señor —respondió ella—. Pero hasta los perrillos comen las migajas que caen de la mesa de sus amos.</w:t>
       </w:r>
     </w:p>
     <w:p>
@@ -11232,7 +11232,7 @@
         <w:rPr>
           <w:lang w:val="es_ES" w:bidi="es_ES"/>
         </w:rPr>
-        <w:t xml:space="preserve"> ―¡Oh mujer, qué fe tan grande tienes! ―le dijo Jesús―. Que se haga realidad lo que pides. Y su hija fue sanada en ese momento.</w:t>
+        <w:t xml:space="preserve"> —¡Oh mujer, qué fe tan grande tienes! —le dijo Jesús—. Que se haga realidad lo que pides. Y su hija fue sanada en ese momento.</w:t>
       </w:r>
     </w:p>
     <w:p>
@@ -11253,7 +11253,7 @@
         <w:rPr>
           <w:lang w:val="es_ES" w:bidi="es_ES"/>
         </w:rPr>
-        <w:t xml:space="preserve"> Jesús regresó al mar de Galilea, subió a una colina y se sentó.</w:t>
+        <w:t xml:space="preserve"> Jesús regresó al mar de Galilea. Subió a una colina y se sentó.</w:t>
       </w:r>
     </w:p>
     <w:p>
@@ -11274,7 +11274,7 @@
         <w:rPr>
           <w:lang w:val="es_ES" w:bidi="es_ES"/>
         </w:rPr>
-        <w:t xml:space="preserve"> Y estuvo sanando a cojos, ciegos, mudos, lisiados y a muchos otros enfermos que la multitud le llevaba.</w:t>
+        <w:t xml:space="preserve"> Estuvo sanando a cojos, ciegos, mudos, lisiados y a muchos otros enfermos que la multitud le llevaba.</w:t>
       </w:r>
     </w:p>
     <w:p>
@@ -11295,7 +11295,7 @@
         <w:rPr>
           <w:lang w:val="es_ES" w:bidi="es_ES"/>
         </w:rPr>
-        <w:t xml:space="preserve"> La gente se maravilló viendo a los sordos hablar, a los lisiados sanos, a los cojos caminar y a los ciegos con vista, y glorificaron al Dios de Israel.</w:t>
+        <w:t xml:space="preserve"> La gente se maravilló. Vieron a los sordos hablar, a los lisiados sanarse, a los cojos caminar y a los ciegos ver. Glorificaron al Dios de Israel.</w:t>
       </w:r>
     </w:p>
     <w:p>
@@ -11316,7 +11316,7 @@
         <w:rPr>
           <w:lang w:val="es_ES" w:bidi="es_ES"/>
         </w:rPr>
-        <w:t xml:space="preserve"> ―Me da lástima toda esta gente —dijo Jesús en privado a sus discípulos—. Ya llevan tres días conmigo y no tienen nada que comer. No quiero despedirlos en ayunas, no sea que se desmayen en el camino.</w:t>
+        <w:t xml:space="preserve"> —Me da lástima toda esta gente —dijo Jesús en privado a sus discípulos—. Ya llevan 3 días conmigo y no tienen nada que comer. No quiero despedirlos en ayunas, no sea que se desmayen en el camino.</w:t>
       </w:r>
     </w:p>
     <w:p>
@@ -11337,7 +11337,7 @@
         <w:rPr>
           <w:lang w:val="es_ES" w:bidi="es_ES"/>
         </w:rPr>
-        <w:t xml:space="preserve"> ―¿Dónde conseguiremos en este lugar apartado el pan suficiente para una multitud tan grande? —le dijeron los discípulos.</w:t>
+        <w:t xml:space="preserve"> —¿Dónde conseguiremos en este lugar apartado el pan suficiente para una multitud tan grande? —le dijeron los discípulos.</w:t>
       </w:r>
     </w:p>
     <w:p>
@@ -11358,7 +11358,7 @@
         <w:rPr>
           <w:lang w:val="es_ES" w:bidi="es_ES"/>
         </w:rPr>
-        <w:t xml:space="preserve"> Jesús les preguntó: —¿Cuántos panes tienen? Ellos respondieron: —Siete panes y unos pocos pescados.</w:t>
+        <w:t xml:space="preserve"> Jesús les preguntó: —¿Cuántos panes tienen? Ellos respondieron: —Solo 7 panes y unos pocos pescados.</w:t>
       </w:r>
     </w:p>
     <w:p>
@@ -11379,7 +11379,7 @@
         <w:rPr>
           <w:lang w:val="es_ES" w:bidi="es_ES"/>
         </w:rPr>
-        <w:t xml:space="preserve"> Entonces Jesús ordenó a la multitud que se recostara sobre la tierra.</w:t>
+        <w:t xml:space="preserve"> Entonces Jesús ordenó a la multitud que se recostara en el suelo.</w:t>
       </w:r>
     </w:p>
     <w:p>
@@ -11400,28 +11400,28 @@
         <w:rPr>
           <w:lang w:val="es_ES" w:bidi="es_ES"/>
         </w:rPr>
-        <w:t xml:space="preserve"> Tomó los siete panes y los pescados, dio gracias, los partió y se los dio a los discípulos, y los discípulos los repartieron a la multitud. [[38]] Había cuatro mil hombres, más las mujeres y los niños.</w:t>
-      </w:r>
-    </w:p>
-    <w:p>
-      <w:pPr/>
-      <w:r>
-        <w:rPr>
-          <w:lang w:val="es_ES" w:bidi="es_ES"/>
-        </w:rPr>
-      </w:r>
-      <w:r>
-        <w:rPr>
-          <w:vertAlign w:val="superscript"/>
-          <w:lang w:val="es_ES" w:bidi="es_ES"/>
-        </w:rPr>
-        <w:t>38</w:t>
-      </w:r>
-      <w:r>
-        <w:rPr>
-          <w:lang w:val="es_ES" w:bidi="es_ES"/>
-        </w:rPr>
-        <w:t xml:space="preserve"> Todos comieron y quedaron satisfechos; y los discípulos recogieron siete cestas grandes llenas de los pedazos que sobraron.</w:t>
+        <w:t xml:space="preserve"> Tomó los 7 panes y los pescados, dio gracias a Dios y los partió. Los entregó a sus discípulos para que los repartieran a la multitud.</w:t>
+      </w:r>
+    </w:p>
+    <w:p>
+      <w:pPr/>
+      <w:r>
+        <w:rPr>
+          <w:lang w:val="es_ES" w:bidi="es_ES"/>
+        </w:rPr>
+      </w:r>
+      <w:r>
+        <w:rPr>
+          <w:vertAlign w:val="superscript"/>
+          <w:lang w:val="es_ES" w:bidi="es_ES"/>
+        </w:rPr>
+        <w:t>37-38</w:t>
+      </w:r>
+      <w:r>
+        <w:rPr>
+          <w:lang w:val="es_ES" w:bidi="es_ES"/>
+        </w:rPr>
+        <w:t xml:space="preserve"> Todos comieron hasta quedar satisfechos. Había unos 4.000 hombres, sin contar las mujeres y los niños. Recogieron 7 cestas llenas de pedazos que sobraron.</w:t>
       </w:r>
     </w:p>
     <w:p>
@@ -11442,7 +11442,7 @@
         <w:rPr>
           <w:lang w:val="es_ES" w:bidi="es_ES"/>
         </w:rPr>
-        <w:t xml:space="preserve"> Después de despedir a la multitud, Jesús subió a la barca junto con sus discípulos y se dirigió a la región de Magadán.</w:t>
+        <w:t xml:space="preserve"> Después de despedir a la multitud, Jesús subió a la barca junto con sus discípulos. Se dirigió a la región de Magadán.</w:t>
       </w:r>
     </w:p>
     <w:p>
@@ -11479,7 +11479,7 @@
         <w:rPr>
           <w:lang w:val="es_ES" w:bidi="es_ES"/>
         </w:rPr>
-        <w:t xml:space="preserve"> Entonces, los fariseos y los saduceos se acercaron a Jesús para ponerlo a prueba y le pidieron que les mostrara una señal del cielo.</w:t>
+        <w:t xml:space="preserve"> Los fariseos y los saduceos se acercaron a Jesús para ponerlo a prueba. Le pidieron que les mostrara una señal del cielo.</w:t>
       </w:r>
     </w:p>
     <w:p>
@@ -11500,7 +11500,7 @@
         <w:rPr>
           <w:lang w:val="es_ES" w:bidi="es_ES"/>
         </w:rPr>
-        <w:t xml:space="preserve"> ―Al atardecer, ustedes dicen: "Hará buen tiempo, porque el cielo está rojo";</w:t>
+        <w:t xml:space="preserve"> Jesús les contestó: —Al atardecer, ustedes dicen: “Hará buen tiempo, porque el cielo está rojo”.</w:t>
       </w:r>
     </w:p>
     <w:p>
@@ -11521,7 +11521,7 @@
         <w:rPr>
           <w:lang w:val="es_ES" w:bidi="es_ES"/>
         </w:rPr>
-        <w:t xml:space="preserve"> y por la mañana dicen: "Hoy habrá tormenta, porque el cielo está rojo y nublado". ¡Hipócritas! Saben interpretar el aspecto del cielo, pero no entienden las señales de los tiempos.</w:t>
+        <w:t xml:space="preserve"> Por la mañana dicen: “Hoy habrá tormenta, porque el cielo está rojo y nublado”. ¡Hipócritas! Saben interpretar el aspecto del cielo, pero no entienden las señales de los tiempos.</w:t>
       </w:r>
     </w:p>
     <w:p>
@@ -11542,7 +11542,7 @@
         <w:rPr>
           <w:lang w:val="es_ES" w:bidi="es_ES"/>
         </w:rPr>
-        <w:t xml:space="preserve"> Esta generación mala y adúltera pide una señal, pero la única señal que se le va a dar será la del profeta Jonás. Entonces los dejó y se fue.</w:t>
+        <w:t xml:space="preserve"> Esta generación mala y adúltera pide una señal. Pero la única señal que se le va a dar será la del profeta Jonás. Entonces los dejó y se fue.</w:t>
       </w:r>
     </w:p>
     <w:p>
@@ -11584,7 +11584,7 @@
         <w:rPr>
           <w:lang w:val="es_ES" w:bidi="es_ES"/>
         </w:rPr>
-        <w:t xml:space="preserve"> ―¡Cuidado con la levadura de los fariseos y de los saduceos!</w:t>
+        <w:t xml:space="preserve"> —¡Tengan cuidado con la levadura de los fariseos y de los saduceos! —les dijo Jesús.</w:t>
       </w:r>
     </w:p>
     <w:p>
@@ -11605,7 +11605,7 @@
         <w:rPr>
           <w:lang w:val="es_ES" w:bidi="es_ES"/>
         </w:rPr>
-        <w:t xml:space="preserve"> Ellos pensaban en eso y se decían: «Esto lo dice porque no trajimos pan».</w:t>
+        <w:t xml:space="preserve"> Ellos pensaban en eso y se decían: “Esto lo dice porque no trajimos pan”.</w:t>
       </w:r>
     </w:p>
     <w:p>
@@ -11626,7 +11626,7 @@
         <w:rPr>
           <w:lang w:val="es_ES" w:bidi="es_ES"/>
         </w:rPr>
-        <w:t xml:space="preserve"> Pero Jesús, que sabía lo que estaban pensando, les dijo: ―¡Hombres de poca fe! ¿Por qué hablan entre ustedes sobre la falta de pan?</w:t>
+        <w:t xml:space="preserve"> Pero Jesús sabía lo que estaban pensando y les dijo: —¡Hombres de poca fe! ¿Por qué hablan entre ustedes sobre la falta de pan?</w:t>
       </w:r>
     </w:p>
     <w:p>
@@ -11647,7 +11647,7 @@
         <w:rPr>
           <w:lang w:val="es_ES" w:bidi="es_ES"/>
         </w:rPr>
-        <w:t xml:space="preserve"> ¿Todavía no entienden? ¿No recuerdan los cinco panes que alimentaron a los cinco mil, y cuántas cestas recogieron?</w:t>
+        <w:t xml:space="preserve"> ¿Todavía no entienden? ¿No recuerdan los 5 panes para los 5.000 y cuántas cestas recogieron?</w:t>
       </w:r>
     </w:p>
     <w:p>
@@ -11668,7 +11668,7 @@
         <w:rPr>
           <w:lang w:val="es_ES" w:bidi="es_ES"/>
         </w:rPr>
-        <w:t xml:space="preserve"> ¿O no recuerdan los siete panes que alimentaron a los cuatro mil, y cuántas cestas grandes recogieron?</w:t>
+        <w:t xml:space="preserve"> ¿Ni los 7 panes para los 4.000 y cuántas cestas recogieron?</w:t>
       </w:r>
     </w:p>
     <w:p>
@@ -11689,7 +11689,7 @@
         <w:rPr>
           <w:lang w:val="es_ES" w:bidi="es_ES"/>
         </w:rPr>
-        <w:t xml:space="preserve"> ¿Cómo no entienden que no me refería al pan? Lo que les dije fue que se guardaran de la levadura de los fariseos y de los saduceos.</w:t>
+        <w:t xml:space="preserve"> ¿Cómo no entienden? No les estaba hablando de pan, sino que tengan cuidado con la levadura de los fariseos y de los saduceos.</w:t>
       </w:r>
     </w:p>
     <w:p>
@@ -11710,7 +11710,7 @@
         <w:rPr>
           <w:lang w:val="es_ES" w:bidi="es_ES"/>
         </w:rPr>
-        <w:t xml:space="preserve"> Entonces entendieron que no les hablaba de la levadura del pan, sino de la doctrina de los fariseos y de los saduceos.</w:t>
+        <w:t xml:space="preserve"> Entonces entendieron que no les hablaba de la levadura del pan. Hablaba de las enseñanzas engañosas de los fariseos y de los saduceos.</w:t>
       </w:r>
     </w:p>
     <w:p>
@@ -11731,7 +11731,7 @@
         <w:rPr>
           <w:lang w:val="es_ES" w:bidi="es_ES"/>
         </w:rPr>
-        <w:t xml:space="preserve"> Cuando Jesús llegó a la región de Cesarea de Filipo, les preguntó a sus discípulos: —¿Quién dice la gente que es el Hijo del Hombre?</w:t>
+        <w:t xml:space="preserve"> Cuando Jesús llegó a la región de Cesarea de Filipo, les preguntó a sus discípulos: —¿Quién dice la gente que es el Hijo del hombre?</w:t>
       </w:r>
     </w:p>
     <w:p>
@@ -11752,7 +11752,7 @@
         <w:rPr>
           <w:lang w:val="es_ES" w:bidi="es_ES"/>
         </w:rPr>
-        <w:t xml:space="preserve"> Ellos respondieron: —Algunos dicen que eres Juan el Bautista; otros, que eres Elías; y otros, que eres Jeremías o alguno de los profetas.</w:t>
+        <w:t xml:space="preserve"> Ellos respondieron: —Algunos dicen que eres Juan el Bautista. Otros dicen que eres Elías. Y otros dicen que eres Jeremías o uno de los profetas.</w:t>
       </w:r>
     </w:p>
     <w:p>
@@ -11815,7 +11815,7 @@
         <w:rPr>
           <w:lang w:val="es_ES" w:bidi="es_ES"/>
         </w:rPr>
-        <w:t xml:space="preserve"> Jesús le dijo: —¡Bendito tú, Simón, hijo de Jonás, porque esto no te lo reveló ningún ser humano, sino mi Padre que está en los cielos!</w:t>
+        <w:t xml:space="preserve"> Jesús le dijo: —¡Bendito tú, Simón, hijo de Jonás! Esto no te lo reveló ningún ser humano, sino mi Padre que está en los cielos.</w:t>
       </w:r>
     </w:p>
     <w:p>
@@ -11836,7 +11836,7 @@
         <w:rPr>
           <w:lang w:val="es_ES" w:bidi="es_ES"/>
         </w:rPr>
-        <w:t xml:space="preserve"> Tú eres Pedro, y sobre esta rocaroca. "Pedro" significa "piedra" o "roca" en el idioma griego." class="footnote-marker"&gt;1 edificaré mi iglesia, y las puertas del infierno no prevalecerán contra ella.</w:t>
+        <w:t xml:space="preserve"> Tú eres Pedro, y sobre esta roca edificaré mi iglesia. Las puertas del infierno no prevalecerán contra ella.</w:t>
       </w:r>
     </w:p>
     <w:p>
@@ -11857,7 +11857,7 @@
         <w:rPr>
           <w:lang w:val="es_ES" w:bidi="es_ES"/>
         </w:rPr>
-        <w:t xml:space="preserve"> A ti te daré las llaves del reino de los cielos; lo que ates en la tierra será atado en el cielo y lo que desates en la tierra será desatado en el cielo.</w:t>
+        <w:t xml:space="preserve"> A ti te daré las llaves del reino de los cielos. Lo que ates en la tierra será atado en el cielo. Lo que desates en la tierra será desatado en el cielo.</w:t>
       </w:r>
     </w:p>
     <w:p>
@@ -11878,7 +11878,7 @@
         <w:rPr>
           <w:lang w:val="es_ES" w:bidi="es_ES"/>
         </w:rPr>
-        <w:t xml:space="preserve"> Entonces mandó a sus discípulos que no dijeran a nadie que él era el Cristo.</w:t>
+        <w:t xml:space="preserve"> Luego les advirtió que no dijeran a nadie que él era el Cristo.</w:t>
       </w:r>
     </w:p>
     <w:p>
@@ -11899,7 +11899,7 @@
         <w:rPr>
           <w:lang w:val="es_ES" w:bidi="es_ES"/>
         </w:rPr>
-        <w:t xml:space="preserve"> Desde entonces comenzó a enseñarles que tenía que ir a Jerusalén y sufrir mucho a manos de los ancianos, los principales sacerdotes y los escribas; y que lo matarían, pero al tercer día resucitaría.</w:t>
+        <w:t xml:space="preserve"> Desde entonces comenzó a enseñarles que tenía que ir a Jerusalén y sufrir mucho. Sufriría a manos de los ancianos, los principales sacerdotes y los escribas. Lo matarían, pero al tercer día resucitaría.</w:t>
       </w:r>
     </w:p>
     <w:p>
@@ -11920,7 +11920,7 @@
         <w:rPr>
           <w:lang w:val="es_ES" w:bidi="es_ES"/>
         </w:rPr>
-        <w:t xml:space="preserve"> Pedro lo llevó aparte y lo reprendió: ―¡Dios no lo quiera, Señor! ¡Que eso nunca te pase!</w:t>
+        <w:t xml:space="preserve"> Pedro lo llevó aparte y lo reprendió: —¡Dios no lo quiera, Señor! ¡Que eso nunca te pase!</w:t>
       </w:r>
     </w:p>
     <w:p>
@@ -11941,7 +11941,7 @@
         <w:rPr>
           <w:lang w:val="es_ES" w:bidi="es_ES"/>
         </w:rPr>
-        <w:t xml:space="preserve"> ―¡Quítate de delante de mí, Satanás! —le dijo Jesús a Pedro—. ¡Me causas tropiezo! No piensas en las cosas de Dios, sino en las de los seres humanos.</w:t>
+        <w:t xml:space="preserve"> —¡Quítate de delante de mí, Satanás! —le dijo Jesús a Pedro—. ¡Me causas tropiezo! No piensas en las cosas de Dios, sino en las de los seres humanos.</w:t>
       </w:r>
     </w:p>
     <w:p>
@@ -11962,7 +11962,7 @@
         <w:rPr>
           <w:lang w:val="es_ES" w:bidi="es_ES"/>
         </w:rPr>
-        <w:t xml:space="preserve"> Entonces Jesús dijo a sus discípulos: ―Si alguno quiere seguirme, renuncie a sí mismo, tome su cruz y sígame.</w:t>
+        <w:t xml:space="preserve"> Entonces Jesús dijo a sus discípulos: —Si alguno quiere seguirme, que renuncie a sí mismo. Tome su cruz y sígame.</w:t>
       </w:r>
     </w:p>
     <w:p>
@@ -11983,7 +11983,7 @@
         <w:rPr>
           <w:lang w:val="es_ES" w:bidi="es_ES"/>
         </w:rPr>
-        <w:t xml:space="preserve"> Quien quiera vivir su vida para sí mismo la perderá; pero quien pierda su vida por causa de mí la encontrará.</w:t>
+        <w:t xml:space="preserve"> Quien quiera vivir su vida para sí mismo la perderá. Pero quien pierda su vida por causa de mí la encontrará.</w:t>
       </w:r>
     </w:p>
     <w:p>
@@ -12025,7 +12025,7 @@
         <w:rPr>
           <w:lang w:val="es_ES" w:bidi="es_ES"/>
         </w:rPr>
-        <w:t xml:space="preserve"> El Hijo del Hombre vendrá en la gloria de su Padre con sus ángeles, y entonces recompensará a cada uno según sus obras.</w:t>
+        <w:t xml:space="preserve"> El Hijo del hombre vendrá en la gloria de su Padre con sus ángeles. Entonces recompensará a cada uno según lo que haya hecho.</w:t>
       </w:r>
     </w:p>
     <w:p>
@@ -12046,7 +12046,7 @@
         <w:rPr>
           <w:lang w:val="es_ES" w:bidi="es_ES"/>
         </w:rPr>
-        <w:t xml:space="preserve"> Les aseguro que algunos de los que están aquí no experimentarán la muerte hasta que vean al Hijo del Hombre viniendo en su reino.</w:t>
+        <w:t xml:space="preserve"> Algunos de los que están aquí presentes no morirán sin antes ver al Hijo del hombre venir en su reino. Se lo aseguro.</w:t>
       </w:r>
     </w:p>
     <w:p>
@@ -12083,7 +12083,7 @@
         <w:rPr>
           <w:lang w:val="es_ES" w:bidi="es_ES"/>
         </w:rPr>
-        <w:t xml:space="preserve"> Seis días después, Jesús tomó a Pedro, a Jacobo y a Juan, que era hermano de Jacobo, y los llevó aparte a un monte alto.</w:t>
+        <w:t xml:space="preserve"> Pasados 6 días, Jesús tomó consigo a Pedro, a Jacobo y a Juan, su hermano. Los llevó aparte a un monte alto.</w:t>
       </w:r>
     </w:p>
     <w:p>
@@ -12104,7 +12104,7 @@
         <w:rPr>
           <w:lang w:val="es_ES" w:bidi="es_ES"/>
         </w:rPr>
-        <w:t xml:space="preserve"> Allí se transfiguró delante de ellos; su rostro se puso brillante como el sol, y sus vestidos se volvieron blancos como la luz.</w:t>
+        <w:t xml:space="preserve"> Allí se transfiguró delante de ellos. Su rostro se puso brillante como el sol. Sus vestidos se volvieron blancos como la luz.</w:t>
       </w:r>
     </w:p>
     <w:p>
@@ -12125,7 +12125,7 @@
         <w:rPr>
           <w:lang w:val="es_ES" w:bidi="es_ES"/>
         </w:rPr>
-        <w:t xml:space="preserve"> Entonces se les aparecieron Moisés y Elías y se pusieron a hablar con él.</w:t>
+        <w:t xml:space="preserve"> De repente se les aparecieron Moisés y Elías. Se pusieron a hablar con Jesús.</w:t>
       </w:r>
     </w:p>
     <w:p>
@@ -12146,7 +12146,7 @@
         <w:rPr>
           <w:lang w:val="es_ES" w:bidi="es_ES"/>
         </w:rPr>
-        <w:t xml:space="preserve"> Pedro se quedó perplejo y le dijo a Jesús: ―Señor, es bueno que estemos aquí; si quieres, haré tres enramadas: una para ti, otra para Moisés y otra para Elías.</w:t>
+        <w:t xml:space="preserve"> Pedro se quedó perplejo y le dijo a Jesús: —Señor, qué bueno que estemos aquí. Si quieres, haré 3 enramadas. Haré una para ti, otra para Moisés y otra para Elías.</w:t>
       </w:r>
     </w:p>
     <w:p>
@@ -12167,7 +12167,7 @@
         <w:rPr>
           <w:lang w:val="es_ES" w:bidi="es_ES"/>
         </w:rPr>
-        <w:t xml:space="preserve"> Mientras él aún hablaba, una nube brillante los cubrió, y desde la nube se oyó una voz que decía: «Este es mi Hijo amado, con él estoy muy contento. Escúchenlo».</w:t>
+        <w:t xml:space="preserve"> Mientras él aún hablaba, una nube brillante los cubrió. Desde la nube se oyó una voz que decía: —Este es mi Hijo amado, estoy muy complacido con él. Escúchenlo.</w:t>
       </w:r>
     </w:p>
     <w:p>
@@ -12209,7 +12209,7 @@
         <w:rPr>
           <w:lang w:val="es_ES" w:bidi="es_ES"/>
         </w:rPr>
-        <w:t xml:space="preserve"> Jesús se acercó a ellos y los tocó. —Levántense —les dijo—. No tengan miedo.</w:t>
+        <w:t xml:space="preserve"> Jesús se acercó a ellos, los tocó y les dijo: —Levántense, no tengan miedo.</w:t>
       </w:r>
     </w:p>
     <w:p>
@@ -12230,7 +12230,7 @@
         <w:rPr>
           <w:lang w:val="es_ES" w:bidi="es_ES"/>
         </w:rPr>
-        <w:t xml:space="preserve"> Y cuando levantaron la vista, no vieron a nadie, solo a Jesús.</w:t>
+        <w:t xml:space="preserve"> Cuando levantaron la vista, no vieron a nadie, solo a Jesús.</w:t>
       </w:r>
     </w:p>
     <w:p>
@@ -12251,7 +12251,7 @@
         <w:rPr>
           <w:lang w:val="es_ES" w:bidi="es_ES"/>
         </w:rPr>
-        <w:t xml:space="preserve"> Mientras descendían del monte, Jesús les mandó que no dijeran a nadie lo que habían visto, hasta que el Hijo del hombre resucitara de entre los muertos.</w:t>
+        <w:t xml:space="preserve"> Iban descendiendo de la montaña. Jesús les ordenó que no le contaran a nadie lo que habían visto hasta que el Hijo del hombre resucitara.</w:t>
       </w:r>
     </w:p>
     <w:p>
@@ -12272,7 +12272,7 @@
         <w:rPr>
           <w:lang w:val="es_ES" w:bidi="es_ES"/>
         </w:rPr>
-        <w:t xml:space="preserve"> Los discípulos le preguntaron: —¿Por qué entonces dicen los escribas que es necesario que Elías venga primero?</w:t>
+        <w:t xml:space="preserve"> Los discípulos le preguntaron: —¿Por qué dicen los escribas que es necesario que Elías venga primero?</w:t>
       </w:r>
     </w:p>
     <w:p>
@@ -12314,7 +12314,7 @@
         <w:rPr>
           <w:lang w:val="es_ES" w:bidi="es_ES"/>
         </w:rPr>
-        <w:t xml:space="preserve"> Y, en efecto, Elías ya vino, pero no lo reconocieron, sino que lo trataron como quisieron. Así también el Hijo del Hombre sufrirá de mano de ellos.</w:t>
+        <w:t xml:space="preserve"> Pero les digo que Elías ya vino, y no lo reconocieron. En cambio, hicieron con él todo lo que quisieron. De la misma manera, el Hijo del hombre va a sufrir a manos de ellos.</w:t>
       </w:r>
     </w:p>
     <w:p>
@@ -12335,7 +12335,7 @@
         <w:rPr>
           <w:lang w:val="es_ES" w:bidi="es_ES"/>
         </w:rPr>
-        <w:t xml:space="preserve"> Entonces los discípulos comprendieron que se refería a Juan el Bautista.</w:t>
+        <w:t xml:space="preserve"> Los discípulos comprendieron que al hablar de Elías se refería a Juan el Bautista.</w:t>
       </w:r>
     </w:p>
     <w:p>
@@ -12356,7 +12356,7 @@
         <w:rPr>
           <w:lang w:val="es_ES" w:bidi="es_ES"/>
         </w:rPr>
-        <w:t xml:space="preserve"> Cuando llegaron al valle, se acercó a él una gran multitud, y un hombre se arrodilló delante de Jesús.</w:t>
+        <w:t xml:space="preserve"> Cuando llegaron al valle, se acercó a él una gran multitud. Un hombre se arrodilló delante de Jesús.</w:t>
       </w:r>
     </w:p>
     <w:p>
@@ -12377,7 +12377,7 @@
         <w:rPr>
           <w:lang w:val="es_ES" w:bidi="es_ES"/>
         </w:rPr>
-        <w:t xml:space="preserve"> —Señor —dijo—, ten misericordia de mi hijo, porque sufre ataques en su mente y padece mucho; muchas veces cae en el fuego y muchas en el agua.</w:t>
+        <w:t xml:space="preserve"> —Señor —le dijo—, ten compasión de mi hijo. Le dan ataques y padece muchísimo. Muchas veces cae en el fuego o en el agua.</w:t>
       </w:r>
     </w:p>
     <w:p>
@@ -12419,7 +12419,7 @@
         <w:rPr>
           <w:lang w:val="es_ES" w:bidi="es_ES"/>
         </w:rPr>
-        <w:t xml:space="preserve"> ―¡Oh generación incrédula y perversa! —dijo Jesús—. ¿Hasta cuándo tendré que soportarlos? ¡Tráiganme al muchacho!</w:t>
+        <w:t xml:space="preserve"> —¡Oh generación incrédula y perversa! —dijo Jesús—. ¿Hasta cuándo tendré que estar con ustedes y soportarlos? ¡Tráiganme al muchacho!</w:t>
       </w:r>
     </w:p>
     <w:p>
@@ -12440,7 +12440,7 @@
         <w:rPr>
           <w:lang w:val="es_ES" w:bidi="es_ES"/>
         </w:rPr>
-        <w:t xml:space="preserve"> Jesús reprendió al demonio, y este salió del joven. Desde aquel momento el muchacho quedó sano.</w:t>
+        <w:t xml:space="preserve"> Jesús reprendió al demonio, y este salió de él. Desde ese momento el muchacho quedó sano.</w:t>
       </w:r>
     </w:p>
     <w:p>
@@ -12461,7 +12461,7 @@
         <w:rPr>
           <w:lang w:val="es_ES" w:bidi="es_ES"/>
         </w:rPr>
-        <w:t xml:space="preserve"> Más tarde, los discípulos se acercaron a Jesús en privado y le preguntaron: ―¿Por qué no pudimos expulsar a ese demonio?</w:t>
+        <w:t xml:space="preserve"> Más tarde, los discípulos le preguntaron a Jesús en privado: —¿Por qué nosotros no pudimos expulsarlo?</w:t>
       </w:r>
     </w:p>
     <w:p>
@@ -12482,7 +12482,7 @@
         <w:rPr>
           <w:lang w:val="es_ES" w:bidi="es_ES"/>
         </w:rPr>
-        <w:t xml:space="preserve"> —Por su falta de fe —les respondió Jesús—. Les aseguro que si tuvieran fe como un grano de mostaza, le dirían a este monte: "Vete allá", y lo haría; y nada les sería imposible.</w:t>
+        <w:t xml:space="preserve"> —Por su falta de fe —les respondió Jesús—. Les aseguro de algo. Es suficiente tener fe del tamaño de un grano de mostaza. Con ella, le dirían a este monte: “Vete allá”, y lo haría. Nada les sería imposible.</w:t>
       </w:r>
     </w:p>
     <w:p>
@@ -12503,7 +12503,7 @@
         <w:rPr>
           <w:lang w:val="es_ES" w:bidi="es_ES"/>
         </w:rPr>
-        <w:t xml:space="preserve"> Un día, mientras estaban en Galilea, Jesús les dijo: «El Hijo del Hombre va a ser entregado en manos de los seres humanos,</w:t>
+        <w:t xml:space="preserve"> Un día, mientras estaban en Galilea, Jesús les dijo: —El Hijo del hombre va a ser entregado en manos de los seres humanos.</w:t>
       </w:r>
     </w:p>
     <w:p>
@@ -12524,7 +12524,7 @@
         <w:rPr>
           <w:lang w:val="es_ES" w:bidi="es_ES"/>
         </w:rPr>
-        <w:t xml:space="preserve"> y lo matarán, y al tercer día resucitará». Los discípulos se entristecieron mucho.</w:t>
+        <w:t xml:space="preserve"> Lo matarán, y al tercer día resucitará. Los discípulos se entristecieron mucho.</w:t>
       </w:r>
     </w:p>
     <w:p>
@@ -12545,7 +12545,7 @@
         <w:rPr>
           <w:lang w:val="es_ES" w:bidi="es_ES"/>
         </w:rPr>
-        <w:t xml:space="preserve"> Cuando llegaron a Capernaúm, los recaudadores del impuesto del temploEl impuesto del templo consistía en dos monedas llamadas dracmas." class="footnote-marker"&gt;1 se acercaron a Pedro y le preguntaron: ―¿Tu Maestro no paga el impuesto del templo?</w:t>
+        <w:t xml:space="preserve"> Cuando llegaron a Capernaúm, los recaudadores del impuesto del templo se acercaron a Pedro. Le preguntaron: —¿Tu maestro no paga el impuesto del templo?</w:t>
       </w:r>
     </w:p>
     <w:p>
@@ -12566,7 +12566,7 @@
         <w:rPr>
           <w:lang w:val="es_ES" w:bidi="es_ES"/>
         </w:rPr>
-        <w:t xml:space="preserve"> —Sí lo paga —respondió Pedro. Y al entrar en casa, Jesús se anticipó a decirle: —¿Qué te parece, Simón? ¿De dónde recaudan los reyes de la tierra tributos o impuestos? ¿De sus hijos o de los extranjeros?</w:t>
+        <w:t xml:space="preserve"> —Sí lo paga —respondió Pedro. Al entrar en casa, Jesús se anticipó a decirle: —¿Qué te parece, Simón? ¿De dónde recaudan los reyes de la tierra tributos o impuestos? ¿De sus hijos o de los extranjeros?</w:t>
       </w:r>
     </w:p>
     <w:p>
@@ -12608,7 +12608,7 @@
         <w:rPr>
           <w:lang w:val="es_ES" w:bidi="es_ES"/>
         </w:rPr>
-        <w:t xml:space="preserve"> —Así que, los hijos están exentos —añadió Jesús—. Pero para que no se ofendan, ve al lago y lanza el anzuelo; el primer pez que saques tendrá una moneda en su boca. Tómala y paga por mis impuestos y los tuyos.</w:t>
+        <w:t xml:space="preserve"> —Así que, los hijos no los tienen que pagar —añadió Jesús—. Pero para que no se ofendan, ve al lago y lanza el anzuelo. El primer pez que saques tendrá una moneda en su boca. Tómala y paga por mis impuestos y los tuyos.</w:t>
       </w:r>
     </w:p>
     <w:p>
@@ -12645,7 +12645,7 @@
         <w:rPr>
           <w:lang w:val="es_ES" w:bidi="es_ES"/>
         </w:rPr>
-        <w:t xml:space="preserve"> En aquel momento, los discípulos se acercaron a Jesús y le preguntaron: —¿Quién es el más importante en el reino de los cielos?</w:t>
+        <w:t xml:space="preserve"> En aquella ocasión, los discípulos se acercaron a Jesús y le preguntaron: —¿Quién es el más importante en el reino de los cielos?</w:t>
       </w:r>
     </w:p>
     <w:p>
@@ -12708,7 +12708,7 @@
         <w:rPr>
           <w:lang w:val="es_ES" w:bidi="es_ES"/>
         </w:rPr>
-        <w:t xml:space="preserve"> Por tanto, cualquiera que esté humilde, como este niño, ese es el más importante en el reino de los cielos.</w:t>
+        <w:t xml:space="preserve"> Por tanto, el que se haga humilde como este niño será el más importante en el reino de los cielos.</w:t>
       </w:r>
     </w:p>
     <w:p>
@@ -12750,7 +12750,7 @@
         <w:rPr>
           <w:lang w:val="es_ES" w:bidi="es_ES"/>
         </w:rPr>
-        <w:t xml:space="preserve"> Pero al que haga tropezar a uno de estos pequeños que creen en mí, mejor le sería que le colgaran al cuello una gran piedra de molino y lo hundieran en lo profundo del mar.</w:t>
+        <w:t xml:space="preserve"> Pero habrá quien hace tropezar a uno de estos pequeños que creen en mí. Mejor le sería que le colgaran al cuello una gran piedra de molino y lo hundieran en lo profundo del mar.</w:t>
       </w:r>
     </w:p>
     <w:p>
@@ -12771,7 +12771,7 @@
         <w:rPr>
           <w:lang w:val="es_ES" w:bidi="es_ES"/>
         </w:rPr>
-        <w:t xml:space="preserve"> ¡Ay del mundo por los tropiezos! Es necesario que vengan tropiezos, pero ¡ay de aquella persona por quien viene el tropiezo!</w:t>
+        <w:t xml:space="preserve"> ¡Ay del mundo por las cosas que hacen tropezar a la gente! Es inevitable que vengan tropiezos. Pero ¡ay de la persona que los cause!</w:t>
       </w:r>
     </w:p>
     <w:p>
@@ -12792,7 +12792,7 @@
         <w:rPr>
           <w:lang w:val="es_ES" w:bidi="es_ES"/>
         </w:rPr>
-        <w:t xml:space="preserve"> Si tu mano o tu pie te hace pecar, córtatelo y apártalo de ti; pues es mejor entrar en la vida siendo cojo o lisiado que tener dos manos y dos pies y ser arrojado al fuego eterno.</w:t>
+        <w:t xml:space="preserve"> »Por tanto, si tu mano o tu pie te hace pecar, córtatelo y échalo de ti. Más te vale entrar en la vida manco o cojo que tener las 2 manos y los 2 pies y ser arrojado al fuego eterno.</w:t>
       </w:r>
     </w:p>
     <w:p>
@@ -12813,7 +12813,7 @@
         <w:rPr>
           <w:lang w:val="es_ES" w:bidi="es_ES"/>
         </w:rPr>
-        <w:t xml:space="preserve"> Y si tu ojo te hace pecar, sácatelo y échalo de ti; pues es mejor entrar en la vida siendo tuerto que tener dos ojos y ser arrojado al fuego del infierno.</w:t>
+        <w:t xml:space="preserve"> Si tu ojo te hace pecar, sácatelo y échalo de ti. Más te vale entrar en la vida con un ojo que tener los 2 ojos y ser arrojado al fuego del infierno.</w:t>
       </w:r>
     </w:p>
     <w:p>
@@ -12834,7 +12834,7 @@
         <w:rPr>
           <w:lang w:val="es_ES" w:bidi="es_ES"/>
         </w:rPr>
-        <w:t xml:space="preserve"> »Ni se les ocurra despreciar a uno de estos pequeños, porque sus ángeles tienen siempre delante el rostro de mi Padre que está en los cielos.</w:t>
+        <w:t xml:space="preserve"> »Ni se les ocurra despreciar a uno de estos pequeños. Sus ángeles están siempre en la presencia de mi Padre que está en los cielos.</w:t>
       </w:r>
     </w:p>
     <w:p>
@@ -12855,7 +12855,7 @@
         <w:rPr>
           <w:lang w:val="es_ES" w:bidi="es_ES"/>
         </w:rPr>
-        <w:t xml:space="preserve"> ¿Qué opinan? Si un hombre tiene cien ovejas y se pierde una, ¿no dejará las noventa y nueve en el monte e irá a buscar a la perdida?</w:t>
+        <w:t xml:space="preserve"> ¿Qué les parece? Digamos que un hombre tiene 100 ovejas y 1 se le extravía. ¿No deja las 99 en las montañas y va a buscar la que se perdió?</w:t>
       </w:r>
     </w:p>
     <w:p>
@@ -12876,7 +12876,7 @@
         <w:rPr>
           <w:lang w:val="es_ES" w:bidi="es_ES"/>
         </w:rPr>
-        <w:t xml:space="preserve"> Y si la encuentra, les aseguro que se alegra más por ella que por las noventa y nueve que no se perdieron.</w:t>
+        <w:t xml:space="preserve"> Si la encuentra, les aseguro que se alegrará más por esa oveja que por las 99 que no se perdieron.</w:t>
       </w:r>
     </w:p>
     <w:p>
@@ -12897,7 +12897,7 @@
         <w:rPr>
           <w:lang w:val="es_ES" w:bidi="es_ES"/>
         </w:rPr>
-        <w:t xml:space="preserve"> De la misma manera, su Padre que está en los cielos no quiere que se pierda ni uno solo de estos pequeños.</w:t>
+        <w:t xml:space="preserve"> De la misma manera, el Padre de ustedes que está en los cielos no quiere que se pierda ni uno solo de estos pequeños.</w:t>
       </w:r>
     </w:p>
     <w:p>
@@ -12918,7 +12918,7 @@
         <w:rPr>
           <w:lang w:val="es_ES" w:bidi="es_ES"/>
         </w:rPr>
-        <w:t xml:space="preserve"> »Si tu hermano peca contra ti, ve y repréndelo estando a solas tú y él; si te escucha, habrás ganado a tu hermano.</w:t>
+        <w:t xml:space="preserve"> »Si tu hermano peca contra ti, ve y muéstrale su falta estando a solas tú y él. Si te escucha, habrás ganado a tu hermano.</w:t>
       </w:r>
     </w:p>
     <w:p>
@@ -12939,7 +12939,7 @@
         <w:rPr>
           <w:lang w:val="es_ES" w:bidi="es_ES"/>
         </w:rPr>
-        <w:t xml:space="preserve"> Pero si no te escucha, toma contigo a una o dos personas más, para que todo lo que se diga conste ante dos o tres testigos.</w:t>
+        <w:t xml:space="preserve"> Pero si no te escucha, toma contigo a 1 o 2 personas más. Cualquier asunto deberá confirmarse por el testimonio de 2 o 3 testigos.</w:t>
       </w:r>
     </w:p>
     <w:p>
@@ -12960,7 +12960,7 @@
         <w:rPr>
           <w:lang w:val="es_ES" w:bidi="es_ES"/>
         </w:rPr>
-        <w:t xml:space="preserve"> Y si se niega a escucharles, dilo a la iglesia, y si tampoco escucha a la iglesia, considéralo en la categoría de los paganos y recaudadores de impuestos.</w:t>
+        <w:t xml:space="preserve"> Si se niega a escucharles, dilo a la iglesia. Si tampoco escucha a la iglesia, considéralo en la categoría de los que no creen en Dios y de los recaudadores de impuestos.</w:t>
       </w:r>
     </w:p>
     <w:p>
@@ -12981,7 +12981,7 @@
         <w:rPr>
           <w:lang w:val="es_ES" w:bidi="es_ES"/>
         </w:rPr>
-        <w:t xml:space="preserve"> Les aseguro que todo lo que aten en la tierra será atado en el cielo, y todo lo que desaten en la tierra será desatado en el cielo.</w:t>
+        <w:t xml:space="preserve"> Les aseguro que todo lo que aten en la tierra será atado en el cielo. Todo lo que desaten en la tierra será desatado en el cielo.</w:t>
       </w:r>
     </w:p>
     <w:p>
@@ -13002,7 +13002,7 @@
         <w:rPr>
           <w:lang w:val="es_ES" w:bidi="es_ES"/>
         </w:rPr>
-        <w:t xml:space="preserve"> Además, les digo que, si dos de ustedes se ponen de acuerdo en la tierra sobre cualquier cosa que pidan, mi Padre que está en los cielos se lo concederá.</w:t>
+        <w:t xml:space="preserve"> Es más, si 2 de ustedes se ponen de acuerdo en la tierra sobre cualquier cosa que pidan, mi Padre que está en los cielos se lo concederá.</w:t>
       </w:r>
     </w:p>
     <w:p>
@@ -13023,7 +13023,7 @@
         <w:rPr>
           <w:lang w:val="es_ES" w:bidi="es_ES"/>
         </w:rPr>
-        <w:t xml:space="preserve"> Donde sea que estén dos o tres reunidos en mi nombre, allí estoy yo en medio de ellos.</w:t>
+        <w:t xml:space="preserve"> Donde sea que estén 2 o 3 reunidos en mi nombre, allí estoy yo en medio de ellos.</w:t>
       </w:r>
     </w:p>
     <w:p>
@@ -13044,7 +13044,7 @@
         <w:rPr>
           <w:lang w:val="es_ES" w:bidi="es_ES"/>
         </w:rPr>
-        <w:t xml:space="preserve"> Pedro se le acercó y dijo: ―Señor, ¿cuántas veces perdonaré a mi hermano que peque contra mí? ¿Hasta siete veces?</w:t>
+        <w:t xml:space="preserve"> Pedro se le acercó y dijo: —Señor, ¿cuántas veces perdonaré a mi hermano que peque contra mí? ¿Hasta 7 veces?</w:t>
       </w:r>
     </w:p>
     <w:p>
@@ -13065,7 +13065,7 @@
         <w:rPr>
           <w:lang w:val="es_ES" w:bidi="es_ES"/>
         </w:rPr>
-        <w:t xml:space="preserve"> ―No te digo hasta siete veces, sino hasta setenta veces siete.</w:t>
+        <w:t xml:space="preserve"> Jesús le respondió: —No te digo hasta 7 veces, sino hasta 70 veces 7.</w:t>
       </w:r>
     </w:p>
     <w:p>
@@ -13107,7 +13107,7 @@
         <w:rPr>
           <w:lang w:val="es_ES" w:bidi="es_ES"/>
         </w:rPr>
-        <w:t xml:space="preserve"> En el proceso de cobro, le trajeron a uno que le debía diez mil monedas de oro.</w:t>
+        <w:t xml:space="preserve"> Al comenzar, le trajeron a uno que le debía 10.000 bolsas de oro.</w:t>
       </w:r>
     </w:p>
     <w:p>
@@ -13128,7 +13128,7 @@
         <w:rPr>
           <w:lang w:val="es_ES" w:bidi="es_ES"/>
         </w:rPr>
-        <w:t xml:space="preserve"> Como no pudo pagar, el rey ordenó que lo vendieran a él, a su esposa, a sus hijos y todo lo que tenía.</w:t>
+        <w:t xml:space="preserve"> No podía pagar. Así que el rey ordenó que lo vendieran como esclavo junto con su esposa, sus hijos y todas sus posesiones.</w:t>
       </w:r>
     </w:p>
     <w:p>
@@ -13149,7 +13149,7 @@
         <w:rPr>
           <w:lang w:val="es_ES" w:bidi="es_ES"/>
         </w:rPr>
-        <w:t xml:space="preserve"> Al oírlo, el siervo se postró ante él, diciendo: "Señor, ten paciencia conmigo y te lo pagaré todo".</w:t>
+        <w:t xml:space="preserve"> Al oírlo, el siervo se postró ante él, diciendo: “Señor, ten paciencia conmigo. Te lo pagaré todo”.</w:t>
       </w:r>
     </w:p>
     <w:p>
@@ -13170,7 +13170,7 @@
         <w:rPr>
           <w:lang w:val="es_ES" w:bidi="es_ES"/>
         </w:rPr>
-        <w:t xml:space="preserve"> Entonces el rey tuvo compasión de él, lo liberó y le perdonó la deuda.</w:t>
+        <w:t xml:space="preserve"> Entonces el rey tuvo compasión de él. Lo liberó y le perdonó la deuda.</w:t>
       </w:r>
     </w:p>
     <w:p>
@@ -13191,7 +13191,7 @@
         <w:rPr>
           <w:lang w:val="es_ES" w:bidi="es_ES"/>
         </w:rPr>
-        <w:t xml:space="preserve"> »Pero al salir, aquel siervo encontró a uno de sus compañeros que le debía cien monedas de oro, y agarrándolo, lo ahogaba exigiendo: "¡Paga lo que debes!".</w:t>
+        <w:t xml:space="preserve"> Pero al salir, aquel siervo encontró a uno de sus compañeros que le debía 100 monedas de oro. Agarrándolo, lo ahogaba exigiendo: "¡Paga lo que debes!”.</w:t>
       </w:r>
     </w:p>
     <w:p>
@@ -13212,7 +13212,7 @@
         <w:rPr>
           <w:lang w:val="es_ES" w:bidi="es_ES"/>
         </w:rPr>
-        <w:t xml:space="preserve"> Este compañero se postró y le suplicó : "Ten paciencia conmigo y te lo pagaré todo".</w:t>
+        <w:t xml:space="preserve"> Este compañero se postró y le suplicó : “Ten paciencia conmigo. Te lo pagaré todo”.</w:t>
       </w:r>
     </w:p>
     <w:p>
@@ -13233,7 +13233,7 @@
         <w:rPr>
           <w:lang w:val="es_ES" w:bidi="es_ES"/>
         </w:rPr>
-        <w:t xml:space="preserve"> Pero él no quiso, así que fue y lo echó en la cárcel hasta que pagara la deuda.</w:t>
+        <w:t xml:space="preserve"> Pero él no quiso. Así que fue y lo echó en la cárcel hasta que pagara la deuda.</w:t>
       </w:r>
     </w:p>
     <w:p>
@@ -13254,7 +13254,7 @@
         <w:rPr>
           <w:lang w:val="es_ES" w:bidi="es_ES"/>
         </w:rPr>
-        <w:t xml:space="preserve"> Los compañeros que vieron lo que había pasado se entristecieron mucho y fueron a contárselo todo al rey.</w:t>
+        <w:t xml:space="preserve"> Los compañeros que vieron lo que había pasado se entristecieron mucho. Fueron a contárselo todo al rey.</w:t>
       </w:r>
     </w:p>
     <w:p>
@@ -13296,7 +13296,7 @@
         <w:rPr>
           <w:lang w:val="es_ES" w:bidi="es_ES"/>
         </w:rPr>
-        <w:t xml:space="preserve"> ¿No deberías tú también haber tenido misericordia de tu compañero, así como yo tuve misericordia de ti?".</w:t>
+        <w:t xml:space="preserve"> ¿No debías tú también tener compasión de tu compañero, así como yo tuve compasión de ti?”.</w:t>
       </w:r>
     </w:p>
     <w:p>
@@ -13317,7 +13317,7 @@
         <w:rPr>
           <w:lang w:val="es_ES" w:bidi="es_ES"/>
         </w:rPr>
-        <w:t xml:space="preserve"> El rey, que estaba muy enojado, lo entregó a los verdugos hasta que pagara toda la deuda.</w:t>
+        <w:t xml:space="preserve"> El rey se enojó mucho. Lo entregó a los verdugos hasta que pagara toda la deuda.</w:t>
       </w:r>
     </w:p>
     <w:p>
@@ -13375,7 +13375,7 @@
         <w:rPr>
           <w:lang w:val="es_ES" w:bidi="es_ES"/>
         </w:rPr>
-        <w:t xml:space="preserve"> Cuando Jesús terminó de decir estas palabras, salió de Galilea y fue a la región de Judea, al otro lado del Jordán.</w:t>
+        <w:t xml:space="preserve"> Cuando Jesús terminó de decir estas palabras, salió de Galilea. Fue a la región de Judea, al otro lado del Jordán.</w:t>
       </w:r>
     </w:p>
     <w:p>
@@ -13438,7 +13438,7 @@
         <w:rPr>
           <w:lang w:val="es_ES" w:bidi="es_ES"/>
         </w:rPr>
-        <w:t xml:space="preserve"> ―¿No han leído las Escrituras? En ellas dice que el Creador en el principio los hizo hombre y mujer</w:t>
+        <w:t xml:space="preserve"> —¿No han leído las Escrituras? En ellas dice que el Creador en el principio los hizo hombre y mujer.</w:t>
       </w:r>
     </w:p>
     <w:p>
@@ -13459,7 +13459,7 @@
         <w:rPr>
           <w:lang w:val="es_ES" w:bidi="es_ES"/>
         </w:rPr>
-        <w:t xml:space="preserve"> y que el hombre debe dejar a su padre y a su madre y unirse a su esposa,</w:t>
+        <w:t xml:space="preserve"> Dice que el hombre dejará a su padre y a su madre, y se unirá a su mujer.</w:t>
       </w:r>
     </w:p>
     <w:p>
@@ -13480,7 +13480,7 @@
         <w:rPr>
           <w:lang w:val="es_ES" w:bidi="es_ES"/>
         </w:rPr>
-        <w:t xml:space="preserve"> y los dos serán una sola carne. Así que ya no son dos, sino una sola carne. Por tanto, lo que Dios ha unido, que no lo separe el ser humano.</w:t>
+        <w:t xml:space="preserve"> Dice que llegarán a ser uno solo. Así que ya no son 2, sino una sola carne. Por tanto, lo que Dios ha unido, que no lo separe el ser humano.</w:t>
       </w:r>
     </w:p>
     <w:p>
@@ -13501,7 +13501,7 @@
         <w:rPr>
           <w:lang w:val="es_ES" w:bidi="es_ES"/>
         </w:rPr>
-        <w:t xml:space="preserve"> ―Entonces, ¿por qué dijo Moisés que el esposo podía darle carta de divorcio y repudiarla? —le preguntaron.</w:t>
+        <w:t xml:space="preserve"> —Entonces, ¿por qué Moisés ordenó dar una carta de divorcio para despedir a la esposa? —le preguntaron.</w:t>
       </w:r>
     </w:p>
     <w:p>
@@ -13522,7 +13522,7 @@
         <w:rPr>
           <w:lang w:val="es_ES" w:bidi="es_ES"/>
         </w:rPr>
-        <w:t xml:space="preserve"> Él les respondió: —Si Moisés les permitió dar carta de divorcio a sus esposas, fue por la dureza del corazón de ustedes, pero desde el principio no fue así.</w:t>
+        <w:t xml:space="preserve"> Él les respondió: —Si Moisés les permitió dar carta de divorcio a sus esposas, fue por la dureza del corazón de ustedes. No fue así desde el principio.</w:t>
       </w:r>
     </w:p>
     <w:p>
@@ -13543,7 +13543,7 @@
         <w:rPr>
           <w:lang w:val="es_ES" w:bidi="es_ES"/>
         </w:rPr>
-        <w:t xml:space="preserve"> Les aseguro que cualquiera que le dé carta de divorcio a su esposa, si no es por infidelidad, y se case con otra, comete adulterio. Y el que se casa con la divorciada también comete adulterio.</w:t>
+        <w:t xml:space="preserve"> Yo les digo algo más. Comete adulterio cualquiera que se divorcia de su esposa, a menos que sea por infidelidad, y se casa con otra.</w:t>
       </w:r>
     </w:p>
     <w:p>
@@ -13564,7 +13564,7 @@
         <w:rPr>
           <w:lang w:val="es_ES" w:bidi="es_ES"/>
         </w:rPr>
-        <w:t xml:space="preserve"> Entonces los discípulos le dijeron: ―Pues si es así, ¡mejor no casarse!</w:t>
+        <w:t xml:space="preserve"> Entonces los discípulos le dijeron: —Pues si es así, ¡mejor no casarse!</w:t>
       </w:r>
     </w:p>
     <w:p>
@@ -13585,7 +13585,7 @@
         <w:rPr>
           <w:lang w:val="es_ES" w:bidi="es_ES"/>
         </w:rPr>
-        <w:t xml:space="preserve"> Él les respondió: —No todos pueden aceptar esta palabra, solo aquellos a quienes Dios se lo concede.</w:t>
+        <w:t xml:space="preserve"> Jesús les respondió: —No todos pueden aceptar esta enseñanza, sino solo aquellos a quienes se les ha concedido.</w:t>
       </w:r>
     </w:p>
     <w:p>
@@ -13606,7 +13606,7 @@
         <w:rPr>
           <w:lang w:val="es_ES" w:bidi="es_ES"/>
         </w:rPr>
-        <w:t xml:space="preserve"> Hay personas no aptas para el matrimonio porque nacieron con esa condición, y hay otras que no son aptas porque las incapacitaron, y hay otras que no se casan por causa del reino de los cielos. El que pueda aceptar esto, que lo acepte.</w:t>
+        <w:t xml:space="preserve"> Hay personas no aptas para el matrimonio porque nacieron con esa condición. Hay otras que no son aptas porque las incapacitaron. Hay otras que no se casan por causa del reino de los cielos. El que pueda aceptar esto, que lo acepte.</w:t>
       </w:r>
     </w:p>
     <w:p>
@@ -13627,7 +13627,7 @@
         <w:rPr>
           <w:lang w:val="es_ES" w:bidi="es_ES"/>
         </w:rPr>
-        <w:t xml:space="preserve"> Entonces le llevaron varios niños para que pusiera sus manos sobre ellos y orara; pero los discípulos los reprendieron diciendo: —No molesten al Maestro.</w:t>
+        <w:t xml:space="preserve"> Entonces le llevaron varios niños para que pusiera sus manos sobre ellos y orara. Pero los discípulos los reprendieron diciendo: —No molesten al Maestro.</w:t>
       </w:r>
     </w:p>
     <w:p>
@@ -13648,7 +13648,7 @@
         <w:rPr>
           <w:lang w:val="es_ES" w:bidi="es_ES"/>
         </w:rPr>
-        <w:t xml:space="preserve"> —No, no —intervino Jesús—. Dejen que los niños vengan a mí, porque de ellos es el reino de los cielos.</w:t>
+        <w:t xml:space="preserve"> —No, no —intervino Jesús—. Dejen que los niños vengan a mí. De ellos es el reino de los cielos.</w:t>
       </w:r>
     </w:p>
     <w:p>
@@ -13795,7 +13795,7 @@
         <w:rPr>
           <w:lang w:val="es_ES" w:bidi="es_ES"/>
         </w:rPr>
-        <w:t xml:space="preserve"> —Si quieres ser perfecto —le dijo Jesús—, ve, vende todo lo que tienes y dales el dinero a los pobres. Así tendrás un tesoro en el cielo. Luego ven y sígueme.</w:t>
+        <w:t xml:space="preserve"> —Si quieres ser perfecto —le dijo Jesús—, ve y vende todo lo que tienes. Dales el dinero a los pobres. Así tendrás un tesoro en el cielo. Luego ven y sígueme.</w:t>
       </w:r>
     </w:p>
     <w:p>
@@ -13816,7 +13816,7 @@
         <w:rPr>
           <w:lang w:val="es_ES" w:bidi="es_ES"/>
         </w:rPr>
-        <w:t xml:space="preserve"> Cuando el joven oyó estas palabras, se fue triste, porque tenía muchas posesiones.</w:t>
+        <w:t xml:space="preserve"> Cuando el joven oyó estas palabras, se fue triste porque tenía muchas posesiones.</w:t>
       </w:r>
     </w:p>
     <w:p>
@@ -13879,7 +13879,7 @@
         <w:rPr>
           <w:lang w:val="es_ES" w:bidi="es_ES"/>
         </w:rPr>
-        <w:t xml:space="preserve"> —Entonces, ¿quién podrá salvarse? —preguntaron los discípulos asombrados.</w:t>
+        <w:t xml:space="preserve"> —Entonces, ¿quién podrá salvarse? —preguntaron los discípulos, asombrados.</w:t>
       </w:r>
     </w:p>
     <w:p>
@@ -13900,7 +13900,7 @@
         <w:rPr>
           <w:lang w:val="es_ES" w:bidi="es_ES"/>
         </w:rPr>
-        <w:t xml:space="preserve"> Jesús los miró fijamente y les dijo: —Para los seres humanos esto es imposible, pero para Dios no hay nada imposible.</w:t>
+        <w:t xml:space="preserve"> Jesús los miró fijamente y les dijo: —Para los seres humanos esto es imposible. Pero para Dios no hay nada imposible.</w:t>
       </w:r>
     </w:p>
     <w:p>
@@ -13942,7 +13942,7 @@
         <w:rPr>
           <w:lang w:val="es_ES" w:bidi="es_ES"/>
         </w:rPr>
-        <w:t xml:space="preserve"> —Les aseguro que en la renovación de todas las cosas, cuando el Hijo del hombre se siente en su trono de gloria, ustedes que me han seguido se sentarán también en doce tronos para juzgar a las doce tribus de Israel.</w:t>
+        <w:t xml:space="preserve"> Jesús les respondió: —Todo será renovado, y el Hijo del hombre se sentará en su trono de gloria. Cuando esto ocurra, ustedes que me han seguido también se sentarán en 12 tronos para gobernar a las 12 tribus de Israel. Se lo aseguro.</w:t>
       </w:r>
     </w:p>
     <w:p>
@@ -13963,7 +13963,7 @@
         <w:rPr>
           <w:lang w:val="es_ES" w:bidi="es_ES"/>
         </w:rPr>
-        <w:t xml:space="preserve"> Y todo aquel que haya dejado casas, hermanos, hermanas, padre, madre, esposa, hijos, campos, por causa de mi nombre, recibirá cien veces más de lo que haya dejado y heredará la vida eterna.</w:t>
+        <w:t xml:space="preserve"> Muchos habrán dejado casas, hermanos, hermanas, padre, madre, esposa, hijos y campos por causa de mi nombre. Recibirán 100 veces más de lo que hayan dejado. Heredarán la vida eterna.</w:t>
       </w:r>
     </w:p>
     <w:p>
@@ -14063,7 +14063,7 @@
         <w:rPr>
           <w:lang w:val="es_ES" w:bidi="es_ES"/>
         </w:rPr>
-        <w:t xml:space="preserve"> Alrededor de las nueve de la mañanalas nueve de la mañana. Lit. la tercera hora. Cp. nota en Mat 14:25." class="footnote-marker"&gt;1 salió y, al ver a otros que estaban en la plaza sin hacer nada,</w:t>
+        <w:t xml:space="preserve"> Alrededor de las 9 de la mañana salió. Al ver a otros que estaban en la plaza sin hacer nada,</w:t>
       </w:r>
     </w:p>
     <w:p>
@@ -14084,7 +14084,7 @@
         <w:rPr>
           <w:lang w:val="es_ES" w:bidi="es_ES"/>
         </w:rPr>
-        <w:t xml:space="preserve"> les dijo: "Vayan también ustedes a mi viña y les pagaré lo que sea justo".</w:t>
+        <w:t xml:space="preserve"> les dijo: “Vayan también ustedes a mi viña y les pagaré lo que sea justo”.</w:t>
       </w:r>
     </w:p>
     <w:p>
@@ -14105,7 +14105,7 @@
         <w:rPr>
           <w:lang w:val="es_ES" w:bidi="es_ES"/>
         </w:rPr>
-        <w:t xml:space="preserve"> »Salió otra vez alrededor del mediodíamediodía. Lit. la sexta hora. Cp. nota en Mat 14:25." class="footnote-marker"&gt;2 y de las tres de la tarde,las tres de la tarde. Lit. la hora novena. Cp. nota en Mat 14:25." class="footnote-marker"&gt;3 e hizo lo mismo.</w:t>
+        <w:t xml:space="preserve"> Salió otra vez alrededor del mediodía y de las 3 de la tarde, e hizo lo mismo.</w:t>
       </w:r>
     </w:p>
     <w:p>
@@ -14126,7 +14126,7 @@
         <w:rPr>
           <w:lang w:val="es_ES" w:bidi="es_ES"/>
         </w:rPr>
-        <w:t xml:space="preserve"> »A las cinco de la tardelas cinco de la tarde. Lit. la hora undécima. Cp. nota en Mat 14:25. " class="footnote-marker"&gt;4 encontró a otros que estaban desocupados y les preguntó: “¿Por qué han estado aquí todo el día sin trabajar?”.</w:t>
+        <w:t xml:space="preserve"> A las 5 de la tarde encontró a otros que estaban desocupados. Les preguntó: “¿Por qué han estado aquí todo el día sin trabajar?”.</w:t>
       </w:r>
     </w:p>
     <w:p>
@@ -14147,7 +14147,7 @@
         <w:rPr>
           <w:lang w:val="es_ES" w:bidi="es_ES"/>
         </w:rPr>
-        <w:t xml:space="preserve"> “Porque nadie nos ha contratado”, le respondieron. “Pues vayan también ustedes a mi viña, y recibirán lo que sea justo”.</w:t>
+        <w:t xml:space="preserve"> “Porque nadie nos ha contratado”, le respondieron. Él les dijo: “Pues vayan también ustedes a mi viña, y recibirán lo que sea justo”.</w:t>
       </w:r>
     </w:p>
     <w:p>
@@ -14168,7 +14168,7 @@
         <w:rPr>
           <w:lang w:val="es_ES" w:bidi="es_ES"/>
         </w:rPr>
-        <w:t xml:space="preserve"> »Por la noche, el dueño de la viña le dijo a su mayordomo: "Llama a los obreros y págales su jornal, comenzando por los últimos hasta los primeros".</w:t>
+        <w:t xml:space="preserve"> Por la noche, el dueño de la viña le dijo a su mayordomo: “Llama a los obreros. Págales su jornal, comenzando por los últimos hasta los primeros”.</w:t>
       </w:r>
     </w:p>
     <w:p>
@@ -14189,7 +14189,7 @@
         <w:rPr>
           <w:lang w:val="es_ES" w:bidi="es_ES"/>
         </w:rPr>
-        <w:t xml:space="preserve"> A los que llegaron a las cinco les pagó el salario de un día.</w:t>
+        <w:t xml:space="preserve"> A los que llegaron a las 5 les pagó el salario de un día.</w:t>
       </w:r>
     </w:p>
     <w:p>
@@ -14210,7 +14210,7 @@
         <w:rPr>
           <w:lang w:val="es_ES" w:bidi="es_ES"/>
         </w:rPr>
-        <w:t xml:space="preserve"> Los que habían llegado primero, al ver lo que recibieron los que llegaron últimos, pensaron que ellos cobrarían mucho más. Pero también recibieron el salario de un día.</w:t>
+        <w:t xml:space="preserve"> Los que habían llegado primero vieron lo que recibieron los que llegaron últimos. Pensaron que ellos cobrarían mucho más. Pero también recibieron el salario de un día.</w:t>
       </w:r>
     </w:p>
     <w:p>
@@ -14231,7 +14231,7 @@
         <w:rPr>
           <w:lang w:val="es_ES" w:bidi="es_ES"/>
         </w:rPr>
-        <w:t xml:space="preserve"> »Uno de ellos comenzó a quejarse contra el dueño:</w:t>
+        <w:t xml:space="preserve"> Uno de ellos comenzó a quejarse contra el dueño:</w:t>
       </w:r>
     </w:p>
     <w:p>
@@ -14252,7 +14252,7 @@
         <w:rPr>
           <w:lang w:val="es_ES" w:bidi="es_ES"/>
         </w:rPr>
-        <w:t xml:space="preserve"> “Estos últimos han trabajado solo una hora, y les has pagado igual que a nosotros que hemos soportado toda la carga y el calor del día”.</w:t>
+        <w:t xml:space="preserve"> “Estos que llegaron los últimos han trabajado solo una hora. Les has pagado igual que a nosotros que hemos soportado toda la carga y el calor del día”.</w:t>
       </w:r>
     </w:p>
     <w:p>
@@ -14273,28 +14273,28 @@
         <w:rPr>
           <w:lang w:val="es_ES" w:bidi="es_ES"/>
         </w:rPr>
-        <w:t xml:space="preserve"> »“Amigo —le contestó el dueño—, ¿no quedamos en que se te iba a pagar el salario de un día? [[15]]¿no tengo derecho a hacer lo que quiero con lo mío? O es que al ser generoso yo, ¿te pones envidioso?".</w:t>
-      </w:r>
-    </w:p>
-    <w:p>
-      <w:pPr/>
-      <w:r>
-        <w:rPr>
-          <w:lang w:val="es_ES" w:bidi="es_ES"/>
-        </w:rPr>
-      </w:r>
-      <w:r>
-        <w:rPr>
-          <w:vertAlign w:val="superscript"/>
-          <w:lang w:val="es_ES" w:bidi="es_ES"/>
-        </w:rPr>
-        <w:t>15</w:t>
-      </w:r>
-      <w:r>
-        <w:rPr>
-          <w:lang w:val="es_ES" w:bidi="es_ES"/>
-        </w:rPr>
-        <w:t xml:space="preserve"> Pues tómalo y vete. Si quiero dar a este último lo mismo que a ti,</w:t>
+        <w:t xml:space="preserve"> “Amigo —le contestó el dueño—, ¿no quedamos en que se te iba a pagar el salario de un día?</w:t>
+      </w:r>
+    </w:p>
+    <w:p>
+      <w:pPr/>
+      <w:r>
+        <w:rPr>
+          <w:lang w:val="es_ES" w:bidi="es_ES"/>
+        </w:rPr>
+      </w:r>
+      <w:r>
+        <w:rPr>
+          <w:vertAlign w:val="superscript"/>
+          <w:lang w:val="es_ES" w:bidi="es_ES"/>
+        </w:rPr>
+        <w:t>14-15</w:t>
+      </w:r>
+      <w:r>
+        <w:rPr>
+          <w:lang w:val="es_ES" w:bidi="es_ES"/>
+        </w:rPr>
+        <w:t xml:space="preserve"> Pues tómalo y vete. Si quiero dar a este último lo mismo que a ti, ¿acaso no tengo derecho a hacer lo que quiero con lo mío? O es que al ser generoso yo, ¿te pones envidioso?”.</w:t>
       </w:r>
     </w:p>
     <w:p>
@@ -14315,7 +14315,7 @@
         <w:rPr>
           <w:lang w:val="es_ES" w:bidi="es_ES"/>
         </w:rPr>
-        <w:t xml:space="preserve"> »Así, los últimos serán los primeros y los primeros serán los últimos».</w:t>
+        <w:t xml:space="preserve"> »Así, los últimos serán los primeros y los primeros serán los últimos.</w:t>
       </w:r>
     </w:p>
     <w:p>
@@ -14336,7 +14336,7 @@
         <w:rPr>
           <w:lang w:val="es_ES" w:bidi="es_ES"/>
         </w:rPr>
-        <w:t xml:space="preserve"> Camino de Jerusalén, Jesús tomó a los doce discípulos aparte</w:t>
+        <w:t xml:space="preserve"> Cuando iban de camino a Jerusalén, Jesús tomó aparte a los 12 discípulos.</w:t>
       </w:r>
     </w:p>
     <w:p>
@@ -14357,7 +14357,7 @@
         <w:rPr>
           <w:lang w:val="es_ES" w:bidi="es_ES"/>
         </w:rPr>
-        <w:t xml:space="preserve"> y les dijo lo que le sucedería: «El Hijo del hombre va a ser entregado a los principales sacerdotes y a los escribas, y lo condenarán a muerte.</w:t>
+        <w:t xml:space="preserve"> Les dijo lo que le sucedería: —El Hijo del hombre va a ser entregado a los principales sacerdotes y a los escribas. Lo condenarán a muerte.</w:t>
       </w:r>
     </w:p>
     <w:p>
@@ -14378,7 +14378,7 @@
         <w:rPr>
           <w:lang w:val="es_ES" w:bidi="es_ES"/>
         </w:rPr>
-        <w:t xml:space="preserve"> Lo entregarán a los paganos para burlarse de él, azotarlo y crucificarlo; pero al tercer día resucitará».</w:t>
+        <w:t xml:space="preserve"> Lo entregarán a los romanos para burlarse de él, azotarlo y crucificarlo. Pero al tercer día resucitará.</w:t>
       </w:r>
     </w:p>
     <w:p>
@@ -14399,7 +14399,7 @@
         <w:rPr>
           <w:lang w:val="es_ES" w:bidi="es_ES"/>
         </w:rPr>
-        <w:t xml:space="preserve"> Entonces se le acercó la madre de los hijos de Zebedeo, con sus hijos, y se arrodilló ante él.</w:t>
+        <w:t xml:space="preserve"> Entonces se le acercó la madre de los hijos de Zebedeo, con sus hijos. Se arrodilló ante él para pedirle algo.</w:t>
       </w:r>
     </w:p>
     <w:p>
@@ -14420,7 +14420,7 @@
         <w:rPr>
           <w:lang w:val="es_ES" w:bidi="es_ES"/>
         </w:rPr>
-        <w:t xml:space="preserve"> —¿Qué deseas? —le preguntó Jesús. —Ordena que en tu reino, estos dos hijos míos se sienten uno a tu derecha y el otro a tu izquierda.</w:t>
+        <w:t xml:space="preserve"> —¿Qué deseas? —le preguntó Jesús. —Ordena que en tu reino, estos 2 hijos míos se sienten uno a tu derecha y el otro a tu izquierda.</w:t>
       </w:r>
     </w:p>
     <w:p>
@@ -14441,7 +14441,7 @@
         <w:rPr>
           <w:lang w:val="es_ES" w:bidi="es_ES"/>
         </w:rPr>
-        <w:t xml:space="preserve"> Pero Jesús respondió: —No saben lo que piden. ¿Pueden beber de la copa que yo tengo que beber, y ser bautizados con el bautismo con que yo soy bautizado? Ellos dijeron: —Sí, podemos.</w:t>
+        <w:t xml:space="preserve"> Pero Jesús respondió: —Ustedes no saben lo que piden. ¿Pueden beber de la copa que yo tengo que beber? ¿Pueden ser bautizados con el bautismo con que yo soy bautizado? Ellos dijeron: —Sí, podemos.</w:t>
       </w:r>
     </w:p>
     <w:p>
@@ -14462,7 +14462,7 @@
         <w:rPr>
           <w:lang w:val="es_ES" w:bidi="es_ES"/>
         </w:rPr>
-        <w:t xml:space="preserve"> —Pues sí, beberán de mi copa y serán bautizados con mi bautismo —les contestó Jesús—, pero el sentarse a mi derecha y a mi izquierda no me corresponde a mí concederlo; eso es para quienes lo ha decidido mi Padre.</w:t>
+        <w:t xml:space="preserve"> —Pues sí, beberán de mi copa y serán bautizados con mi bautismo —les contestó Jesús—. Pero el sentarse a mi derecha y a mi izquierda no me corresponde a mí concederlo. Eso es para quienes lo ha decidido mi Padre.</w:t>
       </w:r>
     </w:p>
     <w:p>
@@ -14483,7 +14483,7 @@
         <w:rPr>
           <w:lang w:val="es_ES" w:bidi="es_ES"/>
         </w:rPr>
-        <w:t xml:space="preserve"> Cuando los otros diez discípulos se enteraron de lo que habían pedido Jacobo y Juan, se enojaron con los dos hermanos.</w:t>
+        <w:t xml:space="preserve"> Cuando los otros 10 discípulos se enteraron de lo que habían pedido Jacobo y Juan, se enojaron con los 2 hermanos.</w:t>
       </w:r>
     </w:p>
     <w:p>
@@ -14504,7 +14504,7 @@
         <w:rPr>
           <w:lang w:val="es_ES" w:bidi="es_ES"/>
         </w:rPr>
-        <w:t xml:space="preserve"> Pero Jesús los llamó y les dijo: —Saben que los gobernantes de las naciones dominan sobre su pueblo, y los hombres importantes ejercen autoridad sobre ellos.</w:t>
+        <w:t xml:space="preserve"> Pero Jesús los llamó y les dijo: —Saben que los gobernantes de las naciones dominan sobre su pueblo. Los hombres importantes ejercen autoridad sobre ellos.</w:t>
       </w:r>
     </w:p>
     <w:p>
@@ -14525,7 +14525,7 @@
         <w:rPr>
           <w:lang w:val="es_ES" w:bidi="es_ES"/>
         </w:rPr>
-        <w:t xml:space="preserve"> Pero no será así entre ustedes; más bien, quien quiera llegar a ser grande entre ustedes debe convertirse en servidor de los demás.</w:t>
+        <w:t xml:space="preserve"> Pero no será así entre ustedes. Más bien, quien quiera llegar a ser grande entre ustedes debe convertirse en servidor de los demás.</w:t>
       </w:r>
     </w:p>
     <w:p>
@@ -14546,7 +14546,7 @@
         <w:rPr>
           <w:lang w:val="es_ES" w:bidi="es_ES"/>
         </w:rPr>
-        <w:t xml:space="preserve"> Y quien quiera ser el primero entre ustedes debe ser esclavo de los demás,</w:t>
+        <w:t xml:space="preserve"> Y quien quiera ser el primero entre ustedes debe ser esclavo de los demás.</w:t>
       </w:r>
     </w:p>
     <w:p>
@@ -14567,7 +14567,7 @@
         <w:rPr>
           <w:lang w:val="es_ES" w:bidi="es_ES"/>
         </w:rPr>
-        <w:t xml:space="preserve"> así como el Hijo del hombre no vino para que lo sirvieran, sino para servir y para dar su vida como rescate por muchos.</w:t>
+        <w:t xml:space="preserve"> Del mismo modo, el Hijo del hombre no vino para que lo sirvieran. Vino para servir y para dar su vida como rescate por muchos.</w:t>
       </w:r>
     </w:p>
     <w:p>
@@ -14588,7 +14588,7 @@
         <w:rPr>
           <w:lang w:val="es_ES" w:bidi="es_ES"/>
         </w:rPr>
-        <w:t xml:space="preserve"> Cuando salían de Jericó, les seguía una gran multitud.</w:t>
+        <w:t xml:space="preserve"> Al salir de Jericó, una gran multitud los seguía.</w:t>
       </w:r>
     </w:p>
     <w:p>
@@ -14609,7 +14609,7 @@
         <w:rPr>
           <w:lang w:val="es_ES" w:bidi="es_ES"/>
         </w:rPr>
-        <w:t xml:space="preserve"> Había dos ciegos sentados junto al camino que, al escuchar que Jesús pasaba, clamaron: ―¡Señor, Hijo de David, ten misericordia de nosotros!</w:t>
+        <w:t xml:space="preserve"> Había 2 ciegos sentados junto al camino. Al escuchar que Jesús pasaba, clamaron: —¡Señor, Hijo de David, ten misericordia de nosotros!</w:t>
       </w:r>
     </w:p>
     <w:p>
@@ -14651,7 +14651,7 @@
         <w:rPr>
           <w:lang w:val="es_ES" w:bidi="es_ES"/>
         </w:rPr>
-        <w:t xml:space="preserve"> Jesús se detuvo y los llamó, y les preguntó: —¿Qué quieren que haga por ustedes?</w:t>
+        <w:t xml:space="preserve"> Jesús se detuvo. Los llamó y les preguntó: —¿Qué quieren que haga por ustedes?</w:t>
       </w:r>
     </w:p>
     <w:p>
@@ -14693,7 +14693,7 @@
         <w:rPr>
           <w:lang w:val="es_ES" w:bidi="es_ES"/>
         </w:rPr>
-        <w:t xml:space="preserve"> Jesús sintió compasión de ellos, les tocó los ojos, y al instante recuperaron la vista; y le siguieron.</w:t>
+        <w:t xml:space="preserve"> Jesús sintió compasión de ellos y les tocó los ojos. Al instante recuperaron la vista y le siguieron.</w:t>
       </w:r>
     </w:p>
     <w:p>
@@ -14730,7 +14730,7 @@
         <w:rPr>
           <w:lang w:val="es_ES" w:bidi="es_ES"/>
         </w:rPr>
-        <w:t xml:space="preserve"> Llegaron cerca de Jerusalén, a Betfagué, junto al monte de los Olivos, y Jesús envió a dos de los discípulos al pueblo cercano.</w:t>
+        <w:t xml:space="preserve"> Llegaron cerca de Jerusalén, a Betfagué, junto al monte de los Olivos. Jesús envió a 2 de los discípulos al pueblo cercano.</w:t>
       </w:r>
     </w:p>
     <w:p>
@@ -14751,7 +14751,7 @@
         <w:rPr>
           <w:lang w:val="es_ES" w:bidi="es_ES"/>
         </w:rPr>
-        <w:t xml:space="preserve"> Jesús les dijo: —A la entrada del pueblo encontrarán una burra atada y con ella un burrito. Desátenlos y tráiganmelos.</w:t>
+        <w:t xml:space="preserve"> Les dijo: —A la entrada del pueblo encontrarán una burra atada y con ella un burrito. Desátenlos y tráiganmelos.</w:t>
       </w:r>
     </w:p>
     <w:p>
@@ -14814,7 +14814,7 @@
         <w:rPr>
           <w:lang w:val="es_ES" w:bidi="es_ES"/>
         </w:rPr>
-        <w:t xml:space="preserve"> «Digan a la hija de Sion: “Mira, tu Rey viene a ti, humilde y montado en un burro, en un pollino, hijo de animal de carga”».</w:t>
+        <w:t xml:space="preserve"> «Digan a la hija de Sion: “Mira, tu rey viene a ti, justo y victorioso. Viene humilde y montado sobre un burro, sobre un burrito, cría de asna”».</w:t>
       </w:r>
     </w:p>
     <w:p>
@@ -14856,7 +14856,7 @@
         <w:rPr>
           <w:lang w:val="es_ES" w:bidi="es_ES"/>
         </w:rPr>
-        <w:t xml:space="preserve"> Trajeron la burra y el burrito. Pusieron sus mantos sobre ellos, y Jesús se sentó encima.</w:t>
+        <w:t xml:space="preserve"> Trajeron la burra y el burrito. Pusieron sus mantos sobre ellos y Jesús se sentó encima.</w:t>
       </w:r>
     </w:p>
     <w:p>
@@ -14877,7 +14877,7 @@
         <w:rPr>
           <w:lang w:val="es_ES" w:bidi="es_ES"/>
         </w:rPr>
-        <w:t xml:space="preserve"> Cuando Jesús pasaba, muchos de la gran multitud extendían sus mantos en el camino; otros cortaban ramas de los árboles y las tendían en el camino.</w:t>
+        <w:t xml:space="preserve"> Cuando Jesús pasaba, muchos de la gran multitud extendían sus mantos en el camino. Otros cortaban ramas de los árboles y las tendían en el camino.</w:t>
       </w:r>
     </w:p>
     <w:p>
@@ -14898,7 +14898,7 @@
         <w:rPr>
           <w:lang w:val="es_ES" w:bidi="es_ES"/>
         </w:rPr>
-        <w:t xml:space="preserve"> Las multitudes que iban delante de él y las que le seguían clamaban, diciendo: «¡Hosanna al Hijo de David! ¡Bendito el que viene en el nombre del Señor! ¡Hosanna en las alturas!».</w:t>
+        <w:t xml:space="preserve"> Las multitudes que iban delante de él y las que le seguían clamaban, diciendo: —¡Hosanna al Hijo de David! ¡Bendito el que viene en el nombre del Señor! ¡Hosanna en las alturas!</w:t>
       </w:r>
     </w:p>
     <w:p>
@@ -14919,7 +14919,7 @@
         <w:rPr>
           <w:lang w:val="es_ES" w:bidi="es_ES"/>
         </w:rPr>
-        <w:t xml:space="preserve"> Cuando entró en Jerusalén, toda la ciudad se agitó, diciendo: ―¿Quién es este?</w:t>
+        <w:t xml:space="preserve"> Cuando entró en Jerusalén, toda la ciudad se agitó, diciendo: —¿Quién es este?</w:t>
       </w:r>
     </w:p>
     <w:p>
@@ -14940,7 +14940,7 @@
         <w:rPr>
           <w:lang w:val="es_ES" w:bidi="es_ES"/>
         </w:rPr>
-        <w:t xml:space="preserve"> ―Este es Jesús, el profeta de Nazaret de Galilea.</w:t>
+        <w:t xml:space="preserve"> Y contestaban: —Este es Jesús, el profeta de Nazaret de Galilea.</w:t>
       </w:r>
     </w:p>
     <w:p>
@@ -14961,7 +14961,7 @@
         <w:rPr>
           <w:lang w:val="es_ES" w:bidi="es_ES"/>
         </w:rPr>
-        <w:t xml:space="preserve"> Jesús entró en el templo y echó fuera a todos los que vendían y compraban en el templo, volcó las mesas de los cambistas y las sillas de los que vendían palomas, y les dijo:</w:t>
+        <w:t xml:space="preserve"> Jesús entró en el templo y echó fuera a todos los que vendían y compraban allí. Volcó las mesas de los cambistas y las sillas de los que vendían palomas. Les dijo:</w:t>
       </w:r>
     </w:p>
     <w:p>
@@ -14982,7 +14982,7 @@
         <w:rPr>
           <w:lang w:val="es_ES" w:bidi="es_ES"/>
         </w:rPr>
-        <w:t xml:space="preserve"> ―Está escrito: "Mi casa será llamada casa de oración", pero ustedes la han hecho cueva de ladrones.</w:t>
+        <w:t xml:space="preserve"> —Está escrito: “Mi templo será llamado casa de oración”. Pero ustedes la han hecho cueva de ladrones.</w:t>
       </w:r>
     </w:p>
     <w:p>
@@ -15024,7 +15024,7 @@
         <w:rPr>
           <w:lang w:val="es_ES" w:bidi="es_ES"/>
         </w:rPr>
-        <w:t xml:space="preserve"> Cuando los principales sacerdotes y los escribas vieron las maravillas que hizo y a los niños que gritaban en el templo: «¡Hosanna al Hijo de David!», se indignaron y le dijeron:</w:t>
+        <w:t xml:space="preserve"> Los principales sacerdotes y los maestros de la ley vieron los milagros maravillosos que hacía. También escucharon a los niños gritar en el templo: —¡Hosanna al Hijo de David! Esto los molestó mucho, y le dijeron a Jesús:</w:t>
       </w:r>
     </w:p>
     <w:p>
@@ -15045,7 +15045,7 @@
         <w:rPr>
           <w:lang w:val="es_ES" w:bidi="es_ES"/>
         </w:rPr>
-        <w:t xml:space="preserve"> ―¿Oyes lo que estos están diciendo? ―Sí —les dijo Jesús—; ¿nunca leyeron: "De boca de niños y de recién nacidos sale alabanza"?</w:t>
+        <w:t xml:space="preserve"> —¿Oyes lo que estos están diciendo? —Sí —les dijo Jesús—. ¿Nunca leyeron: “De boca de niños y de recién nacidos sale alabanza”?</w:t>
       </w:r>
     </w:p>
     <w:p>
@@ -15066,7 +15066,7 @@
         <w:rPr>
           <w:lang w:val="es_ES" w:bidi="es_ES"/>
         </w:rPr>
-        <w:t xml:space="preserve"> Luego los dejó y salió fuera de la ciudad, a Betania, y se quedó allí.</w:t>
+        <w:t xml:space="preserve"> Luego los dejó y salió fuera de la ciudad, a Betania. Se pasó allí la noche.</w:t>
       </w:r>
     </w:p>
     <w:p>
@@ -15108,7 +15108,7 @@
         <w:rPr>
           <w:lang w:val="es_ES" w:bidi="es_ES"/>
         </w:rPr>
-        <w:t xml:space="preserve"> Vio una higuera junto al camino. Se acercó a ella y vio que no tenía higos, solo hojas. Entonces le dijo: «Nunca jamás nazca de ti fruto». Y al instante la higuera se secó.</w:t>
+        <w:t xml:space="preserve"> Vio una higuera junto al camino. Se acercó a ella y vio que no tenía higos, sino solo hojas. Entonces le dijo: —Nunca jamás nazca de ti fruto. Y al instante la higuera se secó.</w:t>
       </w:r>
     </w:p>
     <w:p>
@@ -15129,7 +15129,7 @@
         <w:rPr>
           <w:lang w:val="es_ES" w:bidi="es_ES"/>
         </w:rPr>
-        <w:t xml:space="preserve"> Al verlo, los discípulos se maravillaron y dijeron:―¿Cómo se secó tan pronto la higuera?</w:t>
+        <w:t xml:space="preserve"> Cuando los discípulos vieron esto, se preguntaron asombrados: —¿Cómo es que la higuera se secó tan rápido?</w:t>
       </w:r>
     </w:p>
     <w:p>
@@ -15150,7 +15150,7 @@
         <w:rPr>
           <w:lang w:val="es_ES" w:bidi="es_ES"/>
         </w:rPr>
-        <w:t xml:space="preserve"> Jesús les respondió: ―Les aseguro que, si tienen fe y no dudan, no solo harán esto de la higuera, sino que si dicen a este monte: "Quítate y échate en el mar", lo hará.</w:t>
+        <w:t xml:space="preserve"> Jesús les respondió: —Les aseguro de algo. Si tienen fe y no dudan, no solo harán lo que le hice a la higuera. También podrán decirle a este monte: "¡Quítate de ahí y arrójate al mar!”. Y así sucederá.</w:t>
       </w:r>
     </w:p>
     <w:p>
@@ -15192,7 +15192,7 @@
         <w:rPr>
           <w:lang w:val="es_ES" w:bidi="es_ES"/>
         </w:rPr>
-        <w:t xml:space="preserve"> Cuando llegó al templo, mientras enseñaba, los principales sacerdotes y los ancianos del pueblo se acercaron y le dijeron: ―¿Con qué autoridad haces estas cosas, y quién te dio esta autoridad?</w:t>
+        <w:t xml:space="preserve"> Jesús regresó al templo y comenzó a enseñar. Los jefes de los sacerdotes y los ancianos del pueblo se le acercaron y le preguntaron: —¿Con qué autoridad haces estas cosas? ¿Quién te dio esa autoridad?</w:t>
       </w:r>
     </w:p>
     <w:p>
@@ -15213,7 +15213,7 @@
         <w:rPr>
           <w:lang w:val="es_ES" w:bidi="es_ES"/>
         </w:rPr>
-        <w:t xml:space="preserve"> ―Yo también les haré una pregunta y, si me la responden, les diré con qué autoridad hago estas cosas.</w:t>
+        <w:t xml:space="preserve"> Jesús les contestó: —Yo también les haré una pregunta. Si me la responden, les diré con qué autoridad hago estas cosas.</w:t>
       </w:r>
     </w:p>
     <w:p>
@@ -15234,7 +15234,7 @@
         <w:rPr>
           <w:lang w:val="es_ES" w:bidi="es_ES"/>
         </w:rPr>
-        <w:t xml:space="preserve"> ¿De dónde era el bautismo de Juan? ¿Del cielo o de los hombres? Ellos discutían entre sí, diciendo: ―Si decimos: "Del cielo", nos dirá: "¿Por qué, pues, no le creyeron?".</w:t>
+        <w:t xml:space="preserve"> El bautismo de Juan, ¿era de Dios o de los seres humanos? Ellos discutieron entre sí: —Si decimos que era de Dios, nos preguntará por qué no le creímos.</w:t>
       </w:r>
     </w:p>
     <w:p>
@@ -15255,7 +15255,7 @@
         <w:rPr>
           <w:lang w:val="es_ES" w:bidi="es_ES"/>
         </w:rPr>
-        <w:t xml:space="preserve"> Si decimos: "De los hombres", la multitud se pondrá en contra de nosotros, porque todos creen que Juan era profeta.</w:t>
+        <w:t xml:space="preserve"> Pero si decimos que era de los seres humanos, el pueblo se enojará con nosotros. Es que todos creen que Juan era un profeta.</w:t>
       </w:r>
     </w:p>
     <w:p>
@@ -15276,7 +15276,7 @@
         <w:rPr>
           <w:lang w:val="es_ES" w:bidi="es_ES"/>
         </w:rPr>
-        <w:t xml:space="preserve"> Finalmente respondieron: ―No sabemos. Así que él les dijo: ―Pues tampoco yo les diré con qué autoridad hago estas cosas.</w:t>
+        <w:t xml:space="preserve"> Finalmente respondieron: —No sabemos. Así que él les dijo: —Pues tampoco yo les diré con qué autoridad hago estas cosas.</w:t>
       </w:r>
     </w:p>
     <w:p>
@@ -15297,7 +15297,7 @@
         <w:rPr>
           <w:lang w:val="es_ES" w:bidi="es_ES"/>
         </w:rPr>
-        <w:t xml:space="preserve"> »Pero, a ver, ¿qué opinan? Un hombre tenía dos hijos. Se acercó al primero y le dijo: “Hijo, ve hoy a trabajar en mi viña”.</w:t>
+        <w:t xml:space="preserve"> Pero, a ver, ¿qué opinan? Un hombre tenía 2 hijos. Se acercó al primero y le dijo: “Hijo, ve hoy a trabajar en mi viña”.</w:t>
       </w:r>
     </w:p>
     <w:p>
@@ -15339,7 +15339,7 @@
         <w:rPr>
           <w:lang w:val="es_ES" w:bidi="es_ES"/>
         </w:rPr>
-        <w:t xml:space="preserve"> Fue al otro hijo y le pidió lo mismo. El hijo respondió: “¡Sí, señor, voy!”, pero no fue.</w:t>
+        <w:t xml:space="preserve"> El hombre fue al otro hijo y le pidió lo mismo. El hijo respondió: “¡Sí, padre, voy!”, pero no fue.</w:t>
       </w:r>
     </w:p>
     <w:p>
@@ -15360,7 +15360,7 @@
         <w:rPr>
           <w:lang w:val="es_ES" w:bidi="es_ES"/>
         </w:rPr>
-        <w:t xml:space="preserve"> ¿Cuál de los dos hizo la voluntad de su padre? —El primero —le respondieron. Jesús les dijo: —Les aseguro que los cobradores de impuestos y las prostitutas irán por delante de ustedes en el reino de Dios,</w:t>
+        <w:t xml:space="preserve"> ¿Cuál de los 2 hizo la voluntad de su padre? —El primero —le respondieron. Jesús les dijo: —Les aseguro que los cobradores de impuestos y las prostitutas irán por delante de ustedes en el reino de Dios.</w:t>
       </w:r>
     </w:p>
     <w:p>
@@ -15381,7 +15381,7 @@
         <w:rPr>
           <w:lang w:val="es_ES" w:bidi="es_ES"/>
         </w:rPr>
-        <w:t xml:space="preserve"> porque Juan vino a ustedes mostrando la justicia y no le creyeron, pero los cobradores de impuestos y las prostitutas sí le creyeron. Y ustedes, aun viendo esto, no se arrepintieron después para creerle.</w:t>
+        <w:t xml:space="preserve"> Juan vino a ustedes mostrándoles el camino de la justicia, y no le creyeron. Pero los cobradores de impuestos y las prostitutas sí le creyeron. Aunque ustedes vieron esto, no se arrepintieron después para creerle.</w:t>
       </w:r>
     </w:p>
     <w:p>
@@ -15402,7 +15402,7 @@
         <w:rPr>
           <w:lang w:val="es_ES" w:bidi="es_ES"/>
         </w:rPr>
-        <w:t xml:space="preserve"> Entonces comenzó a hablarles en parábolas: «Un hombre plantó una viña, la cercó, cavó un lagar, construyó una torre y la arrendó a unos labradores, y se fue de viaje.</w:t>
+        <w:t xml:space="preserve"> Entonces les contó esta parábola: —Un hombre plantó una viña. La cercó, construyó una torre para vigilarla y la alquiló a unos labradores. Luego se fue de viaje.</w:t>
       </w:r>
     </w:p>
     <w:p>
@@ -15423,7 +15423,7 @@
         <w:rPr>
           <w:lang w:val="es_ES" w:bidi="es_ES"/>
         </w:rPr>
-        <w:t xml:space="preserve"> Cuando llegó el tiempo de la vendimia, envió a un siervo a los labradores para que le dieran del fruto de la viña.</w:t>
+        <w:t xml:space="preserve"> Llegó el tiempo de la vendimia. Envió a sus siervos a los labradores para que le dieran del fruto de la viña.</w:t>
       </w:r>
     </w:p>
     <w:p>
@@ -15444,7 +15444,7 @@
         <w:rPr>
           <w:lang w:val="es_ES" w:bidi="es_ES"/>
         </w:rPr>
-        <w:t xml:space="preserve"> Pero los labradores los agarraron, golpearon a uno, mataron a otro y apedrearon a otro.</w:t>
+        <w:t xml:space="preserve"> Pero los labradores los agarraron. Golpearon a uno, mataron a otro y apedrearon a otro.</w:t>
       </w:r>
     </w:p>
     <w:p>
@@ -15465,7 +15465,7 @@
         <w:rPr>
           <w:lang w:val="es_ES" w:bidi="es_ES"/>
         </w:rPr>
-        <w:t xml:space="preserve"> Luego envió a más siervos, pero hicieron lo mismo con ellos.</w:t>
+        <w:t xml:space="preserve"> Luego el hombre envió a más siervos, pero hicieron lo mismo con ellos.</w:t>
       </w:r>
     </w:p>
     <w:p>
@@ -15486,7 +15486,7 @@
         <w:rPr>
           <w:lang w:val="es_ES" w:bidi="es_ES"/>
         </w:rPr>
-        <w:t xml:space="preserve"> Finalmente, envió a su hijo, diciendo: "A mi hijo lo respetarán".</w:t>
+        <w:t xml:space="preserve"> Finalmente, envió a su hijo, diciendo: “A mi hijo lo respetarán”.</w:t>
       </w:r>
     </w:p>
     <w:p>
@@ -15507,7 +15507,7 @@
         <w:rPr>
           <w:lang w:val="es_ES" w:bidi="es_ES"/>
         </w:rPr>
-        <w:t xml:space="preserve"> Pero cuando los labradores vieron al hijo, se dijeron: "Este es el heredero; vamos, matémoslo y quedémonos con su herencia".</w:t>
+        <w:t xml:space="preserve"> Pero cuando los labradores vieron al hijo, se dijeron: “Este es el heredero. Vamos, matémoslo y quedémonos con su herencia”.</w:t>
       </w:r>
     </w:p>
     <w:p>
@@ -15528,7 +15528,7 @@
         <w:rPr>
           <w:lang w:val="es_ES" w:bidi="es_ES"/>
         </w:rPr>
-        <w:t xml:space="preserve"> Y así fue. Lo sacaron de la viña y lo mataron.</w:t>
+        <w:t xml:space="preserve"> Así que lo agarraron, lo sacaron de la viña y lo mataron.</w:t>
       </w:r>
     </w:p>
     <w:p>
@@ -15549,7 +15549,7 @@
         <w:rPr>
           <w:lang w:val="es_ES" w:bidi="es_ES"/>
         </w:rPr>
-        <w:t xml:space="preserve"> ¿Qué creen ustedes que hará el dueño de la viña cuando venga a encontrarse con esos labradores?».</w:t>
+        <w:t xml:space="preserve"> ¿Qué creen ustedes que hará el dueño de la viña cuando venga a encontrarse con esos labradores?</w:t>
       </w:r>
     </w:p>
     <w:p>
@@ -15570,7 +15570,7 @@
         <w:rPr>
           <w:lang w:val="es_ES" w:bidi="es_ES"/>
         </w:rPr>
-        <w:t xml:space="preserve"> Los dirigentes judíos respondieron: ―Pues destruirá a esos malvados y entregará la viña a otros labradores que le entreguen los frutos a su debido tiempo.</w:t>
+        <w:t xml:space="preserve"> Los dirigentes judíos respondieron: —Pues destruirá a esos malvados y entregará la viña a otros labradores que le entreguen los frutos a su debido tiempo.</w:t>
       </w:r>
     </w:p>
     <w:p>
@@ -15591,7 +15591,7 @@
         <w:rPr>
           <w:lang w:val="es_ES" w:bidi="es_ES"/>
         </w:rPr>
-        <w:t xml:space="preserve"> Entonces Jesús les preguntó: ―¿Nunca leyeron en las Escrituras: "La piedra que desecharon los constructores ha venido a ser la piedra principal; esto es obra del Señor, y es maravilloso"?</w:t>
+        <w:t xml:space="preserve"> Entonces Jesús les preguntó: —Las Escrituras dicen: “La piedra que los constructores desecharon ha llegado a ser la piedra principal. Esto viene del Señor; es maravilloso a nuestros ojos”. ¿Nunca lo leyeron?</w:t>
       </w:r>
     </w:p>
     <w:p>
@@ -15612,7 +15612,7 @@
         <w:rPr>
           <w:lang w:val="es_ES" w:bidi="es_ES"/>
         </w:rPr>
-        <w:t xml:space="preserve"> Por eso les digo que el reino de Dios les será quitado a ustedes y será dado a un pueblo que produzca sus frutos.</w:t>
+        <w:t xml:space="preserve"> Por eso les digo que el reino de Dios les será quitado a ustedes. Será dado a un pueblo que produzca sus frutos.</w:t>
       </w:r>
     </w:p>
     <w:p>
@@ -15633,7 +15633,7 @@
         <w:rPr>
           <w:lang w:val="es_ES" w:bidi="es_ES"/>
         </w:rPr>
-        <w:t xml:space="preserve"> El que tropiece con esta piedra se hará pedazos; y al que la piedra le caiga encima quedará triturado.</w:t>
+        <w:t xml:space="preserve"> El que caiga sobre esa piedra quedará hecho pedazos. Si la piedra cae sobre alguien, lo hará polvo.</w:t>
       </w:r>
     </w:p>
     <w:p>
@@ -15654,7 +15654,7 @@
         <w:rPr>
           <w:lang w:val="es_ES" w:bidi="es_ES"/>
         </w:rPr>
-        <w:t xml:space="preserve"> Al darse cuenta los principales sacerdotes y los fariseos de que Jesús se refería a ellos,</w:t>
+        <w:t xml:space="preserve"> Los principales sacerdotes y los fariseos entendieron que las parábolas se referían a ellos.</w:t>
       </w:r>
     </w:p>
     <w:p>
@@ -15675,7 +15675,7 @@
         <w:rPr>
           <w:lang w:val="es_ES" w:bidi="es_ES"/>
         </w:rPr>
-        <w:t xml:space="preserve"> quisieron apresarlo, pero no se atrevieron porque el pueblo lo consideraba un profeta.</w:t>
+        <w:t xml:space="preserve"> Así que quisieron apresar a Jesús, pero no se atrevieron porque el pueblo lo consideraba un profeta.</w:t>
       </w:r>
     </w:p>
     <w:p>
@@ -15712,7 +15712,7 @@
         <w:rPr>
           <w:lang w:val="es_ES" w:bidi="es_ES"/>
         </w:rPr>
-        <w:t xml:space="preserve"> Jesús les contó otras parábolas sobre el reino de los cielos:</w:t>
+        <w:t xml:space="preserve"> Jesús les contó otras parábolas:</w:t>
       </w:r>
     </w:p>
     <w:p>
@@ -15733,7 +15733,7 @@
         <w:rPr>
           <w:lang w:val="es_ES" w:bidi="es_ES"/>
         </w:rPr>
-        <w:t xml:space="preserve"> «El reino de los cielos es semejante a un rey que preparó un banquete de bodas para su hijo.</w:t>
+        <w:t xml:space="preserve"> —El reino de los cielos es semejante a un rey que preparó un banquete de bodas para su hijo.</w:t>
       </w:r>
     </w:p>
     <w:p>
@@ -15775,7 +15775,7 @@
         <w:rPr>
           <w:lang w:val="es_ES" w:bidi="es_ES"/>
         </w:rPr>
-        <w:t xml:space="preserve"> Envió de nuevo a otros siervos, diciendo: "Digan a los invitados que he preparado mi banquete, mis toros y animales engordados han sido sacrificados y todo está listo. Vengan a la boda".</w:t>
+        <w:t xml:space="preserve"> Envió de nuevo a otros siervos. Les ordenó: “Digan a los invitados que he preparado mi banquete. Mis toros y animales engordados han sido sacrificados, y todo está listo. Vengan a la boda”.</w:t>
       </w:r>
     </w:p>
     <w:p>
@@ -15796,7 +15796,7 @@
         <w:rPr>
           <w:lang w:val="es_ES" w:bidi="es_ES"/>
         </w:rPr>
-        <w:t xml:space="preserve"> Algunos de los invitados se burlaron de los siervos y se fueron, unos a sus campos, otros a sus negocios;</w:t>
+        <w:t xml:space="preserve"> Algunos de los invitados se burlaron de los siervos y se fueron, unos a sus campos, otros a sus negocios.</w:t>
       </w:r>
     </w:p>
     <w:p>
@@ -15817,7 +15817,7 @@
         <w:rPr>
           <w:lang w:val="es_ES" w:bidi="es_ES"/>
         </w:rPr>
-        <w:t xml:space="preserve"> y los demás agarraron a los siervos, los maltrataron y los mataron.</w:t>
+        <w:t xml:space="preserve"> Los demás agarraron a los siervos, los maltrataron y los mataron.</w:t>
       </w:r>
     </w:p>
     <w:p>
@@ -15838,7 +15838,7 @@
         <w:rPr>
           <w:lang w:val="es_ES" w:bidi="es_ES"/>
         </w:rPr>
-        <w:t xml:space="preserve"> El rey se enfureció, envió a sus ejércitos, destruyó a aquellos asesinos y quemó su ciudad.</w:t>
+        <w:t xml:space="preserve"> El rey se enfureció. Envió a sus ejércitos, destruyó a aquellos asesinos y quemó su ciudad.</w:t>
       </w:r>
     </w:p>
     <w:p>
@@ -15859,7 +15859,7 @@
         <w:rPr>
           <w:lang w:val="es_ES" w:bidi="es_ES"/>
         </w:rPr>
-        <w:t xml:space="preserve"> Entonces dijo: "El banquete está listo, pero los que estaban invitados no eran dignos.</w:t>
+        <w:t xml:space="preserve"> Luego dijo: “El banquete está listo, pero los que estaban invitados no eran dignos.</w:t>
       </w:r>
     </w:p>
     <w:p>
@@ -15880,7 +15880,7 @@
         <w:rPr>
           <w:lang w:val="es_ES" w:bidi="es_ES"/>
         </w:rPr>
-        <w:t xml:space="preserve"> Por eso, vayan a los cruces de los caminos e inviten a todos los que encuentren".</w:t>
+        <w:t xml:space="preserve"> Por eso, vayan a los cruces de los caminos e inviten a todos los que encuentren”.</w:t>
       </w:r>
     </w:p>
     <w:p>
@@ -15901,7 +15901,7 @@
         <w:rPr>
           <w:lang w:val="es_ES" w:bidi="es_ES"/>
         </w:rPr>
-        <w:t xml:space="preserve"> Los siervos salieron a los caminos y reunieron a todos los que encontraron, tanto malos como buenos, y la sala de bodas se llenó de invitados.</w:t>
+        <w:t xml:space="preserve"> Los siervos salieron a los caminos. Reunieron a todos los que encontraron, tanto malos como buenos. El salón de bodas se llenó de invitados.</w:t>
       </w:r>
     </w:p>
     <w:p>
@@ -15922,7 +15922,7 @@
         <w:rPr>
           <w:lang w:val="es_ES" w:bidi="es_ES"/>
         </w:rPr>
-        <w:t xml:space="preserve"> Pero cuando el rey entró para ver a los convidados, vio allí a un hombre que no estaba vestido con el traje de boda.</w:t>
+        <w:t xml:space="preserve"> El rey entró para ver a los convidados. Vio allí a un hombre que no llevaba el traje de boda.</w:t>
       </w:r>
     </w:p>
     <w:p>
@@ -15943,7 +15943,7 @@
         <w:rPr>
           <w:lang w:val="es_ES" w:bidi="es_ES"/>
         </w:rPr>
-        <w:t xml:space="preserve"> "Amigo —le dijo— ¿cómo entraste aquí sin traje de boda?". Pero no le respondió.</w:t>
+        <w:t xml:space="preserve"> "Amigo —le dijo— ¿cómo entraste aquí sin traje de boda?”. Pero no le respondió.</w:t>
       </w:r>
     </w:p>
     <w:p>
@@ -15964,7 +15964,7 @@
         <w:rPr>
           <w:lang w:val="es_ES" w:bidi="es_ES"/>
         </w:rPr>
-        <w:t xml:space="preserve"> El rey dijo a los sirvientes: "Átenlo de pies y manos, y échenlo a las tinieblas de afuera; allí habrá llanto y crujir de dientes".</w:t>
+        <w:t xml:space="preserve"> El rey dijo a los sirvientes: “Átenlo de pies y manos, y échenlo a las tinieblas de afuera. Allí habrá llanto y rechinar de dientes”.</w:t>
       </w:r>
     </w:p>
     <w:p>
@@ -15985,7 +15985,7 @@
         <w:rPr>
           <w:lang w:val="es_ES" w:bidi="es_ES"/>
         </w:rPr>
-        <w:t xml:space="preserve"> Muchos son los llamados, pero pocos los escogidos».</w:t>
+        <w:t xml:space="preserve"> Muchos son los llamados, pero pocos los escogidos.</w:t>
       </w:r>
     </w:p>
     <w:p>
@@ -16027,7 +16027,7 @@
         <w:rPr>
           <w:lang w:val="es_ES" w:bidi="es_ES"/>
         </w:rPr>
-        <w:t xml:space="preserve"> Enviaron a algunos de sus discípulos, juntamente con los herodianos, para sorprenderle en alguna palabra.—Maestro —le dijeron—, sabemos que eres veraz y que enseñas el camino de Dios con verdad, sin preocuparte por nadie.</w:t>
+        <w:t xml:space="preserve"> Enviaron a algunos de sus discípulos, juntamente con los herodianos, para sorprenderle en alguna palabra. —Maestro —le dijeron—, sabemos que eres veraz y que enseñas el camino de Dios con verdad, sin preocuparte por nadie.</w:t>
       </w:r>
     </w:p>
     <w:p>
@@ -16048,28 +16048,28 @@
         <w:rPr>
           <w:lang w:val="es_ES" w:bidi="es_ES"/>
         </w:rPr>
-        <w:t xml:space="preserve"> Dinos, ¿está bien pagar impuestos al césar? [[19]]Muéstrenme la moneda del tributo. Y ellos se la presentaron.</w:t>
-      </w:r>
-    </w:p>
-    <w:p>
-      <w:pPr/>
-      <w:r>
-        <w:rPr>
-          <w:lang w:val="es_ES" w:bidi="es_ES"/>
-        </w:rPr>
-      </w:r>
-      <w:r>
-        <w:rPr>
-          <w:vertAlign w:val="superscript"/>
-          <w:lang w:val="es_ES" w:bidi="es_ES"/>
-        </w:rPr>
-        <w:t>19</w:t>
-      </w:r>
-      <w:r>
-        <w:rPr>
-          <w:lang w:val="es_ES" w:bidi="es_ES"/>
-        </w:rPr>
-        <w:t xml:space="preserve"> Jesús conocía sus malas intenciones, así que les dijo: —¿Por qué me tientan, hipócritas?</w:t>
+        <w:t xml:space="preserve"> Dinos, ¿está bien pagar impuestos al césar?</w:t>
+      </w:r>
+    </w:p>
+    <w:p>
+      <w:pPr/>
+      <w:r>
+        <w:rPr>
+          <w:lang w:val="es_ES" w:bidi="es_ES"/>
+        </w:rPr>
+      </w:r>
+      <w:r>
+        <w:rPr>
+          <w:vertAlign w:val="superscript"/>
+          <w:lang w:val="es_ES" w:bidi="es_ES"/>
+        </w:rPr>
+        <w:t>18-19</w:t>
+      </w:r>
+      <w:r>
+        <w:rPr>
+          <w:lang w:val="es_ES" w:bidi="es_ES"/>
+        </w:rPr>
+        <w:t xml:space="preserve"> Jesús conocía sus malas intenciones, así que les dijo: —¿Por qué me tientan, hipócritas? Muéstrenme la moneda del tributo. Ellos se la presentaron.</w:t>
       </w:r>
     </w:p>
     <w:p>
@@ -16090,7 +16090,7 @@
         <w:rPr>
           <w:lang w:val="es_ES" w:bidi="es_ES"/>
         </w:rPr>
-        <w:t xml:space="preserve"> —¿De quién es esta imagen y la inscripción? —les preguntó.</w:t>
+        <w:t xml:space="preserve"> Él les preguntó: —¿De quién es esta imagen y la inscripción?</w:t>
       </w:r>
     </w:p>
     <w:p>
@@ -16111,7 +16111,7 @@
         <w:rPr>
           <w:lang w:val="es_ES" w:bidi="es_ES"/>
         </w:rPr>
-        <w:t xml:space="preserve"> ―Del césar —respondieron. ―Pues denle al césar lo que es del césar y a Dios lo que es de Dios.</w:t>
+        <w:t xml:space="preserve"> —Del césar —respondieron. —Pues denle al césar lo que es del césar y a Dios lo que es de Dios.</w:t>
       </w:r>
     </w:p>
     <w:p>
@@ -16153,7 +16153,7 @@
         <w:rPr>
           <w:lang w:val="es_ES" w:bidi="es_ES"/>
         </w:rPr>
-        <w:t xml:space="preserve"> Aquel mismo día, se acercaron a él unos saduceos, que no creen en la resurrección, y le preguntaron:</w:t>
+        <w:t xml:space="preserve"> Aquel mismo día, se acercaron a él unos saduceos. Los saduceos no creen en la resurrección. Le preguntaron:</w:t>
       </w:r>
     </w:p>
     <w:p>
@@ -16174,49 +16174,49 @@
         <w:rPr>
           <w:lang w:val="es_ES" w:bidi="es_ES"/>
         </w:rPr>
-        <w:t xml:space="preserve"> —Maestro, Moisés dijo: "Si alguien muere sin tener hijos, su hermano debe casarse con su esposa y darle descendencia a su hermano". [[26]]Así también el segundo, y el tercero, hasta los siete.</w:t>
-      </w:r>
-    </w:p>
-    <w:p>
-      <w:pPr/>
-      <w:r>
-        <w:rPr>
-          <w:lang w:val="es_ES" w:bidi="es_ES"/>
-        </w:rPr>
-      </w:r>
-      <w:r>
-        <w:rPr>
-          <w:vertAlign w:val="superscript"/>
-          <w:lang w:val="es_ES" w:bidi="es_ES"/>
-        </w:rPr>
-        <w:t>26</w:t>
-      </w:r>
-      <w:r>
-        <w:rPr>
-          <w:lang w:val="es_ES" w:bidi="es_ES"/>
-        </w:rPr>
-        <w:t xml:space="preserve"> Pues bien, había entre nosotros siete hermanos; el primero se casó y murió sin tener hijos, y le dejó su esposa a su hermano. [[28]]En la resurrección, ¿de cuál de los siete será esposa, pues todos estuvieron casados con ella?</w:t>
-      </w:r>
-    </w:p>
-    <w:p>
-      <w:pPr/>
-      <w:r>
-        <w:rPr>
-          <w:lang w:val="es_ES" w:bidi="es_ES"/>
-        </w:rPr>
-      </w:r>
-      <w:r>
-        <w:rPr>
-          <w:vertAlign w:val="superscript"/>
-          <w:lang w:val="es_ES" w:bidi="es_ES"/>
-        </w:rPr>
-        <w:t>28</w:t>
-      </w:r>
-      <w:r>
-        <w:rPr>
-          <w:lang w:val="es_ES" w:bidi="es_ES"/>
-        </w:rPr>
-        <w:t xml:space="preserve"> Pero después de todos murió la mujer.</w:t>
+        <w:t xml:space="preserve"> —Maestro, Moisés dijo: “Si alguien muere sin tener hijos, su hermano debe casarse con su esposa y darle descendencia a su hermano”.</w:t>
+      </w:r>
+    </w:p>
+    <w:p>
+      <w:pPr/>
+      <w:r>
+        <w:rPr>
+          <w:lang w:val="es_ES" w:bidi="es_ES"/>
+        </w:rPr>
+      </w:r>
+      <w:r>
+        <w:rPr>
+          <w:vertAlign w:val="superscript"/>
+          <w:lang w:val="es_ES" w:bidi="es_ES"/>
+        </w:rPr>
+        <w:t>25-26</w:t>
+      </w:r>
+      <w:r>
+        <w:rPr>
+          <w:lang w:val="es_ES" w:bidi="es_ES"/>
+        </w:rPr>
+        <w:t xml:space="preserve"> Pues bien, había entre nosotros 7 hermanos. El primero se casó y murió sin tener hijos, y le dejó su esposa a su hermano. Así también el segundo, y el tercero, hasta los 7.</w:t>
+      </w:r>
+    </w:p>
+    <w:p>
+      <w:pPr/>
+      <w:r>
+        <w:rPr>
+          <w:lang w:val="es_ES" w:bidi="es_ES"/>
+        </w:rPr>
+      </w:r>
+      <w:r>
+        <w:rPr>
+          <w:vertAlign w:val="superscript"/>
+          <w:lang w:val="es_ES" w:bidi="es_ES"/>
+        </w:rPr>
+        <w:t>27-28</w:t>
+      </w:r>
+      <w:r>
+        <w:rPr>
+          <w:lang w:val="es_ES" w:bidi="es_ES"/>
+        </w:rPr>
+        <w:t xml:space="preserve"> Después de todos, murió la mujer. Entonces, en la resurrección, ¿de cuál de los 7 será esposa? Pues todos estuvieron casados con ella.</w:t>
       </w:r>
     </w:p>
     <w:p>
@@ -16279,7 +16279,7 @@
         <w:rPr>
           <w:lang w:val="es_ES" w:bidi="es_ES"/>
         </w:rPr>
-        <w:t xml:space="preserve"> Y en cuanto a la resurrección de los muertos, ¿no han leído lo que Dios dice:</w:t>
+        <w:t xml:space="preserve"> Y en cuanto a la resurrección de los muertos, ¿no han leído lo que Dios dice? Dice:</w:t>
       </w:r>
     </w:p>
     <w:p>
@@ -16300,7 +16300,7 @@
         <w:rPr>
           <w:lang w:val="es_ES" w:bidi="es_ES"/>
         </w:rPr>
-        <w:t xml:space="preserve"> "Yo soy el Dios de Abraham, el Dios de Isaac y el Dios de Jacob"? Dios no es Dios de muertos, sino de vivos.</w:t>
+        <w:t xml:space="preserve"> "Yo soy el Dios de Abraham, de Isaac y de Jacob”. Dios no es Dios de muertos, sino de vivos.</w:t>
       </w:r>
     </w:p>
     <w:p>
@@ -16321,7 +16321,7 @@
         <w:rPr>
           <w:lang w:val="es_ES" w:bidi="es_ES"/>
         </w:rPr>
-        <w:t xml:space="preserve"> La multitud se quedó asombrada con su respuesta.</w:t>
+        <w:t xml:space="preserve"> La gente se quedó admirada con su respuesta.</w:t>
       </w:r>
     </w:p>
     <w:p>
@@ -16363,7 +16363,7 @@
         <w:rPr>
           <w:lang w:val="es_ES" w:bidi="es_ES"/>
         </w:rPr>
-        <w:t xml:space="preserve"> Uno de ellos, un experto en la ley, para ponerle a prueba, le preguntó:</w:t>
+        <w:t xml:space="preserve"> Para ponerlo a prueba, uno de ellos, un experto en la ley, le preguntó:</w:t>
       </w:r>
     </w:p>
     <w:p>
@@ -16405,7 +16405,7 @@
         <w:rPr>
           <w:lang w:val="es_ES" w:bidi="es_ES"/>
         </w:rPr>
-        <w:t xml:space="preserve"> Jesús respondió: —“Amarás al Señor tu Dios con todo tu corazón, con toda tu alma y con toda tu mente”.</w:t>
+        <w:t xml:space="preserve"> Jesús respondió: —“Ama al Señor tu Dios con todo tu corazón, con toda tu alma y con toda tu mente”.</w:t>
       </w:r>
     </w:p>
     <w:p>
@@ -16447,7 +16447,7 @@
         <w:rPr>
           <w:lang w:val="es_ES" w:bidi="es_ES"/>
         </w:rPr>
-        <w:t xml:space="preserve"> El segundo es semejante: "Amarás a tu prójimo como a ti mismo".</w:t>
+        <w:t xml:space="preserve"> El segundo es semejante: “Ama a tu prójimo como a ti mismo”.</w:t>
       </w:r>
     </w:p>
     <w:p>
@@ -16468,7 +16468,7 @@
         <w:rPr>
           <w:lang w:val="es_ES" w:bidi="es_ES"/>
         </w:rPr>
-        <w:t xml:space="preserve"> De estos dos mandamientos dependen toda la ley y los profetas.</w:t>
+        <w:t xml:space="preserve"> De estos 2 mandamientos dependen toda la ley y la enseñanza de los profetas.</w:t>
       </w:r>
     </w:p>
     <w:p>
@@ -16489,7 +16489,7 @@
         <w:rPr>
           <w:lang w:val="es_ES" w:bidi="es_ES"/>
         </w:rPr>
-        <w:t xml:space="preserve"> Aprovechando la ocasión de estar rodeado de fariseos, Jesús les preguntó:</w:t>
+        <w:t xml:space="preserve"> Estando reunidos los fariseos, Jesús les preguntó:</w:t>
       </w:r>
     </w:p>
     <w:p>
@@ -16510,7 +16510,7 @@
         <w:rPr>
           <w:lang w:val="es_ES" w:bidi="es_ES"/>
         </w:rPr>
-        <w:t xml:space="preserve"> ―¿Qué piensan ustedes acerca del Mesías? ¿De quién es hijo? ―De David —le respondieron.</w:t>
+        <w:t xml:space="preserve"> —¿Qué piensan ustedes acerca del Mesías? ¿De quién es hijo? —De David —le respondieron.</w:t>
       </w:r>
     </w:p>
     <w:p>
@@ -16531,7 +16531,7 @@
         <w:rPr>
           <w:lang w:val="es_ES" w:bidi="es_ES"/>
         </w:rPr>
-        <w:t xml:space="preserve"> ―Entonces, ¿por qué David, inspirado por el Espíritu, le llama "Señor"? Él mismo dice:</w:t>
+        <w:t xml:space="preserve"> Jesús les contestó: —Entonces, ¿por qué David, inspirado por el Espíritu, le llama “Señor”? Él mismo dice:</w:t>
       </w:r>
     </w:p>
     <w:p>
@@ -16552,7 +16552,7 @@
         <w:rPr>
           <w:lang w:val="es_ES" w:bidi="es_ES"/>
         </w:rPr>
-        <w:t xml:space="preserve"> »Dijo el Señor a mi Señor: "Siéntate a mi derecha hasta que ponga a tus enemigos bajo tus pies".</w:t>
+        <w:t xml:space="preserve"> "Así dijo el Señor a mi Señor: Siéntate a mi derecha hasta que ponga a tus enemigos bajo tus pies”.</w:t>
       </w:r>
     </w:p>
     <w:p>
@@ -16573,7 +16573,7 @@
         <w:rPr>
           <w:lang w:val="es_ES" w:bidi="es_ES"/>
         </w:rPr>
-        <w:t xml:space="preserve"> »Si David lo llama a él Señor, ¿cómo dicen que es hijo de David?</w:t>
+        <w:t xml:space="preserve"> Si David lo llama a él Señor, ¿cómo dicen que es hijo de David?</w:t>
       </w:r>
     </w:p>
     <w:p>
@@ -16652,7 +16652,7 @@
         <w:rPr>
           <w:lang w:val="es_ES" w:bidi="es_ES"/>
         </w:rPr>
-        <w:t xml:space="preserve"> «Los escribas y los fariseos son los intérpretes oficiales de la ley de Moisés.</w:t>
+        <w:t xml:space="preserve"> —Los escribas y los fariseos son los intérpretes oficiales de la ley de Moisés.</w:t>
       </w:r>
     </w:p>
     <w:p>
@@ -16673,7 +16673,7 @@
         <w:rPr>
           <w:lang w:val="es_ES" w:bidi="es_ES"/>
         </w:rPr>
-        <w:t xml:space="preserve"> Sí, hagan y obedezcan todo lo que les digan; pero no imiten su conducta, porque ellos dicen y no hacen.</w:t>
+        <w:t xml:space="preserve"> Sí, hagan y obedezcan todo lo que les digan. Pero no imiten su conducta, porque ellos dicen y no hacen.</w:t>
       </w:r>
     </w:p>
     <w:p>
@@ -16694,7 +16694,7 @@
         <w:rPr>
           <w:lang w:val="es_ES" w:bidi="es_ES"/>
         </w:rPr>
-        <w:t xml:space="preserve"> Imponen cargas pesadas y las ponen sobre los hombros de la gente, pero ellos ni tocan esas cargas.</w:t>
+        <w:t xml:space="preserve"> Imponen cargas pesadas y las ponen sobre los hombros de la gente. Pero ellos ni tocan esas cargas.</w:t>
       </w:r>
     </w:p>
     <w:p>
@@ -16715,7 +16715,7 @@
         <w:rPr>
           <w:lang w:val="es_ES" w:bidi="es_ES"/>
         </w:rPr>
-        <w:t xml:space="preserve"> Hacen todas sus obras para que la gente los vea hacerlas; porque les encanta ponerse en la frente y en los brazos porciones de las Escrituras escritas en tiras de pergamino o piel, las más anchas que puedan encontrar, y procuran que sus mantos tengan los flecos más largos.</w:t>
+        <w:t xml:space="preserve"> Hacen todas sus obras para que la gente los vea hacerlas. Les encanta ponerse en la frente y en los brazos porciones de las Escrituras escritas en tiras de pergamino o piel. Se ponen las más anchas que puedan encontrar. Procuran que sus mantos tengan los flecos más largos.</w:t>
       </w:r>
     </w:p>
     <w:p>
@@ -16757,7 +16757,7 @@
         <w:rPr>
           <w:lang w:val="es_ES" w:bidi="es_ES"/>
         </w:rPr>
-        <w:t xml:space="preserve"> Y les gusta que los saluden en las plazas y que la gente los llame: "¡Maestro, maestro!".</w:t>
+        <w:t xml:space="preserve"> Les gusta que los saluden en las plazas y que la gente los llame: "¡Maestro, maestro!”.</w:t>
       </w:r>
     </w:p>
     <w:p>
@@ -16778,7 +16778,7 @@
         <w:rPr>
           <w:lang w:val="es_ES" w:bidi="es_ES"/>
         </w:rPr>
-        <w:t xml:space="preserve"> No se dejen llamar "maestro", porque uno solo es su Maestro, el Cristo, y todos ustedes son hermanos.</w:t>
+        <w:t xml:space="preserve"> »Pero ustedes, no se dejen llamar “maestro”. Uno solo es su Maestro, el Cristo, y todos ustedes son hermanos.</w:t>
       </w:r>
     </w:p>
     <w:p>
@@ -16799,7 +16799,7 @@
         <w:rPr>
           <w:lang w:val="es_ES" w:bidi="es_ES"/>
         </w:rPr>
-        <w:t xml:space="preserve"> Y no llamen a nadie en la tierra "padre", porque uno solo es su Padre, el que está en los cielos.</w:t>
+        <w:t xml:space="preserve"> Y no llamen a nadie en la tierra “padre”. Uno solo es su Padre, el que está en los cielos.</w:t>
       </w:r>
     </w:p>
     <w:p>
@@ -16820,7 +16820,7 @@
         <w:rPr>
           <w:lang w:val="es_ES" w:bidi="es_ES"/>
         </w:rPr>
-        <w:t xml:space="preserve"> No se dejen llamar "maestro", porque uno solo es su Maestro, el Mesías.</w:t>
+        <w:t xml:space="preserve"> No se dejen llamar “maestro”. Uno solo es su Maestro, el Cristo.</w:t>
       </w:r>
     </w:p>
     <w:p>
@@ -16841,7 +16841,7 @@
         <w:rPr>
           <w:lang w:val="es_ES" w:bidi="es_ES"/>
         </w:rPr>
-        <w:t xml:space="preserve"> El que quiera ser importante entre ustedes que sirva a los demás.</w:t>
+        <w:t xml:space="preserve"> El que quiera ser importante entre ustedes habrá de servir a los demás.</w:t>
       </w:r>
     </w:p>
     <w:p>
@@ -16862,7 +16862,7 @@
         <w:rPr>
           <w:lang w:val="es_ES" w:bidi="es_ES"/>
         </w:rPr>
-        <w:t xml:space="preserve"> Cualquiera que se hace el importante será humillado, y el que se humilla será hecho importante.</w:t>
+        <w:t xml:space="preserve"> Cualquiera que se hace el importante será humillado. El que se humilla será hecho importante.</w:t>
       </w:r>
     </w:p>
     <w:p>
@@ -16883,7 +16883,7 @@
         <w:rPr>
           <w:lang w:val="es_ES" w:bidi="es_ES"/>
         </w:rPr>
-        <w:t xml:space="preserve"> »¡Ay de ustedes, escribas y fariseos hipócritas! Cierran el reino de los cielos delante de las personas; pues ni entran ustedes, ni dejan entrar a los que lo intentan.</w:t>
+        <w:t xml:space="preserve"> »¡Ay de ustedes, escribas y fariseos hipócritas! Cierran el reino de los cielos delante de las personas. Ni entran ustedes, ni dejan entrar a los que lo intentan.</w:t>
       </w:r>
     </w:p>
     <w:p>
@@ -16904,28 +16904,28 @@
         <w:rPr>
           <w:lang w:val="es_ES" w:bidi="es_ES"/>
         </w:rPr>
-        <w:t xml:space="preserve"> ¡Ay de ustedes, hipócritas! Recorren el mar y la tierra para hacer un solo converso, y cuando lo consiguen, lo hacen dos veces más hijo del infierno que ustedes. [[17]]¡Insensatos y ciegos! ¿Qué es más importante, el oro o el templo que santifica ese oro?</w:t>
-      </w:r>
-    </w:p>
-    <w:p>
-      <w:pPr/>
-      <w:r>
-        <w:rPr>
-          <w:lang w:val="es_ES" w:bidi="es_ES"/>
-        </w:rPr>
-      </w:r>
-      <w:r>
-        <w:rPr>
-          <w:vertAlign w:val="superscript"/>
-          <w:lang w:val="es_ES" w:bidi="es_ES"/>
-        </w:rPr>
-        <w:t>17</w:t>
-      </w:r>
-      <w:r>
-        <w:rPr>
-          <w:lang w:val="es_ES" w:bidi="es_ES"/>
-        </w:rPr>
-        <w:t xml:space="preserve"> ¡Ay de ustedes, guías ciegos! Dicen: "Cuando alguien jura por el templo, su juramento no es nada; pero el que jure por el oro del templo, está obligado". ¡Insensatos y ciegos! ¿Qué es más importante, el oro o el templo que santifica ese oro?</w:t>
+        <w:t xml:space="preserve"> ¡Ay de ustedes, hipócritas! Recorren tierra y mar para hacer un solo converso. Cuando lo consiguen, lo hacen 2 veces más hijo del infierno que ustedes.</w:t>
+      </w:r>
+    </w:p>
+    <w:p>
+      <w:pPr/>
+      <w:r>
+        <w:rPr>
+          <w:lang w:val="es_ES" w:bidi="es_ES"/>
+        </w:rPr>
+      </w:r>
+      <w:r>
+        <w:rPr>
+          <w:vertAlign w:val="superscript"/>
+          <w:lang w:val="es_ES" w:bidi="es_ES"/>
+        </w:rPr>
+        <w:t>16</w:t>
+      </w:r>
+      <w:r>
+        <w:rPr>
+          <w:lang w:val="es_ES" w:bidi="es_ES"/>
+        </w:rPr>
+        <w:t xml:space="preserve"> ¡Ay de ustedes, guías ciegos! Dicen: “Cuando alguien jura por el templo, su juramento no es nada. Pero el que jure por el oro del templo, está obligado”. ¡Insensatos y ciegos! ¿Qué es más importante, el oro o el templo que santifica ese oro?</w:t>
       </w:r>
     </w:p>
     <w:p>
@@ -16946,7 +16946,7 @@
         <w:rPr>
           <w:lang w:val="es_ES" w:bidi="es_ES"/>
         </w:rPr>
-        <w:t xml:space="preserve"> Y dicen: "Cuando alguien jura por el altar, su juramento no es nada; pero el que jure por la ofrenda que está sobre el altar está obligado".</w:t>
+        <w:t xml:space="preserve"> Y dicen: “Cuando alguien jura por el altar, su juramento no es nada. Pero el que jure por la ofrenda que está sobre el altar, está obligado”.</w:t>
       </w:r>
     </w:p>
     <w:p>
@@ -17051,7 +17051,7 @@
         <w:rPr>
           <w:lang w:val="es_ES" w:bidi="es_ES"/>
         </w:rPr>
-        <w:t xml:space="preserve"> »¡Ay de ustedes, escribas y fariseos, hipócritas! Porque dan la décima parte de la menta, el eneldo y el comino, y dejan lo más importante de la ley: la justicia, la misericordia y la fe. Esto es necesario hacer, sin dejar de hacer aquello.</w:t>
+        <w:t xml:space="preserve"> »¡Ay de ustedes, escribas y fariseos, hipócritas! Dan la décima parte de la menta, el eneldo y el comino. Pero dejan lo más importante de la ley: la justicia, la misericordia y la fe. Esto es necesario hacer, sin dejar de hacer aquello.</w:t>
       </w:r>
     </w:p>
     <w:p>
@@ -17072,7 +17072,7 @@
         <w:rPr>
           <w:lang w:val="es_ES" w:bidi="es_ES"/>
         </w:rPr>
-        <w:t xml:space="preserve"> »¡Guías ciegos, que cuelan el mosquito y se tragan el camello!</w:t>
+        <w:t xml:space="preserve"> ¡Guías ciegos! Cuelan el agua para no tragarse un mosquito, pero ¡se tragan un camello!</w:t>
       </w:r>
     </w:p>
     <w:p>
@@ -17093,7 +17093,7 @@
         <w:rPr>
           <w:lang w:val="es_ES" w:bidi="es_ES"/>
         </w:rPr>
-        <w:t xml:space="preserve"> ¡Ay de ustedes, escribas y fariseos hipócritas! Limpian con cuidado lo de fuera del vaso y del plato, pero por dentro están llenos de robo e injusticia.</w:t>
+        <w:t xml:space="preserve"> ¡Ay de ustedes, escribas y fariseos hipócritas! Limpian con cuidado lo de fuera del vaso y del plato. Sin embargo, por dentro están llenos de robo e injusticia.</w:t>
       </w:r>
     </w:p>
     <w:p>
@@ -17135,7 +17135,7 @@
         <w:rPr>
           <w:lang w:val="es_ES" w:bidi="es_ES"/>
         </w:rPr>
-        <w:t xml:space="preserve"> ¡Ay de ustedes, escribas y fariseos hipócritas! Son como sepulcros blanqueados, que por fuera se ven hermosos, pero por dentro están llenos de huesos de muertos y de podredumbre.</w:t>
+        <w:t xml:space="preserve"> ¡Ay de ustedes, escribas y fariseos hipócritas! Son como sepulcros blanqueados. Estos se ven hermosos por fuera, pero por dentro están llenos de huesos de muertos y de toda podredumbre.</w:t>
       </w:r>
     </w:p>
     <w:p>
@@ -17156,7 +17156,7 @@
         <w:rPr>
           <w:lang w:val="es_ES" w:bidi="es_ES"/>
         </w:rPr>
-        <w:t xml:space="preserve"> Así también ustedes, por fuera parecen santos, pero por dentro están llenos de hipocresía y pecado.</w:t>
+        <w:t xml:space="preserve"> Así lo son también ustedes. Por fuera parecen justos ante la gente, pero por dentro están llenos de hipocresía y de pecado.</w:t>
       </w:r>
     </w:p>
     <w:p>
@@ -17177,7 +17177,7 @@
         <w:rPr>
           <w:lang w:val="es_ES" w:bidi="es_ES"/>
         </w:rPr>
-        <w:t xml:space="preserve"> »¡Ay de ustedes, escribas y fariseos hipócritas! Edifican los sepulcros de los profetas y adornan los monumentos de los justos,</w:t>
+        <w:t xml:space="preserve"> »¡Ay de ustedes, escribas y fariseos hipócritas! Edifican los sepulcros de los profetas y adornan los monumentos de los justos.</w:t>
       </w:r>
     </w:p>
     <w:p>
@@ -17198,7 +17198,7 @@
         <w:rPr>
           <w:lang w:val="es_ES" w:bidi="es_ES"/>
         </w:rPr>
-        <w:t xml:space="preserve"> y dicen: “Si hubiéramos vivido en los días de nuestros antepasados, no habríamos participado con ellos en matar a los profetas”.</w:t>
+        <w:t xml:space="preserve"> Dicen: “Si hubiéramos vivido en los días de nuestros antepasados, no habríamos participado con ellos en matar a los profetas”.</w:t>
       </w:r>
     </w:p>
     <w:p>
@@ -17219,7 +17219,7 @@
         <w:rPr>
           <w:lang w:val="es_ES" w:bidi="es_ES"/>
         </w:rPr>
-        <w:t xml:space="preserve"> ¿No se dan cuenta de que se están acusando ustedes mismos, pues reconocen que son hijos de los que mataron a los profetas?</w:t>
+        <w:t xml:space="preserve"> ¿No se dan cuenta de que se están acusando ustedes mismos? Pues reconocen que son hijos de los que mataron a los profetas.</w:t>
       </w:r>
     </w:p>
     <w:p>
@@ -17261,7 +17261,7 @@
         <w:rPr>
           <w:lang w:val="es_ES" w:bidi="es_ES"/>
         </w:rPr>
-        <w:t xml:space="preserve"> ¡Serpientes, crías de víboras! ¿Cómo van a escapar del juicio del infierno?</w:t>
+        <w:t xml:space="preserve"> ¡Serpientes, crías de víboras! ¿Cómo van a escapar del castigo del infierno?</w:t>
       </w:r>
     </w:p>
     <w:p>
@@ -17282,7 +17282,7 @@
         <w:rPr>
           <w:lang w:val="es_ES" w:bidi="es_ES"/>
         </w:rPr>
-        <w:t xml:space="preserve"> »Yo les envío profetas, sabios y escribas; a algunos de ellos matarán y crucificarán, y a otros azotarán en sus sinagogas y perseguirán de ciudad en ciudad.</w:t>
+        <w:t xml:space="preserve"> »Yo les envío profetas, sabios y escribas. A algunos de ellos matarán y crucificarán. A otros azotarán en sus sinagogas y perseguirán de ciudad en ciudad.</w:t>
       </w:r>
     </w:p>
     <w:p>
@@ -17303,7 +17303,7 @@
         <w:rPr>
           <w:lang w:val="es_ES" w:bidi="es_ES"/>
         </w:rPr>
-        <w:t xml:space="preserve"> Así que sobre ustedes caerá toda culpa por la sangre de los justos asesinados, desde la sangre de Abel el justo hasta la sangre de Zacarías, hijo de Berequías, a quien mataron entre el templo y el altar.</w:t>
+        <w:t xml:space="preserve"> Así que sobre ustedes caerá toda culpa por la sangre de los justos asesinados. Incluye desde la sangre de Abel el justo hasta la sangre de Zacarías, hijo de Berequías. Ustedes lo mataron entre el templo y el altar.</w:t>
       </w:r>
     </w:p>
     <w:p>
@@ -17345,7 +17345,7 @@
         <w:rPr>
           <w:lang w:val="es_ES" w:bidi="es_ES"/>
         </w:rPr>
-        <w:t xml:space="preserve"> »¡Jerusalén, Jerusalén, que matas a los profetas y apedreas a los enviados de Dios! ¡Cuántas veces quise juntar a tus hijos como la gallina junta a sus polluelos bajo sus alas, pero no quisiste!</w:t>
+        <w:t xml:space="preserve"> »¡Jerusalén, Jerusalén, que matas a los profetas y apedreas a los mensajeros que Dios te envía! ¡Cuántas veces quise reunir a tus hijos como la gallina reúne a sus pollitos bajo sus alas, pero no quisiste!</w:t>
       </w:r>
     </w:p>
     <w:p>
@@ -17366,7 +17366,7 @@
         <w:rPr>
           <w:lang w:val="es_ES" w:bidi="es_ES"/>
         </w:rPr>
-        <w:t xml:space="preserve"> Desde ahora, tu casa quedará desierta,</w:t>
+        <w:t xml:space="preserve"> Miren, desde ahora la casa de ustedes quedará abandonada.</w:t>
       </w:r>
     </w:p>
     <w:p>
@@ -17387,7 +17387,7 @@
         <w:rPr>
           <w:lang w:val="es_ES" w:bidi="es_ES"/>
         </w:rPr>
-        <w:t xml:space="preserve"> porque te aseguro que ya no me verás hasta que digas: “¡Bendito el que viene en el nombre del Señor!”».</w:t>
+        <w:t xml:space="preserve"> Les aseguro que ya no me verán hasta que digan: “¡Bendito el que viene en el nombre del Señor!”.</w:t>
       </w:r>
     </w:p>
     <w:p>
@@ -17466,7 +17466,7 @@
         <w:rPr>
           <w:lang w:val="es_ES" w:bidi="es_ES"/>
         </w:rPr>
-        <w:t xml:space="preserve"> Cuando se sentó en el monte de los Olivos, los discípulos se le acercaron en privado, diciendo: —Dinos, ¿cuándo sucederán estas cosas, y qué señal habrá de tu venida y del fin del mundo?</w:t>
+        <w:t xml:space="preserve"> Cuando se sentó en el monte de los Olivos, los discípulos se le acercaron en privado, diciendo: —Dinos, ¿cuándo sucederán estas cosas? ¿Qué señal habrá de tu venida y del fin del mundo?</w:t>
       </w:r>
     </w:p>
     <w:p>
@@ -17487,7 +17487,7 @@
         <w:rPr>
           <w:lang w:val="es_ES" w:bidi="es_ES"/>
         </w:rPr>
-        <w:t xml:space="preserve"> Jesús les respondió: —Tengan cuidado de que nadie los engañe.</w:t>
+        <w:t xml:space="preserve"> Jesús les respondió:—Tengan cuidado de que nadie los engañe.</w:t>
       </w:r>
     </w:p>
     <w:p>
@@ -17508,7 +17508,7 @@
         <w:rPr>
           <w:lang w:val="es_ES" w:bidi="es_ES"/>
         </w:rPr>
-        <w:t xml:space="preserve"> Muchos vendrán en mi nombre diciendo: "Yo soy el Mesías", y engañarán a muchos.</w:t>
+        <w:t xml:space="preserve"> Muchos vendrán en mi nombre diciendo: “Yo soy el Mesías”. Engañarán a muchos.</w:t>
       </w:r>
     </w:p>
     <w:p>
@@ -17529,7 +17529,7 @@
         <w:rPr>
           <w:lang w:val="es_ES" w:bidi="es_ES"/>
         </w:rPr>
-        <w:t xml:space="preserve"> Oirán de guerras y rumores de guerras; no se alarmen, porque es necesario que todo esto suceda, pero aún no será el fin.</w:t>
+        <w:t xml:space="preserve"> Oirán de guerras y rumores de guerras. No se alarmen. Es necesario que todo esto suceda, pero aún no será el fin.</w:t>
       </w:r>
     </w:p>
     <w:p>
@@ -17550,7 +17550,7 @@
         <w:rPr>
           <w:lang w:val="es_ES" w:bidi="es_ES"/>
         </w:rPr>
-        <w:t xml:space="preserve"> Se enfrentarán unas naciones contra otras; y habrá hambres y terremotos en diferentes lugares.</w:t>
+        <w:t xml:space="preserve"> Las naciones se enfrentarán unas contra otras, y también los reinos. Habrá hambre y terremotos en diversos lugares.</w:t>
       </w:r>
     </w:p>
     <w:p>
@@ -17571,7 +17571,7 @@
         <w:rPr>
           <w:lang w:val="es_ES" w:bidi="es_ES"/>
         </w:rPr>
-        <w:t xml:space="preserve"> Pero todas estas cosas son el comienzo de los dolores de parto.</w:t>
+        <w:t xml:space="preserve"> Pero todo esto será solo el comienzo de los dolores.</w:t>
       </w:r>
     </w:p>
     <w:p>
@@ -17592,7 +17592,7 @@
         <w:rPr>
           <w:lang w:val="es_ES" w:bidi="es_ES"/>
         </w:rPr>
-        <w:t xml:space="preserve"> Entonces los harán sufrir y los matarán, y todas las naciones los odiarán por causa de mi nombre.</w:t>
+        <w:t xml:space="preserve"> »Entonces los harán sufrir y los matarán. Todas las naciones los odiarán por causa de mi nombre.</w:t>
       </w:r>
     </w:p>
     <w:p>
@@ -17613,7 +17613,7 @@
         <w:rPr>
           <w:lang w:val="es_ES" w:bidi="es_ES"/>
         </w:rPr>
-        <w:t xml:space="preserve"> Muchos se apartarán, se traicionarán unos a otros y se odiarán unos a otros.</w:t>
+        <w:t xml:space="preserve"> Muchos se apartarán de la fe. Se traicionarán unos a otros y se odiarán entre sí.</w:t>
       </w:r>
     </w:p>
     <w:p>
@@ -17634,7 +17634,7 @@
         <w:rPr>
           <w:lang w:val="es_ES" w:bidi="es_ES"/>
         </w:rPr>
-        <w:t xml:space="preserve"> Surgirán muchos falsos profetas, y engañarán a muchos.</w:t>
+        <w:t xml:space="preserve"> Surgirán muchos falsos profetas y engañarán a muchos.</w:t>
       </w:r>
     </w:p>
     <w:p>
@@ -17655,7 +17655,7 @@
         <w:rPr>
           <w:lang w:val="es_ES" w:bidi="es_ES"/>
         </w:rPr>
-        <w:t xml:space="preserve"> Como aumentará la maldad, el amor de muchos se enfriará.</w:t>
+        <w:t xml:space="preserve"> La maldad se multiplicará tanto que el amor de muchos se enfriará.</w:t>
       </w:r>
     </w:p>
     <w:p>
@@ -17697,7 +17697,7 @@
         <w:rPr>
           <w:lang w:val="es_ES" w:bidi="es_ES"/>
         </w:rPr>
-        <w:t xml:space="preserve"> Este evangelio del reino será predicado en todo el mundo para que todas las naciones las oigan, y entonces vendrá el fin.</w:t>
+        <w:t xml:space="preserve"> Las buenas noticias del reino serán predicadas en todo el mundo para que todas las naciones las oigan. Entonces vendrá el fin.</w:t>
       </w:r>
     </w:p>
     <w:p>
@@ -17718,7 +17718,7 @@
         <w:rPr>
           <w:lang w:val="es_ES" w:bidi="es_ES"/>
         </w:rPr>
-        <w:t xml:space="preserve"> »Por tanto, cuando vean en el lugar santo la abominación desoladora que profetizó Daniel (el que lee, entienda),</w:t>
+        <w:t xml:space="preserve"> »Verán en el lugar santo la abominación que causa desolación. Daniel profetizó sobre esto. Que presten atención los que leen.</w:t>
       </w:r>
     </w:p>
     <w:p>
@@ -17739,7 +17739,7 @@
         <w:rPr>
           <w:lang w:val="es_ES" w:bidi="es_ES"/>
         </w:rPr>
-        <w:t xml:space="preserve"> entonces, el que esté en Judea, que huya a los montes,</w:t>
+        <w:t xml:space="preserve"> Entonces, el que esté en Judea, que huya a los montes.</w:t>
       </w:r>
     </w:p>
     <w:p>
@@ -17760,7 +17760,7 @@
         <w:rPr>
           <w:lang w:val="es_ES" w:bidi="es_ES"/>
         </w:rPr>
-        <w:t xml:space="preserve"> el que esté en la azotea, que no baje a sacar nada de su casa,</w:t>
+        <w:t xml:space="preserve"> El que esté en la azotea, que no baje a sacar nada de su casa.</w:t>
       </w:r>
     </w:p>
     <w:p>
@@ -17781,7 +17781,7 @@
         <w:rPr>
           <w:lang w:val="es_ES" w:bidi="es_ES"/>
         </w:rPr>
-        <w:t xml:space="preserve"> y el que esté en el campo, que no vuelva atrás a tomar su capa.</w:t>
+        <w:t xml:space="preserve"> El que esté en el campo, que no vuelva atrás a tomar su capa.</w:t>
       </w:r>
     </w:p>
     <w:p>
@@ -17802,7 +17802,7 @@
         <w:rPr>
           <w:lang w:val="es_ES" w:bidi="es_ES"/>
         </w:rPr>
-        <w:t xml:space="preserve"> ¡Ay de las que estén encinta o que tengan niños de pecho en aquellos días!</w:t>
+        <w:t xml:space="preserve"> ¡Ay de las que estén encinta o las que tengan niños de pecho en aquellos días!</w:t>
       </w:r>
     </w:p>
     <w:p>
@@ -17823,7 +17823,7 @@
         <w:rPr>
           <w:lang w:val="es_ES" w:bidi="es_ES"/>
         </w:rPr>
-        <w:t xml:space="preserve"> Oren para que la huida no sea en invierno ni en el día de reposo,</w:t>
+        <w:t xml:space="preserve"> Oren para que la huida no sea en invierno ni en el día de reposo.</w:t>
       </w:r>
     </w:p>
     <w:p>
@@ -17844,7 +17844,7 @@
         <w:rPr>
           <w:lang w:val="es_ES" w:bidi="es_ES"/>
         </w:rPr>
-        <w:t xml:space="preserve"> porque habrá entonces gran tribulación, como no la ha habido desde el principio del mundo hasta ahora, ni la habrá.</w:t>
+        <w:t xml:space="preserve"> Habrá entonces gran tribulación, como no la ha habido desde el principio del mundo hasta ahora, ni la habrá.</w:t>
       </w:r>
     </w:p>
     <w:p>
@@ -17865,7 +17865,7 @@
         <w:rPr>
           <w:lang w:val="es_ES" w:bidi="es_ES"/>
         </w:rPr>
-        <w:t xml:space="preserve"> Si aquellos días no fuesen acortados, nadie se salvaría; pero por el bien de los escogidos, esos días serán acortados.</w:t>
+        <w:t xml:space="preserve"> Si aquellos días no fuesen acortados, nadie se salvaría. Pero por el bien de los escogidos, esos días serán acortados.</w:t>
       </w:r>
     </w:p>
     <w:p>
@@ -17886,7 +17886,7 @@
         <w:rPr>
           <w:lang w:val="es_ES" w:bidi="es_ES"/>
         </w:rPr>
-        <w:t xml:space="preserve"> Entonces, si alguien les dice: "Aquí está el Mesías" o "Allí está", no lo crean.</w:t>
+        <w:t xml:space="preserve"> »Si alguien les dice en esos días: “Miren, aquí está el Cristo” o “Allí está”, no lo crean.</w:t>
       </w:r>
     </w:p>
     <w:p>
@@ -17907,7 +17907,7 @@
         <w:rPr>
           <w:lang w:val="es_ES" w:bidi="es_ES"/>
         </w:rPr>
-        <w:t xml:space="preserve"> Pues se levantarán falsos cristos y falsos profetas, y harán grandes señales y milagros para engañar, si fuera posible, incluso a los escogidos.</w:t>
+        <w:t xml:space="preserve"> Pues se levantarán falsos cristos y falsos profetas. Harán grandes señales y milagros para engañar, si fuera posible, incluso a los escogidos.</w:t>
       </w:r>
     </w:p>
     <w:p>
@@ -17949,7 +17949,7 @@
         <w:rPr>
           <w:lang w:val="es_ES" w:bidi="es_ES"/>
         </w:rPr>
-        <w:t xml:space="preserve"> Si les dicen: "Está en el desierto", no salgan; o "Está ahí escondido", no lo crean,</w:t>
+        <w:t xml:space="preserve"> Si les dicen: “Miren, está en el desierto”, no salgan. O si les dicen: “Miren, está en los cuartos interiores”, no lo crean.</w:t>
       </w:r>
     </w:p>
     <w:p>
@@ -17970,7 +17970,7 @@
         <w:rPr>
           <w:lang w:val="es_ES" w:bidi="es_ES"/>
         </w:rPr>
-        <w:t xml:space="preserve"> porque la venida será como el relámpago que sale del oriente y se ve hasta el occidente.</w:t>
+        <w:t xml:space="preserve"> La venida del Hijo del hombre será como un relámpago que brilla desde el oriente hasta el occidente.</w:t>
       </w:r>
     </w:p>
     <w:p>
@@ -18012,7 +18012,7 @@
         <w:rPr>
           <w:lang w:val="es_ES" w:bidi="es_ES"/>
         </w:rPr>
-        <w:t xml:space="preserve"> »Inmediatamente después de la tribulación de aquellos días, el sol se oscurecerá, la luna no dará su luz, las estrellas caerán del cielo y los poderes de los cielos serán sacudidos.</w:t>
+        <w:t xml:space="preserve"> »Inmediatamente después de la angustia de aquellos días, el sol se oscurecerá al salir y la luna no brillará. Las estrellas caerán del cielo y los poderes celestiales se estremecerán.</w:t>
       </w:r>
     </w:p>
     <w:p>
@@ -18033,7 +18033,7 @@
         <w:rPr>
           <w:lang w:val="es_ES" w:bidi="es_ES"/>
         </w:rPr>
-        <w:t xml:space="preserve"> Entonces aparecerá en el cielo la señal del Hijo del hombre. Todos los pueblos de la tierra llorarán y verán al Hijo del hombre viniendo sobre las nubes del cielo con poder y gran gloria.</w:t>
+        <w:t xml:space="preserve"> Entonces aparecerá en el cielo la señal del Hijo del hombre. Todos los pueblos de la tierra llorarán. Verán al Hijo del hombre viniendo sobre las nubes del cielo con poder y gran gloria.</w:t>
       </w:r>
     </w:p>
     <w:p>
@@ -18054,7 +18054,7 @@
         <w:rPr>
           <w:lang w:val="es_ES" w:bidi="es_ES"/>
         </w:rPr>
-        <w:t xml:space="preserve"> Se sonará la trompeta, y él enviará a sus ángeles. Reunirán a sus escogidos de los cuatro puntos cardinales, desde un extremo hasta el otro.</w:t>
+        <w:t xml:space="preserve"> Sonará la trompeta y él enviará a sus ángeles. Reunirán a sus escogidos de los 4 puntos cardinales, desde un extremo hasta el otro.</w:t>
       </w:r>
     </w:p>
     <w:p>
@@ -18075,7 +18075,7 @@
         <w:rPr>
           <w:lang w:val="es_ES" w:bidi="es_ES"/>
         </w:rPr>
-        <w:t xml:space="preserve"> »Aprendan la lección de la higuera: cuando su rama ya está tierna y brotan las hojas, saben que el verano está cerca.</w:t>
+        <w:t xml:space="preserve"> »Aprendan la lección de la higuera. Cuando su rama ya está tierna y brotan las hojas, saben que el verano está cerca.</w:t>
       </w:r>
     </w:p>
     <w:p>
@@ -18096,7 +18096,7 @@
         <w:rPr>
           <w:lang w:val="es_ES" w:bidi="es_ES"/>
         </w:rPr>
-        <w:t xml:space="preserve"> De la misma manera, cuando vean todas estas cosas, sepan que la venida está cerca, a las puertas.</w:t>
+        <w:t xml:space="preserve"> Algo semejante ocurrirá con la venida del Hijo del hombre. Cuando vean todas estas cosas, sepan que está cerca, a las puertas.</w:t>
       </w:r>
     </w:p>
     <w:p>
@@ -18159,28 +18159,28 @@
         <w:rPr>
           <w:lang w:val="es_ES" w:bidi="es_ES"/>
         </w:rPr>
-        <w:t xml:space="preserve"> »Ahora bien, en cuanto al día y la hora, nadie los sabe, ni siquiera los ángeles, solo el Padre. [[38]]Aquellos incrédulos continuaban con su vida cotidiana, comiendo, bebiendo, casándose y celebrando bodas, hasta el día en que Noé entró en el arca. [[39]]No entendieron hasta que llegó el diluvio y se los llevó a todos. Será así cuando venga el Hijo del hombre.</w:t>
-      </w:r>
-    </w:p>
-    <w:p>
-      <w:pPr/>
-      <w:r>
-        <w:rPr>
-          <w:lang w:val="es_ES" w:bidi="es_ES"/>
-        </w:rPr>
-      </w:r>
-      <w:r>
-        <w:rPr>
-          <w:vertAlign w:val="superscript"/>
-          <w:lang w:val="es_ES" w:bidi="es_ES"/>
-        </w:rPr>
-        <w:t>39</w:t>
-      </w:r>
-      <w:r>
-        <w:rPr>
-          <w:lang w:val="es_ES" w:bidi="es_ES"/>
-        </w:rPr>
-        <w:t xml:space="preserve"> Cuando venga el Hijo del hombre, será como en los tiempos de Noé.</w:t>
+        <w:t xml:space="preserve"> »Ahora bien, en cuanto al día y la hora, nadie los sabe, ni siquiera los ángeles. Solo el Padre los sabe.</w:t>
+      </w:r>
+    </w:p>
+    <w:p>
+      <w:pPr/>
+      <w:r>
+        <w:rPr>
+          <w:lang w:val="es_ES" w:bidi="es_ES"/>
+        </w:rPr>
+      </w:r>
+      <w:r>
+        <w:rPr>
+          <w:vertAlign w:val="superscript"/>
+          <w:lang w:val="es_ES" w:bidi="es_ES"/>
+        </w:rPr>
+        <w:t>37</w:t>
+      </w:r>
+      <w:r>
+        <w:rPr>
+          <w:lang w:val="es_ES" w:bidi="es_ES"/>
+        </w:rPr>
+        <w:t xml:space="preserve"> Cuando venga el Hijo del hombre, será como en los tiempos de Noé. Aquellos incrédulos continuaban con su vida cotidiana. Continuaban comiendo, bebiendo, casándose y celebrando bodas. Así continuaban hasta el día en que Noé entró en el arca. No entendieron hasta que llegó el diluvio y se los llevó a todos. Será así cuando venga el Hijo del hombre.</w:t>
       </w:r>
     </w:p>
     <w:p>
@@ -18201,7 +18201,7 @@
         <w:rPr>
           <w:lang w:val="es_ES" w:bidi="es_ES"/>
         </w:rPr>
-        <w:t xml:space="preserve"> Entonces estarán dos hombres en el campo; uno será tomado y el otro dejado.</w:t>
+        <w:t xml:space="preserve"> Entonces estarán 2 hombres en el campo. Un hombre será tomado y el otro dejado.</w:t>
       </w:r>
     </w:p>
     <w:p>
@@ -18222,7 +18222,7 @@
         <w:rPr>
           <w:lang w:val="es_ES" w:bidi="es_ES"/>
         </w:rPr>
-        <w:t xml:space="preserve"> Habrá dos mujeres moliendo en el molino; una será tomada y la otra dejada.</w:t>
+        <w:t xml:space="preserve"> Habrá 2 mujeres moliendo en el molino. Una mujer será tomada y la otra dejada.</w:t>
       </w:r>
     </w:p>
     <w:p>
@@ -18243,7 +18243,7 @@
         <w:rPr>
           <w:lang w:val="es_ES" w:bidi="es_ES"/>
         </w:rPr>
-        <w:t xml:space="preserve"> Por tanto, estén alerta, porque no saben en qué día vendrá el Señor.</w:t>
+        <w:t xml:space="preserve"> Por tanto, estén preparados. El Hijo del hombre vendrá cuando menos lo esperen.</w:t>
       </w:r>
     </w:p>
     <w:p>
@@ -18264,7 +18264,7 @@
         <w:rPr>
           <w:lang w:val="es_ES" w:bidi="es_ES"/>
         </w:rPr>
-        <w:t xml:space="preserve"> Miren, de la misma manera que el padre de familia, como no sabe a qué hora pueden venir los ladrones, se mantiene despierto para que no entren,</w:t>
+        <w:t xml:space="preserve"> Miren, el padre de familia no sabe a qué hora pueden venir los ladrones. Así que se mantiene despierto para que no entren. De la misma manera,</w:t>
       </w:r>
     </w:p>
     <w:p>
@@ -18285,7 +18285,7 @@
         <w:rPr>
           <w:lang w:val="es_ES" w:bidi="es_ES"/>
         </w:rPr>
-        <w:t xml:space="preserve"> ustedes también estén preparados, porque el Hijo del Hombre vendrá a la hora que no piensan.</w:t>
+        <w:t xml:space="preserve"> ustedes también estén preparados. El Hijo del hombre vendrá a la hora que no piensan.</w:t>
       </w:r>
     </w:p>
     <w:p>
@@ -18306,7 +18306,7 @@
         <w:rPr>
           <w:lang w:val="es_ES" w:bidi="es_ES"/>
         </w:rPr>
-        <w:t xml:space="preserve"> ¿Quién es, pues, el siervo fiel y prudente a quien su señor ha dado responsabilidades en su casa y le ha confiado el reparto de los alimentos?</w:t>
+        <w:t xml:space="preserve"> »¿Quién es, pues, el siervo fiel y prudente? A él su señor ha dado responsabilidades en su casa y le ha confiado el reparto de los alimentos.</w:t>
       </w:r>
     </w:p>
     <w:p>
@@ -18327,7 +18327,7 @@
         <w:rPr>
           <w:lang w:val="es_ES" w:bidi="es_ES"/>
         </w:rPr>
-        <w:t xml:space="preserve"> ¡Benditos los siervos a quienes su señor encuentre haciendo eso cuando venga!</w:t>
+        <w:t xml:space="preserve"> ¡Feliz es ese siervo si su señor, cuando regrese, lo encuentra cumpliendo con su deber!</w:t>
       </w:r>
     </w:p>
     <w:p>
@@ -18348,7 +18348,7 @@
         <w:rPr>
           <w:lang w:val="es_ES" w:bidi="es_ES"/>
         </w:rPr>
-        <w:t xml:space="preserve"> ¡Les aseguro que los pondrá a cargo de todos sus bienes!</w:t>
+        <w:t xml:space="preserve"> ¡Les aseguro que lo pondrá a cargo de todos sus bienes!</w:t>
       </w:r>
     </w:p>
     <w:p>
@@ -18369,7 +18369,7 @@
         <w:rPr>
           <w:lang w:val="es_ES" w:bidi="es_ES"/>
         </w:rPr>
-        <w:t xml:space="preserve"> »Pero si es tan malvado que, creyendo que su señor tardará en venir,</w:t>
+        <w:t xml:space="preserve"> Pero puede ocurrir que ese siervo sea malvado y piense que su señor va a tardar en volver.</w:t>
       </w:r>
     </w:p>
     <w:p>
@@ -18390,7 +18390,7 @@
         <w:rPr>
           <w:lang w:val="es_ES" w:bidi="es_ES"/>
         </w:rPr>
-        <w:t xml:space="preserve"> comienza a golpear a sus compañeros, a comer y a beber con los borrachos,</w:t>
+        <w:t xml:space="preserve"> Quizá comienza a golpear a sus compañeros, a comer y a beber con los borrachos.</w:t>
       </w:r>
     </w:p>
     <w:p>
@@ -18411,7 +18411,7 @@
         <w:rPr>
           <w:lang w:val="es_ES" w:bidi="es_ES"/>
         </w:rPr>
-        <w:t xml:space="preserve"> vendrá el señor de aquel siervo en un día que no espera y a una hora que no sabe,</w:t>
+        <w:t xml:space="preserve"> Vendrá el señor de aquel siervo en un día que no espera y a una hora que no sabe.</w:t>
       </w:r>
     </w:p>
     <w:p>
@@ -18432,7 +18432,7 @@
         <w:rPr>
           <w:lang w:val="es_ES" w:bidi="es_ES"/>
         </w:rPr>
-        <w:t xml:space="preserve"> lo castigará duramente y lo llevará a donde van los hipócritas. Allí habrá llanto y crujir de dientes.</w:t>
+        <w:t xml:space="preserve"> Lo castigará duramente y lo llevará a donde van los hipócritas. Allí habrá llanto y crujir de dientes.</w:t>
       </w:r>
     </w:p>
     <w:p>
@@ -18469,28 +18469,28 @@
         <w:rPr>
           <w:lang w:val="es_ES" w:bidi="es_ES"/>
         </w:rPr>
-        <w:t xml:space="preserve"> Entonces el reino de los cielos será semejante a las diez muchachas que tomaron sus lámparas y salieron a recibir al novio. [[3]] Las insensatas llevaron sus lámparas, pero no llevaron aceite aparte. [[4]] Las sabias llevaron sus lámparas además de aceite en vasijas.</w:t>
-      </w:r>
-    </w:p>
-    <w:p>
-      <w:pPr/>
-      <w:r>
-        <w:rPr>
-          <w:lang w:val="es_ES" w:bidi="es_ES"/>
-        </w:rPr>
-      </w:r>
-      <w:r>
-        <w:rPr>
-          <w:vertAlign w:val="superscript"/>
-          <w:lang w:val="es_ES" w:bidi="es_ES"/>
-        </w:rPr>
-        <w:t>4</w:t>
-      </w:r>
-      <w:r>
-        <w:rPr>
-          <w:lang w:val="es_ES" w:bidi="es_ES"/>
-        </w:rPr>
-        <w:t xml:space="preserve"> Cinco de ellas eran sabias mientras que las otras cinco eran insensatas.</w:t>
+        <w:t xml:space="preserve"> »El reino de los cielos es semejante a 10 muchachas que tomaron sus lámparas y salieron a recibir al novio.</w:t>
+      </w:r>
+    </w:p>
+    <w:p>
+      <w:pPr/>
+      <w:r>
+        <w:rPr>
+          <w:lang w:val="es_ES" w:bidi="es_ES"/>
+        </w:rPr>
+      </w:r>
+      <w:r>
+        <w:rPr>
+          <w:vertAlign w:val="superscript"/>
+          <w:lang w:val="es_ES" w:bidi="es_ES"/>
+        </w:rPr>
+        <w:t>2-4</w:t>
+      </w:r>
+      <w:r>
+        <w:rPr>
+          <w:lang w:val="es_ES" w:bidi="es_ES"/>
+        </w:rPr>
+        <w:t xml:space="preserve"> De ellas, 5 eran sabias, mientras que las otras 5 eran insensatas. Las insensatas llevaron sus lámparas, pero no llevaron aceite aparte. Las sabias llevaron sus lámparas además de aceite en vasijas.</w:t>
       </w:r>
     </w:p>
     <w:p>
@@ -18511,7 +18511,7 @@
         <w:rPr>
           <w:lang w:val="es_ES" w:bidi="es_ES"/>
         </w:rPr>
-        <w:t xml:space="preserve"> »Como el novio tardaba en llegar, todas se quedaron dormidas.</w:t>
+        <w:t xml:space="preserve"> Como el novio tardaba en llegar, todas se quedaron dormidas.</w:t>
       </w:r>
     </w:p>
     <w:p>
@@ -18532,7 +18532,7 @@
         <w:rPr>
           <w:lang w:val="es_ES" w:bidi="es_ES"/>
         </w:rPr>
-        <w:t xml:space="preserve"> A medianoche se oyó gritar: "¡Aquí viene el novio! ¡Salgan a recibirlo!".</w:t>
+        <w:t xml:space="preserve"> A medianoche se oyó gritar: "¡Aquí viene el novio! ¡Salgan a recibirlo!”.</w:t>
       </w:r>
     </w:p>
     <w:p>
@@ -18553,7 +18553,7 @@
         <w:rPr>
           <w:lang w:val="es_ES" w:bidi="es_ES"/>
         </w:rPr>
-        <w:t xml:space="preserve"> Las diez muchachas se levantaron para preparar sus lámparas,</w:t>
+        <w:t xml:space="preserve"> Las 10 muchachas se levantaron para preparar sus lámparas.</w:t>
       </w:r>
     </w:p>
     <w:p>
@@ -18574,7 +18574,7 @@
         <w:rPr>
           <w:lang w:val="es_ES" w:bidi="es_ES"/>
         </w:rPr>
-        <w:t xml:space="preserve"> y las insensatas dijeron a las sabias: “Dennos de su aceite, porque nuestras lámparas se apagan”.</w:t>
+        <w:t xml:space="preserve"> Las insensatas dijeron a las sabias: “Dennos de su aceite, porque nuestras lámparas se apagan”.</w:t>
       </w:r>
     </w:p>
     <w:p>
@@ -18595,7 +18595,7 @@
         <w:rPr>
           <w:lang w:val="es_ES" w:bidi="es_ES"/>
         </w:rPr>
-        <w:t xml:space="preserve"> Pero las sabias respondieron: “No, no sea que no haya suficiente para nosotras ni para ustedes; mejor vayan a comprar aceite para ustedes”.</w:t>
+        <w:t xml:space="preserve"> Pero las sabias respondieron: “No, porque puede que no haya suficiente para nosotras ni para ustedes. Mejor vayan a comprar aceite para ustedes”.</w:t>
       </w:r>
     </w:p>
     <w:p>
@@ -18616,7 +18616,7 @@
         <w:rPr>
           <w:lang w:val="es_ES" w:bidi="es_ES"/>
         </w:rPr>
-        <w:t xml:space="preserve"> Así que fueron a comprar aceite. Mientras iban, llegó el novio, y las que estaban preparadas entraron con él al banquete de bodas, y se cerró la puerta.</w:t>
+        <w:t xml:space="preserve"> Así que fueron a comprar aceite. Mientras iban, llegó el novio. Las que estaban preparadas entraron con él al banquete de bodas, y se cerró la puerta.</w:t>
       </w:r>
     </w:p>
     <w:p>
@@ -18637,7 +18637,7 @@
         <w:rPr>
           <w:lang w:val="es_ES" w:bidi="es_ES"/>
         </w:rPr>
-        <w:t xml:space="preserve"> Después llegaron las cinco insensatas. "¡Señor, ábrenos!", clamaron, llamando a la puerta.</w:t>
+        <w:t xml:space="preserve"> Después llegaron las 5 insensatas. "¡Señor, ábrenos!”, clamaron, llamando a la puerta.</w:t>
       </w:r>
     </w:p>
     <w:p>
@@ -18700,7 +18700,7 @@
         <w:rPr>
           <w:lang w:val="es_ES" w:bidi="es_ES"/>
         </w:rPr>
-        <w:t xml:space="preserve"> El reino de los cielos es como un hombre que, al irse de viaje, llamó a sus siervos y les entregó sus bienes.</w:t>
+        <w:t xml:space="preserve"> »El reino de los cielos es como un hombre que, antes de irse de viaje, reunió a sus siervos y les confió su dinero.</w:t>
       </w:r>
     </w:p>
     <w:p>
@@ -18721,7 +18721,7 @@
         <w:rPr>
           <w:lang w:val="es_ES" w:bidi="es_ES"/>
         </w:rPr>
-        <w:t xml:space="preserve"> Y a uno le dio cinco bolsas de dinero, a otro dos, a otro una, a cada uno según su capacidad.</w:t>
+        <w:t xml:space="preserve"> Y a uno le dio 5 bolsas de dinero, a otro 2, a otro 1. Dio a cada uno según su capacidad.</w:t>
       </w:r>
     </w:p>
     <w:p>
@@ -18742,7 +18742,7 @@
         <w:rPr>
           <w:lang w:val="es_ES" w:bidi="es_ES"/>
         </w:rPr>
-        <w:t xml:space="preserve"> El que había recibido cinco bolsas de dinero fue y negoció con ellas, y ganó otras cinco bolsas.</w:t>
+        <w:t xml:space="preserve"> El que había recibido 5 bolsas de dinero fue y negoció con ellas. Ganó otras 5 bolsas.</w:t>
       </w:r>
     </w:p>
     <w:p>
@@ -18763,7 +18763,7 @@
         <w:rPr>
           <w:lang w:val="es_ES" w:bidi="es_ES"/>
         </w:rPr>
-        <w:t xml:space="preserve"> De la misma manera, el que tenía las dos ganó otras dos.</w:t>
+        <w:t xml:space="preserve"> De la misma manera, el que tenía las 2 ganó otras 2.</w:t>
       </w:r>
     </w:p>
     <w:p>
@@ -18784,7 +18784,7 @@
         <w:rPr>
           <w:lang w:val="es_ES" w:bidi="es_ES"/>
         </w:rPr>
-        <w:t xml:space="preserve"> Pero el que había recibido una cavó en la tierra y escondió el dinero de su señor.</w:t>
+        <w:t xml:space="preserve"> Pero el que había recibido 1 cavó en la tierra y escondió el dinero de su señor.</w:t>
       </w:r>
     </w:p>
     <w:p>
@@ -18826,7 +18826,7 @@
         <w:rPr>
           <w:lang w:val="es_ES" w:bidi="es_ES"/>
         </w:rPr>
-        <w:t xml:space="preserve"> El que había recibido cinco bolsas de dinero se presentó y trajo otras cinco bolsas.</w:t>
+        <w:t xml:space="preserve"> El que había recibido 5 bolsas de dinero se presentó y dijo: “Señor, me entregaste 5 bolsas de dinero. Aquí tienes otras 5 bolsas”.</w:t>
       </w:r>
     </w:p>
     <w:p>
@@ -18847,7 +18847,7 @@
         <w:rPr>
           <w:lang w:val="es_ES" w:bidi="es_ES"/>
         </w:rPr>
-        <w:t xml:space="preserve"> Su señor le dijo: "Bien hecho, siervo bueno y fiel. Has sido fiel con poco, así que te voy a recompensar con mucho. Entra a celebrar con tu señor".</w:t>
+        <w:t xml:space="preserve"> Su señor le dijo: “Bien hecho, siervo bueno y fiel. Has sido fiel con poco, así que te voy a recompensar con mucho. Entra a celebrar con tu señor”.</w:t>
       </w:r>
     </w:p>
     <w:p>
@@ -18868,7 +18868,7 @@
         <w:rPr>
           <w:lang w:val="es_ES" w:bidi="es_ES"/>
         </w:rPr>
-        <w:t xml:space="preserve"> El que había recibido dos bolsas de dinero se presentó y dijo: "Señor, me entregaste dos bolsas de dinero; aquí tienes otras dos bolsas".</w:t>
+        <w:t xml:space="preserve"> El que había recibido 2 bolsas de dinero se presentó y dijo: “Señor, me entregaste 2 bolsas de dinero. Aquí tienes otras 2 bolsas”.</w:t>
       </w:r>
     </w:p>
     <w:p>
@@ -18889,28 +18889,28 @@
         <w:rPr>
           <w:lang w:val="es_ES" w:bidi="es_ES"/>
         </w:rPr>
-        <w:t xml:space="preserve"> Su señor le dijo: "Bien hecho, siervo bueno y fiel. Has sido fiel con poco, así que te voy a recompensar con mucho. Entra a celebrar con tu señor". [[25]]por eso, tuve miedo y fui y escondí tu dinero en la tierra. Aquí lo tienes".</w:t>
-      </w:r>
-    </w:p>
-    <w:p>
-      <w:pPr/>
-      <w:r>
-        <w:rPr>
-          <w:lang w:val="es_ES" w:bidi="es_ES"/>
-        </w:rPr>
-      </w:r>
-      <w:r>
-        <w:rPr>
-          <w:vertAlign w:val="superscript"/>
-          <w:lang w:val="es_ES" w:bidi="es_ES"/>
-        </w:rPr>
-        <w:t>25</w:t>
-      </w:r>
-      <w:r>
-        <w:rPr>
-          <w:lang w:val="es_ES" w:bidi="es_ES"/>
-        </w:rPr>
-        <w:t xml:space="preserve"> El que había recibido una bolsa de dinero se presentó y dijo: "Señor, sabía que eres un hombre severo, que cosechas donde no sembraste y recoges donde no esparciste;</w:t>
+        <w:t xml:space="preserve"> Su señor le dijo: “Bien hecho, siervo bueno y fiel. Has sido fiel con poco, así que te voy a recompensar con mucho. Entra a celebrar con tu señor”.</w:t>
+      </w:r>
+    </w:p>
+    <w:p>
+      <w:pPr/>
+      <w:r>
+        <w:rPr>
+          <w:lang w:val="es_ES" w:bidi="es_ES"/>
+        </w:rPr>
+      </w:r>
+      <w:r>
+        <w:rPr>
+          <w:vertAlign w:val="superscript"/>
+          <w:lang w:val="es_ES" w:bidi="es_ES"/>
+        </w:rPr>
+        <w:t>24-25</w:t>
+      </w:r>
+      <w:r>
+        <w:rPr>
+          <w:lang w:val="es_ES" w:bidi="es_ES"/>
+        </w:rPr>
+        <w:t xml:space="preserve"> El que había recibido 1 bolsa de dinero se presentó y dijo: “Señor, sabía que eres un hombre severo. Cosechas donde no sembraste y recoges donde no esparciste. Por eso, tuve miedo. Fui y escondí tu dinero en la tierra. Aquí lo tienes”.</w:t>
       </w:r>
     </w:p>
     <w:p>
@@ -18931,7 +18931,7 @@
         <w:rPr>
           <w:lang w:val="es_ES" w:bidi="es_ES"/>
         </w:rPr>
-        <w:t xml:space="preserve"> "Siervo malo y perezoso, si sabías que cosecho donde no sembré y recojo donde no esparcí,</w:t>
+        <w:t xml:space="preserve"> Su señor respondió: "¡Siervo malo y perezoso! Sabías que cosecho donde no sembré y recojo donde no esparcí.</w:t>
       </w:r>
     </w:p>
     <w:p>
@@ -18952,7 +18952,7 @@
         <w:rPr>
           <w:lang w:val="es_ES" w:bidi="es_ES"/>
         </w:rPr>
-        <w:t xml:space="preserve"> deberías haber puesto mi dinero en el banco, y al venir yo habría recibido también los intereses.</w:t>
+        <w:t xml:space="preserve"> Entonces deberías haber puesto mi dinero en el banco. Al venir yo, habría recibido también los intereses.</w:t>
       </w:r>
     </w:p>
     <w:p>
@@ -18973,7 +18973,7 @@
         <w:rPr>
           <w:lang w:val="es_ES" w:bidi="es_ES"/>
         </w:rPr>
-        <w:t xml:space="preserve"> Quiten la bolsa de dinero y dénsela al que tiene las diez bolsas.</w:t>
+        <w:t xml:space="preserve"> Quítenle la bolsa de dinero y dénsela al que tiene las 10 bolsas.</w:t>
       </w:r>
     </w:p>
     <w:p>
@@ -18994,7 +18994,7 @@
         <w:rPr>
           <w:lang w:val="es_ES" w:bidi="es_ES"/>
         </w:rPr>
-        <w:t xml:space="preserve"> Pues al que tiene, se le dará y tendrá en abundancia; pero al que no tiene, aun lo que tiene le será quitado.</w:t>
+        <w:t xml:space="preserve"> Al que tiene se le dará más, y tendrá en abundancia. Pero al que no tiene, aun lo que tiene se le quitará.</w:t>
       </w:r>
     </w:p>
     <w:p>
@@ -19015,7 +19015,7 @@
         <w:rPr>
           <w:lang w:val="es_ES" w:bidi="es_ES"/>
         </w:rPr>
-        <w:t xml:space="preserve"> Echen a este siervo inútil a la oscuridad de afuera. Allí habrá llanto y crujir de dientes.</w:t>
+        <w:t xml:space="preserve"> Echen a este siervo inútil a la oscuridad de afuera. Allí habrá llanto y crujir de dientes”.</w:t>
       </w:r>
     </w:p>
     <w:p>
@@ -19036,7 +19036,7 @@
         <w:rPr>
           <w:lang w:val="es_ES" w:bidi="es_ES"/>
         </w:rPr>
-        <w:t xml:space="preserve"> Cuando venga el Hijo del hombre en su gloria, y todos los ángeles con él, se sentará en su trono de gloria.</w:t>
+        <w:t xml:space="preserve"> »El Hijo del hombre vendrá en su gloria, y todos los ángeles con él. Se sentará en su trono de gloria.</w:t>
       </w:r>
     </w:p>
     <w:p>
@@ -19057,7 +19057,7 @@
         <w:rPr>
           <w:lang w:val="es_ES" w:bidi="es_ES"/>
         </w:rPr>
-        <w:t xml:space="preserve"> Traerán ante él a todas las naciones; y apartará a unos de otros, como aparta el pastor las ovejas de los cabritos.</w:t>
+        <w:t xml:space="preserve"> Traerán ante él a todas las naciones. Apartará a unos de otros, como aparta el pastor las ovejas de los cabritos.</w:t>
       </w:r>
     </w:p>
     <w:p>
@@ -19099,7 +19099,7 @@
         <w:rPr>
           <w:lang w:val="es_ES" w:bidi="es_ES"/>
         </w:rPr>
-        <w:t xml:space="preserve"> »Entonces el Rey dirá a los de su derecha: "Vengan, benditos de mi Padre. Hereden el reino preparado para ustedes desde la fundación del mundo,</w:t>
+        <w:t xml:space="preserve"> Entonces el Rey dirá a los de su derecha: “Vengan, benditos de mi Padre. Hereden el reino preparado para ustedes desde la fundación del mundo.</w:t>
       </w:r>
     </w:p>
     <w:p>
@@ -19120,7 +19120,7 @@
         <w:rPr>
           <w:lang w:val="es_ES" w:bidi="es_ES"/>
         </w:rPr>
-        <w:t xml:space="preserve"> porque tuve hambre y me dieron de comer; tuve sed y me dieron de beber; fui forastero y me alojaron en sus casas;</w:t>
+        <w:t xml:space="preserve"> Tuve hambre y me dieron de comer. Tuve sed y me dieron de beber. Fui forastero y me alojaron en sus casas.</w:t>
       </w:r>
     </w:p>
     <w:p>
@@ -19141,7 +19141,7 @@
         <w:rPr>
           <w:lang w:val="es_ES" w:bidi="es_ES"/>
         </w:rPr>
-        <w:t xml:space="preserve"> estuve desnudo y me vistieron; estuve enfermo y en prisión y me visitaron.</w:t>
+        <w:t xml:space="preserve"> Estuve desnudo y me vistieron. Estuve enfermo y en prisión y me visitaron”.</w:t>
       </w:r>
     </w:p>
     <w:p>
@@ -19162,7 +19162,7 @@
         <w:rPr>
           <w:lang w:val="es_ES" w:bidi="es_ES"/>
         </w:rPr>
-        <w:t xml:space="preserve"> Los justos le dirán: "Señor, ¿cuándo te vimos con hambre y te dimos de comer, o sediento y te dimos de beber?</w:t>
+        <w:t xml:space="preserve"> Los justos le dirán: “Señor, ¿cuándo te vimos con hambre y te dimos de comer? ¿Cuándo te vimos sediento y te dimos de beber?</w:t>
       </w:r>
     </w:p>
     <w:p>
@@ -19204,7 +19204,7 @@
         <w:rPr>
           <w:lang w:val="es_ES" w:bidi="es_ES"/>
         </w:rPr>
-        <w:t xml:space="preserve"> ¿Y cuándo te vimos enfermo o en prisión y te visitamos?".</w:t>
+        <w:t xml:space="preserve"> ¿Y cuándo te vimos enfermo o en prisión y te visitamos?”.</w:t>
       </w:r>
     </w:p>
     <w:p>
@@ -19225,7 +19225,7 @@
         <w:rPr>
           <w:lang w:val="es_ES" w:bidi="es_ES"/>
         </w:rPr>
-        <w:t xml:space="preserve"> El rey les responderá: "Les aseguro que todo lo que hicieron a mis hermanos necesitados me lo hicieron a mí".</w:t>
+        <w:t xml:space="preserve"> El Rey les responderá: “Les aseguro que todo lo que hicieron por uno de estos hermanos míos más pequeños, lo hicieron por mí”.</w:t>
       </w:r>
     </w:p>
     <w:p>
@@ -19246,7 +19246,7 @@
         <w:rPr>
           <w:lang w:val="es_ES" w:bidi="es_ES"/>
         </w:rPr>
-        <w:t xml:space="preserve"> »Entonces dirá también a los de la izquierda: "Apártense de mí, malditos, al fuego eterno preparado para el diablo y sus ángeles,</w:t>
+        <w:t xml:space="preserve"> Entonces dirá también a los de la izquierda: “Apártense de mí, malditos. Vayan al fuego eterno preparado para el diablo y sus ángeles.</w:t>
       </w:r>
     </w:p>
     <w:p>
@@ -19267,7 +19267,7 @@
         <w:rPr>
           <w:lang w:val="es_ES" w:bidi="es_ES"/>
         </w:rPr>
-        <w:t xml:space="preserve"> porque tuve hambre y no me dieron de comer; tuve sed y no me dieron de beber.</w:t>
+        <w:t xml:space="preserve"> Tuve hambre y no me dieron de comer. Tuve sed y no me dieron de beber.</w:t>
       </w:r>
     </w:p>
     <w:p>
@@ -19288,7 +19288,7 @@
         <w:rPr>
           <w:lang w:val="es_ES" w:bidi="es_ES"/>
         </w:rPr>
-        <w:t xml:space="preserve"> Fui forastero y no me acogieron; estuve desnudo y no me vistieron; estuve enfermo y en prisión y no me visitaron".</w:t>
+        <w:t xml:space="preserve"> Fui forastero y no me acogieron. Estuve desnudo y no me vistieron. Estuve enfermo y en prisión y no me visitaron”.</w:t>
       </w:r>
     </w:p>
     <w:p>
@@ -19309,7 +19309,7 @@
         <w:rPr>
           <w:lang w:val="es_ES" w:bidi="es_ES"/>
         </w:rPr>
-        <w:t xml:space="preserve"> Ellos le dirán: "Señor, ¿cuándo te vimos hambriento, o sediento, o extranjero, o desnudo, o enfermo, o en la cárcel, y no te ayudamos?".</w:t>
+        <w:t xml:space="preserve"> Ellos le dirán: “Señor, ¿cuándo te vimos hambriento, o sediento, o extranjero, o desnudo? ¿Cuándo te vimos enfermo, o en la cárcel, y no te ayudamos?”.</w:t>
       </w:r>
     </w:p>
     <w:p>
@@ -19330,7 +19330,7 @@
         <w:rPr>
           <w:lang w:val="es_ES" w:bidi="es_ES"/>
         </w:rPr>
-        <w:t xml:space="preserve"> »Él les responderá: "Les aseguro que cada vez que negaron su ayuda a uno de mis hermanos necesitados, me la negaron a mí".</w:t>
+        <w:t xml:space="preserve"> Él les responderá: “Les aseguro de algo. Cada vez que negaron su ayuda a uno de mis hermanos necesitados, me la negaron a mí”.</w:t>
       </w:r>
     </w:p>
     <w:p>
@@ -19351,7 +19351,7 @@
         <w:rPr>
           <w:lang w:val="es_ES" w:bidi="es_ES"/>
         </w:rPr>
-        <w:t xml:space="preserve"> »Y estos irán al castigo eterno, pero los justos a la vida eterna.</w:t>
+        <w:t xml:space="preserve"> Así que estos irán al castigo eterno, pero los justos irán a la vida eterna.</w:t>
       </w:r>
     </w:p>
     <w:p>
@@ -19409,28 +19409,28 @@
         <w:rPr>
           <w:lang w:val="es_ES" w:bidi="es_ES"/>
         </w:rPr>
-        <w:t xml:space="preserve"> «Como saben, dentro de dos días se celebra la Pascua, y el Hijo del hombre será entregado para que lo crucifiquen». [[4]] y conspiraron para arrestar a Jesús con algún engaño y matarlo.</w:t>
-      </w:r>
-    </w:p>
-    <w:p>
-      <w:pPr/>
-      <w:r>
-        <w:rPr>
-          <w:lang w:val="es_ES" w:bidi="es_ES"/>
-        </w:rPr>
-      </w:r>
-      <w:r>
-        <w:rPr>
-          <w:vertAlign w:val="superscript"/>
-          <w:lang w:val="es_ES" w:bidi="es_ES"/>
-        </w:rPr>
-        <w:t>4</w:t>
-      </w:r>
-      <w:r>
-        <w:rPr>
-          <w:lang w:val="es_ES" w:bidi="es_ES"/>
-        </w:rPr>
-        <w:t xml:space="preserve"> En ese momento, los principales sacerdotes y los ancianos del pueblo se reunieron en el patio del sumo sacerdote llamado Caifás,</w:t>
+        <w:t xml:space="preserve"> —Como saben, dentro de 2 días se celebra la Pascua. El Hijo del hombre será entregado para que lo crucifiquen.</w:t>
+      </w:r>
+    </w:p>
+    <w:p>
+      <w:pPr/>
+      <w:r>
+        <w:rPr>
+          <w:lang w:val="es_ES" w:bidi="es_ES"/>
+        </w:rPr>
+      </w:r>
+      <w:r>
+        <w:rPr>
+          <w:vertAlign w:val="superscript"/>
+          <w:lang w:val="es_ES" w:bidi="es_ES"/>
+        </w:rPr>
+        <w:t>3</w:t>
+      </w:r>
+      <w:r>
+        <w:rPr>
+          <w:lang w:val="es_ES" w:bidi="es_ES"/>
+        </w:rPr>
+        <w:t xml:space="preserve"> En ese momento, los principales sacerdotes y los ancianos del pueblo se reunieron en el patio del sumo sacerdote Caifás. Conspiraron para arrestar a Jesús con algún engaño, para matarlo.</w:t>
       </w:r>
     </w:p>
     <w:p>
@@ -19472,7 +19472,7 @@
         <w:rPr>
           <w:lang w:val="es_ES" w:bidi="es_ES"/>
         </w:rPr>
-        <w:t xml:space="preserve"> Jesús estaba en Betania, en la casa de Simón, llamado el leproso.</w:t>
+        <w:t xml:space="preserve"> Jesús estaba en Betania, en la casa de Simón. Este Simón se llamaba el leproso porque tenía una enfermedad en la piel.</w:t>
       </w:r>
     </w:p>
     <w:p>
@@ -19493,7 +19493,7 @@
         <w:rPr>
           <w:lang w:val="es_ES" w:bidi="es_ES"/>
         </w:rPr>
-        <w:t xml:space="preserve"> Durante la cena, se le acercó una mujer con un frasco de alabastro de perfume muy costoso y lo derramó sobre su cabeza.</w:t>
+        <w:t xml:space="preserve"> Mientras estaba a la mesa, una mujer se acercó con un frasco de alabastro lleno de perfume muy costoso. Lo derramó sobre la cabeza de Jesús.</w:t>
       </w:r>
     </w:p>
     <w:p>
@@ -19514,7 +19514,7 @@
         <w:rPr>
           <w:lang w:val="es_ES" w:bidi="es_ES"/>
         </w:rPr>
-        <w:t xml:space="preserve"> Al ver esto, los discípulos se indignaron. ―¡Qué desperdicio! —dijeron—.</w:t>
+        <w:t xml:space="preserve"> Al ver esto, los discípulos se indignaron. —¡Qué desperdicio! —dijeron—.</w:t>
       </w:r>
     </w:p>
     <w:p>
@@ -19556,7 +19556,7 @@
         <w:rPr>
           <w:lang w:val="es_ES" w:bidi="es_ES"/>
         </w:rPr>
-        <w:t xml:space="preserve"> Jesús, como sabía lo que estaban pensando, les dijo: ―¿Por qué molestan a esta mujer? Ella ha hecho una buena obra conmigo.</w:t>
+        <w:t xml:space="preserve"> Jesús, como sabía lo que estaban pensando, les dijo: —¿Por qué molestan a esta mujer? Ella ha hecho una buena obra conmigo.</w:t>
       </w:r>
     </w:p>
     <w:p>
@@ -19598,7 +19598,7 @@
         <w:rPr>
           <w:lang w:val="es_ES" w:bidi="es_ES"/>
         </w:rPr>
-        <w:t xml:space="preserve"> Ella ha derramado este perfume sobre mi cuerpo para prepararme para la sepultura.</w:t>
+        <w:t xml:space="preserve"> Esta mujer ha derramado este perfume sobre mi cuerpo para prepararlo para la sepultura.</w:t>
       </w:r>
     </w:p>
     <w:p>
@@ -19619,7 +19619,7 @@
         <w:rPr>
           <w:lang w:val="es_ES" w:bidi="es_ES"/>
         </w:rPr>
-        <w:t xml:space="preserve"> Les aseguro que dondequiera que se predique este evangelio en todo el mundo, también se contará lo que ella ha hecho, para recordarla.</w:t>
+        <w:t xml:space="preserve"> Les aseguro de algo. En cualquier lugar del mundo donde se proclamen las buenas noticias, también se contará lo que ella hizo. Así será recordada.</w:t>
       </w:r>
     </w:p>
     <w:p>
@@ -19640,7 +19640,7 @@
         <w:rPr>
           <w:lang w:val="es_ES" w:bidi="es_ES"/>
         </w:rPr>
-        <w:t xml:space="preserve"> Judas Iscariote, que era uno de los doce, fue a los principales sacerdotes.</w:t>
+        <w:t xml:space="preserve"> Entonces Judas Iscariote, uno de los 12, fue a los jefes de los sacerdotes.</w:t>
       </w:r>
     </w:p>
     <w:p>
@@ -19661,7 +19661,7 @@
         <w:rPr>
           <w:lang w:val="es_ES" w:bidi="es_ES"/>
         </w:rPr>
-        <w:t xml:space="preserve"> Les dijo: —¿Qué me darán si se lo entrego? Ellos le ofrecieron treinta piezas de plata.</w:t>
+        <w:t xml:space="preserve"> Les dijo: —¿Qué me darán si se lo entrego? Ellos le ofrecieron 30 piezas de plata.</w:t>
       </w:r>
     </w:p>
     <w:p>
@@ -19682,7 +19682,7 @@
         <w:rPr>
           <w:lang w:val="es_ES" w:bidi="es_ES"/>
         </w:rPr>
-        <w:t xml:space="preserve"> Desde entonces Judas buscaba una oportunidad para entregarlo.</w:t>
+        <w:t xml:space="preserve"> Desde ese momento, Judas buscaba la oportunidad de entregarles a Jesús.</w:t>
       </w:r>
     </w:p>
     <w:p>
@@ -19703,7 +19703,7 @@
         <w:rPr>
           <w:lang w:val="es_ES" w:bidi="es_ES"/>
         </w:rPr>
-        <w:t xml:space="preserve"> El primer día de la fiesta de los panes sin levadura, se acercaron los discípulos a Jesús y le dijeron: —¿Dónde quieres que preparemos la cena de Pascua?</w:t>
+        <w:t xml:space="preserve"> El primer día de la fiesta de los panes sin levadura, se acercaron los discípulos a Jesús. Le dijeron: —¿Dónde quieres que preparemos la cena de Pascua?</w:t>
       </w:r>
     </w:p>
     <w:p>
@@ -19724,7 +19724,7 @@
         <w:rPr>
           <w:lang w:val="es_ES" w:bidi="es_ES"/>
         </w:rPr>
-        <w:t xml:space="preserve"> Él dijo: —Vayan a la ciudad, a la casa de cierta persona. Díganle: "El Maestro dice: 'Mi tiempo está cerca; voy a celebrar la Pascua con mis discípulos en tu casa'".</w:t>
+        <w:t xml:space="preserve"> Él dijo: —Vayan a la ciudad, a la casa de cierta persona. Díganle: “El Maestro dice que su tiempo está cerca. Va a celebrar la Pascua con sus discípulos en tu casa”.</w:t>
       </w:r>
     </w:p>
     <w:p>
@@ -19745,28 +19745,28 @@
         <w:rPr>
           <w:lang w:val="es_ES" w:bidi="es_ES"/>
         </w:rPr>
-        <w:t xml:space="preserve"> Los discípulos hicieron como Jesús les había ordenado y prepararon la Pascua. [[20]] Esa noche, Jesus estaba sentado a la mesa con los doce discípulos.</w:t>
-      </w:r>
-    </w:p>
-    <w:p>
-      <w:pPr/>
-      <w:r>
-        <w:rPr>
-          <w:lang w:val="es_ES" w:bidi="es_ES"/>
-        </w:rPr>
-      </w:r>
-      <w:r>
-        <w:rPr>
-          <w:vertAlign w:val="superscript"/>
-          <w:lang w:val="es_ES" w:bidi="es_ES"/>
-        </w:rPr>
-        <w:t>21</w:t>
-      </w:r>
-      <w:r>
-        <w:rPr>
-          <w:lang w:val="es_ES" w:bidi="es_ES"/>
-        </w:rPr>
-        <w:t xml:space="preserve"> Mientras comían, dijo: —Les aseguro que uno de ustedes me va a traicionar.</w:t>
+        <w:t xml:space="preserve"> Los discípulos hicieron como Jesús les había ordenado y prepararon la Pascua.</w:t>
+      </w:r>
+    </w:p>
+    <w:p>
+      <w:pPr/>
+      <w:r>
+        <w:rPr>
+          <w:lang w:val="es_ES" w:bidi="es_ES"/>
+        </w:rPr>
+      </w:r>
+      <w:r>
+        <w:rPr>
+          <w:vertAlign w:val="superscript"/>
+          <w:lang w:val="es_ES" w:bidi="es_ES"/>
+        </w:rPr>
+        <w:t>20-21</w:t>
+      </w:r>
+      <w:r>
+        <w:rPr>
+          <w:lang w:val="es_ES" w:bidi="es_ES"/>
+        </w:rPr>
+        <w:t xml:space="preserve"> Esa noche, Jesús estaba sentado a la mesa con los 12 discípulos. Mientras comían, dijo: —Les aseguro que uno de ustedes me va a traicionar.</w:t>
       </w:r>
     </w:p>
     <w:p>
@@ -19787,7 +19787,7 @@
         <w:rPr>
           <w:lang w:val="es_ES" w:bidi="es_ES"/>
         </w:rPr>
-        <w:t xml:space="preserve"> Se pusieron muy tristes y cada uno de ellos comenzó a preguntarle: —¿Soy yo, Señor?</w:t>
+        <w:t xml:space="preserve"> Se pusieron muy tristes. Cada uno de ellos comenzó a preguntarle: —¿Soy yo, Señor?</w:t>
       </w:r>
     </w:p>
     <w:p>
@@ -19808,7 +19808,7 @@
         <w:rPr>
           <w:lang w:val="es_ES" w:bidi="es_ES"/>
         </w:rPr>
-        <w:t xml:space="preserve"> Él respondió: —El que mete la mano conmigo en el plato, ese me va a entregar.</w:t>
+        <w:t xml:space="preserve"> Él respondió: —Es uno de los que está comiendo conmigo del mismo plato.</w:t>
       </w:r>
     </w:p>
     <w:p>
@@ -19871,7 +19871,7 @@
         <w:rPr>
           <w:lang w:val="es_ES" w:bidi="es_ES"/>
         </w:rPr>
-        <w:t xml:space="preserve"> Mientras comían, Jesús tomó un pedazo de pan, lo bendijo, lo partió y lo dio a sus discípulos, diciendo: —Tomen y coman; esto es mi cuerpo.</w:t>
+        <w:t xml:space="preserve"> Mientras comían, Jesús tomó un pedazo de pan y lo bendijo. Lo partió y lo dio a sus discípulos, diciendo: —Tomen y coman. Esto es mi cuerpo.</w:t>
       </w:r>
     </w:p>
     <w:p>
@@ -19892,7 +19892,7 @@
         <w:rPr>
           <w:lang w:val="es_ES" w:bidi="es_ES"/>
         </w:rPr>
-        <w:t xml:space="preserve"> Luego tomó una copa de vino, dio gracias y se la dio a sus discípulos, diciendo: —Beban todos de ella,</w:t>
+        <w:t xml:space="preserve"> Luego tomó una copa de vino. Dio gracias y se la pasó a sus discípulos, diciendo: —Beban todos de ella.</w:t>
       </w:r>
     </w:p>
     <w:p>
@@ -19913,7 +19913,7 @@
         <w:rPr>
           <w:lang w:val="es_ES" w:bidi="es_ES"/>
         </w:rPr>
-        <w:t xml:space="preserve"> porque esta es mi sangre del nuevo pacto, que es derramada en favor de muchos, para el perdón de los pecados.</w:t>
+        <w:t xml:space="preserve"> Esta es mi sangre del nuevo pacto. Mi sangre es derramada en favor de muchos, para el perdón de los pecados.</w:t>
       </w:r>
     </w:p>
     <w:p>
@@ -19934,7 +19934,7 @@
         <w:rPr>
           <w:lang w:val="es_ES" w:bidi="es_ES"/>
         </w:rPr>
-        <w:t xml:space="preserve"> Recuerden: no beberé más de este fruto de la vid hasta el día en que lo beba con ustedes de nuevo en el reino de mi Padre.</w:t>
+        <w:t xml:space="preserve"> Les aseguro que no volveré a beber del fruto de la vid hasta el día en que beba con ustedes el vino nuevo en el reino de mi Padre.</w:t>
       </w:r>
     </w:p>
     <w:p>
@@ -19955,7 +19955,7 @@
         <w:rPr>
           <w:lang w:val="es_ES" w:bidi="es_ES"/>
         </w:rPr>
-        <w:t xml:space="preserve"> Después de cantar un himno, salieron hacia el monte de los Olivos.</w:t>
+        <w:t xml:space="preserve"> Después de cantar el himno, salieron hacia el monte de los Olivos.</w:t>
       </w:r>
     </w:p>
     <w:p>
@@ -19976,7 +19976,7 @@
         <w:rPr>
           <w:lang w:val="es_ES" w:bidi="es_ES"/>
         </w:rPr>
-        <w:t xml:space="preserve"> Entonces Jesús les dijo: —Esta noche todos ustedes se apartarán de mí, porque está escrito: "Heriré al pastor, y las ovejas del rebaño serán dispersadas".</w:t>
+        <w:t xml:space="preserve"> Entonces Jesús les dijo: —Esta noche todos ustedes se apartarán de mí. Está escrito: “Heriré al pastor y las ovejas serán dispersadas”.</w:t>
       </w:r>
     </w:p>
     <w:p>
@@ -19997,7 +19997,7 @@
         <w:rPr>
           <w:lang w:val="es_ES" w:bidi="es_ES"/>
         </w:rPr>
-        <w:t xml:space="preserve"> Pero después de que haya resucitado, iré delante de ustedes a Galilea.</w:t>
+        <w:t xml:space="preserve"> Pero después de resucitar, iré delante de ustedes a Galilea.</w:t>
       </w:r>
     </w:p>
     <w:p>
@@ -20018,7 +20018,7 @@
         <w:rPr>
           <w:lang w:val="es_ES" w:bidi="es_ES"/>
         </w:rPr>
-        <w:t xml:space="preserve"> —Aunque todos te abandonen, yo nunca te abandonaré —le dijo Pedro.</w:t>
+        <w:t xml:space="preserve"> Pedro le dijo: —Aunque todos te abandonen, yo jamás te abandonaré.</w:t>
       </w:r>
     </w:p>
     <w:p>
@@ -20039,7 +20039,7 @@
         <w:rPr>
           <w:lang w:val="es_ES" w:bidi="es_ES"/>
         </w:rPr>
-        <w:t xml:space="preserve"> ―Pedro —le respondió Jesús—, te aseguro que esta noche, antes que cante el gallo, me negarás tres veces.</w:t>
+        <w:t xml:space="preserve"> Jesús le respondió: —Pedro, esta misma noche, antes de que el gallo cante, me negarás 3 veces. Te lo aseguro.</w:t>
       </w:r>
     </w:p>
     <w:p>
@@ -20102,7 +20102,7 @@
         <w:rPr>
           <w:lang w:val="es_ES" w:bidi="es_ES"/>
         </w:rPr>
-        <w:t xml:space="preserve"> Fue con Pedro y los dos hijos de Zebedeo. Cuando estaban a solas los cuatro, Jesús comenzó a entristecerse y a angustiarse mucho.</w:t>
+        <w:t xml:space="preserve"> Fue con Pedro y los 2 hijos de Zebedeo. Cuando estaban a solas los 4, Jesús comenzó a entristecerse y a angustiarse mucho.</w:t>
       </w:r>
     </w:p>
     <w:p>
@@ -20123,7 +20123,7 @@
         <w:rPr>
           <w:lang w:val="es_ES" w:bidi="es_ES"/>
         </w:rPr>
-        <w:t xml:space="preserve"> Les dijo:—Mi alma está muy triste, como para morirme de tristeza. Quédense aquí y manténganse despiertos conmigo.</w:t>
+        <w:t xml:space="preserve"> Les dijo: —Mi alma está muy triste, como para morirme de tristeza. Quédense aquí y manténganse despiertos conmigo.</w:t>
       </w:r>
     </w:p>
     <w:p>
@@ -20144,7 +20144,7 @@
         <w:rPr>
           <w:lang w:val="es_ES" w:bidi="es_ES"/>
         </w:rPr>
-        <w:t xml:space="preserve"> Jesús se apartó un poco, se postró con el rostro en tierra y oró: «Padre mío, si es posible, haz que pase de mí esta copa; pero que no sea lo que yo quiero, sino lo que quieres tú».</w:t>
+        <w:t xml:space="preserve"> Jesús se apartó un poco. Se postró con el rostro en tierra y oró: —Padre mío, si es posible, haz que pase de mí esta copa. Pero que no sea lo que yo quiero, sino lo que quieres tú.</w:t>
       </w:r>
     </w:p>
     <w:p>
@@ -20165,7 +20165,7 @@
         <w:rPr>
           <w:lang w:val="es_ES" w:bidi="es_ES"/>
         </w:rPr>
-        <w:t xml:space="preserve"> Cuando llegó a donde estaban los discípulos, los encontró dormidos y dijo a Pedro: —¿No pudieron mantenerse despiertos ni siquiera una hora conmigo?</w:t>
+        <w:t xml:space="preserve"> Luego regresó adonde había dejado a los 3 discípulos y los encontró dormidos. Le dijo a Pedro: —Simón, ¿no pudiste mantenerte despierto conmigo ni siquiera una hora?</w:t>
       </w:r>
     </w:p>
     <w:p>
@@ -20186,7 +20186,7 @@
         <w:rPr>
           <w:lang w:val="es_ES" w:bidi="es_ES"/>
         </w:rPr>
-        <w:t xml:space="preserve"> Manténganse despiertos y oren para que no entren en tentación. El espíritu está dispuesto, pero la carne es débil.</w:t>
+        <w:t xml:space="preserve"> Manténganse despiertos y oren para no caer en la tentación. El espíritu está dispuesto, pero el cuerpo es débil.</w:t>
       </w:r>
     </w:p>
     <w:p>
@@ -20207,7 +20207,7 @@
         <w:rPr>
           <w:lang w:val="es_ES" w:bidi="es_ES"/>
         </w:rPr>
-        <w:t xml:space="preserve"> Se apartó otra vez y oró: «Padre mío, si no es posible que pase de mí esta copa sin que yo la beba, que se haga tu voluntad».</w:t>
+        <w:t xml:space="preserve"> Se apartó otra vez y oró: —Padre mío, ¿es posible que pase de mí esta copa sin que yo la beba? Si no, que se haga tu voluntad.</w:t>
       </w:r>
     </w:p>
     <w:p>
@@ -20228,7 +20228,7 @@
         <w:rPr>
           <w:lang w:val="es_ES" w:bidi="es_ES"/>
         </w:rPr>
-        <w:t xml:space="preserve"> Volvió con ellos y otra vez los encontró dormidos, porque tenían muchísimo sueño.</w:t>
+        <w:t xml:space="preserve"> Volvió con ellos. Otra vez los encontró dormidos, porque tenían muchísimo sueño.</w:t>
       </w:r>
     </w:p>
     <w:p>
@@ -20249,7 +20249,7 @@
         <w:rPr>
           <w:lang w:val="es_ES" w:bidi="es_ES"/>
         </w:rPr>
-        <w:t xml:space="preserve"> Se apartó de nuevo y oró por tercera vez, con las mismas palabras.</w:t>
+        <w:t xml:space="preserve"> Se apartó de nuevo. Oró por tercera vez, con las mismas palabras.</w:t>
       </w:r>
     </w:p>
     <w:p>
@@ -20270,7 +20270,7 @@
         <w:rPr>
           <w:lang w:val="es_ES" w:bidi="es_ES"/>
         </w:rPr>
-        <w:t xml:space="preserve"> Luego volvió a los discípulos y les dijo: —¡Duerman y descansen! Pero ya ha llegado la hora, y el Hijo del hombre es entregado en manos de pecadores.</w:t>
+        <w:t xml:space="preserve"> Volvió con los discípulos y les dijo: —¿Aún están durmiendo y descansando? Miren, ha llegado la hora. El Hijo del hombre va a ser entregado en manos de pecadores.</w:t>
       </w:r>
     </w:p>
     <w:p>
@@ -20291,7 +20291,7 @@
         <w:rPr>
           <w:lang w:val="es_ES" w:bidi="es_ES"/>
         </w:rPr>
-        <w:t xml:space="preserve"> Levántense, vámonos. Miren, ahí viene el traidor.</w:t>
+        <w:t xml:space="preserve"> Levántense, vámonos. Ahí viene el traidor.</w:t>
       </w:r>
     </w:p>
     <w:p>
@@ -20312,7 +20312,7 @@
         <w:rPr>
           <w:lang w:val="es_ES" w:bidi="es_ES"/>
         </w:rPr>
-        <w:t xml:space="preserve"> No había terminado de decir esto cuando llegó Judas, uno de los doce, acompañado de una multitud que traía espadas y palos. Venían enviados por los líderes religiosos.</w:t>
+        <w:t xml:space="preserve"> No había terminado de decir esto cuando llegó Judas, uno de los 12. Estaba acompañado de una multitud que traía espadas y palos. Venían enviados por los líderes religiosos.</w:t>
       </w:r>
     </w:p>
     <w:p>
@@ -20354,7 +20354,7 @@
         <w:rPr>
           <w:lang w:val="es_ES" w:bidi="es_ES"/>
         </w:rPr>
-        <w:t xml:space="preserve"> Sin perder tiempo, el traidor se acercó a Jesús y le dijo: —¡Salud, Maestro! —y lo besó.</w:t>
+        <w:t xml:space="preserve"> Sin perder tiempo, el traidor se acercó a Jesús y le dijo: —¡Maestro! —y lo besó.</w:t>
       </w:r>
     </w:p>
     <w:p>
@@ -20396,7 +20396,7 @@
         <w:rPr>
           <w:lang w:val="es_ES" w:bidi="es_ES"/>
         </w:rPr>
-        <w:t xml:space="preserve"> Entonces uno de los que estaban con Jesús sacó su espada y le cortó la oreja al siervo del sumo sacerdote.</w:t>
+        <w:t xml:space="preserve"> Uno de los que estaban con Jesús sacó una espada y le cortó la oreja a un siervo del sumo sacerdote.</w:t>
       </w:r>
     </w:p>
     <w:p>
@@ -20417,7 +20417,7 @@
         <w:rPr>
           <w:lang w:val="es_ES" w:bidi="es_ES"/>
         </w:rPr>
-        <w:t xml:space="preserve"> —Guarda tu espada —le ordenó Jesús—, porque todos los que maten con la espada morirán por la espada.</w:t>
+        <w:t xml:space="preserve"> —¡Guarda la espada! —le ordenó Jesús—. El que mata a espada, a espada morirá.</w:t>
       </w:r>
     </w:p>
     <w:p>
@@ -20438,7 +20438,7 @@
         <w:rPr>
           <w:lang w:val="es_ES" w:bidi="es_ES"/>
         </w:rPr>
-        <w:t xml:space="preserve"> ¿Es que no sabes que podría pedirle a mi Padre y él pondría a mi disposición más de doce batallones de ángeles?</w:t>
+        <w:t xml:space="preserve"> Podría pedirle a mi Padre y él pondría a mi disposición más de 12 batallones de ángeles. ¿Es que no lo sabes?</w:t>
       </w:r>
     </w:p>
     <w:p>
@@ -20480,7 +20480,7 @@
         <w:rPr>
           <w:lang w:val="es_ES" w:bidi="es_ES"/>
         </w:rPr>
-        <w:t xml:space="preserve"> Luego se dirigió a la multitud: —¿Acaso soy un bandido para que vengan a arrestarme con espadas y palos? Todos los días me sentaba en el templo a enseñar, y no me prendieron.</w:t>
+        <w:t xml:space="preserve"> Luego se dirigió a la multitud: —¿Acaso soy un bandido para que vengan a arrestarme con espadas y palos? Todos los días me sentaba en el templo a enseñar, y no me arrestaron.</w:t>
       </w:r>
     </w:p>
     <w:p>
@@ -20522,7 +20522,7 @@
         <w:rPr>
           <w:lang w:val="es_ES" w:bidi="es_ES"/>
         </w:rPr>
-        <w:t xml:space="preserve"> Llevaron a Jesús a casa de Caifás, el sumo sacerdote, donde se encontraban reunidos los jefes judíos.</w:t>
+        <w:t xml:space="preserve"> Llevaron a Jesús a casa de Caifás, el sumo sacerdote. Allí se encontraban reunidos los jefes judíos.</w:t>
       </w:r>
     </w:p>
     <w:p>
@@ -20543,7 +20543,7 @@
         <w:rPr>
           <w:lang w:val="es_ES" w:bidi="es_ES"/>
         </w:rPr>
-        <w:t xml:space="preserve"> Pedro le siguió de lejos hasta el patio del sumo sacerdote; entró y se sentó con los guardias para ver cómo acababa.</w:t>
+        <w:t xml:space="preserve"> Pedro lo siguió de lejos hasta el patio del sumo sacerdote. Entró y se sentó con los guardias para ver el desenlace de la situación.</w:t>
       </w:r>
     </w:p>
     <w:p>
@@ -20564,7 +20564,7 @@
         <w:rPr>
           <w:lang w:val="es_ES" w:bidi="es_ES"/>
         </w:rPr>
-        <w:t xml:space="preserve"> Los principales sacerdotes y todo el consejo buscaban gente que diera falso testimonio contra Jesús, para poder condenarlo a muerte.</w:t>
+        <w:t xml:space="preserve"> Los principales sacerdotes y todo el consejo judío buscaban algún testimonio falso contra Jesús para condenarlo a muerte.</w:t>
       </w:r>
     </w:p>
     <w:p>
@@ -20585,7 +20585,7 @@
         <w:rPr>
           <w:lang w:val="es_ES" w:bidi="es_ES"/>
         </w:rPr>
-        <w:t xml:space="preserve"> Pero aunque muchos presentaron falsos testimonios, no coincidían. Finalmente, se presentaron dos hombres</w:t>
+        <w:t xml:space="preserve"> Pero aunque muchos presentaron falsos testimonios, no coincidían. Finalmente, se presentaron 2 hombres</w:t>
       </w:r>
     </w:p>
     <w:p>
@@ -20606,7 +20606,7 @@
         <w:rPr>
           <w:lang w:val="es_ES" w:bidi="es_ES"/>
         </w:rPr>
-        <w:t xml:space="preserve"> que declararon: —Este hombre dijo: "Puedo destruir el templo de Dios y reconstruirlo en tres días".</w:t>
+        <w:t xml:space="preserve"> que declararon: —Este hombre dijo: “Puedo destruir el templo de Dios y reconstruirlo en 3 días”.</w:t>
       </w:r>
     </w:p>
     <w:p>
@@ -20627,7 +20627,7 @@
         <w:rPr>
           <w:lang w:val="es_ES" w:bidi="es_ES"/>
         </w:rPr>
-        <w:t xml:space="preserve"> El sumo sacerdote se levantó y le dijo: —¿No respondes nada? ¿Qué testifican estos contra ti?</w:t>
+        <w:t xml:space="preserve"> Entonces el sumo sacerdote se puso de pie y le preguntó a Jesús: —¿No tienes nada que responder? ¿Qué es esto que dicen contra ti?</w:t>
       </w:r>
     </w:p>
     <w:p>
@@ -20669,28 +20669,28 @@
         <w:rPr>
           <w:lang w:val="es_ES" w:bidi="es_ES"/>
         </w:rPr>
-        <w:t xml:space="preserve"> —Tú lo has dicho —respondió Jesús—. Además, les digo que de ahora en adelante verán al Hijo del Hombre sentado a la diestra del Todopoderoso y viniendo sobre las nubes del cielo. [[66]]¿Qué les parece? Ellos respondieron: —¡Merece la muerte!</w:t>
-      </w:r>
-    </w:p>
-    <w:p>
-      <w:pPr/>
-      <w:r>
-        <w:rPr>
-          <w:lang w:val="es_ES" w:bidi="es_ES"/>
-        </w:rPr>
-      </w:r>
-      <w:r>
-        <w:rPr>
-          <w:vertAlign w:val="superscript"/>
-          <w:lang w:val="es_ES" w:bidi="es_ES"/>
-        </w:rPr>
-        <w:t>66</w:t>
-      </w:r>
-      <w:r>
-        <w:rPr>
-          <w:lang w:val="es_ES" w:bidi="es_ES"/>
-        </w:rPr>
-        <w:t xml:space="preserve"> —¡Blasfemia! —exclamó el sumo sacerdote, rasgándose la ropa—. No necesitamos más testigos. ¡Ya han oído la blasfemia!</w:t>
+        <w:t xml:space="preserve"> —Tú lo has dicho —respondió Jesús—. Les digo algo más. De ahora en adelante verán al Hijo del hombre sentado a la diestra del Todopoderoso y viniendo sobre las nubes del cielo.</w:t>
+      </w:r>
+    </w:p>
+    <w:p>
+      <w:pPr/>
+      <w:r>
+        <w:rPr>
+          <w:lang w:val="es_ES" w:bidi="es_ES"/>
+        </w:rPr>
+      </w:r>
+      <w:r>
+        <w:rPr>
+          <w:vertAlign w:val="superscript"/>
+          <w:lang w:val="es_ES" w:bidi="es_ES"/>
+        </w:rPr>
+        <w:t>65-66</w:t>
+      </w:r>
+      <w:r>
+        <w:rPr>
+          <w:lang w:val="es_ES" w:bidi="es_ES"/>
+        </w:rPr>
+        <w:t xml:space="preserve"> —¡Blasfemia! —exclamó el sumo sacerdote, rasgándose la ropa—. No necesitamos más testigos. ¡Ya han oído la blasfemia! ¿Qué les parece? Ellos respondieron: —¡Merece la muerte!</w:t>
       </w:r>
     </w:p>
     <w:p>
@@ -20711,7 +20711,7 @@
         <w:rPr>
           <w:lang w:val="es_ES" w:bidi="es_ES"/>
         </w:rPr>
-        <w:t xml:space="preserve"> Entonces le escupieron en el rostro, le dieron puñetazos y le abofetearon.</w:t>
+        <w:t xml:space="preserve"> Entonces algunos le escupieron en el rostro. Le dieron puñetazos y le abofetearon.</w:t>
       </w:r>
     </w:p>
     <w:p>
@@ -20753,7 +20753,7 @@
         <w:rPr>
           <w:lang w:val="es_ES" w:bidi="es_ES"/>
         </w:rPr>
-        <w:t xml:space="preserve"> Mientras Pedro estaba sentado afuera en el patio, se le acercó una muchacha y le dijo: —Tú también estabas con Jesús el galileo.</w:t>
+        <w:t xml:space="preserve"> Mientras, Pedro estaba sentado afuera en el patio. Se le acercó una muchacha y le dijo: —Tú también estabas con Jesús el galileo.</w:t>
       </w:r>
     </w:p>
     <w:p>
@@ -20795,7 +20795,7 @@
         <w:rPr>
           <w:lang w:val="es_ES" w:bidi="es_ES"/>
         </w:rPr>
-        <w:t xml:space="preserve"> Más tarde, al salir, lo vio otra mujer y dijo a los que estaban allí: —Este estaba con Jesús el nazareno.</w:t>
+        <w:t xml:space="preserve"> Más tarde, al salir, lo vio otra mujer. Ella dijo a los que estaban allí: —Este estaba con Jesús el nazareno.</w:t>
       </w:r>
     </w:p>
     <w:p>
@@ -20837,7 +20837,7 @@
         <w:rPr>
           <w:lang w:val="es_ES" w:bidi="es_ES"/>
         </w:rPr>
-        <w:t xml:space="preserve"> Pero poco después se acercaron los que estaban allí y le dijeron: —No hay duda de que tú también eres uno de ellos, se te nota hasta en tu manera de hablar.</w:t>
+        <w:t xml:space="preserve"> Pero poco después se acercaron los que estaban allí y le dijeron: —No hay duda de que tú también eres uno de ellos. Se te nota hasta en tu acento.</w:t>
       </w:r>
     </w:p>
     <w:p>
@@ -20858,7 +20858,7 @@
         <w:rPr>
           <w:lang w:val="es_ES" w:bidi="es_ES"/>
         </w:rPr>
-        <w:t xml:space="preserve"> Entonces comenzó a maldecir y a jurar que no le conocía. Pero mientras hablaba, el gallo cantó</w:t>
+        <w:t xml:space="preserve"> Entonces Pedro comenzó a maldecir y a jurar que no le conocía. Pero mientras hablaba, el gallo cantó.</w:t>
       </w:r>
     </w:p>
     <w:p>
@@ -20879,7 +20879,7 @@
         <w:rPr>
           <w:lang w:val="es_ES" w:bidi="es_ES"/>
         </w:rPr>
-        <w:t xml:space="preserve"> y Pedro recordó las palabras de Jesús: «Antes que el gallo cante, me negarás tres veces». Entonces salió afuera y lloró amargamente.</w:t>
+        <w:t xml:space="preserve"> Pedro recordó las palabras de Jesús: “Antes que el gallo cante, me negarás 3 veces”. Entonces salió y lloró amargamente.</w:t>
       </w:r>
     </w:p>
     <w:p>
@@ -20916,7 +20916,7 @@
         <w:rPr>
           <w:lang w:val="es_ES" w:bidi="es_ES"/>
         </w:rPr>
-        <w:t xml:space="preserve"> Al amanecer, todos los principales sacerdotes y los ancianos del pueblo se reunieron para ponerse de acuerdo en que se condenase a muerte a Jesús.</w:t>
+        <w:t xml:space="preserve"> Al amanecer, todos los principales sacerdotes y los ancianos del pueblo se reunieron. Se pusieron de acuerdo en condenar a muerte a Jesús.</w:t>
       </w:r>
     </w:p>
     <w:p>
@@ -20958,7 +20958,7 @@
         <w:rPr>
           <w:lang w:val="es_ES" w:bidi="es_ES"/>
         </w:rPr>
-        <w:t xml:space="preserve"> Entonces Judas, el que le había traicionado, al ver que Jesús había sido condenado, se arrepintió y devolvió las treinta piezas de plata a los principales sacerdotes y a los ancianos.</w:t>
+        <w:t xml:space="preserve"> Judas era el que lo había traicionado. Al ver que Jesús había sido condenado, se arrepintió. Devolvió las 30 piezas de plata a los principales sacerdotes y a los ancianos.</w:t>
       </w:r>
     </w:p>
     <w:p>
@@ -21021,7 +21021,7 @@
         <w:rPr>
           <w:lang w:val="es_ES" w:bidi="es_ES"/>
         </w:rPr>
-        <w:t xml:space="preserve"> Los principales sacerdotes tomaron las monedas, pero dijeron: «No está permitido ponerlas en las ofrendas del templo, porque es precio contaminado con sangre».</w:t>
+        <w:t xml:space="preserve"> Los principales sacerdotes tomaron las monedas, pero dijeron: —No está permitido ponerlas en las ofrendas del templo. Es precio contaminado con sangre.</w:t>
       </w:r>
     </w:p>
     <w:p>
@@ -21042,7 +21042,7 @@
         <w:rPr>
           <w:lang w:val="es_ES" w:bidi="es_ES"/>
         </w:rPr>
-        <w:t xml:space="preserve"> Lo discutieron y decidieron comprar el campo del alfarero, y allí sepultarían a los extranjeros.</w:t>
+        <w:t xml:space="preserve"> Lo discutieron y decidieron comprar el campo del alfarero. Allí sepultarían a los extranjeros.</w:t>
       </w:r>
     </w:p>
     <w:p>
@@ -21084,7 +21084,7 @@
         <w:rPr>
           <w:lang w:val="es_ES" w:bidi="es_ES"/>
         </w:rPr>
-        <w:t xml:space="preserve"> Así se cumplió lo que dijo el profeta Jeremías: «Tomaron las treinta monedas de plata, el precio que le pusieron los hijos de Israel,</w:t>
+        <w:t xml:space="preserve"> Así se cumplió lo que dijo el profeta Jeremías: “Tomaron las 30 monedas de plata, el precio que le pusieron los hijos de Israel.</w:t>
       </w:r>
     </w:p>
     <w:p>
@@ -21105,7 +21105,7 @@
         <w:rPr>
           <w:lang w:val="es_ES" w:bidi="es_ES"/>
         </w:rPr>
-        <w:t xml:space="preserve"> y compraron el campo del alfarero, como el Señor me ordenó».</w:t>
+        <w:t xml:space="preserve"> Compraron el campo del alfarero, como el Señor me ordenó”.</w:t>
       </w:r>
     </w:p>
     <w:p>
@@ -21126,7 +21126,7 @@
         <w:rPr>
           <w:lang w:val="es_ES" w:bidi="es_ES"/>
         </w:rPr>
-        <w:t xml:space="preserve"> Jesús seguía de pie ante Pilato. ―¿Eres tú el Rey de los judíos? —le preguntó el gobernador romano. Le respondió: —Tú lo has dicho.</w:t>
+        <w:t xml:space="preserve"> Jesús seguía de pie ante Pilato. —¿Eres tú el rey de los judíos? —le preguntó el gobernador romano. Le respondió: —Tú lo has dicho.</w:t>
       </w:r>
     </w:p>
     <w:p>
@@ -21147,7 +21147,7 @@
         <w:rPr>
           <w:lang w:val="es_ES" w:bidi="es_ES"/>
         </w:rPr>
-        <w:t xml:space="preserve"> Pero mientras los principales sacerdotes y los ancianos judíos presentaban sus acusaciones, él no respondió nada.</w:t>
+        <w:t xml:space="preserve"> Pero mientras los principales sacerdotes y los ancianos de los judíos lo acusaban, él no respondió nada.</w:t>
       </w:r>
     </w:p>
     <w:p>
@@ -21168,7 +21168,7 @@
         <w:rPr>
           <w:lang w:val="es_ES" w:bidi="es_ES"/>
         </w:rPr>
-        <w:t xml:space="preserve"> ―¿No oyes cuántas cosas están diciendo contra ti? —le dijo Pilato.</w:t>
+        <w:t xml:space="preserve"> —¿No oyes cuántas cosas están diciendo contra ti? —le dijo Pilato.</w:t>
       </w:r>
     </w:p>
     <w:p>
@@ -21210,7 +21210,7 @@
         <w:rPr>
           <w:lang w:val="es_ES" w:bidi="es_ES"/>
         </w:rPr>
-        <w:t xml:space="preserve"> Durante la fiesta, el gobernador solía liberar a un preso que el pueblo eligiera.</w:t>
+        <w:t xml:space="preserve"> Durante la fiesta de la Pascua, el gobernador tenía la costumbre de liberar al preso que el pueblo pidiera.</w:t>
       </w:r>
     </w:p>
     <w:p>
@@ -21231,7 +21231,7 @@
         <w:rPr>
           <w:lang w:val="es_ES" w:bidi="es_ES"/>
         </w:rPr>
-        <w:t xml:space="preserve"> En ese tiempo tenían un preso famoso llamado Jesús Barrabás.</w:t>
+        <w:t xml:space="preserve"> Aquel año tenían preso a un delincuente famoso llamado Barrabás.</w:t>
       </w:r>
     </w:p>
     <w:p>
@@ -21252,7 +21252,7 @@
         <w:rPr>
           <w:lang w:val="es_ES" w:bidi="es_ES"/>
         </w:rPr>
-        <w:t xml:space="preserve"> Entonces, con toda la gente reunida ante él, Pilato les dijo: ―¿A quién quieren que les suelte, a Jesús Barrabás o a Jesús el Cristo?</w:t>
+        <w:t xml:space="preserve"> Entonces, con toda la gente reunida ante él, Pilato les dijo: —¿A quién quieren que les suelte, a Jesús Barrabás o a Jesús el Cristo?</w:t>
       </w:r>
     </w:p>
     <w:p>
@@ -21294,7 +21294,7 @@
         <w:rPr>
           <w:lang w:val="es_ES" w:bidi="es_ES"/>
         </w:rPr>
-        <w:t xml:space="preserve"> Mientras él estaba sentado en el tribunal, su esposa le envió un mensaje diciendo: «No te metas con ese justo, porque hoy he sufrido mucho en un sueño por causa de él».</w:t>
+        <w:t xml:space="preserve"> Mientras Pilato estaba sentado en el tribunal, su esposa le envió este mensaje: “No te metas con ese hombre inocente. Anoche tuve una pesadilla terrible por causa de él”.</w:t>
       </w:r>
     </w:p>
     <w:p>
@@ -21315,7 +21315,7 @@
         <w:rPr>
           <w:lang w:val="es_ES" w:bidi="es_ES"/>
         </w:rPr>
-        <w:t xml:space="preserve"> Pero los principales sacerdotes y los ancianos convencieron a la multitud para que pidiera la liberad de Barrabás y la muerte de Jesús.</w:t>
+        <w:t xml:space="preserve"> Pero los principales sacerdotes y los ancianos convencieron a la multitud para que pidiera la libertad de Barrabás y la muerte de Jesús.</w:t>
       </w:r>
     </w:p>
     <w:p>
@@ -21336,7 +21336,7 @@
         <w:rPr>
           <w:lang w:val="es_ES" w:bidi="es_ES"/>
         </w:rPr>
-        <w:t xml:space="preserve"> Cuando el gobernador volvió a preguntar a cuál de los dos querían que soltara, gritaron: ―¡A Barrabás!</w:t>
+        <w:t xml:space="preserve"> Cuando el gobernador volvió a preguntar a cuál de los 2 querían que soltara, gritaron: —¡A Barrabás!</w:t>
       </w:r>
     </w:p>
     <w:p>
@@ -21357,7 +21357,7 @@
         <w:rPr>
           <w:lang w:val="es_ES" w:bidi="es_ES"/>
         </w:rPr>
-        <w:t xml:space="preserve"> ―¿Y qué hago con Jesús el Mesías? ―¡Crucifícalo!</w:t>
+        <w:t xml:space="preserve"> —¿Y qué hago con Jesús el Mesías? —preguntó Pilato. —¡Crucifícalo! —respondieron.</w:t>
       </w:r>
     </w:p>
     <w:p>
@@ -21378,7 +21378,7 @@
         <w:rPr>
           <w:lang w:val="es_ES" w:bidi="es_ES"/>
         </w:rPr>
-        <w:t xml:space="preserve"> ―¿Por qué? —exclamó Pilato asombrado—. ¿Qué mal ha hecho? Pero ellos gritaban aún más: ―¡Crucifícalo!</w:t>
+        <w:t xml:space="preserve"> —¿Por qué? —exclamó Pilato asombrado—. ¿Qué mal ha hecho? Pero ellos gritaban aún más: —¡Crucifícalo!</w:t>
       </w:r>
     </w:p>
     <w:p>
@@ -21399,7 +21399,7 @@
         <w:rPr>
           <w:lang w:val="es_ES" w:bidi="es_ES"/>
         </w:rPr>
-        <w:t xml:space="preserve"> Cuando Pilato vio que no lograba nada y que más bien se estaba armando un alboroto, tomó agua, se lavó las manos delante de la multitud y dijo: ―Soy inocente de la sangre de este hombre; ¡ustedes verán!</w:t>
+        <w:t xml:space="preserve"> Pilato vio que no lograba nada y que más bien se estaba armando un alboroto. Entonces tomó agua y se lavó las manos delante de la multitud. Dijo: —Soy inocente de la sangre de este hombre. ¡Ustedes verán!</w:t>
       </w:r>
     </w:p>
     <w:p>
@@ -21420,7 +21420,7 @@
         <w:rPr>
           <w:lang w:val="es_ES" w:bidi="es_ES"/>
         </w:rPr>
-        <w:t xml:space="preserve"> Y toda la multitud respondió: ―¡Que su sangre caiga sobre nosotros y sobre nuestros hijos!</w:t>
+        <w:t xml:space="preserve"> Y toda la multitud respondió: —¡Que su sangre caiga sobre nosotros y sobre nuestros hijos!</w:t>
       </w:r>
     </w:p>
     <w:p>
@@ -21441,7 +21441,7 @@
         <w:rPr>
           <w:lang w:val="es_ES" w:bidi="es_ES"/>
         </w:rPr>
-        <w:t xml:space="preserve"> Entonces liberó a Barrabás, y a Jesús, después de azotarlo, lo entregó para que fuera crucificado.</w:t>
+        <w:t xml:space="preserve"> Entonces liberó a Barrabás. Hizo que azotaran a Jesús, y lo entregó para que fuera crucificado.</w:t>
       </w:r>
     </w:p>
     <w:p>
@@ -21462,7 +21462,7 @@
         <w:rPr>
           <w:lang w:val="es_ES" w:bidi="es_ES"/>
         </w:rPr>
-        <w:t xml:space="preserve"> Entonces los soldados del gobernador tomaron a Jesús, lo llevaron al palacio romano y reunieron toda la tropa alrededor de él.</w:t>
+        <w:t xml:space="preserve"> Los soldados del gobernador tomaron a Jesús. Lo llevaron al palacio romano y reunieron toda la tropa alrededor de él.</w:t>
       </w:r>
     </w:p>
     <w:p>
@@ -21504,7 +21504,7 @@
         <w:rPr>
           <w:lang w:val="es_ES" w:bidi="es_ES"/>
         </w:rPr>
-        <w:t xml:space="preserve"> Hicieron una corona de espinas que le colocaron en la cabeza. Después le pusieron una caña en la mano derecha y se arrodillaban delante de él para burlarse, diciendo:―¡Viva el rey de los judíos!</w:t>
+        <w:t xml:space="preserve"> Hicieron una corona de espinas que le colocaron en la cabeza. Después le pusieron una caña en la mano derecha y se arrodillaban delante de él para burlarse, diciendo: —¡Viva el rey de los judíos!</w:t>
       </w:r>
     </w:p>
     <w:p>
@@ -21525,7 +21525,7 @@
         <w:rPr>
           <w:lang w:val="es_ES" w:bidi="es_ES"/>
         </w:rPr>
-        <w:t xml:space="preserve"> Le escupían y, tomando la caña, le golpeaban en la cabeza.</w:t>
+        <w:t xml:space="preserve"> Le escupían. Tomando la caña, le golpeaban en la cabeza.</w:t>
       </w:r>
     </w:p>
     <w:p>
@@ -21546,7 +21546,7 @@
         <w:rPr>
           <w:lang w:val="es_ES" w:bidi="es_ES"/>
         </w:rPr>
-        <w:t xml:space="preserve"> Cuando ya se habían burlado bastante, le quitaron el manto, le pusieron su ropa y lo llevaron para crucificarlo.</w:t>
+        <w:t xml:space="preserve"> Cuando ya se habían burlado bastante, le quitaron el manto. Le pusieron su ropa y lo llevaron para crucificarlo.</w:t>
       </w:r>
     </w:p>
     <w:p>
@@ -21567,7 +21567,7 @@
         <w:rPr>
           <w:lang w:val="es_ES" w:bidi="es_ES"/>
         </w:rPr>
-        <w:t xml:space="preserve"> Al salir, hallaron a un hombre de Cirene llamado Simón, y lo obligaron a llevar su cruz.</w:t>
+        <w:t xml:space="preserve"> En el camino encontraron a un hombre de Cirene llamado Simón. Lo obligaron a cargar la cruz de Jesús.</w:t>
       </w:r>
     </w:p>
     <w:p>
@@ -21588,7 +21588,7 @@
         <w:rPr>
           <w:lang w:val="es_ES" w:bidi="es_ES"/>
         </w:rPr>
-        <w:t xml:space="preserve"> Llegaron al lugar llamado Gólgota, que significa Lugar de la Calavera.</w:t>
+        <w:t xml:space="preserve"> Llegaron al lugar llamado Gólgota, que quiere decir “Lugar de la Calavera”.</w:t>
       </w:r>
     </w:p>
     <w:p>
@@ -21609,7 +21609,7 @@
         <w:rPr>
           <w:lang w:val="es_ES" w:bidi="es_ES"/>
         </w:rPr>
-        <w:t xml:space="preserve"> Los soldados le dieron vino mezclado con hiel, pero Jesús, cuando lo probó, no quiso beber.</w:t>
+        <w:t xml:space="preserve"> Los soldados le dieron vino mezclado con hiel. Jesús lo probó, pero no quiso beber.</w:t>
       </w:r>
     </w:p>
     <w:p>
@@ -21630,7 +21630,7 @@
         <w:rPr>
           <w:lang w:val="es_ES" w:bidi="es_ES"/>
         </w:rPr>
-        <w:t xml:space="preserve"> Cuando ya estaba clavado en la cruz, los soldados echaron suertes para repartirse su ropa,</w:t>
+        <w:t xml:space="preserve"> Después de crucificarlo, los soldados echaron suertes para repartirse su ropa.</w:t>
       </w:r>
     </w:p>
     <w:p>
@@ -21651,7 +21651,7 @@
         <w:rPr>
           <w:lang w:val="es_ES" w:bidi="es_ES"/>
         </w:rPr>
-        <w:t xml:space="preserve"> y luego se sentaron a vigilarlo.</w:t>
+        <w:t xml:space="preserve"> Luego se sentaron a vigilarlo.</w:t>
       </w:r>
     </w:p>
     <w:p>
@@ -21672,7 +21672,7 @@
         <w:rPr>
           <w:lang w:val="es_ES" w:bidi="es_ES"/>
         </w:rPr>
-        <w:t xml:space="preserve"> En la cruz, pusieron sobre su cabeza un cartel con la causa de su condena: «Este es Jesús, el Rey de los judíos».</w:t>
+        <w:t xml:space="preserve"> En la cruz, pusieron sobre su cabeza un cartel con la causa de su condena: “Este es Jesús, el rey de los judíos”.</w:t>
       </w:r>
     </w:p>
     <w:p>
@@ -21693,7 +21693,7 @@
         <w:rPr>
           <w:lang w:val="es_ES" w:bidi="es_ES"/>
         </w:rPr>
-        <w:t xml:space="preserve"> Junto a él, crucificaron a dos ladrones, uno a cada lado.</w:t>
+        <w:t xml:space="preserve"> Junto a él, crucificaron a 2 ladrones, uno a cada lado.</w:t>
       </w:r>
     </w:p>
     <w:p>
@@ -21714,7 +21714,7 @@
         <w:rPr>
           <w:lang w:val="es_ES" w:bidi="es_ES"/>
         </w:rPr>
-        <w:t xml:space="preserve"> Los que pasaban por allí lo insultaban, meneando la cabeza y diciendo:</w:t>
+        <w:t xml:space="preserve"> Los que pasaban por allí lo insultaban. Meneaban la cabeza, diciendo:</w:t>
       </w:r>
     </w:p>
     <w:p>
@@ -21735,7 +21735,7 @@
         <w:rPr>
           <w:lang w:val="es_ES" w:bidi="es_ES"/>
         </w:rPr>
-        <w:t xml:space="preserve"> ―Tú que destruyes el templo y en tres días lo vuelves a levantar, ¡sálvate a ti mismo! Si eres el Hijo de Dios, ¡bájate de la cruz!</w:t>
+        <w:t xml:space="preserve"> —Tú que destruyes el templo y en 3 días lo vuelves a levantar, ¡sálvate a ti mismo! Si eres el Hijo de Dios, ¡bájate de la cruz!</w:t>
       </w:r>
     </w:p>
     <w:p>
@@ -21777,7 +21777,7 @@
         <w:rPr>
           <w:lang w:val="es_ES" w:bidi="es_ES"/>
         </w:rPr>
-        <w:t xml:space="preserve"> ―A otros salvó, pero a sí mismo no puede salvarse. Si es el Rey de Israel, que baje ahora de la cruz, y creeremos en él.</w:t>
+        <w:t xml:space="preserve"> —A otros salvó, pero a sí mismo no puede salvarse. Si es el rey de Israel, que baje ahora de la cruz. Entonces creeremos en él.</w:t>
       </w:r>
     </w:p>
     <w:p>
@@ -21798,7 +21798,7 @@
         <w:rPr>
           <w:lang w:val="es_ES" w:bidi="es_ES"/>
         </w:rPr>
-        <w:t xml:space="preserve"> Confió en Dios; pues que Dios lo libre ahora si lo quiere, porque dijo: "Soy el Hijo de Dios".</w:t>
+        <w:t xml:space="preserve"> Confió en Dios. Pues que Dios lo libre ahora si lo quiere, porque dijo: “Soy el Hijo de Dios”.</w:t>
       </w:r>
     </w:p>
     <w:p>
@@ -21840,7 +21840,7 @@
         <w:rPr>
           <w:lang w:val="es_ES" w:bidi="es_ES"/>
         </w:rPr>
-        <w:t xml:space="preserve"> Desde desde el mediodía hasta las tres de la tardemediodía hasta las tres de la tarde: Lit. la hora sexta hasta la hora novena. Cp. nota en Mat 14:25." class="footnote-marker"&gt;1 hubo oscuridad sobre toda la tierra.</w:t>
+        <w:t xml:space="preserve"> Desde el mediodía hasta las 3 de la tarde hubo oscuridad sobre toda la tierra.</w:t>
       </w:r>
     </w:p>
     <w:p>
@@ -21861,7 +21861,7 @@
         <w:rPr>
           <w:lang w:val="es_ES" w:bidi="es_ES"/>
         </w:rPr>
-        <w:t xml:space="preserve"> Alrededor de las tres de la tarde,las tres de la tarde: Lit. la hora novena. Cp. nota en Mat 14:25." class="footnote-marker"&gt;2 Jesús gritó: «Elí, Elí, lama sabactani». Esto significa «Dios mío, Dios mío, ¿por qué me has desamparado?».</w:t>
+        <w:t xml:space="preserve"> Alrededor de las 3 de la tarde, Jesús gritó: —Elí, Elí, lama sabactani. Esto quiere decir “Dios mío, Dios mío, ¿por qué me has desamparado?”.</w:t>
       </w:r>
     </w:p>
     <w:p>
@@ -21882,7 +21882,7 @@
         <w:rPr>
           <w:lang w:val="es_ES" w:bidi="es_ES"/>
         </w:rPr>
-        <w:t xml:space="preserve"> Algunos de los que estaban allí, al oírlo, decían: «Está llamando a Elías».</w:t>
+        <w:t xml:space="preserve"> Algunos de los que estaban allí, al oírlo, decían: —Está llamando a Elías.</w:t>
       </w:r>
     </w:p>
     <w:p>
@@ -21903,7 +21903,7 @@
         <w:rPr>
           <w:lang w:val="es_ES" w:bidi="es_ES"/>
         </w:rPr>
-        <w:t xml:space="preserve"> Uno de ellos corrió, tomó una esponja, la empapó en vinagre, la puso en una caña y se la ofreció para beber.</w:t>
+        <w:t xml:space="preserve"> Uno de ellos corrió y tomó una esponja. La empapó en vinagre, la puso en una caña y se la ofreció para beber.</w:t>
       </w:r>
     </w:p>
     <w:p>
@@ -21924,7 +21924,7 @@
         <w:rPr>
           <w:lang w:val="es_ES" w:bidi="es_ES"/>
         </w:rPr>
-        <w:t xml:space="preserve"> Pero los demás dijeron: —Déjenlo; veamos si Elías viene a salvarlo.</w:t>
+        <w:t xml:space="preserve"> Pero los demás dijeron: —Déjenlo. Veamos si Elías viene a salvarlo.</w:t>
       </w:r>
     </w:p>
     <w:p>
@@ -21966,7 +21966,7 @@
         <w:rPr>
           <w:lang w:val="es_ES" w:bidi="es_ES"/>
         </w:rPr>
-        <w:t xml:space="preserve"> Al instante, el velo que ocultaba el Lugar Santísimo del templo se rasgó de arriba abajo, la tierra tembló, las rocas se partieron,</w:t>
+        <w:t xml:space="preserve"> Al instante, el velo que ocultaba el Lugar Santísimo del templo se rasgó de arriba abajo. La tierra tembló y las rocas se partieron.</w:t>
       </w:r>
     </w:p>
     <w:p>
@@ -21987,7 +21987,7 @@
         <w:rPr>
           <w:lang w:val="es_ES" w:bidi="es_ES"/>
         </w:rPr>
-        <w:t xml:space="preserve"> las tumbas se abrieron y muchos creyentes fallecidos resucitaron.</w:t>
+        <w:t xml:space="preserve"> Las tumbas se abrieron y muchos creyentes fallecidos resucitaron.</w:t>
       </w:r>
     </w:p>
     <w:p>
@@ -22008,7 +22008,7 @@
         <w:rPr>
           <w:lang w:val="es_ES" w:bidi="es_ES"/>
         </w:rPr>
-        <w:t xml:space="preserve"> Después, tras la resurrección de Jesús, salieron de las tumbas, entraron en la ciudad santa y se aparecieron a muchos.</w:t>
+        <w:t xml:space="preserve"> Después, tras la resurrección de Jesús, salieron de las tumbas. Entraron en la ciudad santa y se aparecieron a muchos.</w:t>
       </w:r>
     </w:p>
     <w:p>
@@ -22029,7 +22029,7 @@
         <w:rPr>
           <w:lang w:val="es_ES" w:bidi="es_ES"/>
         </w:rPr>
-        <w:t xml:space="preserve"> El centurión y los que estaban con él vigilando a Jesús, viendo el terremoto y lo que sucedió, se asustaron mucho y dijeron: «¡Verdaderamente este era el Hijo de Dios!».</w:t>
+        <w:t xml:space="preserve"> El centurión y los que estaban con él vigilando a Jesús vieron el terremoto y lo que sucedió. Se asustaron mucho y dijeron: —¡Verdaderamente este era el Hijo de Dios!</w:t>
       </w:r>
     </w:p>
     <w:p>
@@ -22050,7 +22050,7 @@
         <w:rPr>
           <w:lang w:val="es_ES" w:bidi="es_ES"/>
         </w:rPr>
-        <w:t xml:space="preserve"> Muchas mujeres que habían seguido a Jesús desde Galilea para servirle estaban allí mirando desde lejos.</w:t>
+        <w:t xml:space="preserve"> Muchas mujeres habían seguido a Jesús desde Galilea para servirle. Estaban allí mirando desde lejos.</w:t>
       </w:r>
     </w:p>
     <w:p>
@@ -22071,7 +22071,7 @@
         <w:rPr>
           <w:lang w:val="es_ES" w:bidi="es_ES"/>
         </w:rPr>
-        <w:t xml:space="preserve"> Entre ellas estaban María Magdalena, María la madre de Jacobo y de José, y la madre de los hijos de Zebedeo.</w:t>
+        <w:t xml:space="preserve"> Entre ellas estaban María Magdalena; María, la madre de Santiago y de José; y la madre de los hijos de Zebedeo.</w:t>
       </w:r>
     </w:p>
     <w:p>
@@ -22092,7 +22092,7 @@
         <w:rPr>
           <w:lang w:val="es_ES" w:bidi="es_ES"/>
         </w:rPr>
-        <w:t xml:space="preserve"> Al llegar la noche, un hombre rico de Arimatea llamado José, que también fue discípulo de Jesús,</w:t>
+        <w:t xml:space="preserve"> Al caer la noche, llegó un hombre rico de Arimatea llamado José. Era discípulo de Jesús.</w:t>
       </w:r>
     </w:p>
     <w:p>
@@ -22113,7 +22113,7 @@
         <w:rPr>
           <w:lang w:val="es_ES" w:bidi="es_ES"/>
         </w:rPr>
-        <w:t xml:space="preserve"> fue a Pilato y pidió el cuerpo de Jesús. Pilato entonces ordenó que se lo dieran.</w:t>
+        <w:t xml:space="preserve"> Fue a Pilato y pidió el cuerpo de Jesús. Pilato entonces ordenó que se lo dieran.</w:t>
       </w:r>
     </w:p>
     <w:p>
@@ -22134,7 +22134,7 @@
         <w:rPr>
           <w:lang w:val="es_ES" w:bidi="es_ES"/>
         </w:rPr>
-        <w:t xml:space="preserve"> José tomó el cuerpo, lo envolvió en una sábana limpia</w:t>
+        <w:t xml:space="preserve"> José tomó el cuerpo y lo envolvió en una sábana limpia.</w:t>
       </w:r>
     </w:p>
     <w:p>
@@ -22155,7 +22155,7 @@
         <w:rPr>
           <w:lang w:val="es_ES" w:bidi="es_ES"/>
         </w:rPr>
-        <w:t xml:space="preserve"> y lo puso en un sepulcro nuevo, suyo, que había cavado en la roca. Rodó una gran piedra a la entrada del sepulcro y se fue.</w:t>
+        <w:t xml:space="preserve"> Lo puso en un sepulcro nuevo. Era suyo y lo había cavado en la roca. Rodó una gran piedra a la entrada del sepulcro y se fue.</w:t>
       </w:r>
     </w:p>
     <w:p>
@@ -22197,7 +22197,7 @@
         <w:rPr>
           <w:lang w:val="es_ES" w:bidi="es_ES"/>
         </w:rPr>
-        <w:t xml:space="preserve"> Al día siguiente, después del día de la preparación,El día de la preparación era el viernes, cuando se preparaban para el día de descanso." class="footnote-marker"&gt;3 se reunieron los principales sacerdotes y los fariseos con Pilato</w:t>
+        <w:t xml:space="preserve"> Al día siguiente, después del día de la preparación, se reunieron los principales sacerdotes y los fariseos con Pilato.</w:t>
       </w:r>
     </w:p>
     <w:p>
@@ -22218,7 +22218,7 @@
         <w:rPr>
           <w:lang w:val="es_ES" w:bidi="es_ES"/>
         </w:rPr>
-        <w:t xml:space="preserve"> y le dijeron: ―Señor, recordamos que ese engañador dijo que iba a resucitar al tercer día.</w:t>
+        <w:t xml:space="preserve"> Le dijeron: —Señor, recordamos que aquel impostor dijo cuando aún vivía que al tercer día resucitaría.</w:t>
       </w:r>
     </w:p>
     <w:p>
@@ -22239,7 +22239,7 @@
         <w:rPr>
           <w:lang w:val="es_ES" w:bidi="es_ES"/>
         </w:rPr>
-        <w:t xml:space="preserve"> Manda, pues, que se asegure la tumba hasta el tercer día, no sea que vengan sus discípulos de noche, lo roben y digan al pueblo: "Ha resucitado de entre los muertos". Eso será peor aún.</w:t>
+        <w:t xml:space="preserve"> Manda, pues, que se asegure la tumba hasta el tercer día. No sea que vengan sus discípulos de noche, lo roben y digan al pueblo: “Ha resucitado de entre los muertos”. Eso será peor aún.</w:t>
       </w:r>
     </w:p>
     <w:p>
@@ -22260,7 +22260,7 @@
         <w:rPr>
           <w:lang w:val="es_ES" w:bidi="es_ES"/>
         </w:rPr>
-        <w:t xml:space="preserve"> ―Ahí tienen una guardia. Vayan, asegúrenla como mejor les parezca.</w:t>
+        <w:t xml:space="preserve"> —Ahí tienen un grupo de soldados. Vayan, asegúrenla como mejor les parezca.</w:t>
       </w:r>
     </w:p>
     <w:p>
@@ -22318,7 +22318,7 @@
         <w:rPr>
           <w:lang w:val="es_ES" w:bidi="es_ES"/>
         </w:rPr>
-        <w:t xml:space="preserve"> Pasado el sábado, cuando comenzaba a amanecer el primer día de la semana,El primer día de la semana era el domingo." class="footnote-marker"&gt;1 María Magdalena y la otra María fueron a la tumba.</w:t>
+        <w:t xml:space="preserve"> Pasó el día de reposo. Cuando comenzaba a amanecer el primer día de la semana, María Magdalena y la otra María fueron a la tumba.</w:t>
       </w:r>
     </w:p>
     <w:p>
@@ -22339,7 +22339,7 @@
         <w:rPr>
           <w:lang w:val="es_ES" w:bidi="es_ES"/>
         </w:rPr>
-        <w:t xml:space="preserve"> Hubo un fuerte terremoto. Un ángel del Señor bajó del cielo, retiró la piedra que sellaba el sepulcro y se sentó en ella.</w:t>
+        <w:t xml:space="preserve"> De repente, hubo un fuerte terremoto porque un ángel del Señor descendió del cielo. El ángel quitó la piedra y se sentó sobre ella.</w:t>
       </w:r>
     </w:p>
     <w:p>
@@ -22360,28 +22360,28 @@
         <w:rPr>
           <w:lang w:val="es_ES" w:bidi="es_ES"/>
         </w:rPr>
-        <w:t xml:space="preserve"> Tenía el aspecto de un relámpago, y su ropa era blanca como la nieve. [[5]]Pero el ángel dijo a las mujeres: ―No teman. Sé que buscan a Jesús, el crucificado.</w:t>
-      </w:r>
-    </w:p>
-    <w:p>
-      <w:pPr/>
-      <w:r>
-        <w:rPr>
-          <w:lang w:val="es_ES" w:bidi="es_ES"/>
-        </w:rPr>
-      </w:r>
-      <w:r>
-        <w:rPr>
-          <w:vertAlign w:val="superscript"/>
-          <w:lang w:val="es_ES" w:bidi="es_ES"/>
-        </w:rPr>
-        <w:t>5</w:t>
-      </w:r>
-      <w:r>
-        <w:rPr>
-          <w:lang w:val="es_ES" w:bidi="es_ES"/>
-        </w:rPr>
-        <w:t xml:space="preserve"> Los guardias, temblando de miedo, se quedaron como muertos.</w:t>
+        <w:t xml:space="preserve"> Tenía el aspecto de un relámpago, y su ropa era blanca como la nieve.</w:t>
+      </w:r>
+    </w:p>
+    <w:p>
+      <w:pPr/>
+      <w:r>
+        <w:rPr>
+          <w:lang w:val="es_ES" w:bidi="es_ES"/>
+        </w:rPr>
+      </w:r>
+      <w:r>
+        <w:rPr>
+          <w:vertAlign w:val="superscript"/>
+          <w:lang w:val="es_ES" w:bidi="es_ES"/>
+        </w:rPr>
+        <w:t>4-5</w:t>
+      </w:r>
+      <w:r>
+        <w:rPr>
+          <w:lang w:val="es_ES" w:bidi="es_ES"/>
+        </w:rPr>
+        <w:t xml:space="preserve"> Los guardias, temblando de miedo, se quedaron como muertos. Pero el ángel dijo a las mujeres: —No teman. Sé que buscan a Jesús, el crucificado.</w:t>
       </w:r>
     </w:p>
     <w:p>
@@ -22402,7 +22402,7 @@
         <w:rPr>
           <w:lang w:val="es_ES" w:bidi="es_ES"/>
         </w:rPr>
-        <w:t xml:space="preserve"> Pero no lo encontrarán aquí, porque ha resucitado como lo había dicho. Vengan, vean el lugar donde pusieron su cuerpo.</w:t>
+        <w:t xml:space="preserve"> No está aquí porque ha resucitado, tal como dijo. Vengan a ver el lugar donde lo pusieron.</w:t>
       </w:r>
     </w:p>
     <w:p>
@@ -22423,7 +22423,7 @@
         <w:rPr>
           <w:lang w:val="es_ES" w:bidi="es_ES"/>
         </w:rPr>
-        <w:t xml:space="preserve"> Luego vayan y digan a sus discípulos que ha resucitado de los muertos, y que va delante de ustedes a Galilea; allí lo verán. Ya se lo he dicho.</w:t>
+        <w:t xml:space="preserve"> Luego vayan y anuncien a sus discípulos que ha resucitado de los muertos. Díganles que va delante de ellos a Galilea y allí lo verán. Este era mi mensaje.</w:t>
       </w:r>
     </w:p>
     <w:p>
@@ -22444,7 +22444,7 @@
         <w:rPr>
           <w:lang w:val="es_ES" w:bidi="es_ES"/>
         </w:rPr>
-        <w:t xml:space="preserve"> Se fueron rápidamente del sepulcro con temor y gran alegría, y corrieron a dar el mensaje a sus discípulos.</w:t>
+        <w:t xml:space="preserve"> Se fueron rápidamente del sepulcro con temor y gran alegría. Corrieron a dar la noticia a los discípulos.</w:t>
       </w:r>
     </w:p>
     <w:p>
@@ -22486,7 +22486,7 @@
         <w:rPr>
           <w:lang w:val="es_ES" w:bidi="es_ES"/>
         </w:rPr>
-        <w:t xml:space="preserve"> —No teman —les dijo Jesús—. Vayan a decir a mis hermanos que vayan a Galilea; allí me verán.</w:t>
+        <w:t xml:space="preserve"> —No teman —les dijo Jesús—. Vayan a decir a mis hermanos que se dirijan a Galilea. Allí me verán.</w:t>
       </w:r>
     </w:p>
     <w:p>
@@ -22507,7 +22507,7 @@
         <w:rPr>
           <w:lang w:val="es_ES" w:bidi="es_ES"/>
         </w:rPr>
-        <w:t xml:space="preserve"> Mientras ellas iban, algunos de los guardias fueron a la ciudad y contaron a los principales sacerdotes todo lo que había sucedido.</w:t>
+        <w:t xml:space="preserve"> Mientras las mujeres iban de camino, algunos de los guardias fueron a la ciudad. Contaron a los jefes de los sacerdotes todo lo que había sucedido.</w:t>
       </w:r>
     </w:p>
     <w:p>
@@ -22528,7 +22528,7 @@
         <w:rPr>
           <w:lang w:val="es_ES" w:bidi="es_ES"/>
         </w:rPr>
-        <w:t xml:space="preserve"> Se reunieron con los ancianos y acordaron dar una buena suma de dinero a los soldados</w:t>
+        <w:t xml:space="preserve"> Los jefes se reunieron con los ancianos. Acordaron dar una buena suma de dinero a los soldados</w:t>
       </w:r>
     </w:p>
     <w:p>
@@ -22549,7 +22549,7 @@
         <w:rPr>
           <w:lang w:val="es_ES" w:bidi="es_ES"/>
         </w:rPr>
-        <w:t xml:space="preserve"> para que dijeran: «Sus discípulos vinieron de noche y lo robaron mientras nosotros dormíamos».</w:t>
+        <w:t xml:space="preserve"> para que dijeran: —Sus discípulos vinieron de noche y robaron el cuerpo mientras nosotros dormíamos.</w:t>
       </w:r>
     </w:p>
     <w:p>
@@ -22612,7 +22612,7 @@
         <w:rPr>
           <w:lang w:val="es_ES" w:bidi="es_ES"/>
         </w:rPr>
-        <w:t xml:space="preserve"> Los discípulos fueron a Galilea, al monte donde Jesús les había dicho que se encontraría con ellos.</w:t>
+        <w:t xml:space="preserve"> Los 11 discípulos fueron a Galilea. Fueron al monte donde Jesús les había dicho que se encontraría con ellos.</w:t>
       </w:r>
     </w:p>
     <w:p>
@@ -22654,7 +22654,7 @@
         <w:rPr>
           <w:lang w:val="es_ES" w:bidi="es_ES"/>
         </w:rPr>
-        <w:t xml:space="preserve"> Pero él se les acercó y les dijo: ―He recibido toda autoridad en el cielo y en la tierra.</w:t>
+        <w:t xml:space="preserve"> Entonces él se les acercó y les dijo: —He recibido toda autoridad en el cielo y en la tierra.</w:t>
       </w:r>
     </w:p>
     <w:p>
@@ -22675,7 +22675,7 @@
         <w:rPr>
           <w:lang w:val="es_ES" w:bidi="es_ES"/>
         </w:rPr>
-        <w:t xml:space="preserve"> Por tanto, vayan y hagan discípulos en todas las naciones. Bautícenlos en el nombre del Padre, del Hijo y del Espíritu Santo,</w:t>
+        <w:t xml:space="preserve"> Por tanto, vayan y hagan discípulos en todas las naciones. Bautícenlos en el nombre del Padre, del Hijo y del Espíritu Santo.</w:t>
       </w:r>
     </w:p>
     <w:p>
@@ -22696,7 +22696,7 @@
         <w:rPr>
           <w:lang w:val="es_ES" w:bidi="es_ES"/>
         </w:rPr>
-        <w:t xml:space="preserve"> y enséñenles a obedecer todo lo que les he mandado. Y recuerden, yo estaré con ustedes todos los días, hasta el fin del mundo.</w:t>
+        <w:t xml:space="preserve"> Enséñenles a obedecer todo lo que les he mandado. Y recuerden, yo estaré con ustedes todos los días, hasta el fin del mundo.</w:t>
       </w:r>
     </w:p>
     <w:sectPr>
